--- a/demandas_generadas/temp_Martin_Graneros.docx
+++ b/demandas_generadas/temp_Martin_Graneros.docx
@@ -137,7 +137,7 @@
           <w:szCs w:val="24"/>
           <w:highlight w:val="yellow"/>
         </w:rPr>
-        <w:t xml:space="preserve">22.333.444</w:t>
+        <w:t xml:space="preserve">33.222.444</w:t>
       </w:r>
       <w:r>
         <w:rPr>
@@ -650,7 +650,7 @@
           <w:szCs w:val="24"/>
           <w:highlight w:val="yellow"/>
         </w:rPr>
-        <w:t xml:space="preserve">Caja Seguros S.A</w:t>
+        <w:t xml:space="preserve">Caja Seguros S.A.</w:t>
       </w:r>
       <w:r>
         <w:rPr>
@@ -842,7 +842,7 @@
           <w:szCs w:val="24"/>
           <w:highlight w:val="yellow"/>
         </w:rPr>
-        <w:t xml:space="preserve">En los supuestos de citación en garantía, la ley de seguros 17.418, en su artículo 118, 2do párrafo indica que la demanda podrá ser interpuesta ante el juez del lugar del hecho o del domicilio del asegurador. Por lo expuesto, V.S. es competente en la materia para entender en estos actuados, ya que el domicilio del demandado se encuentra en su jurisdiccion.</w:t>
+        <w:t xml:space="preserve">En los supuestos de citación en garantía, la ley de seguros 17.418, en su artículo 118, 2do párrafo indica que la demanda podrá ser interpuesta ante el juez del lugar del hecho o del domicilio del asegurador. Por lo expuesto, V.S. es competente en la materia para entender en estos actuados, ya que el hecho ocurrió en su jurisdicción.</w:t>
         <w:br/>
         <w:t xml:space="preserve">En tal sentido debemos señalar que el presente juicio tiene por objeto reclamar los daños y perjuicios derivados de un delito, siendo que el art. 5 inc. 4º del CPCCN establece que “en las acciones derivadas de delitos o cuasidelitos, el del lugar del hecho o el del domicilio del demandado a elección del actor”. Así se ha sostenido que si bien las leyes procesales establecen que en las acciones personales derivadas de delitos o cuasidelitos será juez competente el del lugar del hecho o el del domicilio del demandado, corresponde conocer de la causa al juez del lugar donde se domicilia el asegurador citado en garantía, conforme con la opción que acuerda el art. 118 de la ley 17.418, que legisla sobre seguros para toda la Nación. (Jara Zúñiga, Romiglio. 01/01/74 T. 290, p. 387).-</w:t>
       </w:r>
@@ -977,7 +977,7 @@
           <w:szCs w:val="24"/>
           <w:highlight w:val="yellow"/>
         </w:rPr>
-        <w:t xml:space="preserve">fue embestido violentamente desde atrás mientras se encontraba detenido en el semáforo</w:t>
+        <w:t xml:space="preserve">fue embestido violentamente desde atrás mientras se encontraba detenido en el semáforo..</w:t>
       </w:r>
     </w:p>
     <w:p>
@@ -3012,7 +3012,7 @@
           <w:szCs w:val="24"/>
           <w:highlight w:val="yellow"/>
         </w:rPr>
-        <w:t xml:space="preserve">Traumatismo de cráneo leve, latigazo cervical y escoriaciones múltiples.</w:t>
+        <w:t xml:space="preserve">Traumatismo de cráneo leve, latigazo cervical y escoriaciones múltiples</w:t>
       </w:r>
     </w:p>
     <w:p>
@@ -3101,7 +3101,7 @@
           <w:szCs w:val="24"/>
           <w:highlight w:val="yellow"/>
         </w:rPr>
-        <w:t xml:space="preserve">Cervicalgia crónica y limitación funcional del hombro derecho.</w:t>
+        <w:t xml:space="preserve">Cervicalgia crónica y limitación funcional del hombro derecho</w:t>
       </w:r>
     </w:p>
     <w:p>
@@ -8672,7 +8672,7 @@
           <w:szCs w:val="24"/>
           <w:highlight w:val="yellow"/>
         </w:rPr>
-        <w:t xml:space="preserve">1. Presupuesto de reparación. 2. Certificados médicos de guardia 3. Fotografías de los daños.</w:t>
+        <w:t xml:space="preserve">Acta de Mediación, DNI Actor, Licencia de Conducir Actor, Cédula de Identificación Vehicular Actor</w:t>
       </w:r>
     </w:p>
     <w:p>
@@ -9050,7 +9050,7 @@
           <w:szCs w:val="24"/>
           <w:highlight w:val="yellow"/>
         </w:rPr>
-        <w:t xml:space="preserve">22.333.444</w:t>
+        <w:t xml:space="preserve">33.222.444</w:t>
       </w:r>
       <w:r>
         <w:rPr>

--- a/demandas_generadas/temp_Martin_Graneros.docx
+++ b/demandas_generadas/temp_Martin_Graneros.docx
@@ -105,7 +105,7 @@
           <w:sz w:val="24"/>
           <w:szCs w:val="24"/>
         </w:rPr>
-        <w:t xml:space="preserve"> , DNI</w:t>
+        <w:t>, DNI</w:t>
       </w:r>
       <w:r>
         <w:rPr>
@@ -191,7 +191,18 @@
           <w:sz w:val="24"/>
           <w:szCs w:val="24"/>
         </w:rPr>
-        <w:t xml:space="preserve">Dr. SEGON MAXIMILIANO  </w:t>
+        <w:t xml:space="preserve">Dr. SEGON </w:t>
+      </w:r>
+      <w:proofErr w:type="gramStart"/>
+      <w:r>
+        <w:rPr>
+          <w:rFonts w:ascii="Times New Roman" w:eastAsia="Times New Roman" w:hAnsi="Times New Roman" w:cs="Times New Roman"/>
+          <w:b/>
+          <w:bCs/>
+          <w:sz w:val="24"/>
+          <w:szCs w:val="24"/>
+        </w:rPr>
+        <w:t xml:space="preserve">MAXIMILIANO  </w:t>
       </w:r>
       <w:proofErr w:type="spellStart"/>
       <w:r>
@@ -202,7 +213,18 @@
           <w:sz w:val="24"/>
           <w:szCs w:val="24"/>
         </w:rPr>
-        <w:t>T°</w:t>
+        <w:t>T</w:t>
+      </w:r>
+      <w:proofErr w:type="gramEnd"/>
+      <w:r>
+        <w:rPr>
+          <w:rFonts w:ascii="Times New Roman" w:eastAsia="Times New Roman" w:hAnsi="Times New Roman" w:cs="Times New Roman"/>
+          <w:b/>
+          <w:bCs/>
+          <w:sz w:val="24"/>
+          <w:szCs w:val="24"/>
+        </w:rPr>
+        <w:t>°</w:t>
       </w:r>
       <w:proofErr w:type="spellEnd"/>
       <w:r>
@@ -240,7 +262,25 @@
           <w:sz w:val="24"/>
           <w:szCs w:val="24"/>
         </w:rPr>
-        <w:t xml:space="preserve"> y teléfono +54 9 11 3776-0853,  a V.S. me presento respetuosamente y digo:</w:t>
+        <w:t xml:space="preserve"> y teléfono +54 9 11 3776-</w:t>
+      </w:r>
+      <w:proofErr w:type="gramStart"/>
+      <w:r>
+        <w:rPr>
+          <w:rFonts w:ascii="Times New Roman" w:eastAsia="Times New Roman" w:hAnsi="Times New Roman" w:cs="Times New Roman"/>
+          <w:sz w:val="24"/>
+          <w:szCs w:val="24"/>
+        </w:rPr>
+        <w:t>0853,  a</w:t>
+      </w:r>
+      <w:proofErr w:type="gramEnd"/>
+      <w:r>
+        <w:rPr>
+          <w:rFonts w:ascii="Times New Roman" w:eastAsia="Times New Roman" w:hAnsi="Times New Roman" w:cs="Times New Roman"/>
+          <w:sz w:val="24"/>
+          <w:szCs w:val="24"/>
+        </w:rPr>
+        <w:t xml:space="preserve"> V.S. me presento respetuosamente y digo:</w:t>
       </w:r>
     </w:p>
     <w:p>
@@ -443,7 +483,7 @@
           <w:szCs w:val="24"/>
           <w:highlight w:val="yellow"/>
         </w:rPr>
-        <w:t xml:space="preserve">15 de marzo de 2026</w:t>
+        <w:t xml:space="preserve">28/08/2026</w:t>
       </w:r>
       <w:r>
         <w:rPr>
@@ -491,7 +531,25 @@
           <w:sz w:val="24"/>
           <w:szCs w:val="24"/>
         </w:rPr>
-        <w:t>Todo ello en atención a las argumentaciones de hecho y fundamentación en derecho, que a continuación se expondrá. En cumplimiento con la Ley Nro. 24.573, se ha cumplido con la etapa de Mediación, ante el estudio de la Dra. Morellini, Patricia Marcela. , sito en la calle Santa Fe 1391, de CABA, arrojando resultado negativo todo intento de conciliación.</w:t>
+        <w:t>Todo ello en atención a las argumentaciones de hecho y fundamentación en derecho, que a continuación se expondrá. En cumplimiento con la Ley Nro. 24.573, se ha cumplido con la etapa de Mediación, ante el estudio de la Dra. Morellini, Patricia Marcela</w:t>
+      </w:r>
+      <w:proofErr w:type="gramStart"/>
+      <w:r>
+        <w:rPr>
+          <w:rFonts w:ascii="Times New Roman" w:eastAsia="Times New Roman" w:hAnsi="Times New Roman" w:cs="Times New Roman"/>
+          <w:sz w:val="24"/>
+          <w:szCs w:val="24"/>
+        </w:rPr>
+        <w:t>. ,</w:t>
+      </w:r>
+      <w:proofErr w:type="gramEnd"/>
+      <w:r>
+        <w:rPr>
+          <w:rFonts w:ascii="Times New Roman" w:eastAsia="Times New Roman" w:hAnsi="Times New Roman" w:cs="Times New Roman"/>
+          <w:sz w:val="24"/>
+          <w:szCs w:val="24"/>
+        </w:rPr>
+        <w:t xml:space="preserve"> sito en la calle Santa Fe 1391, de CABA, arrojando resultado negativo todo intento de conciliación.</w:t>
       </w:r>
     </w:p>
     <w:p>
@@ -853,7 +911,7 @@
           <w:szCs w:val="24"/>
           <w:highlight w:val="yellow"/>
         </w:rPr>
-        <w:t xml:space="preserve">15 de marzo de 2026</w:t>
+        <w:t xml:space="preserve">28/08/2026</w:t>
       </w:r>
       <w:r>
         <w:rPr>
@@ -908,7 +966,7 @@
           <w:szCs w:val="24"/>
           <w:highlight w:val="yellow"/>
         </w:rPr>
-        <w:t xml:space="preserve">fue embestido violentamente desde atrás mientras se encontraba detenido en el semáforo...</w:t>
+        <w:t xml:space="preserve">fue embestido violentamente desde atrás mientras se encontraba detenido en el semáforo</w:t>
       </w:r>
     </w:p>
     <w:p>
@@ -942,14 +1000,34 @@
           <w:szCs w:val="24"/>
         </w:rPr>
       </w:pPr>
-      <w:r>
-        <w:rPr>
-          <w:rFonts w:ascii="Times New Roman" w:eastAsia="Times New Roman" w:hAnsi="Times New Roman" w:cs="Times New Roman"/>
-          <w:sz w:val="24"/>
-          <w:szCs w:val="24"/>
-        </w:rPr>
-        <w:t>Sin lugar a dudas el accidente se produjo por la conducta imprudente y negligente del conductor del automóvil, quién no ha podido guardar el adecuado dominio de su rodado, lo que justifica su entera responsabilidad y la obligación de asumir los gastos de los daños causados a mi persona.-</w:t>
-      </w:r>
+      <w:proofErr w:type="gramStart"/>
+      <w:r>
+        <w:rPr>
+          <w:rFonts w:ascii="Times New Roman" w:eastAsia="Times New Roman" w:hAnsi="Times New Roman" w:cs="Times New Roman"/>
+          <w:sz w:val="24"/>
+          <w:szCs w:val="24"/>
+        </w:rPr>
+        <w:t>Sin lugar a dudas</w:t>
+      </w:r>
+      <w:proofErr w:type="gramEnd"/>
+      <w:r>
+        <w:rPr>
+          <w:rFonts w:ascii="Times New Roman" w:eastAsia="Times New Roman" w:hAnsi="Times New Roman" w:cs="Times New Roman"/>
+          <w:sz w:val="24"/>
+          <w:szCs w:val="24"/>
+        </w:rPr>
+        <w:t xml:space="preserve"> el accidente se produjo por la conducta imprudente y negligente del conductor del automóvil, quién no ha podido guardar el adecuado dominio de su rodado, lo que justifica su entera responsabilidad y la obligación de asumir los gastos de los daños causados a mi </w:t>
+      </w:r>
+      <w:proofErr w:type="gramStart"/>
+      <w:r>
+        <w:rPr>
+          <w:rFonts w:ascii="Times New Roman" w:eastAsia="Times New Roman" w:hAnsi="Times New Roman" w:cs="Times New Roman"/>
+          <w:sz w:val="24"/>
+          <w:szCs w:val="24"/>
+        </w:rPr>
+        <w:t>persona.-</w:t>
+      </w:r>
+      <w:proofErr w:type="gramEnd"/>
     </w:p>
     <w:p>
       <w:pPr>
@@ -1122,7 +1200,25 @@
           <w:sz w:val="24"/>
           <w:szCs w:val="24"/>
         </w:rPr>
-        <w:t>La responsabilidad existe cuando una acción u omisión voluntaria o involuntaria produce un resultado dañoso. El carácter de involuntario no borra el deber de responder, pues aunque el sujeto no haya querido realizar ciertos actos o aun queriéndolos no haya previsto sus consecuencias, no lo exime de la reparación por los daños ocasionados.</w:t>
+        <w:t xml:space="preserve">La responsabilidad existe cuando una acción u omisión voluntaria o involuntaria produce un resultado dañoso. El carácter de involuntario no borra el deber de responder, </w:t>
+      </w:r>
+      <w:proofErr w:type="gramStart"/>
+      <w:r>
+        <w:rPr>
+          <w:rFonts w:ascii="Times New Roman" w:eastAsia="Times New Roman" w:hAnsi="Times New Roman" w:cs="Times New Roman"/>
+          <w:sz w:val="24"/>
+          <w:szCs w:val="24"/>
+        </w:rPr>
+        <w:t>pues</w:t>
+      </w:r>
+      <w:proofErr w:type="gramEnd"/>
+      <w:r>
+        <w:rPr>
+          <w:rFonts w:ascii="Times New Roman" w:eastAsia="Times New Roman" w:hAnsi="Times New Roman" w:cs="Times New Roman"/>
+          <w:sz w:val="24"/>
+          <w:szCs w:val="24"/>
+        </w:rPr>
+        <w:t xml:space="preserve"> aunque el sujeto no haya querido realizar ciertos actos o aun queriéndolos no haya previsto sus consecuencias, no lo exime de la reparación por los daños ocasionados.</w:t>
       </w:r>
     </w:p>
     <w:p>
@@ -1199,8 +1295,18 @@
           <w:sz w:val="24"/>
           <w:szCs w:val="24"/>
         </w:rPr>
-        <w:t>Es indudable que nos encontramos en el caso de autos ante un acto ilícito reprobado por la ley, que ha causado daños, imputable al demandado en virtud de lo prescripto por el art. 1758 del Código Civil y Comercial (Llambías, Derecho Civil, Obligaciones, T III, N 2138, y sig. Conf. Borda, Derecho Civil, Obligaciones, T II, N 1034 y sig.).-</w:t>
-      </w:r>
+        <w:t>Es indudable que nos encontramos en el caso de autos ante un acto ilícito reprobado por la ley, que ha causado daños, imputable al demandado en virtud de lo prescripto por el art. 1758 del Código Civil y Comercial (Llambías, Derecho Civil, Obligaciones, T III, N 2138, y sig. Conf. Borda, Derecho Civil, Obligaciones, T II, N 1034 y sig.</w:t>
+      </w:r>
+      <w:proofErr w:type="gramStart"/>
+      <w:r>
+        <w:rPr>
+          <w:rFonts w:ascii="Times New Roman" w:eastAsia="Times New Roman" w:hAnsi="Times New Roman" w:cs="Times New Roman"/>
+          <w:sz w:val="24"/>
+          <w:szCs w:val="24"/>
+        </w:rPr>
+        <w:t>).-</w:t>
+      </w:r>
+      <w:proofErr w:type="gramEnd"/>
     </w:p>
     <w:p>
       <w:pPr>
@@ -1284,7 +1390,25 @@
           <w:szCs w:val="24"/>
         </w:rPr>
         <w:lastRenderedPageBreak/>
-        <w:t>del conductor de un automóvil que, en todo momento, debe tener el más absoluto control del rodado que guía, y por ende, se supone que gobierna (</w:t>
+        <w:t xml:space="preserve">del conductor de un automóvil que, en todo momento, debe tener el más absoluto control del rodado que guía, </w:t>
+      </w:r>
+      <w:proofErr w:type="gramStart"/>
+      <w:r>
+        <w:rPr>
+          <w:rFonts w:ascii="Times New Roman" w:eastAsia="Times New Roman" w:hAnsi="Times New Roman" w:cs="Times New Roman"/>
+          <w:sz w:val="24"/>
+          <w:szCs w:val="24"/>
+        </w:rPr>
+        <w:t>y</w:t>
+      </w:r>
+      <w:proofErr w:type="gramEnd"/>
+      <w:r>
+        <w:rPr>
+          <w:rFonts w:ascii="Times New Roman" w:eastAsia="Times New Roman" w:hAnsi="Times New Roman" w:cs="Times New Roman"/>
+          <w:sz w:val="24"/>
+          <w:szCs w:val="24"/>
+        </w:rPr>
+        <w:t xml:space="preserve"> por ende, se supone que gobierna (</w:t>
       </w:r>
       <w:proofErr w:type="spellStart"/>
       <w:r>
@@ -1338,8 +1462,18 @@
           <w:sz w:val="24"/>
           <w:szCs w:val="24"/>
         </w:rPr>
-        <w:t xml:space="preserve"> del Amo c/ Marcos, Gustavo A. S/ Daños y Perjuicios", 27/12/79).-</w:t>
-      </w:r>
+        <w:t xml:space="preserve"> del Amo c/ Marcos, Gustavo A. S/ Daños y Perjuicios", 27/12/79</w:t>
+      </w:r>
+      <w:proofErr w:type="gramStart"/>
+      <w:r>
+        <w:rPr>
+          <w:rFonts w:ascii="Times New Roman" w:eastAsia="Times New Roman" w:hAnsi="Times New Roman" w:cs="Times New Roman"/>
+          <w:sz w:val="24"/>
+          <w:szCs w:val="24"/>
+        </w:rPr>
+        <w:t>).-</w:t>
+      </w:r>
+      <w:proofErr w:type="gramEnd"/>
     </w:p>
     <w:p>
       <w:pPr>
@@ -1383,15 +1517,35 @@
           <w:sz w:val="24"/>
           <w:szCs w:val="24"/>
         </w:rPr>
-        <w:t>“A mayor abundamiento, corresponde traer a colación lo dispuesto por el art. 39 inciso “b” de la ley de tránsito nro. 24.449, el que dispone que “Los conductores deberán (…) b) En la vía pública, circular con cuidado y prevención, conservando en todo momento el dominio efectivo del vehículo, teniendo en cuenta los riesgos propios de la circulación y demás circunstancias del tránsito”.</w:t>
-      </w:r>
-      <w:r>
-        <w:rPr>
-          <w:rFonts w:ascii="Times New Roman" w:eastAsia="Times New Roman" w:hAnsi="Times New Roman" w:cs="Times New Roman"/>
-          <w:sz w:val="24"/>
-          <w:szCs w:val="24"/>
-        </w:rPr>
-        <w:t>. LEDESMA, RAUL ORLANDO C/ SANCHEZ, ALBERTO Y OTRO S/DAÑOS Y PERJUICIOS (ACC.TRAN.C/LES. O MUERTE) 2014, CNAC Sala “A”-</w:t>
+        <w:t>“A mayor abundamiento, corresponde traer a colación lo dispuesto por el art. 39 inciso “b” de la ley de tránsito nro. 24.449, el que dispone que “Los conductores deberán (…) b) En la vía pública, circular con cuidado y prevención, conservando en todo momento el dominio efectivo del vehículo, teniendo en cuenta los riesgos propios de la circulación y demás circunstancias del tránsito</w:t>
+      </w:r>
+      <w:proofErr w:type="gramStart"/>
+      <w:r>
+        <w:rPr>
+          <w:rFonts w:ascii="Times New Roman" w:eastAsia="Times New Roman" w:hAnsi="Times New Roman" w:cs="Times New Roman"/>
+          <w:i/>
+          <w:iCs/>
+          <w:sz w:val="24"/>
+          <w:szCs w:val="24"/>
+        </w:rPr>
+        <w:t>”.</w:t>
+      </w:r>
+      <w:r>
+        <w:rPr>
+          <w:rFonts w:ascii="Times New Roman" w:eastAsia="Times New Roman" w:hAnsi="Times New Roman" w:cs="Times New Roman"/>
+          <w:sz w:val="24"/>
+          <w:szCs w:val="24"/>
+        </w:rPr>
+        <w:t>.</w:t>
+      </w:r>
+      <w:proofErr w:type="gramEnd"/>
+      <w:r>
+        <w:rPr>
+          <w:rFonts w:ascii="Times New Roman" w:eastAsia="Times New Roman" w:hAnsi="Times New Roman" w:cs="Times New Roman"/>
+          <w:sz w:val="24"/>
+          <w:szCs w:val="24"/>
+        </w:rPr>
+        <w:t xml:space="preserve"> LEDESMA, RAUL ORLANDO C/ SANCHEZ, ALBERTO Y OTRO S/DAÑOS Y PERJUICIOS (ACC.TRAN.C/LES. O MUERTE) 2014, CNAC Sala “A”-</w:t>
       </w:r>
     </w:p>
     <w:p>
@@ -1424,9 +1578,19 @@
           <w:sz w:val="24"/>
           <w:szCs w:val="24"/>
         </w:rPr>
-        <w:t>Hay culpa exclusiva del demandado en la producción del evento dañoso si no guardó el pleno dominio en la conducción de su rodado”  (</w:t>
+        <w:t xml:space="preserve">Hay culpa exclusiva del demandado en la producción del evento dañoso si no guardó el pleno dominio en la conducción de su </w:t>
+      </w:r>
+      <w:proofErr w:type="gramStart"/>
+      <w:r>
+        <w:rPr>
+          <w:rFonts w:ascii="Times New Roman" w:eastAsia="Times New Roman" w:hAnsi="Times New Roman" w:cs="Times New Roman"/>
+          <w:sz w:val="24"/>
+          <w:szCs w:val="24"/>
+        </w:rPr>
+        <w:t>rodado”  (</w:t>
       </w:r>
       <w:proofErr w:type="spellStart"/>
+      <w:proofErr w:type="gramEnd"/>
       <w:r>
         <w:rPr>
           <w:rFonts w:ascii="Times New Roman" w:eastAsia="Times New Roman" w:hAnsi="Times New Roman" w:cs="Times New Roman"/>
@@ -1460,8 +1624,36 @@
           <w:sz w:val="24"/>
           <w:szCs w:val="24"/>
         </w:rPr>
-        <w:t xml:space="preserve"> de seguros e/ Sergio Gerardo” I.I 139-772;24.121-S-J.A; 1970-5-3409).-</w:t>
-      </w:r>
+        <w:t xml:space="preserve"> de seguros e/ Sergio Gerardo” I.I 139-772;24.121-S-</w:t>
+      </w:r>
+      <w:proofErr w:type="gramStart"/>
+      <w:r>
+        <w:rPr>
+          <w:rFonts w:ascii="Times New Roman" w:eastAsia="Times New Roman" w:hAnsi="Times New Roman" w:cs="Times New Roman"/>
+          <w:sz w:val="24"/>
+          <w:szCs w:val="24"/>
+        </w:rPr>
+        <w:t>J.A</w:t>
+      </w:r>
+      <w:proofErr w:type="gramEnd"/>
+      <w:r>
+        <w:rPr>
+          <w:rFonts w:ascii="Times New Roman" w:eastAsia="Times New Roman" w:hAnsi="Times New Roman" w:cs="Times New Roman"/>
+          <w:sz w:val="24"/>
+          <w:szCs w:val="24"/>
+        </w:rPr>
+        <w:t>; 1970-5-3409</w:t>
+      </w:r>
+      <w:proofErr w:type="gramStart"/>
+      <w:r>
+        <w:rPr>
+          <w:rFonts w:ascii="Times New Roman" w:eastAsia="Times New Roman" w:hAnsi="Times New Roman" w:cs="Times New Roman"/>
+          <w:sz w:val="24"/>
+          <w:szCs w:val="24"/>
+        </w:rPr>
+        <w:t>).-</w:t>
+      </w:r>
+      <w:proofErr w:type="gramEnd"/>
     </w:p>
     <w:p>
       <w:pPr>
@@ -1511,7 +1703,25 @@
           <w:sz w:val="24"/>
           <w:szCs w:val="24"/>
         </w:rPr>
-        <w:t xml:space="preserve">., Sala D, 12/12/95, "Games, Daniela E. y otros c/ Firas Bunge, Susana E. y otros s/ daños y perjuicios").-  </w:t>
+        <w:t>., Sala D, 12/12/95, "Games, Daniela E. y otros c/ Firas Bunge, Susana E. y otros s/ daños y perjuicios"</w:t>
+      </w:r>
+      <w:proofErr w:type="gramStart"/>
+      <w:r>
+        <w:rPr>
+          <w:rFonts w:ascii="Times New Roman" w:eastAsia="Times New Roman" w:hAnsi="Times New Roman" w:cs="Times New Roman"/>
+          <w:sz w:val="24"/>
+          <w:szCs w:val="24"/>
+        </w:rPr>
+        <w:t>).-</w:t>
+      </w:r>
+      <w:proofErr w:type="gramEnd"/>
+      <w:r>
+        <w:rPr>
+          <w:rFonts w:ascii="Times New Roman" w:eastAsia="Times New Roman" w:hAnsi="Times New Roman" w:cs="Times New Roman"/>
+          <w:sz w:val="24"/>
+          <w:szCs w:val="24"/>
+        </w:rPr>
+        <w:t xml:space="preserve">  </w:t>
       </w:r>
     </w:p>
     <w:p>
@@ -1629,7 +1839,25 @@
           <w:sz w:val="24"/>
           <w:szCs w:val="24"/>
         </w:rPr>
-        <w:t xml:space="preserve">”-CCI Art. 1109, CC0000 TL 10392 RSD-21-76 S 25-6-1992 , Juez CASARINI (SD)CARATULA: </w:t>
+        <w:t>”-CCI Art. 1109, CC0000 TL 10392 RSD-21-76 S 25-6-</w:t>
+      </w:r>
+      <w:proofErr w:type="gramStart"/>
+      <w:r>
+        <w:rPr>
+          <w:rFonts w:ascii="Times New Roman" w:eastAsia="Times New Roman" w:hAnsi="Times New Roman" w:cs="Times New Roman"/>
+          <w:sz w:val="24"/>
+          <w:szCs w:val="24"/>
+        </w:rPr>
+        <w:t>1992 ,</w:t>
+      </w:r>
+      <w:proofErr w:type="gramEnd"/>
+      <w:r>
+        <w:rPr>
+          <w:rFonts w:ascii="Times New Roman" w:eastAsia="Times New Roman" w:hAnsi="Times New Roman" w:cs="Times New Roman"/>
+          <w:sz w:val="24"/>
+          <w:szCs w:val="24"/>
+        </w:rPr>
+        <w:t xml:space="preserve"> Juez CASARINI (SD)CARATULA: </w:t>
       </w:r>
       <w:proofErr w:type="spellStart"/>
       <w:r>
@@ -1706,7 +1934,25 @@
           <w:sz w:val="24"/>
           <w:szCs w:val="24"/>
         </w:rPr>
-        <w:t xml:space="preserve">”- CC0100 SN 3938 RSD-178-2 S 9-5-2002, Juez TELECHEA (SD),CARATULA: Acosta Eduardo José c/ </w:t>
+        <w:t>”- CC0100 SN 3938 RSD-178-2 S 9-5-2002, Juez TELECHEA (SD</w:t>
+      </w:r>
+      <w:proofErr w:type="gramStart"/>
+      <w:r>
+        <w:rPr>
+          <w:rFonts w:ascii="Times New Roman" w:eastAsia="Times New Roman" w:hAnsi="Times New Roman" w:cs="Times New Roman"/>
+          <w:sz w:val="24"/>
+          <w:szCs w:val="24"/>
+        </w:rPr>
+        <w:t>),CARATULA</w:t>
+      </w:r>
+      <w:proofErr w:type="gramEnd"/>
+      <w:r>
+        <w:rPr>
+          <w:rFonts w:ascii="Times New Roman" w:eastAsia="Times New Roman" w:hAnsi="Times New Roman" w:cs="Times New Roman"/>
+          <w:sz w:val="24"/>
+          <w:szCs w:val="24"/>
+        </w:rPr>
+        <w:t xml:space="preserve">: Acosta Eduardo José c/ </w:t>
       </w:r>
       <w:proofErr w:type="spellStart"/>
       <w:r>
@@ -1751,7 +1997,25 @@
           <w:sz w:val="24"/>
           <w:szCs w:val="24"/>
         </w:rPr>
-        <w:t xml:space="preserve">. TRIB. DE ORIGEN: JCI 0402. CC0100 SN 9248 RSD-67-9 S 21-5-2009 , Juez TELECHEA (SD) CARATULA: </w:t>
+        <w:t>. TRIB. DE ORIGEN: JCI 0402. CC0100 SN 9248 RSD-67-9 S 21-5-</w:t>
+      </w:r>
+      <w:proofErr w:type="gramStart"/>
+      <w:r>
+        <w:rPr>
+          <w:rFonts w:ascii="Times New Roman" w:eastAsia="Times New Roman" w:hAnsi="Times New Roman" w:cs="Times New Roman"/>
+          <w:sz w:val="24"/>
+          <w:szCs w:val="24"/>
+        </w:rPr>
+        <w:t>2009 ,</w:t>
+      </w:r>
+      <w:proofErr w:type="gramEnd"/>
+      <w:r>
+        <w:rPr>
+          <w:rFonts w:ascii="Times New Roman" w:eastAsia="Times New Roman" w:hAnsi="Times New Roman" w:cs="Times New Roman"/>
+          <w:sz w:val="24"/>
+          <w:szCs w:val="24"/>
+        </w:rPr>
+        <w:t xml:space="preserve"> Juez TELECHEA (SD) CARATULA: </w:t>
       </w:r>
       <w:proofErr w:type="spellStart"/>
       <w:r>
@@ -1769,7 +2033,25 @@
           <w:sz w:val="24"/>
           <w:szCs w:val="24"/>
         </w:rPr>
-        <w:t xml:space="preserve"> Yamil Ezequiel y otro c/ Parking Security And </w:t>
+        <w:t xml:space="preserve"> Yamil Ezequiel y otro c/ </w:t>
+      </w:r>
+      <w:proofErr w:type="gramStart"/>
+      <w:r>
+        <w:rPr>
+          <w:rFonts w:ascii="Times New Roman" w:eastAsia="Times New Roman" w:hAnsi="Times New Roman" w:cs="Times New Roman"/>
+          <w:sz w:val="24"/>
+          <w:szCs w:val="24"/>
+        </w:rPr>
+        <w:t>Parking</w:t>
+      </w:r>
+      <w:proofErr w:type="gramEnd"/>
+      <w:r>
+        <w:rPr>
+          <w:rFonts w:ascii="Times New Roman" w:eastAsia="Times New Roman" w:hAnsi="Times New Roman" w:cs="Times New Roman"/>
+          <w:sz w:val="24"/>
+          <w:szCs w:val="24"/>
+        </w:rPr>
+        <w:t xml:space="preserve"> Security And </w:t>
       </w:r>
       <w:proofErr w:type="spellStart"/>
       <w:r>
@@ -1918,7 +2200,25 @@
           <w:sz w:val="24"/>
           <w:szCs w:val="24"/>
         </w:rPr>
-        <w:t xml:space="preserve">.”CC0001 SM 61058 RSD-79-9 S 4-6-2009 , Juez SANCHEZ PONS (SD), CARATULA: Salgueiro, Ariel A. c/ Municipalidad de Malvinas Argentinas de la Provincia de Buenos Aires s/ Daños y perjuicios, MAG. VOTANTES: </w:t>
+        <w:t>.”CC0001 SM 61058 RSD-79-9 S 4-6-</w:t>
+      </w:r>
+      <w:proofErr w:type="gramStart"/>
+      <w:r>
+        <w:rPr>
+          <w:rFonts w:ascii="Times New Roman" w:eastAsia="Times New Roman" w:hAnsi="Times New Roman" w:cs="Times New Roman"/>
+          <w:sz w:val="24"/>
+          <w:szCs w:val="24"/>
+        </w:rPr>
+        <w:t>2009 ,</w:t>
+      </w:r>
+      <w:proofErr w:type="gramEnd"/>
+      <w:r>
+        <w:rPr>
+          <w:rFonts w:ascii="Times New Roman" w:eastAsia="Times New Roman" w:hAnsi="Times New Roman" w:cs="Times New Roman"/>
+          <w:sz w:val="24"/>
+          <w:szCs w:val="24"/>
+        </w:rPr>
+        <w:t xml:space="preserve"> Juez SANCHEZ PONS (SD), CARATULA: Salgueiro, Ariel A. c/ Municipalidad de Malvinas Argentinas de la Provincia de Buenos Aires s/ Daños y perjuicios, MAG. VOTANTES: </w:t>
       </w:r>
       <w:proofErr w:type="spellStart"/>
       <w:r>
@@ -2009,8 +2309,18 @@
           <w:sz w:val="24"/>
           <w:szCs w:val="24"/>
         </w:rPr>
-        <w:t>., Sala B, 8/8/96, “Zapatero, Osca H. c/Cimino, Jorge s/daños y perjuicios”).-</w:t>
-      </w:r>
+        <w:t>., Sala B, 8/8/96, “Zapatero, Osca H. c/Cimino, Jorge s/daños y perjuicios”</w:t>
+      </w:r>
+      <w:proofErr w:type="gramStart"/>
+      <w:r>
+        <w:rPr>
+          <w:rFonts w:ascii="Times New Roman" w:eastAsia="Times New Roman" w:hAnsi="Times New Roman" w:cs="Times New Roman"/>
+          <w:sz w:val="24"/>
+          <w:szCs w:val="24"/>
+        </w:rPr>
+        <w:t>).-</w:t>
+      </w:r>
+      <w:proofErr w:type="gramEnd"/>
     </w:p>
     <w:p>
       <w:pPr>
@@ -2064,8 +2374,18 @@
           <w:sz w:val="24"/>
           <w:szCs w:val="24"/>
         </w:rPr>
-        <w:t>., Sala B, 17/11/06, “Montenegro, Sara C. c/Olivari de Petti, Laura S. s/daños y perjuicios”).-</w:t>
-      </w:r>
+        <w:t>., Sala B, 17/11/06, “Montenegro, Sara C. c/Olivari de Petti, Laura S. s/daños y perjuicios”</w:t>
+      </w:r>
+      <w:proofErr w:type="gramStart"/>
+      <w:r>
+        <w:rPr>
+          <w:rFonts w:ascii="Times New Roman" w:eastAsia="Times New Roman" w:hAnsi="Times New Roman" w:cs="Times New Roman"/>
+          <w:sz w:val="24"/>
+          <w:szCs w:val="24"/>
+        </w:rPr>
+        <w:t>).-</w:t>
+      </w:r>
+      <w:proofErr w:type="gramEnd"/>
     </w:p>
     <w:p>
       <w:pPr>
@@ -2123,7 +2443,25 @@
           <w:sz w:val="24"/>
           <w:szCs w:val="24"/>
         </w:rPr>
-        <w:t xml:space="preserve">, Capital Federal, "Della Roscia,  Hugo Alberto y otro c/ </w:t>
+        <w:t xml:space="preserve">, Capital Federal, "Della </w:t>
+      </w:r>
+      <w:proofErr w:type="gramStart"/>
+      <w:r>
+        <w:rPr>
+          <w:rFonts w:ascii="Times New Roman" w:eastAsia="Times New Roman" w:hAnsi="Times New Roman" w:cs="Times New Roman"/>
+          <w:sz w:val="24"/>
+          <w:szCs w:val="24"/>
+        </w:rPr>
+        <w:t>Roscia,  Hugo</w:t>
+      </w:r>
+      <w:proofErr w:type="gramEnd"/>
+      <w:r>
+        <w:rPr>
+          <w:rFonts w:ascii="Times New Roman" w:eastAsia="Times New Roman" w:hAnsi="Times New Roman" w:cs="Times New Roman"/>
+          <w:sz w:val="24"/>
+          <w:szCs w:val="24"/>
+        </w:rPr>
+        <w:t xml:space="preserve"> Alberto y otro c/ </w:t>
       </w:r>
       <w:proofErr w:type="spellStart"/>
       <w:r>
@@ -2141,8 +2479,18 @@
           <w:sz w:val="24"/>
           <w:szCs w:val="24"/>
         </w:rPr>
-        <w:t xml:space="preserve"> Saavedra S.A.T.A.C.E.I. y otros s/ Daños y Perjuicios, 05/02/2013, Fallo: 13020053).-</w:t>
-      </w:r>
+        <w:t xml:space="preserve"> Saavedra S.A.T.A.C.E.I. y otros s/ Daños y Perjuicios, 05/02/2013, Fallo: 13020053</w:t>
+      </w:r>
+      <w:proofErr w:type="gramStart"/>
+      <w:r>
+        <w:rPr>
+          <w:rFonts w:ascii="Times New Roman" w:eastAsia="Times New Roman" w:hAnsi="Times New Roman" w:cs="Times New Roman"/>
+          <w:sz w:val="24"/>
+          <w:szCs w:val="24"/>
+        </w:rPr>
+        <w:t>).-</w:t>
+      </w:r>
+      <w:proofErr w:type="gramEnd"/>
     </w:p>
     <w:p>
       <w:pPr>
@@ -2200,7 +2548,25 @@
           <w:szCs w:val="24"/>
         </w:rPr>
         <w:lastRenderedPageBreak/>
-        <w:t>El fin específico de la figura del riesgo creado es posibilitar la indemnización del daño causado por el riesgo o vicio con indiferencia de toda idea de culpa. Es así que el riesgo creado regula la responsabilidad civil por el hecho de las cosas y constituye el principio rector de la materia. Ergo resulta responsable no sólo el conductor sino la titular registral del automóvil. Se cita jurisprudencia que avala nuestra postura:</w:t>
+        <w:t xml:space="preserve">El fin específico de la figura del riesgo creado es posibilitar la indemnización del daño causado por el riesgo o vicio con indiferencia de toda idea de culpa. Es así </w:t>
+      </w:r>
+      <w:proofErr w:type="gramStart"/>
+      <w:r>
+        <w:rPr>
+          <w:rFonts w:ascii="Times New Roman" w:eastAsia="Times New Roman" w:hAnsi="Times New Roman" w:cs="Times New Roman"/>
+          <w:sz w:val="24"/>
+          <w:szCs w:val="24"/>
+        </w:rPr>
+        <w:t>que</w:t>
+      </w:r>
+      <w:proofErr w:type="gramEnd"/>
+      <w:r>
+        <w:rPr>
+          <w:rFonts w:ascii="Times New Roman" w:eastAsia="Times New Roman" w:hAnsi="Times New Roman" w:cs="Times New Roman"/>
+          <w:sz w:val="24"/>
+          <w:szCs w:val="24"/>
+        </w:rPr>
+        <w:t xml:space="preserve"> el riesgo creado regula la responsabilidad civil por el hecho de las cosas y constituye el principio rector de la materia. Ergo resulta responsable no sólo el conductor sino la titular registral del automóvil. Se cita jurisprudencia que avala nuestra postura:</w:t>
       </w:r>
     </w:p>
     <w:p>
@@ -2223,8 +2589,36 @@
           <w:sz w:val="24"/>
           <w:szCs w:val="24"/>
         </w:rPr>
-        <w:t>El factor de atribución de la responsabilidad es objetivo, tal y como se deriva de lo establecido por los arts. 1721, y 1722 del Código Civil y Comercial (Ley 26.994). Sin perjuicio de señalar que el demandado, desplegó una conducta temeraria, conducir por la Ciudad de Buenos Aires, y Gran Buenos Aires, debe tomarse como una tarea que requiere la más absoluta precaución e idoneidad. Por lo tanto debe castigarse a quienes lo hacen de manera imprudente.-</w:t>
-      </w:r>
+        <w:t xml:space="preserve">El factor de atribución de la responsabilidad es objetivo, tal y como se deriva de lo establecido por los arts. 1721, y 1722 del Código Civil y Comercial (Ley 26.994). Sin perjuicio de señalar que el demandado, desplegó una conducta temeraria, conducir por la Ciudad de Buenos Aires, y Gran Buenos Aires, debe tomarse como una tarea que requiere la más absoluta precaución e idoneidad. Por lo </w:t>
+      </w:r>
+      <w:proofErr w:type="gramStart"/>
+      <w:r>
+        <w:rPr>
+          <w:rFonts w:ascii="Times New Roman" w:eastAsia="Times New Roman" w:hAnsi="Times New Roman" w:cs="Times New Roman"/>
+          <w:sz w:val="24"/>
+          <w:szCs w:val="24"/>
+        </w:rPr>
+        <w:t>tanto</w:t>
+      </w:r>
+      <w:proofErr w:type="gramEnd"/>
+      <w:r>
+        <w:rPr>
+          <w:rFonts w:ascii="Times New Roman" w:eastAsia="Times New Roman" w:hAnsi="Times New Roman" w:cs="Times New Roman"/>
+          <w:sz w:val="24"/>
+          <w:szCs w:val="24"/>
+        </w:rPr>
+        <w:t xml:space="preserve"> debe castigarse a quienes lo hacen de manera </w:t>
+      </w:r>
+      <w:proofErr w:type="gramStart"/>
+      <w:r>
+        <w:rPr>
+          <w:rFonts w:ascii="Times New Roman" w:eastAsia="Times New Roman" w:hAnsi="Times New Roman" w:cs="Times New Roman"/>
+          <w:sz w:val="24"/>
+          <w:szCs w:val="24"/>
+        </w:rPr>
+        <w:t>imprudente.-</w:t>
+      </w:r>
+      <w:proofErr w:type="gramEnd"/>
     </w:p>
     <w:p>
       <w:pPr>
@@ -2286,8 +2680,18 @@
           <w:sz w:val="24"/>
           <w:szCs w:val="24"/>
         </w:rPr>
-        <w:t>Por lo expuesto y Jurisprudencia citada, solicito que oportunamente se haga lugar totalmente a la demanda instaurada, condenando al demandado al pago del capital reclamado, o lo que en más o menos resulte de las pruebas a producirse en autos, sus intereses, actualización monetaria en su caso, como los costos y costas del juicio.-</w:t>
-      </w:r>
+        <w:t xml:space="preserve">Por lo expuesto y Jurisprudencia citada, solicito que oportunamente se haga lugar totalmente a la demanda instaurada, condenando al demandado al pago del capital reclamado, o lo que en más o menos resulte de las pruebas a producirse en autos, sus intereses, actualización monetaria en su caso, como los costos y costas del </w:t>
+      </w:r>
+      <w:proofErr w:type="gramStart"/>
+      <w:r>
+        <w:rPr>
+          <w:rFonts w:ascii="Times New Roman" w:eastAsia="Times New Roman" w:hAnsi="Times New Roman" w:cs="Times New Roman"/>
+          <w:sz w:val="24"/>
+          <w:szCs w:val="24"/>
+        </w:rPr>
+        <w:t>juicio.-</w:t>
+      </w:r>
+      <w:proofErr w:type="gramEnd"/>
     </w:p>
     <w:p>
       <w:pPr>
@@ -2597,7 +3001,7 @@
           <w:szCs w:val="24"/>
           <w:highlight w:val="yellow"/>
         </w:rPr>
-        <w:t xml:space="preserve">Traumatismo de cráneo leve, latigazo cervical y escoriaciones múltiples.</w:t>
+        <w:t xml:space="preserve">Traumatismo de cráneo leve, latigazo cervical y escoriaciones múltiples</w:t>
       </w:r>
     </w:p>
     <w:p>
@@ -2728,7 +3132,7 @@
           <w:highlight w:val="yellow"/>
           <w:shd w:val="clear" w:color="auto" w:fill="FFFFFF"/>
         </w:rPr>
-        <w:t xml:space="preserve">25.0%</w:t>
+        <w:t xml:space="preserve">35.0%</w:t>
       </w:r>
       <w:r>
         <w:rPr>
@@ -2738,7 +3142,29 @@
           <w:szCs w:val="23"/>
           <w:shd w:val="clear" w:color="auto" w:fill="FFFFFF"/>
         </w:rPr>
-        <w:t xml:space="preserve"> de la total obrera y la total vida para la aquí actora.</w:t>
+        <w:t xml:space="preserve"> de la </w:t>
+      </w:r>
+      <w:proofErr w:type="gramStart"/>
+      <w:r>
+        <w:rPr>
+          <w:rFonts w:ascii="Segoe UI" w:hAnsi="Segoe UI" w:cs="Segoe UI"/>
+          <w:color w:val="242424"/>
+          <w:sz w:val="23"/>
+          <w:szCs w:val="23"/>
+          <w:shd w:val="clear" w:color="auto" w:fill="FFFFFF"/>
+        </w:rPr>
+        <w:t>total obrera y la total vida</w:t>
+      </w:r>
+      <w:proofErr w:type="gramEnd"/>
+      <w:r>
+        <w:rPr>
+          <w:rFonts w:ascii="Segoe UI" w:hAnsi="Segoe UI" w:cs="Segoe UI"/>
+          <w:color w:val="242424"/>
+          <w:sz w:val="23"/>
+          <w:szCs w:val="23"/>
+          <w:shd w:val="clear" w:color="auto" w:fill="FFFFFF"/>
+        </w:rPr>
+        <w:t xml:space="preserve"> para la aquí actora.</w:t>
       </w:r>
     </w:p>
     <w:p>
@@ -2963,7 +3389,16 @@
           <w:sz w:val="24"/>
           <w:szCs w:val="24"/>
         </w:rPr>
-        <w:t xml:space="preserve">son los que se detallan en el presupuesto de taller </w:t>
+        <w:t xml:space="preserve">son los que se detallan en el presupuesto de </w:t>
+      </w:r>
+      <w:proofErr w:type="gramStart"/>
+      <w:r>
+        <w:rPr>
+          <w:rFonts w:ascii="Times New Roman" w:eastAsia="Times New Roman" w:hAnsi="Times New Roman" w:cs="Times New Roman"/>
+          <w:sz w:val="24"/>
+          <w:szCs w:val="24"/>
+        </w:rPr>
+        <w:t xml:space="preserve">taller </w:t>
       </w:r>
       <w:r>
         <w:rPr>
@@ -3040,7 +3475,16 @@
           <w:sz w:val="24"/>
           <w:szCs w:val="24"/>
         </w:rPr>
-        <w:t>por un importe de</w:t>
+        <w:t xml:space="preserve">por un importe </w:t>
+      </w:r>
+      <w:proofErr w:type="gramStart"/>
+      <w:r>
+        <w:rPr>
+          <w:rFonts w:ascii="Times New Roman" w:eastAsia="Times New Roman" w:hAnsi="Times New Roman" w:cs="Times New Roman"/>
+          <w:sz w:val="24"/>
+          <w:szCs w:val="24"/>
+        </w:rPr>
+        <w:t>de</w:t>
       </w:r>
       <w:r>
         <w:rPr>
@@ -3073,6 +3517,7 @@
         </w:rPr>
         <w:t xml:space="preserve">  (</w:t>
       </w:r>
+      <w:proofErr w:type="gramEnd"/>
       <w:r>
         <w:rPr>
           <w:rFonts w:ascii="Times New Roman" w:eastAsia="Times New Roman" w:hAnsi="Times New Roman" w:cs="Times New Roman"/>
@@ -3120,7 +3565,16 @@
           <w:sz w:val="24"/>
           <w:szCs w:val="24"/>
         </w:rPr>
-        <w:t>a los cuales me remito "</w:t>
+        <w:t>a</w:t>
+      </w:r>
+      <w:proofErr w:type="gramEnd"/>
+      <w:r>
+        <w:rPr>
+          <w:rFonts w:ascii="Times New Roman" w:eastAsia="Times New Roman" w:hAnsi="Times New Roman" w:cs="Times New Roman"/>
+          <w:sz w:val="24"/>
+          <w:szCs w:val="24"/>
+        </w:rPr>
+        <w:t xml:space="preserve"> los cuales me remito "</w:t>
       </w:r>
       <w:proofErr w:type="spellStart"/>
       <w:r>
@@ -3321,7 +3775,25 @@
           <w:sz w:val="24"/>
           <w:szCs w:val="24"/>
         </w:rPr>
-        <w:t>La reparación perseguida en autos, debe ser integral y tener por finalidad declarada poner a la víctima a expensas del responsable en tan parecida situación como fuera posible al estado de cosas preexistentes al hecho generador de responsabilidad. </w:t>
+        <w:t xml:space="preserve">La reparación perseguida en </w:t>
+      </w:r>
+      <w:proofErr w:type="gramStart"/>
+      <w:r>
+        <w:rPr>
+          <w:rFonts w:ascii="Times New Roman" w:eastAsia="Times New Roman" w:hAnsi="Times New Roman" w:cs="Times New Roman"/>
+          <w:sz w:val="24"/>
+          <w:szCs w:val="24"/>
+        </w:rPr>
+        <w:t>autos,</w:t>
+      </w:r>
+      <w:proofErr w:type="gramEnd"/>
+      <w:r>
+        <w:rPr>
+          <w:rFonts w:ascii="Times New Roman" w:eastAsia="Times New Roman" w:hAnsi="Times New Roman" w:cs="Times New Roman"/>
+          <w:sz w:val="24"/>
+          <w:szCs w:val="24"/>
+        </w:rPr>
+        <w:t xml:space="preserve"> debe ser integral y tener por finalidad declarada poner a la víctima a expensas del responsable en tan parecida situación como fuera posible al estado de cosas preexistentes al hecho generador de responsabilidad. </w:t>
       </w:r>
     </w:p>
     <w:p>
@@ -3454,7 +3926,7 @@
           <w:szCs w:val="24"/>
           <w:highlight w:val="yellow"/>
         </w:rPr>
-        <w:t xml:space="preserve">25.0</w:t>
+        <w:t xml:space="preserve">35.0</w:t>
       </w:r>
       <w:r>
         <w:rPr>
@@ -3488,7 +3960,7 @@
           <w:szCs w:val="24"/>
           <w:highlight w:val="yellow"/>
         </w:rPr>
-        <w:t xml:space="preserve">CINCUENTA MILLONES CON 00/100</w:t>
+        <w:t xml:space="preserve">SETENTA MILLONES CON 00/100</w:t>
       </w:r>
       <w:r>
         <w:rPr>
@@ -3505,7 +3977,7 @@
           <w:szCs w:val="24"/>
           <w:highlight w:val="yellow"/>
         </w:rPr>
-        <w:t xml:space="preserve">$ 50.000.000,00</w:t>
+        <w:t xml:space="preserve">$ 70.000.000,00</w:t>
       </w:r>
       <w:r>
         <w:rPr>
@@ -3718,7 +4190,25 @@
           <w:sz w:val="24"/>
           <w:szCs w:val="24"/>
         </w:rPr>
-        <w:t xml:space="preserve"> y económico que significó para él lograr acceder a su vehículo y profundamente angustiado por la incertidumbre de no poder afrontar la reparación del mismo. </w:t>
+        <w:t xml:space="preserve"> y económico que significó para él lograr acceder a su vehículo y profundamente angustiado por la incertidumbre de no poder afrontar la reparación </w:t>
+      </w:r>
+      <w:proofErr w:type="gramStart"/>
+      <w:r>
+        <w:rPr>
+          <w:rFonts w:ascii="Times New Roman" w:eastAsia="Times New Roman" w:hAnsi="Times New Roman" w:cs="Times New Roman"/>
+          <w:sz w:val="24"/>
+          <w:szCs w:val="24"/>
+        </w:rPr>
+        <w:t>del mismo</w:t>
+      </w:r>
+      <w:proofErr w:type="gramEnd"/>
+      <w:r>
+        <w:rPr>
+          <w:rFonts w:ascii="Times New Roman" w:eastAsia="Times New Roman" w:hAnsi="Times New Roman" w:cs="Times New Roman"/>
+          <w:sz w:val="24"/>
+          <w:szCs w:val="24"/>
+        </w:rPr>
+        <w:t xml:space="preserve">. </w:t>
       </w:r>
     </w:p>
     <w:p>
@@ -3812,7 +4302,25 @@
           <w:sz w:val="24"/>
           <w:szCs w:val="24"/>
         </w:rPr>
-        <w:t>, la inestabilidad económica que eso produjo y sobre todo la afectación anímica, la cual se vio reflejada en estados de angustia , ansiedad y principio de depresión.</w:t>
+        <w:t xml:space="preserve">, la inestabilidad económica que eso produjo y sobre todo la afectación anímica, la cual se vio reflejada en estados de </w:t>
+      </w:r>
+      <w:proofErr w:type="gramStart"/>
+      <w:r>
+        <w:rPr>
+          <w:rFonts w:ascii="Times New Roman" w:eastAsia="Times New Roman" w:hAnsi="Times New Roman" w:cs="Times New Roman"/>
+          <w:sz w:val="24"/>
+          <w:szCs w:val="24"/>
+        </w:rPr>
+        <w:t>angustia ,</w:t>
+      </w:r>
+      <w:proofErr w:type="gramEnd"/>
+      <w:r>
+        <w:rPr>
+          <w:rFonts w:ascii="Times New Roman" w:eastAsia="Times New Roman" w:hAnsi="Times New Roman" w:cs="Times New Roman"/>
+          <w:sz w:val="24"/>
+          <w:szCs w:val="24"/>
+        </w:rPr>
+        <w:t xml:space="preserve"> ansiedad y principio de depresión.</w:t>
       </w:r>
     </w:p>
     <w:p>
@@ -3832,7 +4340,43 @@
           <w:sz w:val="24"/>
           <w:szCs w:val="24"/>
         </w:rPr>
-        <w:t>Actualmente, el aquí demandante, ha pasado de ser una persona absolutamente  alegre, plena de vigor y proyectos, a ser sumamente temerosa y dependientes de los cuidados que le profieren  sus familiares y amigos.</w:t>
+        <w:t xml:space="preserve">Actualmente, el aquí demandante, ha pasado de ser una persona </w:t>
+      </w:r>
+      <w:proofErr w:type="gramStart"/>
+      <w:r>
+        <w:rPr>
+          <w:rFonts w:ascii="Times New Roman" w:eastAsia="Times New Roman" w:hAnsi="Times New Roman" w:cs="Times New Roman"/>
+          <w:sz w:val="24"/>
+          <w:szCs w:val="24"/>
+        </w:rPr>
+        <w:t>absolutamente  alegre</w:t>
+      </w:r>
+      <w:proofErr w:type="gramEnd"/>
+      <w:r>
+        <w:rPr>
+          <w:rFonts w:ascii="Times New Roman" w:eastAsia="Times New Roman" w:hAnsi="Times New Roman" w:cs="Times New Roman"/>
+          <w:sz w:val="24"/>
+          <w:szCs w:val="24"/>
+        </w:rPr>
+        <w:t xml:space="preserve">, plena de vigor y proyectos, a ser sumamente temerosa y dependientes de los cuidados que le </w:t>
+      </w:r>
+      <w:proofErr w:type="gramStart"/>
+      <w:r>
+        <w:rPr>
+          <w:rFonts w:ascii="Times New Roman" w:eastAsia="Times New Roman" w:hAnsi="Times New Roman" w:cs="Times New Roman"/>
+          <w:sz w:val="24"/>
+          <w:szCs w:val="24"/>
+        </w:rPr>
+        <w:t>profieren  sus</w:t>
+      </w:r>
+      <w:proofErr w:type="gramEnd"/>
+      <w:r>
+        <w:rPr>
+          <w:rFonts w:ascii="Times New Roman" w:eastAsia="Times New Roman" w:hAnsi="Times New Roman" w:cs="Times New Roman"/>
+          <w:sz w:val="24"/>
+          <w:szCs w:val="24"/>
+        </w:rPr>
+        <w:t xml:space="preserve"> familiares y amigos.</w:t>
       </w:r>
     </w:p>
     <w:p>
@@ -3852,7 +4396,61 @@
           <w:sz w:val="24"/>
           <w:szCs w:val="24"/>
         </w:rPr>
-        <w:t>Lamentablemente, y a raíz del accidente se vio privado de realizar muchas  de las actividades que venía realizando cotidianamente, desde las más trascendentales, hasta pasando por otras importantes para el mundo espiritual de un ser humano, como ir de visita a la casa de sus  amigos, quienes no han escatimado en cuidados y asistencia,  hasta las más simples pero enriquecedoras como ir de paseo.</w:t>
+        <w:t xml:space="preserve">Lamentablemente, y a raíz del accidente se vio privado de realizar </w:t>
+      </w:r>
+      <w:proofErr w:type="gramStart"/>
+      <w:r>
+        <w:rPr>
+          <w:rFonts w:ascii="Times New Roman" w:eastAsia="Times New Roman" w:hAnsi="Times New Roman" w:cs="Times New Roman"/>
+          <w:sz w:val="24"/>
+          <w:szCs w:val="24"/>
+        </w:rPr>
+        <w:t>muchas  de</w:t>
+      </w:r>
+      <w:proofErr w:type="gramEnd"/>
+      <w:r>
+        <w:rPr>
+          <w:rFonts w:ascii="Times New Roman" w:eastAsia="Times New Roman" w:hAnsi="Times New Roman" w:cs="Times New Roman"/>
+          <w:sz w:val="24"/>
+          <w:szCs w:val="24"/>
+        </w:rPr>
+        <w:t xml:space="preserve"> las actividades que venía realizando cotidianamente, desde las más trascendentales, hasta pasando por otras importantes para el mundo espiritual de un ser humano, como ir de visita a la casa de </w:t>
+      </w:r>
+      <w:proofErr w:type="gramStart"/>
+      <w:r>
+        <w:rPr>
+          <w:rFonts w:ascii="Times New Roman" w:eastAsia="Times New Roman" w:hAnsi="Times New Roman" w:cs="Times New Roman"/>
+          <w:sz w:val="24"/>
+          <w:szCs w:val="24"/>
+        </w:rPr>
+        <w:t>sus  amigos</w:t>
+      </w:r>
+      <w:proofErr w:type="gramEnd"/>
+      <w:r>
+        <w:rPr>
+          <w:rFonts w:ascii="Times New Roman" w:eastAsia="Times New Roman" w:hAnsi="Times New Roman" w:cs="Times New Roman"/>
+          <w:sz w:val="24"/>
+          <w:szCs w:val="24"/>
+        </w:rPr>
+        <w:t xml:space="preserve">, quienes no han escatimado en cuidados y </w:t>
+      </w:r>
+      <w:proofErr w:type="gramStart"/>
+      <w:r>
+        <w:rPr>
+          <w:rFonts w:ascii="Times New Roman" w:eastAsia="Times New Roman" w:hAnsi="Times New Roman" w:cs="Times New Roman"/>
+          <w:sz w:val="24"/>
+          <w:szCs w:val="24"/>
+        </w:rPr>
+        <w:t>asistencia,  hasta</w:t>
+      </w:r>
+      <w:proofErr w:type="gramEnd"/>
+      <w:r>
+        <w:rPr>
+          <w:rFonts w:ascii="Times New Roman" w:eastAsia="Times New Roman" w:hAnsi="Times New Roman" w:cs="Times New Roman"/>
+          <w:sz w:val="24"/>
+          <w:szCs w:val="24"/>
+        </w:rPr>
+        <w:t xml:space="preserve"> las más simples pero enriquecedoras como ir de paseo.</w:t>
       </w:r>
     </w:p>
     <w:p>
@@ -3872,8 +4470,18 @@
           <w:sz w:val="24"/>
           <w:szCs w:val="24"/>
         </w:rPr>
-        <w:t>Para satisfacer el principio de reparación integral con un criterio de estricta justicia, corresponde al demandado el pago del daño el que para una corriente doctrinaria y jurisprudencial cumple una función ejemplar y se impone al responsable del hecho a título punitivo y que para otra tendencia tiene un carácter resarcitorio, pues con él, se trata de proporcionar a la víctima una compensación por haber sido injustamente herida en sus afecciones legítimas. Tanto en un caso como en el otro, la indemnización por este rubro es procedente.-</w:t>
-      </w:r>
+        <w:t xml:space="preserve">Para satisfacer el principio de reparación integral con un criterio de estricta justicia, corresponde al demandado el pago del daño el que para una corriente doctrinaria y jurisprudencial cumple una función ejemplar y se impone al responsable del hecho a título punitivo y que para otra tendencia tiene un carácter resarcitorio, pues con él, se trata de proporcionar a la víctima una compensación por haber sido injustamente herida en sus afecciones legítimas. Tanto en un caso como en el otro, la indemnización por este rubro es </w:t>
+      </w:r>
+      <w:proofErr w:type="gramStart"/>
+      <w:r>
+        <w:rPr>
+          <w:rFonts w:ascii="Times New Roman" w:eastAsia="Times New Roman" w:hAnsi="Times New Roman" w:cs="Times New Roman"/>
+          <w:sz w:val="24"/>
+          <w:szCs w:val="24"/>
+        </w:rPr>
+        <w:t>procedente.-</w:t>
+      </w:r>
+      <w:proofErr w:type="gramEnd"/>
     </w:p>
     <w:p>
       <w:pPr>
@@ -3892,7 +4500,25 @@
           <w:sz w:val="24"/>
           <w:szCs w:val="24"/>
         </w:rPr>
-        <w:t>El desafortunado siniestro y las secuelas  morales que experimentó y que sufre actualmente el aquí actor, genera un estado de dolor y una afección profunda en sus sentimientos.</w:t>
+        <w:t xml:space="preserve">El desafortunado siniestro y las </w:t>
+      </w:r>
+      <w:proofErr w:type="gramStart"/>
+      <w:r>
+        <w:rPr>
+          <w:rFonts w:ascii="Times New Roman" w:eastAsia="Times New Roman" w:hAnsi="Times New Roman" w:cs="Times New Roman"/>
+          <w:sz w:val="24"/>
+          <w:szCs w:val="24"/>
+        </w:rPr>
+        <w:t>secuelas  morales</w:t>
+      </w:r>
+      <w:proofErr w:type="gramEnd"/>
+      <w:r>
+        <w:rPr>
+          <w:rFonts w:ascii="Times New Roman" w:eastAsia="Times New Roman" w:hAnsi="Times New Roman" w:cs="Times New Roman"/>
+          <w:sz w:val="24"/>
+          <w:szCs w:val="24"/>
+        </w:rPr>
+        <w:t xml:space="preserve"> que experimentó y que sufre actualmente el aquí actor, genera un estado de dolor y una afección profunda en sus sentimientos.</w:t>
       </w:r>
     </w:p>
     <w:p>
@@ -3971,7 +4597,25 @@
           <w:szCs w:val="24"/>
         </w:rPr>
         <w:lastRenderedPageBreak/>
-        <w:t>En el caso que origina la presente demanda, el agravio moral resulta evidente ya que al padecimiento de las lesiones sufridas se suma la angustia del dolor físico durante la internación y los  tratamientos, un profundo malestar anímico por la imposibilidad de realizar las tareas diarias que desarrollaba cotidianamente.</w:t>
+        <w:t xml:space="preserve">En el caso que origina la presente demanda, el agravio moral resulta evidente ya que al padecimiento de las lesiones sufridas se suma la angustia del dolor físico durante la internación y </w:t>
+      </w:r>
+      <w:proofErr w:type="gramStart"/>
+      <w:r>
+        <w:rPr>
+          <w:rFonts w:ascii="Times New Roman" w:eastAsia="Times New Roman" w:hAnsi="Times New Roman" w:cs="Times New Roman"/>
+          <w:sz w:val="24"/>
+          <w:szCs w:val="24"/>
+        </w:rPr>
+        <w:t>los  tratamientos</w:t>
+      </w:r>
+      <w:proofErr w:type="gramEnd"/>
+      <w:r>
+        <w:rPr>
+          <w:rFonts w:ascii="Times New Roman" w:eastAsia="Times New Roman" w:hAnsi="Times New Roman" w:cs="Times New Roman"/>
+          <w:sz w:val="24"/>
+          <w:szCs w:val="24"/>
+        </w:rPr>
+        <w:t>, un profundo malestar anímico por la imposibilidad de realizar las tareas diarias que desarrollaba cotidianamente.</w:t>
       </w:r>
     </w:p>
     <w:p>
@@ -4231,8 +4875,18 @@
           <w:sz w:val="24"/>
           <w:szCs w:val="24"/>
         </w:rPr>
-        <w:t>. de Santa Fe s/ Daños y Perjuicios”14/10/93).-</w:t>
-      </w:r>
+        <w:t>. de Santa Fe s/ Daños y Perjuicios”14/10/93</w:t>
+      </w:r>
+      <w:proofErr w:type="gramStart"/>
+      <w:r>
+        <w:rPr>
+          <w:rFonts w:ascii="Times New Roman" w:eastAsia="Times New Roman" w:hAnsi="Times New Roman" w:cs="Times New Roman"/>
+          <w:sz w:val="24"/>
+          <w:szCs w:val="24"/>
+        </w:rPr>
+        <w:t>).-</w:t>
+      </w:r>
+      <w:proofErr w:type="gramEnd"/>
     </w:p>
     <w:p>
       <w:pPr>
@@ -4270,7 +4924,7 @@
           <w:szCs w:val="24"/>
           <w:highlight w:val="yellow"/>
         </w:rPr>
-        <w:t xml:space="preserve">DIECISÉIS MILLONES QUINIENTOS MIL CON 00/100</w:t>
+        <w:t xml:space="preserve">VEINTITRÉS MILLONES CIEN MIL CON 00/100</w:t>
       </w:r>
       <w:r>
         <w:rPr>
@@ -4292,6 +4946,7 @@
         </w:rPr>
         <w:t>(</w:t>
       </w:r>
+      <w:proofErr w:type="gramEnd"/>
       <w:r>
         <w:rPr>
           <w:rFonts w:ascii="Times New Roman" w:eastAsia="Times New Roman" w:hAnsi="Times New Roman" w:cs="Times New Roman"/>
@@ -4299,7 +4954,7 @@
           <w:szCs w:val="24"/>
           <w:highlight w:val="yellow"/>
         </w:rPr>
-        <w:t xml:space="preserve">$ 16.500.000,00</w:t>
+        <w:t xml:space="preserve">$ 23.100.000,00</w:t>
       </w:r>
       <w:r>
         <w:rPr>
@@ -4425,7 +5080,43 @@
           <w:sz w:val="24"/>
           <w:szCs w:val="24"/>
         </w:rPr>
-        <w:t>El daño psicológico estaría dado por el comportamiento general del actor, abarcando sus sensaciones, imágenes y afectos, con connotaciones de índole patológica. Se configura por la alteración o modificación patológica del aparato psíquico como consecuencia de un  trauma que desborda toda posibilidad de elaboración verbal o simbólica. Todo daño  inferido a la persona, corresponde apreciarlo en lo que representa como alteración y afección, no sólo del cuerpo físico, sino también del ámbito psíquico del individuo con el consiguiente quebranto de la persona.</w:t>
+        <w:t xml:space="preserve">El daño psicológico estaría dado por el comportamiento general del actor, abarcando sus sensaciones, imágenes y afectos, con connotaciones de índole patológica. Se configura por la alteración o modificación patológica del aparato psíquico como consecuencia de </w:t>
+      </w:r>
+      <w:proofErr w:type="gramStart"/>
+      <w:r>
+        <w:rPr>
+          <w:rFonts w:ascii="Times New Roman" w:eastAsia="Times New Roman" w:hAnsi="Times New Roman" w:cs="Times New Roman"/>
+          <w:sz w:val="24"/>
+          <w:szCs w:val="24"/>
+        </w:rPr>
+        <w:t>un  trauma</w:t>
+      </w:r>
+      <w:proofErr w:type="gramEnd"/>
+      <w:r>
+        <w:rPr>
+          <w:rFonts w:ascii="Times New Roman" w:eastAsia="Times New Roman" w:hAnsi="Times New Roman" w:cs="Times New Roman"/>
+          <w:sz w:val="24"/>
+          <w:szCs w:val="24"/>
+        </w:rPr>
+        <w:t xml:space="preserve"> que desborda toda posibilidad de elaboración verbal o simbólica. Todo </w:t>
+      </w:r>
+      <w:proofErr w:type="gramStart"/>
+      <w:r>
+        <w:rPr>
+          <w:rFonts w:ascii="Times New Roman" w:eastAsia="Times New Roman" w:hAnsi="Times New Roman" w:cs="Times New Roman"/>
+          <w:sz w:val="24"/>
+          <w:szCs w:val="24"/>
+        </w:rPr>
+        <w:t>daño  inferido</w:t>
+      </w:r>
+      <w:proofErr w:type="gramEnd"/>
+      <w:r>
+        <w:rPr>
+          <w:rFonts w:ascii="Times New Roman" w:eastAsia="Times New Roman" w:hAnsi="Times New Roman" w:cs="Times New Roman"/>
+          <w:sz w:val="24"/>
+          <w:szCs w:val="24"/>
+        </w:rPr>
+        <w:t xml:space="preserve"> a la persona, corresponde apreciarlo en lo que representa como alteración y afección, no sólo del cuerpo físico, sino también del ámbito psíquico del individuo con el consiguiente quebranto de la persona.</w:t>
       </w:r>
     </w:p>
     <w:p>
@@ -4486,7 +5177,25 @@
           <w:sz w:val="24"/>
           <w:szCs w:val="24"/>
         </w:rPr>
-        <w:t>El estado de ansiedad y tristeza, puede conllevar a cuadros psiquiátricos como pueden ser crisis de angustia psicosomática, melancolía, neurosis postraumática, etc.</w:t>
+        <w:t xml:space="preserve">El estado de ansiedad y </w:t>
+      </w:r>
+      <w:proofErr w:type="gramStart"/>
+      <w:r>
+        <w:rPr>
+          <w:rFonts w:ascii="Times New Roman" w:eastAsia="Times New Roman" w:hAnsi="Times New Roman" w:cs="Times New Roman"/>
+          <w:sz w:val="24"/>
+          <w:szCs w:val="24"/>
+        </w:rPr>
+        <w:t>tristeza,</w:t>
+      </w:r>
+      <w:proofErr w:type="gramEnd"/>
+      <w:r>
+        <w:rPr>
+          <w:rFonts w:ascii="Times New Roman" w:eastAsia="Times New Roman" w:hAnsi="Times New Roman" w:cs="Times New Roman"/>
+          <w:sz w:val="24"/>
+          <w:szCs w:val="24"/>
+        </w:rPr>
+        <w:t xml:space="preserve"> puede conllevar a cuadros psiquiátricos como pueden ser crisis de angustia psicosomática, melancolía, neurosis postraumática, etc.</w:t>
       </w:r>
     </w:p>
     <w:p>
@@ -4506,7 +5215,43 @@
           <w:sz w:val="24"/>
           <w:szCs w:val="24"/>
         </w:rPr>
-        <w:t>Antes del accidente,  eran una persona alegre, divertida, sociable, que frecuentaba habitualmente a sus familiares y amigos, después del mismo se transformó en una persona retraída, antisocial y poco comunicativa con sus familiares, además, se encuentra  inmerso en un estado de ansiedad permanente, el cual no le permite relajarse y distenderse ni mantener la calma. Su vida de relación se vio modificada ya que se ha vuelto temeroso e inseguro; el depender de terceros para realizar tareas lo angustia permanentemente. Como así también tener que suspender todos los compromisos laborales futuros que tenía ya que no puede cumplirlos.</w:t>
+        <w:t xml:space="preserve">Antes del </w:t>
+      </w:r>
+      <w:proofErr w:type="gramStart"/>
+      <w:r>
+        <w:rPr>
+          <w:rFonts w:ascii="Times New Roman" w:eastAsia="Times New Roman" w:hAnsi="Times New Roman" w:cs="Times New Roman"/>
+          <w:sz w:val="24"/>
+          <w:szCs w:val="24"/>
+        </w:rPr>
+        <w:t>accidente,  eran</w:t>
+      </w:r>
+      <w:proofErr w:type="gramEnd"/>
+      <w:r>
+        <w:rPr>
+          <w:rFonts w:ascii="Times New Roman" w:eastAsia="Times New Roman" w:hAnsi="Times New Roman" w:cs="Times New Roman"/>
+          <w:sz w:val="24"/>
+          <w:szCs w:val="24"/>
+        </w:rPr>
+        <w:t xml:space="preserve"> una persona alegre, divertida, sociable, que frecuentaba habitualmente a sus familiares y amigos, después del mismo se transformó en una persona retraída, antisocial y poco comunicativa con sus familiares, además, se </w:t>
+      </w:r>
+      <w:proofErr w:type="gramStart"/>
+      <w:r>
+        <w:rPr>
+          <w:rFonts w:ascii="Times New Roman" w:eastAsia="Times New Roman" w:hAnsi="Times New Roman" w:cs="Times New Roman"/>
+          <w:sz w:val="24"/>
+          <w:szCs w:val="24"/>
+        </w:rPr>
+        <w:t>encuentra  inmerso</w:t>
+      </w:r>
+      <w:proofErr w:type="gramEnd"/>
+      <w:r>
+        <w:rPr>
+          <w:rFonts w:ascii="Times New Roman" w:eastAsia="Times New Roman" w:hAnsi="Times New Roman" w:cs="Times New Roman"/>
+          <w:sz w:val="24"/>
+          <w:szCs w:val="24"/>
+        </w:rPr>
+        <w:t xml:space="preserve"> en un estado de ansiedad permanente, el cual no le permite relajarse y distenderse ni mantener la calma. Su vida de relación se vio modificada ya que se ha vuelto temeroso e inseguro; el depender de terceros para realizar tareas lo angustia permanentemente. Como así también tener que suspender todos los compromisos laborales futuros que tenía ya que no puede cumplirlos.</w:t>
       </w:r>
     </w:p>
     <w:p>
@@ -4526,7 +5271,25 @@
           <w:sz w:val="24"/>
           <w:szCs w:val="24"/>
         </w:rPr>
-        <w:t xml:space="preserve">Todo influye en su entorno familiar, manifestándose en bruscas contestaciones, frecuentes cambios de ánimo,  melancolía y aislamiento. Nuestra jurisprudencia viene sosteniendo: “La existencia del daño psicológico no depende de las secuelas incapacitantes en el aspecto físico, ya que ambos son </w:t>
+        <w:t xml:space="preserve">Todo influye en su entorno familiar, manifestándose en bruscas contestaciones, frecuentes cambios de </w:t>
+      </w:r>
+      <w:proofErr w:type="gramStart"/>
+      <w:r>
+        <w:rPr>
+          <w:rFonts w:ascii="Times New Roman" w:eastAsia="Times New Roman" w:hAnsi="Times New Roman" w:cs="Times New Roman"/>
+          <w:sz w:val="24"/>
+          <w:szCs w:val="24"/>
+        </w:rPr>
+        <w:t>ánimo,  melancolía</w:t>
+      </w:r>
+      <w:proofErr w:type="gramEnd"/>
+      <w:r>
+        <w:rPr>
+          <w:rFonts w:ascii="Times New Roman" w:eastAsia="Times New Roman" w:hAnsi="Times New Roman" w:cs="Times New Roman"/>
+          <w:sz w:val="24"/>
+          <w:szCs w:val="24"/>
+        </w:rPr>
+        <w:t xml:space="preserve"> y aislamiento. Nuestra jurisprudencia viene sosteniendo: “La existencia del daño psicológico no depende de las secuelas incapacitantes en el aspecto físico, ya que ambos son </w:t>
       </w:r>
       <w:proofErr w:type="spellStart"/>
       <w:r>
@@ -4544,7 +5307,43 @@
           <w:sz w:val="24"/>
           <w:szCs w:val="24"/>
         </w:rPr>
-        <w:t xml:space="preserve"> independientes en la salud de una persona y, si bien normalmente aparecen vinculados o en forma simultánea, no se correlacionan necesariamente. Además, la inmensa variedad que presenta la semiología en el ámbito psíquico, demuestra que algunos sujetos implementan mecanismos negadores o formaciones reactivas, en cuyo caso, la apariencia desconoce la intensidad del trauma psicológico recibido, siendo necesaria una evaluación científica adecuada para poder detectarlo” (Civil - Sala F HIGHTON DE NOLASCO Sentencia Definitiva C. F163577 ;PAYES, Raúl Alberto c/SALLES, Luis Alberto y </w:t>
+        <w:t xml:space="preserve"> independientes en la salud de una persona y, si bien normalmente aparecen vinculados o en forma simultánea, no se correlacionan necesariamente. Además, la inmensa variedad que presenta la semiología en el ámbito </w:t>
+      </w:r>
+      <w:proofErr w:type="gramStart"/>
+      <w:r>
+        <w:rPr>
+          <w:rFonts w:ascii="Times New Roman" w:eastAsia="Times New Roman" w:hAnsi="Times New Roman" w:cs="Times New Roman"/>
+          <w:sz w:val="24"/>
+          <w:szCs w:val="24"/>
+        </w:rPr>
+        <w:t>psíquico,</w:t>
+      </w:r>
+      <w:proofErr w:type="gramEnd"/>
+      <w:r>
+        <w:rPr>
+          <w:rFonts w:ascii="Times New Roman" w:eastAsia="Times New Roman" w:hAnsi="Times New Roman" w:cs="Times New Roman"/>
+          <w:sz w:val="24"/>
+          <w:szCs w:val="24"/>
+        </w:rPr>
+        <w:t xml:space="preserve"> demuestra que algunos sujetos implementan mecanismos negadores o formaciones reactivas, en cuyo caso, la apariencia desconoce la intensidad del trauma psicológico recibido, siendo necesaria una evaluación científica adecuada para poder detectarlo” (Civil - Sala F HIGHTON DE NOLASCO Sentencia Definitiva C. F</w:t>
+      </w:r>
+      <w:proofErr w:type="gramStart"/>
+      <w:r>
+        <w:rPr>
+          <w:rFonts w:ascii="Times New Roman" w:eastAsia="Times New Roman" w:hAnsi="Times New Roman" w:cs="Times New Roman"/>
+          <w:sz w:val="24"/>
+          <w:szCs w:val="24"/>
+        </w:rPr>
+        <w:t>163577 ;PAYES</w:t>
+      </w:r>
+      <w:proofErr w:type="gramEnd"/>
+      <w:r>
+        <w:rPr>
+          <w:rFonts w:ascii="Times New Roman" w:eastAsia="Times New Roman" w:hAnsi="Times New Roman" w:cs="Times New Roman"/>
+          <w:sz w:val="24"/>
+          <w:szCs w:val="24"/>
+        </w:rPr>
+        <w:t xml:space="preserve">, Raúl Alberto c/SALLES, Luis Alberto y </w:t>
       </w:r>
       <w:proofErr w:type="spellStart"/>
       <w:r>
@@ -4580,7 +5379,25 @@
           <w:sz w:val="24"/>
           <w:szCs w:val="24"/>
         </w:rPr>
-        <w:t xml:space="preserve">; 05/09/95). – “Todo daño inferido a la persona, corresponde apreciarlo en lo que representa como alteración y afectación no sólo del cuerpo físico sino también del ámbito psíquico del individuo, con el consiguiente quebranto de la personalidad, de manera que también importe un menoscabo en la salud, considerada en su aspecto integral y computándose también la incidencia o repercusión de todo ello, en alguna medida, puede aparejarse sobre la vida de relación del damnificado” ; (C.N. Esp. </w:t>
+        <w:t>; 05/09/95). – “Todo daño inferido a la persona, corresponde apreciarlo en lo que representa como alteración y afectación no sólo del cuerpo físico sino también del ámbito psíquico del individuo, con el consiguiente quebranto de la personalidad, de manera que también importe un menoscabo en la salud, considerada en su aspecto integral y computándose también la incidencia o repercusión de todo ello, en alguna medida, puede aparejarse sobre la vida de relación del damnificado</w:t>
+      </w:r>
+      <w:proofErr w:type="gramStart"/>
+      <w:r>
+        <w:rPr>
+          <w:rFonts w:ascii="Times New Roman" w:eastAsia="Times New Roman" w:hAnsi="Times New Roman" w:cs="Times New Roman"/>
+          <w:sz w:val="24"/>
+          <w:szCs w:val="24"/>
+        </w:rPr>
+        <w:t>” ;</w:t>
+      </w:r>
+      <w:proofErr w:type="gramEnd"/>
+      <w:r>
+        <w:rPr>
+          <w:rFonts w:ascii="Times New Roman" w:eastAsia="Times New Roman" w:hAnsi="Times New Roman" w:cs="Times New Roman"/>
+          <w:sz w:val="24"/>
+          <w:szCs w:val="24"/>
+        </w:rPr>
+        <w:t xml:space="preserve"> (C.N. Esp. </w:t>
       </w:r>
       <w:proofErr w:type="spellStart"/>
       <w:r>
@@ -4598,7 +5415,16 @@
           <w:sz w:val="24"/>
           <w:szCs w:val="24"/>
         </w:rPr>
-        <w:t>. Y Com. Sala II ;</w:t>
+        <w:t xml:space="preserve">. Y Com. Sala </w:t>
+      </w:r>
+      <w:proofErr w:type="gramStart"/>
+      <w:r>
+        <w:rPr>
+          <w:rFonts w:ascii="Times New Roman" w:eastAsia="Times New Roman" w:hAnsi="Times New Roman" w:cs="Times New Roman"/>
+          <w:sz w:val="24"/>
+          <w:szCs w:val="24"/>
+        </w:rPr>
+        <w:t>II ;</w:t>
       </w:r>
       <w:proofErr w:type="spellStart"/>
       <w:r>
@@ -4610,6 +5436,7 @@
         <w:t>Inkier</w:t>
       </w:r>
       <w:proofErr w:type="spellEnd"/>
+      <w:proofErr w:type="gramEnd"/>
       <w:r>
         <w:rPr>
           <w:rFonts w:ascii="Times New Roman" w:eastAsia="Times New Roman" w:hAnsi="Times New Roman" w:cs="Times New Roman"/>
@@ -4634,7 +5461,25 @@
           <w:sz w:val="24"/>
           <w:szCs w:val="24"/>
         </w:rPr>
-        <w:t>: A (MIGUEZ DE CANTORE - JARAZO VEIRAS - PEIRANO) - 29/04/97 ;ALI PACHA, MONICA C/ BERNARDINO RIVADAVIA SA. DE TRANSP. LINEA 63 S/ ORD.;). –</w:t>
+        <w:t>: A (MIGUEZ DE CANTORE - JARAZO VEIRAS - PEIRANO) - 29/04/</w:t>
+      </w:r>
+      <w:proofErr w:type="gramStart"/>
+      <w:r>
+        <w:rPr>
+          <w:rFonts w:ascii="Times New Roman" w:eastAsia="Times New Roman" w:hAnsi="Times New Roman" w:cs="Times New Roman"/>
+          <w:sz w:val="24"/>
+          <w:szCs w:val="24"/>
+        </w:rPr>
+        <w:t>97 ;ALI</w:t>
+      </w:r>
+      <w:proofErr w:type="gramEnd"/>
+      <w:r>
+        <w:rPr>
+          <w:rFonts w:ascii="Times New Roman" w:eastAsia="Times New Roman" w:hAnsi="Times New Roman" w:cs="Times New Roman"/>
+          <w:sz w:val="24"/>
+          <w:szCs w:val="24"/>
+        </w:rPr>
+        <w:t xml:space="preserve"> PACHA, MONICA C/ BERNARDINO RIVADAVIA SA. DE TRANSP. LINEA 63 S/ ORD.;). –</w:t>
       </w:r>
     </w:p>
     <w:p>
@@ -4683,7 +5528,25 @@
           <w:sz w:val="24"/>
           <w:szCs w:val="24"/>
         </w:rPr>
-        <w:t xml:space="preserve">La afección desde este punto de vista es manifiesta, es por ello que esta parte estima por el aquí actor, para responder por este rubro la suma </w:t>
+        <w:t xml:space="preserve">La afección desde este punto de vista es manifiesta, es por ello </w:t>
+      </w:r>
+      <w:proofErr w:type="gramStart"/>
+      <w:r>
+        <w:rPr>
+          <w:rFonts w:ascii="Times New Roman" w:eastAsia="Times New Roman" w:hAnsi="Times New Roman" w:cs="Times New Roman"/>
+          <w:sz w:val="24"/>
+          <w:szCs w:val="24"/>
+        </w:rPr>
+        <w:t>que</w:t>
+      </w:r>
+      <w:proofErr w:type="gramEnd"/>
+      <w:r>
+        <w:rPr>
+          <w:rFonts w:ascii="Times New Roman" w:eastAsia="Times New Roman" w:hAnsi="Times New Roman" w:cs="Times New Roman"/>
+          <w:sz w:val="24"/>
+          <w:szCs w:val="24"/>
+        </w:rPr>
+        <w:t xml:space="preserve"> esta parte estima por el aquí actor, para responder por este rubro la suma </w:t>
       </w:r>
       <w:r>
         <w:rPr>
@@ -4704,7 +5567,7 @@
           <w:szCs w:val="24"/>
           <w:highlight w:val="yellow"/>
         </w:rPr>
-        <w:t xml:space="preserve">SIETE MILLONES QUINIENTOS MIL CON 00/100</w:t>
+        <w:t xml:space="preserve">DIEZ MILLONES QUINIENTOS MIL CON 00/100</w:t>
       </w:r>
       <w:r>
         <w:rPr>
@@ -4735,7 +5598,7 @@
           <w:szCs w:val="24"/>
           <w:highlight w:val="yellow"/>
         </w:rPr>
-        <w:t xml:space="preserve">$ 7.500.000,00</w:t>
+        <w:t xml:space="preserve">$ 10.500.000,00</w:t>
       </w:r>
       <w:r>
         <w:rPr>
@@ -4763,7 +5626,25 @@
           <w:sz w:val="24"/>
           <w:szCs w:val="24"/>
         </w:rPr>
-        <w:t>o lo que en más en menos, V.S estime corresponder.</w:t>
+        <w:t xml:space="preserve">o lo </w:t>
+      </w:r>
+      <w:proofErr w:type="gramStart"/>
+      <w:r>
+        <w:rPr>
+          <w:rFonts w:ascii="Times New Roman" w:eastAsia="Times New Roman" w:hAnsi="Times New Roman" w:cs="Times New Roman"/>
+          <w:sz w:val="24"/>
+          <w:szCs w:val="24"/>
+        </w:rPr>
+        <w:t>que</w:t>
+      </w:r>
+      <w:proofErr w:type="gramEnd"/>
+      <w:r>
+        <w:rPr>
+          <w:rFonts w:ascii="Times New Roman" w:eastAsia="Times New Roman" w:hAnsi="Times New Roman" w:cs="Times New Roman"/>
+          <w:sz w:val="24"/>
+          <w:szCs w:val="24"/>
+        </w:rPr>
+        <w:t xml:space="preserve"> en más en menos, V.S estime corresponder.</w:t>
       </w:r>
     </w:p>
     <w:p>
@@ -4820,7 +5701,25 @@
           <w:sz w:val="24"/>
           <w:szCs w:val="24"/>
         </w:rPr>
-        <w:t>Como fuera mencionado ut supra, ha sido aconsejado la actora, para paliar las secuelas conflictivas del evento dañoso, una terapia dirigida o breve, tendiente a neutralizar los disturbios mentales que padece, los cuales tienen una raíz específica desde el accidente. Concretamente le ha sido recomendada la realización de un tratamiento psicológico, con dos sesiones semanales por el lapso aproximado de dos  años, lo cual se encuentra supeditado a su estado psicofísico actual y futuro.</w:t>
+        <w:t xml:space="preserve">Como fuera mencionado ut supra, ha sido aconsejado la actora, para paliar las secuelas conflictivas del evento dañoso, una terapia dirigida o breve, tendiente a neutralizar los disturbios mentales que padece, los cuales tienen una raíz específica desde el accidente. Concretamente le ha sido recomendada la realización de un tratamiento psicológico, con dos sesiones semanales por el lapso aproximado de </w:t>
+      </w:r>
+      <w:proofErr w:type="gramStart"/>
+      <w:r>
+        <w:rPr>
+          <w:rFonts w:ascii="Times New Roman" w:eastAsia="Times New Roman" w:hAnsi="Times New Roman" w:cs="Times New Roman"/>
+          <w:sz w:val="24"/>
+          <w:szCs w:val="24"/>
+        </w:rPr>
+        <w:t>dos  años</w:t>
+      </w:r>
+      <w:proofErr w:type="gramEnd"/>
+      <w:r>
+        <w:rPr>
+          <w:rFonts w:ascii="Times New Roman" w:eastAsia="Times New Roman" w:hAnsi="Times New Roman" w:cs="Times New Roman"/>
+          <w:sz w:val="24"/>
+          <w:szCs w:val="24"/>
+        </w:rPr>
+        <w:t>, lo cual se encuentra supeditado a su estado psicofísico actual y futuro.</w:t>
       </w:r>
     </w:p>
     <w:p>
@@ -4876,7 +5775,25 @@
           <w:sz w:val="24"/>
           <w:szCs w:val="24"/>
         </w:rPr>
-        <w:t>, Raúl R. s/ daños y perjuicios”). “Respecto al costo de una psicoterapia solicitada por la actora, sea que las lesiones de carácter psicológico, puedan superarse o no, corresponde resarcir lo que fuere necesario para el tratamiento, al menos con el propósito de evitar el empeoramiento; ello pese a que falte precisión en el dictamen acerca del costo de las sesiones” (</w:t>
+        <w:t xml:space="preserve">, Raúl R. s/ daños y perjuicios”). “Respecto al costo de una psicoterapia solicitada por la actora, sea que las lesiones de carácter </w:t>
+      </w:r>
+      <w:proofErr w:type="gramStart"/>
+      <w:r>
+        <w:rPr>
+          <w:rFonts w:ascii="Times New Roman" w:eastAsia="Times New Roman" w:hAnsi="Times New Roman" w:cs="Times New Roman"/>
+          <w:sz w:val="24"/>
+          <w:szCs w:val="24"/>
+        </w:rPr>
+        <w:t>psicológico,</w:t>
+      </w:r>
+      <w:proofErr w:type="gramEnd"/>
+      <w:r>
+        <w:rPr>
+          <w:rFonts w:ascii="Times New Roman" w:eastAsia="Times New Roman" w:hAnsi="Times New Roman" w:cs="Times New Roman"/>
+          <w:sz w:val="24"/>
+          <w:szCs w:val="24"/>
+        </w:rPr>
+        <w:t xml:space="preserve"> puedan superarse o no, corresponde resarcir lo que fuere necesario para el tratamiento, al menos con el propósito de evitar el empeoramiento; ello pese a que falte precisión en el dictamen acerca del costo de las sesiones” (</w:t>
       </w:r>
       <w:proofErr w:type="spellStart"/>
       <w:r>
@@ -4966,7 +5883,16 @@
           <w:sz w:val="24"/>
           <w:szCs w:val="24"/>
         </w:rPr>
-        <w:t>o lo que en más o en menos resulte de las probanzas de autos.</w:t>
+        <w:t>o</w:t>
+      </w:r>
+      <w:proofErr w:type="gramEnd"/>
+      <w:r>
+        <w:rPr>
+          <w:rFonts w:ascii="Times New Roman" w:eastAsia="Times New Roman" w:hAnsi="Times New Roman" w:cs="Times New Roman"/>
+          <w:sz w:val="24"/>
+          <w:szCs w:val="24"/>
+        </w:rPr>
+        <w:t xml:space="preserve"> lo que en más o en menos resulte de las probanzas de autos.</w:t>
       </w:r>
     </w:p>
     <w:p>
@@ -5041,7 +5967,25 @@
           <w:sz w:val="24"/>
           <w:szCs w:val="24"/>
         </w:rPr>
-        <w:t xml:space="preserve"> se realizó  en el centro mencionado, debiendo luego de la consulta continuar con tratamiento ambulatorio hasta la actualidad. Se generaron considerables gastos (tomografías, medicamentos, calmantes, analgésicos, antibióticos, radiografías, psicofármacos, estudios, inyectables, antiinflamatorios) los cuales fueron solventados con la ayuda de familiares y amigos. </w:t>
+        <w:t xml:space="preserve"> se </w:t>
+      </w:r>
+      <w:proofErr w:type="gramStart"/>
+      <w:r>
+        <w:rPr>
+          <w:rFonts w:ascii="Times New Roman" w:eastAsia="Times New Roman" w:hAnsi="Times New Roman" w:cs="Times New Roman"/>
+          <w:sz w:val="24"/>
+          <w:szCs w:val="24"/>
+        </w:rPr>
+        <w:t>realizó  en</w:t>
+      </w:r>
+      <w:proofErr w:type="gramEnd"/>
+      <w:r>
+        <w:rPr>
+          <w:rFonts w:ascii="Times New Roman" w:eastAsia="Times New Roman" w:hAnsi="Times New Roman" w:cs="Times New Roman"/>
+          <w:sz w:val="24"/>
+          <w:szCs w:val="24"/>
+        </w:rPr>
+        <w:t xml:space="preserve"> el centro mencionado, debiendo luego de la consulta continuar con tratamiento ambulatorio hasta la actualidad. Se generaron considerables gastos (tomografías, medicamentos, calmantes, analgésicos, antibióticos, radiografías, psicofármacos, estudios, inyectables, antiinflamatorios) los cuales fueron solventados con la ayuda de familiares y amigos. </w:t>
       </w:r>
     </w:p>
     <w:p>
@@ -5082,7 +6026,25 @@
           <w:sz w:val="24"/>
           <w:szCs w:val="24"/>
         </w:rPr>
-        <w:t xml:space="preserve">Es pacífica la jurisprudencia en conceder este rubro y se ha resuelto que probado el daño, este rubro procede sin necesidad de la prueba concreta y acabada. En efecto, en este sentido se manifiesta que: “Resulta procedente indemnizar los gastos médicos producidos como consecuencia del accidente, </w:t>
+        <w:t xml:space="preserve">Es pacífica la jurisprudencia en conceder este rubro y se ha resuelto </w:t>
+      </w:r>
+      <w:proofErr w:type="gramStart"/>
+      <w:r>
+        <w:rPr>
+          <w:rFonts w:ascii="Times New Roman" w:eastAsia="Times New Roman" w:hAnsi="Times New Roman" w:cs="Times New Roman"/>
+          <w:sz w:val="24"/>
+          <w:szCs w:val="24"/>
+        </w:rPr>
+        <w:t>que</w:t>
+      </w:r>
+      <w:proofErr w:type="gramEnd"/>
+      <w:r>
+        <w:rPr>
+          <w:rFonts w:ascii="Times New Roman" w:eastAsia="Times New Roman" w:hAnsi="Times New Roman" w:cs="Times New Roman"/>
+          <w:sz w:val="24"/>
+          <w:szCs w:val="24"/>
+        </w:rPr>
+        <w:t xml:space="preserve"> probado el daño, este rubro procede sin necesidad de la prueba concreta y acabada. En efecto, en este sentido se manifiesta que: “Resulta procedente indemnizar los gastos médicos producidos como consecuencia del accidente, </w:t>
       </w:r>
       <w:proofErr w:type="spellStart"/>
       <w:r>
@@ -5431,7 +6393,25 @@
           <w:sz w:val="24"/>
           <w:szCs w:val="24"/>
         </w:rPr>
-        <w:t>2.  DAÑO FÍSICO E INCAPACIDAD ..…</w:t>
+        <w:t>2.  DAÑO FÍSICO E INCAPACIDAD</w:t>
+      </w:r>
+      <w:proofErr w:type="gramStart"/>
+      <w:r>
+        <w:rPr>
+          <w:rFonts w:ascii="Times New Roman" w:eastAsia="Times New Roman" w:hAnsi="Times New Roman" w:cs="Times New Roman"/>
+          <w:sz w:val="24"/>
+          <w:szCs w:val="24"/>
+        </w:rPr>
+        <w:t xml:space="preserve"> ..</w:t>
+      </w:r>
+      <w:proofErr w:type="gramEnd"/>
+      <w:r>
+        <w:rPr>
+          <w:rFonts w:ascii="Times New Roman" w:eastAsia="Times New Roman" w:hAnsi="Times New Roman" w:cs="Times New Roman"/>
+          <w:sz w:val="24"/>
+          <w:szCs w:val="24"/>
+        </w:rPr>
+        <w:t>…</w:t>
       </w:r>
       <w:r>
         <w:rPr>
@@ -5440,25 +6420,43 @@
           <w:szCs w:val="24"/>
           <w:highlight w:val="yellow"/>
         </w:rPr>
-        <w:t xml:space="preserve">$ 50.000.000,00</w:t>
-      </w:r>
-    </w:p>
-    <w:p>
-      <w:pPr>
-        <w:spacing w:after="0" w:line="360" w:lineRule="auto"/>
-        <w:rPr>
-          <w:rFonts w:ascii="Times New Roman" w:eastAsia="Times New Roman" w:hAnsi="Times New Roman" w:cs="Times New Roman"/>
-          <w:sz w:val="24"/>
-          <w:szCs w:val="24"/>
-        </w:rPr>
-      </w:pPr>
-      <w:r>
-        <w:rPr>
-          <w:rFonts w:ascii="Times New Roman" w:eastAsia="Times New Roman" w:hAnsi="Times New Roman" w:cs="Times New Roman"/>
-          <w:sz w:val="24"/>
-          <w:szCs w:val="24"/>
-        </w:rPr>
-        <w:t xml:space="preserve">3. DAÑO MORAL …..…………… </w:t>
+        <w:t xml:space="preserve">$ 70.000.000,00</w:t>
+      </w:r>
+    </w:p>
+    <w:p>
+      <w:pPr>
+        <w:spacing w:after="0" w:line="360" w:lineRule="auto"/>
+        <w:rPr>
+          <w:rFonts w:ascii="Times New Roman" w:eastAsia="Times New Roman" w:hAnsi="Times New Roman" w:cs="Times New Roman"/>
+          <w:sz w:val="24"/>
+          <w:szCs w:val="24"/>
+        </w:rPr>
+      </w:pPr>
+      <w:r>
+        <w:rPr>
+          <w:rFonts w:ascii="Times New Roman" w:eastAsia="Times New Roman" w:hAnsi="Times New Roman" w:cs="Times New Roman"/>
+          <w:sz w:val="24"/>
+          <w:szCs w:val="24"/>
+        </w:rPr>
+        <w:t>3. DAÑO MORAL</w:t>
+      </w:r>
+      <w:proofErr w:type="gramStart"/>
+      <w:r>
+        <w:rPr>
+          <w:rFonts w:ascii="Times New Roman" w:eastAsia="Times New Roman" w:hAnsi="Times New Roman" w:cs="Times New Roman"/>
+          <w:sz w:val="24"/>
+          <w:szCs w:val="24"/>
+        </w:rPr>
+        <w:t xml:space="preserve"> ….</w:t>
+      </w:r>
+      <w:proofErr w:type="gramEnd"/>
+      <w:r>
+        <w:rPr>
+          <w:rFonts w:ascii="Times New Roman" w:eastAsia="Times New Roman" w:hAnsi="Times New Roman" w:cs="Times New Roman"/>
+          <w:sz w:val="24"/>
+          <w:szCs w:val="24"/>
+        </w:rPr>
+        <w:t xml:space="preserve">.…………… </w:t>
       </w:r>
       <w:r>
         <w:rPr>
@@ -5467,7 +6465,7 @@
           <w:szCs w:val="24"/>
           <w:highlight w:val="yellow"/>
         </w:rPr>
-        <w:t xml:space="preserve">$ 16.500.000,00</w:t>
+        <w:t xml:space="preserve">$ 23.100.000,00</w:t>
       </w:r>
     </w:p>
     <w:p>
@@ -5510,7 +6508,7 @@
           <w:szCs w:val="24"/>
           <w:highlight w:val="yellow"/>
         </w:rPr>
-        <w:t xml:space="preserve">$ 7.500.000,00</w:t>
+        <w:t xml:space="preserve">$ 10.500.000,00</w:t>
       </w:r>
     </w:p>
     <w:p>
@@ -5677,7 +6675,7 @@
           <w:szCs w:val="24"/>
           <w:highlight w:val="yellow"/>
         </w:rPr>
-        <w:t xml:space="preserve">SETENTA Y NUEVE MILLONES QUINIENTOS MIL CON 00/100</w:t>
+        <w:t xml:space="preserve">CIENTO NUEVE MILLONES CIEN MIL CON 00/100</w:t>
       </w:r>
       <w:r>
         <w:rPr>
@@ -5700,7 +6698,7 @@
           <w:szCs w:val="24"/>
           <w:highlight w:val="yellow"/>
         </w:rPr>
-        <w:t xml:space="preserve">$ 79.500.000,00</w:t>
+        <w:t xml:space="preserve">$ 109.100.000,00</w:t>
       </w:r>
       <w:r>
         <w:rPr>
@@ -5934,7 +6932,117 @@
           <w:sz w:val="24"/>
           <w:szCs w:val="24"/>
         </w:rPr>
-        <w:t>Consecuentemente, y con el mayor respeto a V.S,  a  los efectos de ejemplificar  lo expuesto, desarrollamos un breve cuadro de valores comparativos de distintos productos básicos, de los cuales se informa el costo de los mismos en el año 2001 y a modo de ejemplo el precio por el cual  se consiguen  en la actualidad. </w:t>
+        <w:t>Consecuentemente, y con el mayor respeto a V.S</w:t>
+      </w:r>
+      <w:proofErr w:type="gramStart"/>
+      <w:r>
+        <w:rPr>
+          <w:rFonts w:ascii="Times New Roman" w:eastAsia="Times New Roman" w:hAnsi="Times New Roman" w:cs="Times New Roman"/>
+          <w:b/>
+          <w:bCs/>
+          <w:sz w:val="24"/>
+          <w:szCs w:val="24"/>
+        </w:rPr>
+        <w:t>,  a</w:t>
+      </w:r>
+      <w:proofErr w:type="gramEnd"/>
+      <w:r>
+        <w:rPr>
+          <w:rFonts w:ascii="Times New Roman" w:eastAsia="Times New Roman" w:hAnsi="Times New Roman" w:cs="Times New Roman"/>
+          <w:b/>
+          <w:bCs/>
+          <w:sz w:val="24"/>
+          <w:szCs w:val="24"/>
+        </w:rPr>
+        <w:t xml:space="preserve">  los efectos de </w:t>
+      </w:r>
+      <w:proofErr w:type="gramStart"/>
+      <w:r>
+        <w:rPr>
+          <w:rFonts w:ascii="Times New Roman" w:eastAsia="Times New Roman" w:hAnsi="Times New Roman" w:cs="Times New Roman"/>
+          <w:b/>
+          <w:bCs/>
+          <w:sz w:val="24"/>
+          <w:szCs w:val="24"/>
+        </w:rPr>
+        <w:t>ejemplificar  lo</w:t>
+      </w:r>
+      <w:proofErr w:type="gramEnd"/>
+      <w:r>
+        <w:rPr>
+          <w:rFonts w:ascii="Times New Roman" w:eastAsia="Times New Roman" w:hAnsi="Times New Roman" w:cs="Times New Roman"/>
+          <w:b/>
+          <w:bCs/>
+          <w:sz w:val="24"/>
+          <w:szCs w:val="24"/>
+        </w:rPr>
+        <w:t xml:space="preserve"> expuesto, desarrollamos un breve cuadro de valores comparativos de distintos productos básicos, de los cuales se informa el costo de </w:t>
+      </w:r>
+      <w:proofErr w:type="gramStart"/>
+      <w:r>
+        <w:rPr>
+          <w:rFonts w:ascii="Times New Roman" w:eastAsia="Times New Roman" w:hAnsi="Times New Roman" w:cs="Times New Roman"/>
+          <w:b/>
+          <w:bCs/>
+          <w:sz w:val="24"/>
+          <w:szCs w:val="24"/>
+        </w:rPr>
+        <w:t>los mismos</w:t>
+      </w:r>
+      <w:proofErr w:type="gramEnd"/>
+      <w:r>
+        <w:rPr>
+          <w:rFonts w:ascii="Times New Roman" w:eastAsia="Times New Roman" w:hAnsi="Times New Roman" w:cs="Times New Roman"/>
+          <w:b/>
+          <w:bCs/>
+          <w:sz w:val="24"/>
+          <w:szCs w:val="24"/>
+        </w:rPr>
+        <w:t xml:space="preserve"> en el año 2001 y a modo de ejemplo el precio por el </w:t>
+      </w:r>
+      <w:proofErr w:type="gramStart"/>
+      <w:r>
+        <w:rPr>
+          <w:rFonts w:ascii="Times New Roman" w:eastAsia="Times New Roman" w:hAnsi="Times New Roman" w:cs="Times New Roman"/>
+          <w:b/>
+          <w:bCs/>
+          <w:sz w:val="24"/>
+          <w:szCs w:val="24"/>
+        </w:rPr>
+        <w:t>cual  se</w:t>
+      </w:r>
+      <w:proofErr w:type="gramEnd"/>
+      <w:r>
+        <w:rPr>
+          <w:rFonts w:ascii="Times New Roman" w:eastAsia="Times New Roman" w:hAnsi="Times New Roman" w:cs="Times New Roman"/>
+          <w:b/>
+          <w:bCs/>
+          <w:sz w:val="24"/>
+          <w:szCs w:val="24"/>
+        </w:rPr>
+        <w:t xml:space="preserve"> </w:t>
+      </w:r>
+      <w:proofErr w:type="gramStart"/>
+      <w:r>
+        <w:rPr>
+          <w:rFonts w:ascii="Times New Roman" w:eastAsia="Times New Roman" w:hAnsi="Times New Roman" w:cs="Times New Roman"/>
+          <w:b/>
+          <w:bCs/>
+          <w:sz w:val="24"/>
+          <w:szCs w:val="24"/>
+        </w:rPr>
+        <w:t>consiguen  en</w:t>
+      </w:r>
+      <w:proofErr w:type="gramEnd"/>
+      <w:r>
+        <w:rPr>
+          <w:rFonts w:ascii="Times New Roman" w:eastAsia="Times New Roman" w:hAnsi="Times New Roman" w:cs="Times New Roman"/>
+          <w:b/>
+          <w:bCs/>
+          <w:sz w:val="24"/>
+          <w:szCs w:val="24"/>
+        </w:rPr>
+        <w:t xml:space="preserve"> la actualidad. </w:t>
       </w:r>
     </w:p>
     <w:p>
@@ -5982,7 +7090,51 @@
           <w:sz w:val="24"/>
           <w:szCs w:val="24"/>
         </w:rPr>
-        <w:t>*ACEITE NATURA POR LITRO-  2001 A $ 1.80 /  2023 A $ 3000,00</w:t>
+        <w:t>*ACEITE NATURA POR LITRO</w:t>
+      </w:r>
+      <w:proofErr w:type="gramStart"/>
+      <w:r>
+        <w:rPr>
+          <w:rFonts w:ascii="Times New Roman" w:eastAsia="Times New Roman" w:hAnsi="Times New Roman" w:cs="Times New Roman"/>
+          <w:b/>
+          <w:bCs/>
+          <w:sz w:val="24"/>
+          <w:szCs w:val="24"/>
+        </w:rPr>
+        <w:t>-  2001</w:t>
+      </w:r>
+      <w:proofErr w:type="gramEnd"/>
+      <w:r>
+        <w:rPr>
+          <w:rFonts w:ascii="Times New Roman" w:eastAsia="Times New Roman" w:hAnsi="Times New Roman" w:cs="Times New Roman"/>
+          <w:b/>
+          <w:bCs/>
+          <w:sz w:val="24"/>
+          <w:szCs w:val="24"/>
+        </w:rPr>
+        <w:t xml:space="preserve"> A $ 1.80 </w:t>
+      </w:r>
+      <w:proofErr w:type="gramStart"/>
+      <w:r>
+        <w:rPr>
+          <w:rFonts w:ascii="Times New Roman" w:eastAsia="Times New Roman" w:hAnsi="Times New Roman" w:cs="Times New Roman"/>
+          <w:b/>
+          <w:bCs/>
+          <w:sz w:val="24"/>
+          <w:szCs w:val="24"/>
+        </w:rPr>
+        <w:t>/  2023</w:t>
+      </w:r>
+      <w:proofErr w:type="gramEnd"/>
+      <w:r>
+        <w:rPr>
+          <w:rFonts w:ascii="Times New Roman" w:eastAsia="Times New Roman" w:hAnsi="Times New Roman" w:cs="Times New Roman"/>
+          <w:b/>
+          <w:bCs/>
+          <w:sz w:val="24"/>
+          <w:szCs w:val="24"/>
+        </w:rPr>
+        <w:t xml:space="preserve"> A $ 3000,00</w:t>
       </w:r>
     </w:p>
     <w:p>
@@ -6004,7 +7156,29 @@
           <w:sz w:val="24"/>
           <w:szCs w:val="24"/>
         </w:rPr>
-        <w:t>*FIDEOS DON VICENTE        2001 A $1.20  /  2023 A $ 1000,00  </w:t>
+        <w:t>*FIDEOS DON VICENTE        2001 A $1.</w:t>
+      </w:r>
+      <w:proofErr w:type="gramStart"/>
+      <w:r>
+        <w:rPr>
+          <w:rFonts w:ascii="Times New Roman" w:eastAsia="Times New Roman" w:hAnsi="Times New Roman" w:cs="Times New Roman"/>
+          <w:b/>
+          <w:bCs/>
+          <w:sz w:val="24"/>
+          <w:szCs w:val="24"/>
+        </w:rPr>
+        <w:t>20  /</w:t>
+      </w:r>
+      <w:proofErr w:type="gramEnd"/>
+      <w:r>
+        <w:rPr>
+          <w:rFonts w:ascii="Times New Roman" w:eastAsia="Times New Roman" w:hAnsi="Times New Roman" w:cs="Times New Roman"/>
+          <w:b/>
+          <w:bCs/>
+          <w:sz w:val="24"/>
+          <w:szCs w:val="24"/>
+        </w:rPr>
+        <w:t>  2023 A $ 1000,00  </w:t>
       </w:r>
     </w:p>
     <w:p>
@@ -6026,7 +7200,29 @@
           <w:sz w:val="24"/>
           <w:szCs w:val="24"/>
         </w:rPr>
-        <w:t>*PÓLIZA DE RESPONSABILIDAD CIVIL EN CUALQUIER COMPAÑÍA AL AÑO 2001 EL VALOR MEDIO ERA DE $ 28 PESOS, EN LA ACTUALIDAD Y EN BASE AL ESTUDIO DE MERCADO REALIZADO POR ESTA PARTE, NINGUNA COMPAÑÍA BRINDA DICHA  COBERTURA POR UNA SUMA MENOR A LOS $ 15000.</w:t>
+        <w:t xml:space="preserve">*PÓLIZA DE RESPONSABILIDAD CIVIL EN CUALQUIER COMPAÑÍA AL AÑO 2001 EL VALOR MEDIO ERA DE $ 28 PESOS, EN LA ACTUALIDAD Y EN BASE AL ESTUDIO DE MERCADO REALIZADO POR ESTA PARTE, NINGUNA COMPAÑÍA BRINDA </w:t>
+      </w:r>
+      <w:proofErr w:type="gramStart"/>
+      <w:r>
+        <w:rPr>
+          <w:rFonts w:ascii="Times New Roman" w:eastAsia="Times New Roman" w:hAnsi="Times New Roman" w:cs="Times New Roman"/>
+          <w:b/>
+          <w:bCs/>
+          <w:sz w:val="24"/>
+          <w:szCs w:val="24"/>
+        </w:rPr>
+        <w:t>DICHA  COBERTURA</w:t>
+      </w:r>
+      <w:proofErr w:type="gramEnd"/>
+      <w:r>
+        <w:rPr>
+          <w:rFonts w:ascii="Times New Roman" w:eastAsia="Times New Roman" w:hAnsi="Times New Roman" w:cs="Times New Roman"/>
+          <w:b/>
+          <w:bCs/>
+          <w:sz w:val="24"/>
+          <w:szCs w:val="24"/>
+        </w:rPr>
+        <w:t xml:space="preserve"> POR UNA SUMA MENOR A LOS $ 15000.</w:t>
       </w:r>
     </w:p>
     <w:p>
@@ -6048,8 +7244,185 @@
           <w:sz w:val="24"/>
           <w:szCs w:val="24"/>
         </w:rPr>
-        <w:t xml:space="preserve">Dicho cuadro  deviene de lo importante que resulta a esta parte resaltar que  los montos establecidos en la generalidad de las sentencias no han variado en los últimos 7 años, situación por la cual resulta sumamente in equitativa teniendo en cuenta  la inflación de la que resultamos víctimas todos los argentinos. Asimismo resulta procedente señalar que  lo expuesto precedentemente  también se puede corroborar en la nota periodística que se acompaña a la parte documental del presente libelo, emitida por el diario Clarín con fecha 11 de enero de 2009, en la cual se informa que en los últimos siete años  hay precios que subieron más del 500%. Y desde allí hasta la </w:t>
-      </w:r>
+        <w:t xml:space="preserve">Dicho </w:t>
+      </w:r>
+      <w:proofErr w:type="gramStart"/>
+      <w:r>
+        <w:rPr>
+          <w:rFonts w:ascii="Times New Roman" w:eastAsia="Times New Roman" w:hAnsi="Times New Roman" w:cs="Times New Roman"/>
+          <w:b/>
+          <w:bCs/>
+          <w:sz w:val="24"/>
+          <w:szCs w:val="24"/>
+        </w:rPr>
+        <w:t>cuadro  deviene</w:t>
+      </w:r>
+      <w:proofErr w:type="gramEnd"/>
+      <w:r>
+        <w:rPr>
+          <w:rFonts w:ascii="Times New Roman" w:eastAsia="Times New Roman" w:hAnsi="Times New Roman" w:cs="Times New Roman"/>
+          <w:b/>
+          <w:bCs/>
+          <w:sz w:val="24"/>
+          <w:szCs w:val="24"/>
+        </w:rPr>
+        <w:t xml:space="preserve"> de lo importante que resulta a esta parte resaltar </w:t>
+      </w:r>
+      <w:proofErr w:type="gramStart"/>
+      <w:r>
+        <w:rPr>
+          <w:rFonts w:ascii="Times New Roman" w:eastAsia="Times New Roman" w:hAnsi="Times New Roman" w:cs="Times New Roman"/>
+          <w:b/>
+          <w:bCs/>
+          <w:sz w:val="24"/>
+          <w:szCs w:val="24"/>
+        </w:rPr>
+        <w:t>que  los</w:t>
+      </w:r>
+      <w:proofErr w:type="gramEnd"/>
+      <w:r>
+        <w:rPr>
+          <w:rFonts w:ascii="Times New Roman" w:eastAsia="Times New Roman" w:hAnsi="Times New Roman" w:cs="Times New Roman"/>
+          <w:b/>
+          <w:bCs/>
+          <w:sz w:val="24"/>
+          <w:szCs w:val="24"/>
+        </w:rPr>
+        <w:t xml:space="preserve"> montos establecidos en la generalidad de las sentencias no han variado en los últimos 7 años, situación por la cual resulta sumamente </w:t>
+      </w:r>
+      <w:proofErr w:type="gramStart"/>
+      <w:r>
+        <w:rPr>
+          <w:rFonts w:ascii="Times New Roman" w:eastAsia="Times New Roman" w:hAnsi="Times New Roman" w:cs="Times New Roman"/>
+          <w:b/>
+          <w:bCs/>
+          <w:sz w:val="24"/>
+          <w:szCs w:val="24"/>
+        </w:rPr>
+        <w:t>in equitativa</w:t>
+      </w:r>
+      <w:proofErr w:type="gramEnd"/>
+      <w:r>
+        <w:rPr>
+          <w:rFonts w:ascii="Times New Roman" w:eastAsia="Times New Roman" w:hAnsi="Times New Roman" w:cs="Times New Roman"/>
+          <w:b/>
+          <w:bCs/>
+          <w:sz w:val="24"/>
+          <w:szCs w:val="24"/>
+        </w:rPr>
+        <w:t xml:space="preserve"> teniendo en </w:t>
+      </w:r>
+      <w:proofErr w:type="gramStart"/>
+      <w:r>
+        <w:rPr>
+          <w:rFonts w:ascii="Times New Roman" w:eastAsia="Times New Roman" w:hAnsi="Times New Roman" w:cs="Times New Roman"/>
+          <w:b/>
+          <w:bCs/>
+          <w:sz w:val="24"/>
+          <w:szCs w:val="24"/>
+        </w:rPr>
+        <w:t>cuenta  la</w:t>
+      </w:r>
+      <w:proofErr w:type="gramEnd"/>
+      <w:r>
+        <w:rPr>
+          <w:rFonts w:ascii="Times New Roman" w:eastAsia="Times New Roman" w:hAnsi="Times New Roman" w:cs="Times New Roman"/>
+          <w:b/>
+          <w:bCs/>
+          <w:sz w:val="24"/>
+          <w:szCs w:val="24"/>
+        </w:rPr>
+        <w:t xml:space="preserve"> inflación de la que resultamos víctimas todos los argentinos. </w:t>
+      </w:r>
+      <w:proofErr w:type="gramStart"/>
+      <w:r>
+        <w:rPr>
+          <w:rFonts w:ascii="Times New Roman" w:eastAsia="Times New Roman" w:hAnsi="Times New Roman" w:cs="Times New Roman"/>
+          <w:b/>
+          <w:bCs/>
+          <w:sz w:val="24"/>
+          <w:szCs w:val="24"/>
+        </w:rPr>
+        <w:t>Asimismo</w:t>
+      </w:r>
+      <w:proofErr w:type="gramEnd"/>
+      <w:r>
+        <w:rPr>
+          <w:rFonts w:ascii="Times New Roman" w:eastAsia="Times New Roman" w:hAnsi="Times New Roman" w:cs="Times New Roman"/>
+          <w:b/>
+          <w:bCs/>
+          <w:sz w:val="24"/>
+          <w:szCs w:val="24"/>
+        </w:rPr>
+        <w:t xml:space="preserve"> resulta procedente señalar </w:t>
+      </w:r>
+      <w:proofErr w:type="gramStart"/>
+      <w:r>
+        <w:rPr>
+          <w:rFonts w:ascii="Times New Roman" w:eastAsia="Times New Roman" w:hAnsi="Times New Roman" w:cs="Times New Roman"/>
+          <w:b/>
+          <w:bCs/>
+          <w:sz w:val="24"/>
+          <w:szCs w:val="24"/>
+        </w:rPr>
+        <w:t>que  lo</w:t>
+      </w:r>
+      <w:proofErr w:type="gramEnd"/>
+      <w:r>
+        <w:rPr>
+          <w:rFonts w:ascii="Times New Roman" w:eastAsia="Times New Roman" w:hAnsi="Times New Roman" w:cs="Times New Roman"/>
+          <w:b/>
+          <w:bCs/>
+          <w:sz w:val="24"/>
+          <w:szCs w:val="24"/>
+        </w:rPr>
+        <w:t xml:space="preserve"> expuesto </w:t>
+      </w:r>
+      <w:proofErr w:type="gramStart"/>
+      <w:r>
+        <w:rPr>
+          <w:rFonts w:ascii="Times New Roman" w:eastAsia="Times New Roman" w:hAnsi="Times New Roman" w:cs="Times New Roman"/>
+          <w:b/>
+          <w:bCs/>
+          <w:sz w:val="24"/>
+          <w:szCs w:val="24"/>
+        </w:rPr>
+        <w:t>precedentemente  también</w:t>
+      </w:r>
+      <w:proofErr w:type="gramEnd"/>
+      <w:r>
+        <w:rPr>
+          <w:rFonts w:ascii="Times New Roman" w:eastAsia="Times New Roman" w:hAnsi="Times New Roman" w:cs="Times New Roman"/>
+          <w:b/>
+          <w:bCs/>
+          <w:sz w:val="24"/>
+          <w:szCs w:val="24"/>
+        </w:rPr>
+        <w:t xml:space="preserve"> se puede corroborar en la nota periodística que se acompaña a la parte documental del presente libelo, emitida por el diario Clarín con fecha 11 de enero de 2009, en la cual se informa que en los últimos siete </w:t>
+      </w:r>
+      <w:proofErr w:type="gramStart"/>
+      <w:r>
+        <w:rPr>
+          <w:rFonts w:ascii="Times New Roman" w:eastAsia="Times New Roman" w:hAnsi="Times New Roman" w:cs="Times New Roman"/>
+          <w:b/>
+          <w:bCs/>
+          <w:sz w:val="24"/>
+          <w:szCs w:val="24"/>
+        </w:rPr>
+        <w:t>años  hay</w:t>
+      </w:r>
+      <w:proofErr w:type="gramEnd"/>
+      <w:r>
+        <w:rPr>
+          <w:rFonts w:ascii="Times New Roman" w:eastAsia="Times New Roman" w:hAnsi="Times New Roman" w:cs="Times New Roman"/>
+          <w:b/>
+          <w:bCs/>
+          <w:sz w:val="24"/>
+          <w:szCs w:val="24"/>
+        </w:rPr>
+        <w:t xml:space="preserve"> precios que subieron más del 500%. Y desde allí hasta la </w:t>
+      </w:r>
+      <w:proofErr w:type="gramStart"/>
       <w:r>
         <w:rPr>
           <w:rFonts w:ascii="Times New Roman" w:eastAsia="Times New Roman" w:hAnsi="Times New Roman" w:cs="Times New Roman"/>
@@ -6059,7 +7432,62 @@
           <w:szCs w:val="24"/>
         </w:rPr>
         <w:lastRenderedPageBreak/>
-        <w:t>actualidad  los aumentos alcanzan un 250%,  Consecuentemente con lo expuesto podemos arribar a las conclusiones mencionadas, ya que tal como manifiestan los representantes de la mayoría de las aseguradoras, les resulta más conveniente generar litigios que conciliaciones,  consiguiendo con ello un claro colapso judicial y un importantísimo beneficio económico.</w:t>
+        <w:t>actualidad  los</w:t>
+      </w:r>
+      <w:proofErr w:type="gramEnd"/>
+      <w:r>
+        <w:rPr>
+          <w:rFonts w:ascii="Times New Roman" w:eastAsia="Times New Roman" w:hAnsi="Times New Roman" w:cs="Times New Roman"/>
+          <w:b/>
+          <w:bCs/>
+          <w:sz w:val="24"/>
+          <w:szCs w:val="24"/>
+        </w:rPr>
+        <w:t xml:space="preserve"> aumentos alcanzan un 250</w:t>
+      </w:r>
+      <w:proofErr w:type="gramStart"/>
+      <w:r>
+        <w:rPr>
+          <w:rFonts w:ascii="Times New Roman" w:eastAsia="Times New Roman" w:hAnsi="Times New Roman" w:cs="Times New Roman"/>
+          <w:b/>
+          <w:bCs/>
+          <w:sz w:val="24"/>
+          <w:szCs w:val="24"/>
+        </w:rPr>
+        <w:t>%,  Consecuentemente</w:t>
+      </w:r>
+      <w:proofErr w:type="gramEnd"/>
+      <w:r>
+        <w:rPr>
+          <w:rFonts w:ascii="Times New Roman" w:eastAsia="Times New Roman" w:hAnsi="Times New Roman" w:cs="Times New Roman"/>
+          <w:b/>
+          <w:bCs/>
+          <w:sz w:val="24"/>
+          <w:szCs w:val="24"/>
+        </w:rPr>
+        <w:t xml:space="preserve"> con lo expuesto podemos arribar a las conclusiones mencionadas, ya que tal como manifiestan los representantes de la mayoría de las aseguradoras, les resulta más conveniente generar litigios que </w:t>
+      </w:r>
+      <w:proofErr w:type="gramStart"/>
+      <w:r>
+        <w:rPr>
+          <w:rFonts w:ascii="Times New Roman" w:eastAsia="Times New Roman" w:hAnsi="Times New Roman" w:cs="Times New Roman"/>
+          <w:b/>
+          <w:bCs/>
+          <w:sz w:val="24"/>
+          <w:szCs w:val="24"/>
+        </w:rPr>
+        <w:t>conciliaciones,  consiguiendo</w:t>
+      </w:r>
+      <w:proofErr w:type="gramEnd"/>
+      <w:r>
+        <w:rPr>
+          <w:rFonts w:ascii="Times New Roman" w:eastAsia="Times New Roman" w:hAnsi="Times New Roman" w:cs="Times New Roman"/>
+          <w:b/>
+          <w:bCs/>
+          <w:sz w:val="24"/>
+          <w:szCs w:val="24"/>
+        </w:rPr>
+        <w:t xml:space="preserve"> con ello un claro colapso judicial y un importantísimo beneficio económico.</w:t>
       </w:r>
     </w:p>
     <w:p>
@@ -6081,7 +7509,161 @@
           <w:sz w:val="24"/>
           <w:szCs w:val="24"/>
         </w:rPr>
-        <w:t>AHORA BIEN POR ÚLTIMO Y DE MAYOR RELEVANCIA ES DE MENCIONAR QUE COMO ES DE PÚBLICO CONOCIMIENTO DURANTE TODO 2020, HEMOS SUFRIDO UNA DEVALUACIÓN APROXIMADA DEL 40%,  SIENDO RECONOCIDO OFICIALMENTE QUE LA INFLACIÓN TAN SOLO PARA EL MES DE ENERO DE ESE AÑO FUE DEL 4%, CONSECUENTEMENTE Y REALIZANDO UNA PROYECCIÓN PODRÍAMOS AFIRMAR QUE LA  INFLACIÓN ANUAL EN 2022 RONDARÁ EL 1500%...  SABIENDO ELLO  S.S COMPRENDERÁ QUE NINGUNA DE LAS TASAS DE INTERÉS QUE SE APLICAN PARA ACTUALIZAR MONTOS DE SENTENCIAS SE CONDICEN CON LA REALIDAD DE NUESTRO PAÍS, MENOS AÚN LA TASA PASIVA Y/O LA DEL 8% LAS CUALES HOY POR HOY RESULTAN HASTA IRRISORIAS, SIENDO ESTO ÚNICAMENTE  UN EXCELENTE NEGOCIO  PARA LAS ASEGURADORAS, LAS CUALES AL DILATAR LOS PAGOS  GENERAN UN PERJUICIO DESMESURADO EN EL ACTOR QUIEN JAMÁS TENDRÁ UN RECLAMO AJUSTADO A LA REALIDAD QUE ATRAVESAMOS.</w:t>
+        <w:t xml:space="preserve">AHORA </w:t>
+      </w:r>
+      <w:proofErr w:type="gramStart"/>
+      <w:r>
+        <w:rPr>
+          <w:rFonts w:ascii="Times New Roman" w:eastAsia="Times New Roman" w:hAnsi="Times New Roman" w:cs="Times New Roman"/>
+          <w:b/>
+          <w:bCs/>
+          <w:sz w:val="24"/>
+          <w:szCs w:val="24"/>
+        </w:rPr>
+        <w:t>BIEN</w:t>
+      </w:r>
+      <w:proofErr w:type="gramEnd"/>
+      <w:r>
+        <w:rPr>
+          <w:rFonts w:ascii="Times New Roman" w:eastAsia="Times New Roman" w:hAnsi="Times New Roman" w:cs="Times New Roman"/>
+          <w:b/>
+          <w:bCs/>
+          <w:sz w:val="24"/>
+          <w:szCs w:val="24"/>
+        </w:rPr>
+        <w:t xml:space="preserve"> POR ÚLTIMO Y DE MAYOR RELEVANCIA ES DE MENCIONAR QUE COMO ES DE PÚBLICO CONOCIMIENTO DURANTE TODO 2020, HEMOS SUFRIDO UNA DEVALUACIÓN APROXIMADA DEL 40</w:t>
+      </w:r>
+      <w:proofErr w:type="gramStart"/>
+      <w:r>
+        <w:rPr>
+          <w:rFonts w:ascii="Times New Roman" w:eastAsia="Times New Roman" w:hAnsi="Times New Roman" w:cs="Times New Roman"/>
+          <w:b/>
+          <w:bCs/>
+          <w:sz w:val="24"/>
+          <w:szCs w:val="24"/>
+        </w:rPr>
+        <w:t>%,  SIENDO</w:t>
+      </w:r>
+      <w:proofErr w:type="gramEnd"/>
+      <w:r>
+        <w:rPr>
+          <w:rFonts w:ascii="Times New Roman" w:eastAsia="Times New Roman" w:hAnsi="Times New Roman" w:cs="Times New Roman"/>
+          <w:b/>
+          <w:bCs/>
+          <w:sz w:val="24"/>
+          <w:szCs w:val="24"/>
+        </w:rPr>
+        <w:t xml:space="preserve"> RECONOCIDO OFICIALMENTE QUE LA INFLACIÓN TAN SOLO PARA EL MES DE ENERO DE ESE AÑO FUE DEL 4%, CONSECUENTEMENTE Y REALIZANDO UNA PROYECCIÓN PODRÍAMOS AFIRMAR QUE </w:t>
+      </w:r>
+      <w:proofErr w:type="gramStart"/>
+      <w:r>
+        <w:rPr>
+          <w:rFonts w:ascii="Times New Roman" w:eastAsia="Times New Roman" w:hAnsi="Times New Roman" w:cs="Times New Roman"/>
+          <w:b/>
+          <w:bCs/>
+          <w:sz w:val="24"/>
+          <w:szCs w:val="24"/>
+        </w:rPr>
+        <w:t>LA  INFLACIÓN</w:t>
+      </w:r>
+      <w:proofErr w:type="gramEnd"/>
+      <w:r>
+        <w:rPr>
+          <w:rFonts w:ascii="Times New Roman" w:eastAsia="Times New Roman" w:hAnsi="Times New Roman" w:cs="Times New Roman"/>
+          <w:b/>
+          <w:bCs/>
+          <w:sz w:val="24"/>
+          <w:szCs w:val="24"/>
+        </w:rPr>
+        <w:t xml:space="preserve"> ANUAL EN 2022 RONDARÁ EL 1500%...  SABIENDO </w:t>
+      </w:r>
+      <w:proofErr w:type="gramStart"/>
+      <w:r>
+        <w:rPr>
+          <w:rFonts w:ascii="Times New Roman" w:eastAsia="Times New Roman" w:hAnsi="Times New Roman" w:cs="Times New Roman"/>
+          <w:b/>
+          <w:bCs/>
+          <w:sz w:val="24"/>
+          <w:szCs w:val="24"/>
+        </w:rPr>
+        <w:t>ELLO  S.S</w:t>
+      </w:r>
+      <w:proofErr w:type="gramEnd"/>
+      <w:r>
+        <w:rPr>
+          <w:rFonts w:ascii="Times New Roman" w:eastAsia="Times New Roman" w:hAnsi="Times New Roman" w:cs="Times New Roman"/>
+          <w:b/>
+          <w:bCs/>
+          <w:sz w:val="24"/>
+          <w:szCs w:val="24"/>
+        </w:rPr>
+        <w:t xml:space="preserve"> COMPRENDERÁ QUE NINGUNA DE LAS TASAS DE INTERÉS QUE SE APLICAN PARA ACTUALIZAR MONTOS DE SENTENCIAS SE CONDICEN CON LA REALIDAD DE NUESTRO PAÍS, MENOS AÚN LA TASA PASIVA Y/O LA DEL 8% LAS CUALES HOY POR HOY RESULTAN HASTA IRRISORIAS, SIENDO ESTO </w:t>
+      </w:r>
+      <w:proofErr w:type="gramStart"/>
+      <w:r>
+        <w:rPr>
+          <w:rFonts w:ascii="Times New Roman" w:eastAsia="Times New Roman" w:hAnsi="Times New Roman" w:cs="Times New Roman"/>
+          <w:b/>
+          <w:bCs/>
+          <w:sz w:val="24"/>
+          <w:szCs w:val="24"/>
+        </w:rPr>
+        <w:t>ÚNICAMENTE  UN</w:t>
+      </w:r>
+      <w:proofErr w:type="gramEnd"/>
+      <w:r>
+        <w:rPr>
+          <w:rFonts w:ascii="Times New Roman" w:eastAsia="Times New Roman" w:hAnsi="Times New Roman" w:cs="Times New Roman"/>
+          <w:b/>
+          <w:bCs/>
+          <w:sz w:val="24"/>
+          <w:szCs w:val="24"/>
+        </w:rPr>
+        <w:t xml:space="preserve"> EXCELENTE </w:t>
+      </w:r>
+      <w:proofErr w:type="gramStart"/>
+      <w:r>
+        <w:rPr>
+          <w:rFonts w:ascii="Times New Roman" w:eastAsia="Times New Roman" w:hAnsi="Times New Roman" w:cs="Times New Roman"/>
+          <w:b/>
+          <w:bCs/>
+          <w:sz w:val="24"/>
+          <w:szCs w:val="24"/>
+        </w:rPr>
+        <w:t>NEGOCIO  PARA</w:t>
+      </w:r>
+      <w:proofErr w:type="gramEnd"/>
+      <w:r>
+        <w:rPr>
+          <w:rFonts w:ascii="Times New Roman" w:eastAsia="Times New Roman" w:hAnsi="Times New Roman" w:cs="Times New Roman"/>
+          <w:b/>
+          <w:bCs/>
+          <w:sz w:val="24"/>
+          <w:szCs w:val="24"/>
+        </w:rPr>
+        <w:t xml:space="preserve"> LAS ASEGURADORAS, LAS CUALES AL DILATAR LOS </w:t>
+      </w:r>
+      <w:proofErr w:type="gramStart"/>
+      <w:r>
+        <w:rPr>
+          <w:rFonts w:ascii="Times New Roman" w:eastAsia="Times New Roman" w:hAnsi="Times New Roman" w:cs="Times New Roman"/>
+          <w:b/>
+          <w:bCs/>
+          <w:sz w:val="24"/>
+          <w:szCs w:val="24"/>
+        </w:rPr>
+        <w:t>PAGOS  GENERAN</w:t>
+      </w:r>
+      <w:proofErr w:type="gramEnd"/>
+      <w:r>
+        <w:rPr>
+          <w:rFonts w:ascii="Times New Roman" w:eastAsia="Times New Roman" w:hAnsi="Times New Roman" w:cs="Times New Roman"/>
+          <w:b/>
+          <w:bCs/>
+          <w:sz w:val="24"/>
+          <w:szCs w:val="24"/>
+        </w:rPr>
+        <w:t xml:space="preserve"> UN PERJUICIO DESMESURADO EN EL ACTOR QUIEN JAMÁS TENDRÁ UN RECLAMO AJUSTADO A LA REALIDAD QUE ATRAVESAMOS.</w:t>
       </w:r>
     </w:p>
     <w:p>
@@ -6199,7 +7781,73 @@
           <w:sz w:val="24"/>
           <w:szCs w:val="24"/>
         </w:rPr>
-        <w:t xml:space="preserve">Se declara la inconstitucionalidad del artículo 7 de la Ley 23.928 y su inaplicabilidad, en virtud del cambio de escenario económico, ya que debe ser descalificado porque desconoce el principio de razonabilidad, el derecho de propiedad del reclamante y no permite proveer una tutela judicial eficaz (arts. 1 , 17 , 18 , 28 y </w:t>
+        <w:t xml:space="preserve">Se declara la inconstitucionalidad del artículo 7 de la Ley 23.928 y su inaplicabilidad, en virtud del cambio de escenario económico, ya que debe ser descalificado porque desconoce el principio de razonabilidad, el derecho de propiedad del reclamante y no permite proveer una tutela judicial eficaz (arts. </w:t>
+      </w:r>
+      <w:proofErr w:type="gramStart"/>
+      <w:r>
+        <w:rPr>
+          <w:rFonts w:ascii="Times New Roman" w:eastAsia="Times New Roman" w:hAnsi="Times New Roman" w:cs="Times New Roman"/>
+          <w:b/>
+          <w:bCs/>
+          <w:sz w:val="24"/>
+          <w:szCs w:val="24"/>
+        </w:rPr>
+        <w:t>1 ,</w:t>
+      </w:r>
+      <w:proofErr w:type="gramEnd"/>
+      <w:r>
+        <w:rPr>
+          <w:rFonts w:ascii="Times New Roman" w:eastAsia="Times New Roman" w:hAnsi="Times New Roman" w:cs="Times New Roman"/>
+          <w:b/>
+          <w:bCs/>
+          <w:sz w:val="24"/>
+          <w:szCs w:val="24"/>
+        </w:rPr>
+        <w:t xml:space="preserve"> </w:t>
+      </w:r>
+      <w:proofErr w:type="gramStart"/>
+      <w:r>
+        <w:rPr>
+          <w:rFonts w:ascii="Times New Roman" w:eastAsia="Times New Roman" w:hAnsi="Times New Roman" w:cs="Times New Roman"/>
+          <w:b/>
+          <w:bCs/>
+          <w:sz w:val="24"/>
+          <w:szCs w:val="24"/>
+        </w:rPr>
+        <w:t>17 ,</w:t>
+      </w:r>
+      <w:proofErr w:type="gramEnd"/>
+      <w:r>
+        <w:rPr>
+          <w:rFonts w:ascii="Times New Roman" w:eastAsia="Times New Roman" w:hAnsi="Times New Roman" w:cs="Times New Roman"/>
+          <w:b/>
+          <w:bCs/>
+          <w:sz w:val="24"/>
+          <w:szCs w:val="24"/>
+        </w:rPr>
+        <w:t xml:space="preserve"> </w:t>
+      </w:r>
+      <w:proofErr w:type="gramStart"/>
+      <w:r>
+        <w:rPr>
+          <w:rFonts w:ascii="Times New Roman" w:eastAsia="Times New Roman" w:hAnsi="Times New Roman" w:cs="Times New Roman"/>
+          <w:b/>
+          <w:bCs/>
+          <w:sz w:val="24"/>
+          <w:szCs w:val="24"/>
+        </w:rPr>
+        <w:t>18 ,</w:t>
+      </w:r>
+      <w:proofErr w:type="gramEnd"/>
+      <w:r>
+        <w:rPr>
+          <w:rFonts w:ascii="Times New Roman" w:eastAsia="Times New Roman" w:hAnsi="Times New Roman" w:cs="Times New Roman"/>
+          <w:b/>
+          <w:bCs/>
+          <w:sz w:val="24"/>
+          <w:szCs w:val="24"/>
+        </w:rPr>
+        <w:t xml:space="preserve"> 28 y </w:t>
       </w:r>
       <w:proofErr w:type="spellStart"/>
       <w:r>
@@ -6539,7 +8187,25 @@
           <w:sz w:val="24"/>
           <w:szCs w:val="24"/>
         </w:rPr>
-        <w:t>Fundo el derecho que me asiste en lo dispuesto en los arts. 726, 1721, 1722, 1723, 1724, 1725, 1731, 1741, 1753, 1757, 1758, 1769 del Código Civil y Comercial de la Nación; art. 118, Ley 17.418 y Ley 24.449, Ley Nacional de Tránsito, jurisprudencia y doctrina citadas en la presente demanda.- </w:t>
+        <w:t xml:space="preserve">Fundo el derecho que me asiste en lo dispuesto en los arts. 726, 1721, 1722, 1723, 1724, 1725, 1731, 1741, 1753, 1757, 1758, 1769 del Código Civil y Comercial de la Nación; art. 118, Ley 17.418 y Ley 24.449, Ley Nacional de Tránsito, jurisprudencia y doctrina citadas en la presente </w:t>
+      </w:r>
+      <w:proofErr w:type="gramStart"/>
+      <w:r>
+        <w:rPr>
+          <w:rFonts w:ascii="Times New Roman" w:eastAsia="Times New Roman" w:hAnsi="Times New Roman" w:cs="Times New Roman"/>
+          <w:sz w:val="24"/>
+          <w:szCs w:val="24"/>
+        </w:rPr>
+        <w:t>demanda.-</w:t>
+      </w:r>
+      <w:proofErr w:type="gramEnd"/>
+      <w:r>
+        <w:rPr>
+          <w:rFonts w:ascii="Times New Roman" w:eastAsia="Times New Roman" w:hAnsi="Times New Roman" w:cs="Times New Roman"/>
+          <w:sz w:val="24"/>
+          <w:szCs w:val="24"/>
+        </w:rPr>
+        <w:t> </w:t>
       </w:r>
     </w:p>
     <w:p>
@@ -6569,8 +8235,18 @@
           <w:sz w:val="24"/>
           <w:szCs w:val="24"/>
         </w:rPr>
-        <w:t>El hecho ilícito constituye en mora al deudor desde el momento en que se produce el hecho generador de la acción incoada (C.S.J.N. Fallos 191-280; 110-1-199; 238-44; 274-377, Recopilación doctrinaria y jurisprudencia E.D. 69.827).-</w:t>
-      </w:r>
+        <w:t>El hecho ilícito constituye en mora al deudor desde el momento en que se produce el hecho generador de la acción incoada (C.S.J.N. Fallos 191-280; 110-1-199; 238-44; 274-377, Recopilación doctrinaria y jurisprudencia E.D. 69.827</w:t>
+      </w:r>
+      <w:proofErr w:type="gramStart"/>
+      <w:r>
+        <w:rPr>
+          <w:rFonts w:ascii="Times New Roman" w:eastAsia="Times New Roman" w:hAnsi="Times New Roman" w:cs="Times New Roman"/>
+          <w:sz w:val="24"/>
+          <w:szCs w:val="24"/>
+        </w:rPr>
+        <w:t>).-</w:t>
+      </w:r>
+      <w:proofErr w:type="gramEnd"/>
     </w:p>
     <w:p>
       <w:pPr>
@@ -6639,6 +8315,7 @@
         <w:t>. en Pleno Cap. JA. 1960-1-624; C.C. 2a. La Plata, Sala III BJJBA 49-750; 50-201), sin que influya que en ese momento la deuda no sea líquida, pues para reclamarla solo se requiere que la obligación sea cierta (</w:t>
       </w:r>
       <w:proofErr w:type="spellStart"/>
+      <w:proofErr w:type="gramStart"/>
       <w:r>
         <w:rPr>
           <w:rFonts w:ascii="Times New Roman" w:eastAsia="Times New Roman" w:hAnsi="Times New Roman" w:cs="Times New Roman"/>
@@ -6648,6 +8325,7 @@
         <w:t>Cám.Apel.San</w:t>
       </w:r>
       <w:proofErr w:type="spellEnd"/>
+      <w:proofErr w:type="gramEnd"/>
       <w:r>
         <w:rPr>
           <w:rFonts w:ascii="Times New Roman" w:eastAsia="Times New Roman" w:hAnsi="Times New Roman" w:cs="Times New Roman"/>
@@ -6726,8 +8404,36 @@
           <w:sz w:val="24"/>
           <w:szCs w:val="24"/>
         </w:rPr>
-        <w:t>. de Bs.As.. p. 149).-</w:t>
-      </w:r>
+        <w:t xml:space="preserve">. de </w:t>
+      </w:r>
+      <w:proofErr w:type="gramStart"/>
+      <w:r>
+        <w:rPr>
+          <w:rFonts w:ascii="Times New Roman" w:eastAsia="Times New Roman" w:hAnsi="Times New Roman" w:cs="Times New Roman"/>
+          <w:sz w:val="24"/>
+          <w:szCs w:val="24"/>
+        </w:rPr>
+        <w:t>Bs.As..</w:t>
+      </w:r>
+      <w:proofErr w:type="gramEnd"/>
+      <w:r>
+        <w:rPr>
+          <w:rFonts w:ascii="Times New Roman" w:eastAsia="Times New Roman" w:hAnsi="Times New Roman" w:cs="Times New Roman"/>
+          <w:sz w:val="24"/>
+          <w:szCs w:val="24"/>
+        </w:rPr>
+        <w:t xml:space="preserve"> p. 149</w:t>
+      </w:r>
+      <w:proofErr w:type="gramStart"/>
+      <w:r>
+        <w:rPr>
+          <w:rFonts w:ascii="Times New Roman" w:eastAsia="Times New Roman" w:hAnsi="Times New Roman" w:cs="Times New Roman"/>
+          <w:sz w:val="24"/>
+          <w:szCs w:val="24"/>
+        </w:rPr>
+        <w:t>).-</w:t>
+      </w:r>
+      <w:proofErr w:type="gramEnd"/>
     </w:p>
     <w:p>
       <w:pPr>
@@ -6790,8 +8496,22 @@
           <w:sz w:val="24"/>
           <w:szCs w:val="24"/>
         </w:rPr>
-        <w:t>"Corresponde aplicar la tasa activa cartera general (préstamos) nominal anual vencida a treinta días del Banco de la Nación Argentina" 4-"La tasa de interés fijada debe computarse desde el inicio de la mora hasta el cumplimiento de la sentencia, salvo que su aplicación en el período transcurrido hasta el dictado de dicha sentencia implique una alteración del significado económico del capital de condena que configure un enriquecimiento indebido".-</w:t>
-      </w:r>
+        <w:t>"Corresponde aplicar la tasa activa cartera general (préstamos) nominal anual vencida a treinta días del Banco de la Nación Argentina" 4-"La tasa de interés fijada debe computarse desde el inicio de la mora hasta el cumplimiento de la sentencia, salvo que su aplicación en el período transcurrido hasta el dictado de dicha sentencia implique una alteración del significado económico del capital de condena que configure un enriquecimiento indebido</w:t>
+      </w:r>
+      <w:proofErr w:type="gramStart"/>
+      <w:r>
+        <w:rPr>
+          <w:rFonts w:ascii="Times New Roman" w:eastAsia="Times New Roman" w:hAnsi="Times New Roman" w:cs="Times New Roman"/>
+          <w:b/>
+          <w:bCs/>
+          <w:i/>
+          <w:iCs/>
+          <w:sz w:val="24"/>
+          <w:szCs w:val="24"/>
+        </w:rPr>
+        <w:t>".-</w:t>
+      </w:r>
+      <w:proofErr w:type="gramEnd"/>
       <w:r>
         <w:rPr>
           <w:rFonts w:ascii="Times New Roman" w:eastAsia="Times New Roman" w:hAnsi="Times New Roman" w:cs="Times New Roman"/>
@@ -6944,6 +8664,7 @@
         </w:rPr>
         <w:t xml:space="preserve"/>
       </w:r>
+      <w:proofErr w:type="gramEnd"/>
     </w:p>
     <w:p>
       <w:pPr>
@@ -6968,6 +8689,7 @@
           <w:lang w:val="en-US"/>
         </w:rPr>
       </w:pPr>
+      <w:proofErr w:type="gramStart"/>
       <w:r>
         <w:rPr>
           <w:rFonts w:ascii="Times New Roman" w:eastAsia="Times New Roman" w:hAnsi="Times New Roman" w:cs="Times New Roman"/>
@@ -7005,6 +8727,7 @@
         </w:rPr>
         <w:t xml:space="preserve"/>
       </w:r>
+      <w:proofErr w:type="gramEnd"/>
     </w:p>
     <w:p>
       <w:pPr>
@@ -7029,6 +8752,7 @@
           <w:lang w:val="en-US"/>
         </w:rPr>
       </w:pPr>
+      <w:proofErr w:type="gramStart"/>
       <w:r>
         <w:rPr>
           <w:rFonts w:ascii="Times New Roman" w:eastAsia="Times New Roman" w:hAnsi="Times New Roman" w:cs="Times New Roman"/>
@@ -7066,6 +8790,7 @@
         </w:rPr>
         <w:t xml:space="preserve"/>
       </w:r>
+      <w:proofErr w:type="gramEnd"/>
     </w:p>
     <w:p>
       <w:pPr>
@@ -7090,6 +8815,7 @@
           <w:lang w:val="en-US"/>
         </w:rPr>
       </w:pPr>
+      <w:proofErr w:type="gramStart"/>
       <w:r>
         <w:rPr>
           <w:rFonts w:ascii="Times New Roman" w:eastAsia="Times New Roman" w:hAnsi="Times New Roman" w:cs="Times New Roman"/>
@@ -7127,6 +8853,7 @@
         </w:rPr>
         <w:t xml:space="preserve"/>
       </w:r>
+      <w:proofErr w:type="gramEnd"/>
     </w:p>
     <w:p>
       <w:pPr>
@@ -7151,6 +8878,7 @@
           <w:lang w:val="en-US"/>
         </w:rPr>
       </w:pPr>
+      <w:proofErr w:type="gramStart"/>
       <w:r>
         <w:rPr>
           <w:rFonts w:ascii="Times New Roman" w:eastAsia="Times New Roman" w:hAnsi="Times New Roman" w:cs="Times New Roman"/>
@@ -7188,6 +8916,7 @@
         </w:rPr>
         <w:t xml:space="preserve"/>
       </w:r>
+      <w:proofErr w:type="gramEnd"/>
     </w:p>
     <w:p>
       <w:pPr>
@@ -7212,6 +8941,7 @@
           <w:lang w:val="en-US"/>
         </w:rPr>
       </w:pPr>
+      <w:proofErr w:type="gramStart"/>
       <w:r>
         <w:rPr>
           <w:rFonts w:ascii="Times New Roman" w:eastAsia="Times New Roman" w:hAnsi="Times New Roman" w:cs="Times New Roman"/>
@@ -7249,164 +8979,15 @@
         </w:rPr>
         <w:t xml:space="preserve"/>
       </w:r>
-    </w:p>
-    <w:p>
-      <w:pPr>
-        <w:spacing w:after="0" w:line="360" w:lineRule="auto"/>
-        <w:jc w:val="both"/>
-        <w:rPr>
-          <w:rFonts w:ascii="Times New Roman" w:eastAsia="Times New Roman" w:hAnsi="Times New Roman" w:cs="Times New Roman"/>
-          <w:b/>
-          <w:bCs/>
-          <w:sz w:val="24"/>
-          <w:szCs w:val="24"/>
-          <w:u w:val="single"/>
-        </w:rPr>
-      </w:pPr>
-      <w:r>
-        <w:rPr>
-          <w:rFonts w:ascii="Times New Roman" w:eastAsia="Times New Roman" w:hAnsi="Times New Roman" w:cs="Times New Roman"/>
-          <w:b/>
-          <w:bCs/>
-          <w:sz w:val="24"/>
-          <w:szCs w:val="24"/>
-          <w:u w:val="single"/>
-        </w:rPr>
-        <w:t>DOCUMENTAL EN PODER DE TERCEROS</w:t>
-      </w:r>
-    </w:p>
-    <w:p>
-      <w:pPr>
-        <w:spacing w:after="0" w:line="360" w:lineRule="auto"/>
-        <w:jc w:val="both"/>
-        <w:rPr>
-          <w:rFonts w:ascii="Times New Roman" w:eastAsia="Times New Roman" w:hAnsi="Times New Roman" w:cs="Times New Roman"/>
-          <w:b/>
-          <w:bCs/>
-          <w:sz w:val="24"/>
-          <w:szCs w:val="24"/>
-          <w:u w:val="single"/>
-        </w:rPr>
-      </w:pPr>
-    </w:p>
-    <w:p>
-      <w:pPr>
-        <w:spacing w:after="0" w:line="360" w:lineRule="auto"/>
-        <w:ind w:left="11" w:firstLine="720"/>
-        <w:jc w:val="both"/>
-        <w:rPr>
-          <w:rFonts w:ascii="Times New Roman" w:eastAsia="Times New Roman" w:hAnsi="Times New Roman" w:cs="Times New Roman"/>
-          <w:sz w:val="24"/>
-          <w:szCs w:val="24"/>
-        </w:rPr>
-      </w:pPr>
-      <w:r>
-        <w:rPr>
-          <w:rFonts w:ascii="Times New Roman" w:eastAsia="Times New Roman" w:hAnsi="Times New Roman" w:cs="Times New Roman"/>
-          <w:sz w:val="24"/>
-          <w:szCs w:val="24"/>
-        </w:rPr>
-        <w:lastRenderedPageBreak/>
-        <w:t xml:space="preserve">Solicito se intime a la parte demandada a que en el plazo de ley y conjuntamente con el traslado de la demanda presente en autos la siguiente documentación: Fotocopia de Licencia de Conducir, Carnet de Seguro, Comprobante de pago de seguro a la fecha del hecho, Título Automotor, Cédula verde; y a la Citada en Garantía para que </w:t>
-      </w:r>
-      <w:proofErr w:type="spellStart"/>
-      <w:r>
-        <w:rPr>
-          <w:rFonts w:ascii="Times New Roman" w:eastAsia="Times New Roman" w:hAnsi="Times New Roman" w:cs="Times New Roman"/>
-          <w:sz w:val="24"/>
-          <w:szCs w:val="24"/>
-        </w:rPr>
-        <w:t>adjunte,copia</w:t>
-      </w:r>
-      <w:proofErr w:type="spellEnd"/>
-      <w:r>
-        <w:rPr>
-          <w:rFonts w:ascii="Times New Roman" w:eastAsia="Times New Roman" w:hAnsi="Times New Roman" w:cs="Times New Roman"/>
-          <w:sz w:val="24"/>
-          <w:szCs w:val="24"/>
-        </w:rPr>
-        <w:t xml:space="preserve"> de la póliza, condiciones particulares (donde conste el nombre, D.N.I. y domicilio del Tomador) y condiciones particulares, ambos bajo el apercibimiento fijado por el art. 388 CPCCN.-</w:t>
-      </w:r>
-    </w:p>
-    <w:p>
-      <w:pPr>
-        <w:spacing w:after="0" w:line="360" w:lineRule="auto"/>
-        <w:jc w:val="both"/>
-        <w:rPr>
-          <w:rFonts w:ascii="Times New Roman" w:eastAsia="Times New Roman" w:hAnsi="Times New Roman" w:cs="Times New Roman"/>
-          <w:b/>
-          <w:bCs/>
-          <w:sz w:val="24"/>
-          <w:szCs w:val="24"/>
-          <w:highlight w:val="yellow"/>
-          <w:u w:val="single"/>
-        </w:rPr>
-      </w:pPr>
-    </w:p>
-    <w:p>
-      <w:pPr>
-        <w:spacing w:after="0" w:line="360" w:lineRule="auto"/>
-        <w:jc w:val="both"/>
-        <w:rPr>
-          <w:rFonts w:ascii="Times New Roman" w:eastAsia="Times New Roman" w:hAnsi="Times New Roman" w:cs="Times New Roman"/>
-          <w:sz w:val="24"/>
-          <w:szCs w:val="24"/>
-        </w:rPr>
-      </w:pPr>
-      <w:r>
-        <w:rPr>
-          <w:rFonts w:ascii="Times New Roman" w:eastAsia="Times New Roman" w:hAnsi="Times New Roman" w:cs="Times New Roman"/>
-          <w:b/>
-          <w:bCs/>
-          <w:i/>
-          <w:iCs/>
-          <w:sz w:val="24"/>
-          <w:szCs w:val="24"/>
-          <w:u w:val="single"/>
-        </w:rPr>
-        <w:t>B) INFORMATIVA</w:t>
-      </w:r>
-      <w:r>
-        <w:rPr>
-          <w:rFonts w:ascii="Times New Roman" w:eastAsia="Times New Roman" w:hAnsi="Times New Roman" w:cs="Times New Roman"/>
-          <w:sz w:val="24"/>
-          <w:szCs w:val="24"/>
-        </w:rPr>
-        <w:t xml:space="preserve">: </w:t>
-      </w:r>
-    </w:p>
-    <w:p>
-      <w:pPr>
-        <w:spacing w:after="0" w:line="360" w:lineRule="auto"/>
-        <w:jc w:val="both"/>
-        <w:rPr>
-          <w:rFonts w:ascii="Times New Roman" w:eastAsia="Times New Roman" w:hAnsi="Times New Roman" w:cs="Times New Roman"/>
-          <w:sz w:val="24"/>
-          <w:szCs w:val="24"/>
-        </w:rPr>
-      </w:pPr>
-    </w:p>
-    <w:p>
-      <w:pPr>
-        <w:spacing w:after="0" w:line="360" w:lineRule="auto"/>
-        <w:jc w:val="both"/>
-        <w:rPr>
-          <w:rFonts w:ascii="Times New Roman" w:eastAsia="Times New Roman" w:hAnsi="Times New Roman" w:cs="Times New Roman"/>
-          <w:sz w:val="24"/>
-          <w:szCs w:val="24"/>
-        </w:rPr>
-      </w:pPr>
-      <w:r>
-        <w:rPr>
-          <w:rFonts w:ascii="Times New Roman" w:eastAsia="Times New Roman" w:hAnsi="Times New Roman" w:cs="Times New Roman"/>
-          <w:sz w:val="24"/>
-          <w:szCs w:val="24"/>
-        </w:rPr>
-        <w:t>Se libren los siguientes oficios:</w:t>
-      </w:r>
-    </w:p>
-    <w:p>
-      <w:pPr>
+      <w:proofErr w:type="gramEnd"/>
+    </w:p>
+    <w:p>
+      <w:pPr>
+        <w:pStyle w:val="Prrafodelista"/>
+        <w:numPr>
+          <w:ilvl w:val="0"/>
+          <w:numId w:val="8"/>
+        </w:numPr>
         <w:pBdr>
           <w:top w:val="nil"/>
           <w:left w:val="nil"/>
@@ -7415,519 +8996,25 @@
           <w:between w:val="nil"/>
         </w:pBdr>
         <w:spacing w:after="0" w:line="360" w:lineRule="auto"/>
-        <w:jc w:val="both"/>
         <w:rPr>
           <w:rFonts w:ascii="Times New Roman" w:eastAsia="Times New Roman" w:hAnsi="Times New Roman" w:cs="Times New Roman"/>
           <w:sz w:val="24"/>
           <w:szCs w:val="24"/>
           <w:highlight w:val="yellow"/>
-        </w:rPr>
-      </w:pPr>
-    </w:p>
-    <w:p>
-      <w:pPr>
-        <w:spacing w:after="0" w:line="360" w:lineRule="auto"/>
-        <w:jc w:val="both"/>
-        <w:rPr>
-          <w:rFonts w:ascii="Times New Roman" w:eastAsia="Times New Roman" w:hAnsi="Times New Roman" w:cs="Times New Roman"/>
-          <w:sz w:val="24"/>
-          <w:szCs w:val="24"/>
-        </w:rPr>
-      </w:pPr>
-      <w:r>
-        <w:rPr>
-          <w:rFonts w:ascii="Times New Roman" w:eastAsia="Times New Roman" w:hAnsi="Times New Roman" w:cs="Times New Roman"/>
-          <w:b/>
-          <w:bCs/>
-          <w:sz w:val="24"/>
-          <w:szCs w:val="24"/>
-        </w:rPr>
-        <w:t xml:space="preserve">1) Al Hospital  </w:t>
-      </w:r>
-      <w:r>
-        <w:rPr>
-          <w:rFonts w:ascii="Times New Roman" w:eastAsia="Times New Roman" w:hAnsi="Times New Roman" w:cs="Times New Roman"/>
-          <w:b/>
-          <w:bCs/>
+          <w:lang w:val="en-US"/>
+        </w:rPr>
+      </w:pPr>
+      <w:proofErr w:type="gramStart"/>
+      <w:r>
+        <w:rPr>
+          <w:rFonts w:ascii="Times New Roman" w:eastAsia="Times New Roman" w:hAnsi="Times New Roman" w:cs="Times New Roman"/>
           <w:sz w:val="24"/>
           <w:szCs w:val="24"/>
           <w:highlight w:val="yellow"/>
-        </w:rPr>
-        <w:t xml:space="preserve">Hospital Durand</w:t>
-      </w:r>
-      <w:r>
-        <w:rPr>
-          <w:rFonts w:ascii="Times New Roman" w:eastAsia="Times New Roman" w:hAnsi="Times New Roman" w:cs="Times New Roman"/>
-          <w:b/>
-          <w:bCs/>
-          <w:sz w:val="24"/>
-          <w:szCs w:val="24"/>
-        </w:rPr>
-        <w:t xml:space="preserve">  </w:t>
-      </w:r>
-      <w:r>
-        <w:rPr>
-          <w:rFonts w:ascii="Times New Roman" w:eastAsia="Times New Roman" w:hAnsi="Times New Roman" w:cs="Times New Roman"/>
-          <w:sz w:val="24"/>
-          <w:szCs w:val="24"/>
-        </w:rPr>
-        <w:t xml:space="preserve">sito en </w:t>
-      </w:r>
-      <w:r>
-        <w:rPr>
-          <w:rFonts w:ascii="Times New Roman" w:eastAsia="Times New Roman" w:hAnsi="Times New Roman" w:cs="Times New Roman"/>
-          <w:b/>
-          <w:bCs/>
-          <w:sz w:val="24"/>
-          <w:szCs w:val="24"/>
-        </w:rPr>
-        <w:t xml:space="preserve">  </w:t>
-      </w:r>
-      <w:r>
-        <w:rPr>
-          <w:rFonts w:ascii="Times New Roman" w:eastAsia="Times New Roman" w:hAnsi="Times New Roman" w:cs="Times New Roman"/>
-          <w:b/>
-          <w:bCs/>
-          <w:sz w:val="24"/>
-          <w:szCs w:val="24"/>
-          <w:highlight w:val="yellow"/>
-        </w:rPr>
-        <w:t xml:space="preserve">Av. Díaz Vélez 5044, CABA</w:t>
-      </w:r>
-      <w:r>
-        <w:rPr>
-          <w:rFonts w:ascii="Times New Roman" w:eastAsia="Times New Roman" w:hAnsi="Times New Roman" w:cs="Times New Roman"/>
-          <w:b/>
-          <w:bCs/>
-          <w:sz w:val="24"/>
-          <w:szCs w:val="24"/>
-        </w:rPr>
-        <w:t xml:space="preserve"> </w:t>
-      </w:r>
-      <w:r>
-        <w:rPr>
-          <w:rFonts w:ascii="Times New Roman" w:eastAsia="Times New Roman" w:hAnsi="Times New Roman" w:cs="Times New Roman"/>
-          <w:sz w:val="24"/>
-          <w:szCs w:val="24"/>
-        </w:rPr>
-        <w:t xml:space="preserve"> a fin de que remita los certificados de atención médica del aquí actor </w:t>
-      </w:r>
-      <w:r>
-        <w:rPr>
-          <w:rFonts w:ascii="Times New Roman" w:eastAsia="Times New Roman" w:hAnsi="Times New Roman" w:cs="Times New Roman"/>
-          <w:b/>
-          <w:bCs/>
-          <w:sz w:val="24"/>
-          <w:szCs w:val="24"/>
-          <w:highlight w:val="yellow"/>
-        </w:rPr>
-        <w:t xml:space="preserve">Martin Graneros</w:t>
-      </w:r>
-      <w:r>
-        <w:rPr>
-          <w:rFonts w:ascii="Times New Roman" w:eastAsia="Times New Roman" w:hAnsi="Times New Roman" w:cs="Times New Roman"/>
-          <w:b/>
-          <w:bCs/>
-          <w:sz w:val="24"/>
-          <w:szCs w:val="24"/>
-        </w:rPr>
-        <w:t xml:space="preserve"> </w:t>
-      </w:r>
-      <w:r>
-        <w:rPr>
-          <w:rFonts w:ascii="Times New Roman" w:eastAsia="Times New Roman" w:hAnsi="Times New Roman" w:cs="Times New Roman"/>
-          <w:sz w:val="24"/>
-          <w:szCs w:val="24"/>
-        </w:rPr>
-        <w:t>DNI</w:t>
-      </w:r>
-      <w:r>
-        <w:rPr>
-          <w:rFonts w:ascii="Times New Roman" w:eastAsia="Times New Roman" w:hAnsi="Times New Roman" w:cs="Times New Roman"/>
-          <w:b/>
-          <w:bCs/>
-          <w:sz w:val="24"/>
-          <w:szCs w:val="24"/>
-        </w:rPr>
-        <w:t xml:space="preserve"> </w:t>
-      </w:r>
-      <w:r>
-        <w:rPr>
-          <w:rFonts w:ascii="Times New Roman" w:eastAsia="Times New Roman" w:hAnsi="Times New Roman" w:cs="Times New Roman"/>
-          <w:b/>
-          <w:bCs/>
-          <w:sz w:val="24"/>
-          <w:szCs w:val="24"/>
-          <w:highlight w:val="yellow"/>
-        </w:rPr>
-        <w:t xml:space="preserve">33.222.444</w:t>
-      </w:r>
-      <w:r>
-        <w:rPr>
-          <w:rFonts w:ascii="Times New Roman" w:eastAsia="Times New Roman" w:hAnsi="Times New Roman" w:cs="Times New Roman"/>
-          <w:b/>
-          <w:bCs/>
-          <w:sz w:val="24"/>
-          <w:szCs w:val="24"/>
-        </w:rPr>
-        <w:t xml:space="preserve">   </w:t>
-      </w:r>
-      <w:r>
-        <w:rPr>
-          <w:rFonts w:ascii="Times New Roman" w:eastAsia="Times New Roman" w:hAnsi="Times New Roman" w:cs="Times New Roman"/>
-          <w:sz w:val="24"/>
-          <w:szCs w:val="24"/>
-        </w:rPr>
-        <w:t>desde el día del accidente (</w:t>
-      </w:r>
-      <w:r>
-        <w:rPr>
-          <w:rFonts w:ascii="Times New Roman" w:eastAsia="Times New Roman" w:hAnsi="Times New Roman" w:cs="Times New Roman"/>
-          <w:sz w:val="24"/>
-          <w:szCs w:val="24"/>
-          <w:highlight w:val="yellow"/>
-        </w:rPr>
-        <w:t xml:space="preserve">15 de marzo de 2026</w:t>
-      </w:r>
-      <w:r>
-        <w:rPr>
-          <w:rFonts w:ascii="Times New Roman" w:eastAsia="Times New Roman" w:hAnsi="Times New Roman" w:cs="Times New Roman"/>
-          <w:highlight w:val="white"/>
-        </w:rPr>
-        <w:t>)</w:t>
-      </w:r>
-      <w:r>
-        <w:rPr>
-          <w:rFonts w:ascii="Times New Roman" w:eastAsia="Times New Roman" w:hAnsi="Times New Roman" w:cs="Times New Roman"/>
-          <w:sz w:val="24"/>
-          <w:szCs w:val="24"/>
-        </w:rPr>
-        <w:t xml:space="preserve"> a la actualidad, historia médica y cualquier otro dato que pueda ser de interés para la presente causa.</w:t>
-      </w:r>
-    </w:p>
-    <w:p>
-      <w:pPr>
-        <w:spacing w:after="0" w:line="360" w:lineRule="auto"/>
-        <w:jc w:val="both"/>
-        <w:rPr>
-          <w:rFonts w:ascii="Times New Roman" w:eastAsia="Times New Roman" w:hAnsi="Times New Roman" w:cs="Times New Roman"/>
-          <w:sz w:val="24"/>
-          <w:szCs w:val="24"/>
-        </w:rPr>
-      </w:pPr>
-    </w:p>
-    <w:p>
-      <w:pPr>
-        <w:spacing w:after="0" w:line="360" w:lineRule="auto"/>
-        <w:jc w:val="both"/>
-        <w:rPr>
-          <w:rFonts w:ascii="Times New Roman" w:eastAsia="Times New Roman" w:hAnsi="Times New Roman" w:cs="Times New Roman"/>
-          <w:sz w:val="24"/>
-          <w:szCs w:val="24"/>
-        </w:rPr>
-      </w:pPr>
-    </w:p>
-    <w:p>
-      <w:pPr>
-        <w:spacing w:after="0" w:line="360" w:lineRule="auto"/>
-        <w:jc w:val="both"/>
-        <w:rPr>
-          <w:rFonts w:ascii="Times New Roman" w:eastAsia="Times New Roman" w:hAnsi="Times New Roman" w:cs="Times New Roman"/>
-          <w:sz w:val="24"/>
-          <w:szCs w:val="24"/>
-        </w:rPr>
-      </w:pPr>
-      <w:r>
-        <w:rPr>
-          <w:rFonts w:ascii="Times New Roman" w:eastAsia="Times New Roman" w:hAnsi="Times New Roman" w:cs="Times New Roman"/>
-          <w:sz w:val="24"/>
-          <w:szCs w:val="24"/>
-        </w:rPr>
-        <w:t xml:space="preserve">3) </w:t>
-      </w:r>
-      <w:r>
-        <w:rPr>
-          <w:rFonts w:ascii="Times New Roman" w:eastAsia="Times New Roman" w:hAnsi="Times New Roman" w:cs="Times New Roman"/>
-          <w:b/>
-          <w:bCs/>
-          <w:sz w:val="24"/>
-          <w:szCs w:val="24"/>
-        </w:rPr>
-        <w:t>Al SAME - SISTEMA DE ATENCIÓN MÉDICA DE EMERGENCIAS DE CABA</w:t>
-      </w:r>
-      <w:r>
-        <w:rPr>
-          <w:rFonts w:ascii="Times New Roman" w:eastAsia="Times New Roman" w:hAnsi="Times New Roman" w:cs="Times New Roman"/>
-          <w:sz w:val="24"/>
-          <w:szCs w:val="24"/>
-        </w:rPr>
-        <w:t>, con domicilio en Monasterio 480, Cdad. de Buenos Aires, a fines de que informe si con fecha</w:t>
-      </w:r>
-      <w:r>
-        <w:rPr>
-          <w:rFonts w:ascii="Times New Roman" w:eastAsia="Times New Roman" w:hAnsi="Times New Roman" w:cs="Times New Roman"/>
-          <w:b/>
-          <w:bCs/>
-          <w:sz w:val="24"/>
-          <w:szCs w:val="24"/>
-        </w:rPr>
-        <w:t xml:space="preserve"> </w:t>
-      </w:r>
-      <w:r>
-        <w:rPr>
-          <w:rFonts w:ascii="Times New Roman" w:eastAsia="Times New Roman" w:hAnsi="Times New Roman" w:cs="Times New Roman"/>
-          <w:b/>
-          <w:bCs/>
-          <w:sz w:val="24"/>
-          <w:szCs w:val="24"/>
-          <w:highlight w:val="yellow"/>
-        </w:rPr>
-        <w:t xml:space="preserve">15 de marzo de 2026</w:t>
-      </w:r>
-      <w:r>
-        <w:rPr>
-          <w:rFonts w:ascii="Times New Roman" w:eastAsia="Times New Roman" w:hAnsi="Times New Roman" w:cs="Times New Roman"/>
-          <w:sz w:val="24"/>
-          <w:szCs w:val="24"/>
-          <w:highlight w:val="yellow"/>
-        </w:rPr>
-        <w:t>,</w:t>
-      </w:r>
-      <w:r>
-        <w:rPr>
-          <w:rFonts w:ascii="Times New Roman" w:eastAsia="Times New Roman" w:hAnsi="Times New Roman" w:cs="Times New Roman"/>
-          <w:sz w:val="24"/>
-          <w:szCs w:val="24"/>
-        </w:rPr>
-        <w:t xml:space="preserve"> se asistió al aquí actor </w:t>
-      </w:r>
-      <w:r>
-        <w:rPr>
-          <w:rFonts w:ascii="Times New Roman" w:eastAsia="Times New Roman" w:hAnsi="Times New Roman" w:cs="Times New Roman"/>
-          <w:b/>
-          <w:bCs/>
-          <w:sz w:val="24"/>
-          <w:szCs w:val="24"/>
-          <w:highlight w:val="yellow"/>
-        </w:rPr>
-        <w:t xml:space="preserve">Martin Graneros</w:t>
-      </w:r>
-      <w:r>
-        <w:rPr>
-          <w:rFonts w:ascii="Times New Roman" w:eastAsia="Times New Roman" w:hAnsi="Times New Roman" w:cs="Times New Roman"/>
-          <w:b/>
-          <w:bCs/>
-          <w:sz w:val="24"/>
-          <w:szCs w:val="24"/>
-        </w:rPr>
-        <w:t xml:space="preserve"> ,</w:t>
-      </w:r>
-      <w:r>
-        <w:rPr>
-          <w:rFonts w:ascii="Times New Roman" w:eastAsia="Times New Roman" w:hAnsi="Times New Roman" w:cs="Times New Roman"/>
-          <w:sz w:val="24"/>
-          <w:szCs w:val="24"/>
-        </w:rPr>
-        <w:t xml:space="preserve"> con motivo de un accidente de tránsito ocurrido en </w:t>
-      </w:r>
-      <w:r>
-        <w:rPr>
-          <w:rFonts w:ascii="Times New Roman" w:eastAsia="Times New Roman" w:hAnsi="Times New Roman" w:cs="Times New Roman"/>
-          <w:b/>
-          <w:bCs/>
-          <w:sz w:val="24"/>
-          <w:szCs w:val="24"/>
-        </w:rPr>
-        <w:t xml:space="preserve"> </w:t>
-      </w:r>
-      <w:r>
-        <w:rPr>
-          <w:rFonts w:ascii="Times New Roman" w:eastAsia="Times New Roman" w:hAnsi="Times New Roman" w:cs="Times New Roman"/>
-          <w:b/>
-          <w:bCs/>
-          <w:sz w:val="24"/>
-          <w:szCs w:val="24"/>
-          <w:highlight w:val="yellow"/>
-        </w:rPr>
-        <w:t xml:space="preserve">Intersección de Av. Cabildo y Juramento, CABA</w:t>
-      </w:r>
-      <w:r>
-        <w:rPr>
-          <w:rFonts w:ascii="Times New Roman" w:eastAsia="Times New Roman" w:hAnsi="Times New Roman" w:cs="Times New Roman"/>
-          <w:b/>
-          <w:bCs/>
-          <w:sz w:val="24"/>
-          <w:szCs w:val="24"/>
-        </w:rPr>
-        <w:t xml:space="preserve">  </w:t>
-      </w:r>
-      <w:r>
-        <w:rPr>
-          <w:rFonts w:ascii="Times New Roman" w:eastAsia="Times New Roman" w:hAnsi="Times New Roman" w:cs="Times New Roman"/>
-          <w:b/>
-          <w:bCs/>
-          <w:sz w:val="24"/>
-          <w:szCs w:val="24"/>
-        </w:rPr>
-        <w:t>.</w:t>
-      </w:r>
-      <w:r>
-        <w:rPr>
-          <w:rFonts w:ascii="Times New Roman" w:eastAsia="Times New Roman" w:hAnsi="Times New Roman" w:cs="Times New Roman"/>
-          <w:b/>
-          <w:bCs/>
-          <w:sz w:val="24"/>
-          <w:szCs w:val="24"/>
-        </w:rPr>
-        <w:t xml:space="preserve"> </w:t>
-      </w:r>
-      <w:r>
-        <w:rPr>
-          <w:rFonts w:ascii="Times New Roman" w:eastAsia="Times New Roman" w:hAnsi="Times New Roman" w:cs="Times New Roman"/>
-          <w:sz w:val="24"/>
-          <w:szCs w:val="24"/>
-        </w:rPr>
-        <w:t>En caso afirmativo remita copia certificada de los registros de atenciones médicas y/o registros de ambulancia y/o cualquier documentación médica obrante sobre el actor correspondiente a dicha fecha.</w:t>
-      </w:r>
-    </w:p>
-    <w:p>
-      <w:pPr>
-        <w:spacing w:after="0" w:line="360" w:lineRule="auto"/>
-        <w:jc w:val="both"/>
-        <w:rPr>
-          <w:rFonts w:ascii="Times New Roman" w:eastAsia="Times New Roman" w:hAnsi="Times New Roman" w:cs="Times New Roman"/>
-          <w:sz w:val="24"/>
-          <w:szCs w:val="24"/>
-        </w:rPr>
-      </w:pPr>
-    </w:p>
-    <w:p>
-      <w:pPr>
-        <w:spacing w:after="0" w:line="360" w:lineRule="auto"/>
-        <w:jc w:val="both"/>
-        <w:rPr>
-          <w:rFonts w:ascii="Times New Roman" w:eastAsia="Times New Roman" w:hAnsi="Times New Roman" w:cs="Times New Roman"/>
-          <w:sz w:val="24"/>
-          <w:szCs w:val="24"/>
-        </w:rPr>
-      </w:pPr>
-      <w:r>
-        <w:rPr>
-          <w:rFonts w:ascii="Times New Roman" w:eastAsia="Times New Roman" w:hAnsi="Times New Roman" w:cs="Times New Roman"/>
-          <w:sz w:val="24"/>
-          <w:szCs w:val="24"/>
-        </w:rPr>
-        <w:t xml:space="preserve">4) Al  taller </w:t>
-      </w:r>
-      <w:r>
-        <w:rPr>
-          <w:rFonts w:ascii="Times New Roman" w:eastAsia="Times New Roman" w:hAnsi="Times New Roman" w:cs="Times New Roman"/>
-          <w:sz w:val="24"/>
-          <w:szCs w:val="24"/>
-          <w:highlight w:val="yellow"/>
-        </w:rPr>
-        <w:t xml:space="preserve">Motosport SRL</w:t>
-      </w:r>
-      <w:r>
-        <w:rPr>
-          <w:rFonts w:ascii="Times New Roman" w:eastAsia="Times New Roman" w:hAnsi="Times New Roman" w:cs="Times New Roman"/>
-          <w:b/>
-          <w:bCs/>
-          <w:sz w:val="24"/>
-          <w:szCs w:val="24"/>
-        </w:rPr>
-        <w:t xml:space="preserve">  sito </w:t>
-      </w:r>
-      <w:r>
-        <w:rPr>
-          <w:rFonts w:ascii="Times New Roman" w:eastAsia="Times New Roman" w:hAnsi="Times New Roman" w:cs="Times New Roman"/>
-          <w:b/>
-          <w:bCs/>
-          <w:sz w:val="24"/>
-          <w:szCs w:val="24"/>
-          <w:highlight w:val="yellow"/>
-        </w:rPr>
-        <w:t xml:space="preserve"/>
-      </w:r>
-      <w:r>
-        <w:rPr>
-          <w:rFonts w:ascii="Times New Roman" w:eastAsia="Times New Roman" w:hAnsi="Times New Roman" w:cs="Times New Roman"/>
-          <w:b/>
-          <w:bCs/>
-          <w:sz w:val="24"/>
-          <w:szCs w:val="24"/>
-        </w:rPr>
-        <w:t xml:space="preserve"> </w:t>
-      </w:r>
-      <w:r>
-        <w:rPr>
-          <w:rFonts w:ascii="Times New Roman" w:eastAsia="Times New Roman" w:hAnsi="Times New Roman" w:cs="Times New Roman"/>
-          <w:sz w:val="24"/>
-          <w:szCs w:val="24"/>
-        </w:rPr>
-        <w:t xml:space="preserve">a efectos de que reconozca como auténtico el presupuesto de </w:t>
-      </w:r>
-      <w:r>
-        <w:rPr>
-          <w:rFonts w:ascii="Times New Roman" w:eastAsia="Times New Roman" w:hAnsi="Times New Roman" w:cs="Times New Roman"/>
-          <w:sz w:val="24"/>
-          <w:szCs w:val="24"/>
-          <w:highlight w:val="yellow"/>
-        </w:rPr>
-        <w:t xml:space="preserve">fecha </w:t>
-      </w:r>
-      <w:r>
-        <w:rPr>
-          <w:rFonts w:ascii="Times New Roman" w:eastAsia="Times New Roman" w:hAnsi="Times New Roman" w:cs="Times New Roman"/>
-          <w:b/>
-          <w:bCs/>
-          <w:sz w:val="24"/>
-          <w:szCs w:val="24"/>
-          <w:highlight w:val="yellow"/>
-        </w:rPr>
-        <w:t xml:space="preserve">   </w:t>
-      </w:r>
-      <w:r>
-        <w:rPr>
-          <w:rFonts w:ascii="Times New Roman" w:eastAsia="Times New Roman" w:hAnsi="Times New Roman" w:cs="Times New Roman"/>
-          <w:b/>
-          <w:bCs/>
-          <w:sz w:val="24"/>
-          <w:szCs w:val="24"/>
-          <w:highlight w:val="yellow"/>
-        </w:rPr>
-        <w:t xml:space="preserve">20 de marzo de 2026</w:t>
-      </w:r>
-      <w:r>
-        <w:rPr>
-          <w:rFonts w:ascii="Times New Roman" w:eastAsia="Times New Roman" w:hAnsi="Times New Roman" w:cs="Times New Roman"/>
-          <w:b/>
-          <w:bCs/>
-          <w:sz w:val="24"/>
-          <w:szCs w:val="24"/>
-        </w:rPr>
-        <w:t xml:space="preserve">   </w:t>
-      </w:r>
-      <w:r>
-        <w:rPr>
-          <w:rFonts w:ascii="Times New Roman" w:eastAsia="Times New Roman" w:hAnsi="Times New Roman" w:cs="Times New Roman"/>
-          <w:sz w:val="24"/>
-          <w:szCs w:val="24"/>
-        </w:rPr>
-        <w:t>que en copia se acompaña, e informe al mismo tiempo: si las reparaciones fueron efectuadas en ese taller, y en su caso, si las mismas fueron abonadas por el actora.-</w:t>
-      </w:r>
-    </w:p>
-    <w:p>
-      <w:pPr>
-        <w:spacing w:after="0" w:line="360" w:lineRule="auto"/>
-        <w:jc w:val="both"/>
-        <w:rPr>
-          <w:rFonts w:ascii="Times New Roman" w:eastAsia="Times New Roman" w:hAnsi="Times New Roman" w:cs="Times New Roman"/>
-          <w:sz w:val="24"/>
-          <w:szCs w:val="24"/>
-          <w:highlight w:val="yellow"/>
-        </w:rPr>
-      </w:pPr>
+          <w:lang w:val="en-US"/>
+        </w:rPr>
+        <w:t xml:space="preserve">Certificado de Cobertura Actor</w:t>
+      </w:r>
     </w:p>
     <w:p>
       <w:pPr>
@@ -7947,9 +9034,23 @@
           <w:highlight w:val="yellow"/>
         </w:rPr>
       </w:pPr>
-    </w:p>
-    <w:p>
-      <w:pPr>
+      <w:r>
+        <w:rPr>
+          <w:rFonts w:ascii="Times New Roman" w:eastAsia="Times New Roman" w:hAnsi="Times New Roman" w:cs="Times New Roman"/>
+          <w:sz w:val="24"/>
+          <w:szCs w:val="24"/>
+        </w:rPr>
+        <w:t xml:space="preserve"/>
+      </w:r>
+      <w:proofErr w:type="gramEnd"/>
+    </w:p>
+    <w:p>
+      <w:pPr>
+        <w:pStyle w:val="Prrafodelista"/>
+        <w:numPr>
+          <w:ilvl w:val="0"/>
+          <w:numId w:val="8"/>
+        </w:numPr>
         <w:pBdr>
           <w:top w:val="nil"/>
           <w:left w:val="nil"/>
@@ -7958,636 +9059,24 @@
           <w:between w:val="nil"/>
         </w:pBdr>
         <w:spacing w:after="0" w:line="360" w:lineRule="auto"/>
-        <w:jc w:val="both"/>
-        <w:rPr>
-          <w:rFonts w:ascii="Times New Roman" w:eastAsia="Times New Roman" w:hAnsi="Times New Roman" w:cs="Times New Roman"/>
-          <w:sz w:val="24"/>
-          <w:szCs w:val="24"/>
-        </w:rPr>
-      </w:pPr>
-      <w:r>
-        <w:rPr>
-          <w:rFonts w:ascii="Times New Roman" w:eastAsia="Times New Roman" w:hAnsi="Times New Roman" w:cs="Times New Roman"/>
-          <w:b/>
-          <w:bCs/>
-          <w:i/>
-          <w:iCs/>
-          <w:sz w:val="24"/>
-          <w:szCs w:val="24"/>
-          <w:u w:val="single"/>
-        </w:rPr>
-        <w:t>C) PERICIAL</w:t>
-      </w:r>
-      <w:r>
-        <w:rPr>
-          <w:rFonts w:ascii="Times New Roman" w:eastAsia="Times New Roman" w:hAnsi="Times New Roman" w:cs="Times New Roman"/>
-          <w:sz w:val="24"/>
-          <w:szCs w:val="24"/>
-        </w:rPr>
-        <w:t>:</w:t>
-      </w:r>
-    </w:p>
-    <w:p>
-      <w:pPr>
-        <w:spacing w:after="0" w:line="360" w:lineRule="auto"/>
-        <w:jc w:val="both"/>
-        <w:rPr>
-          <w:rFonts w:ascii="Times New Roman" w:eastAsia="Times New Roman" w:hAnsi="Times New Roman" w:cs="Times New Roman"/>
-          <w:sz w:val="24"/>
-          <w:szCs w:val="24"/>
-        </w:rPr>
-      </w:pPr>
-    </w:p>
-    <w:p>
-      <w:pPr>
-        <w:spacing w:after="0" w:line="360" w:lineRule="auto"/>
-        <w:jc w:val="both"/>
-        <w:rPr>
-          <w:rFonts w:ascii="Times New Roman" w:eastAsia="Times New Roman" w:hAnsi="Times New Roman" w:cs="Times New Roman"/>
-          <w:b/>
-          <w:bCs/>
-          <w:sz w:val="24"/>
-          <w:szCs w:val="24"/>
-        </w:rPr>
-      </w:pPr>
-      <w:r>
-        <w:rPr>
-          <w:rFonts w:ascii="Times New Roman" w:eastAsia="Times New Roman" w:hAnsi="Times New Roman" w:cs="Times New Roman"/>
-          <w:b/>
-          <w:bCs/>
-          <w:sz w:val="24"/>
-          <w:szCs w:val="24"/>
-        </w:rPr>
-        <w:t>1) MÉDICA:</w:t>
-      </w:r>
-    </w:p>
-    <w:p>
-      <w:pPr>
-        <w:spacing w:after="0" w:line="360" w:lineRule="auto"/>
-        <w:jc w:val="both"/>
-        <w:rPr>
-          <w:rFonts w:ascii="Times New Roman" w:eastAsia="Times New Roman" w:hAnsi="Times New Roman" w:cs="Times New Roman"/>
-          <w:b/>
-          <w:bCs/>
-          <w:sz w:val="24"/>
-          <w:szCs w:val="24"/>
-        </w:rPr>
-      </w:pPr>
-    </w:p>
-    <w:p>
-      <w:pPr>
-        <w:spacing w:after="0" w:line="360" w:lineRule="auto"/>
-        <w:ind w:firstLine="554"/>
-        <w:jc w:val="both"/>
-        <w:rPr>
-          <w:rFonts w:ascii="Times New Roman" w:eastAsia="Times New Roman" w:hAnsi="Times New Roman" w:cs="Times New Roman"/>
-          <w:sz w:val="24"/>
-          <w:szCs w:val="24"/>
-        </w:rPr>
-      </w:pPr>
-      <w:r>
-        <w:rPr>
-          <w:rFonts w:ascii="Times New Roman" w:eastAsia="Times New Roman" w:hAnsi="Times New Roman" w:cs="Times New Roman"/>
-          <w:b/>
-          <w:bCs/>
-          <w:sz w:val="24"/>
-          <w:szCs w:val="24"/>
-        </w:rPr>
-        <w:t>A.</w:t>
-      </w:r>
-      <w:r>
-        <w:rPr>
-          <w:rFonts w:ascii="Times New Roman" w:eastAsia="Times New Roman" w:hAnsi="Times New Roman" w:cs="Times New Roman"/>
-          <w:sz w:val="24"/>
-          <w:szCs w:val="24"/>
-        </w:rPr>
-        <w:t xml:space="preserve"> Se designe perito médico de oficio, </w:t>
-      </w:r>
-      <w:r>
-        <w:rPr>
-          <w:rFonts w:ascii="Times New Roman" w:eastAsia="Times New Roman" w:hAnsi="Times New Roman" w:cs="Times New Roman"/>
-          <w:b/>
-          <w:bCs/>
-          <w:sz w:val="24"/>
-          <w:szCs w:val="24"/>
-        </w:rPr>
-        <w:t>especialista en traumatología</w:t>
-      </w:r>
-      <w:r>
-        <w:rPr>
-          <w:rFonts w:ascii="Times New Roman" w:eastAsia="Times New Roman" w:hAnsi="Times New Roman" w:cs="Times New Roman"/>
-          <w:sz w:val="24"/>
-          <w:szCs w:val="24"/>
-        </w:rPr>
-        <w:t> para que examinando al actor y compulsando las actuaciones de autos responda los puntos de pericia  y los que acompaño como documental, e: </w:t>
-      </w:r>
-    </w:p>
-    <w:p>
-      <w:pPr>
-        <w:spacing w:after="0" w:line="360" w:lineRule="auto"/>
-        <w:jc w:val="both"/>
-        <w:rPr>
-          <w:rFonts w:ascii="Times New Roman" w:eastAsia="Times New Roman" w:hAnsi="Times New Roman" w:cs="Times New Roman"/>
-          <w:sz w:val="24"/>
-          <w:szCs w:val="24"/>
-        </w:rPr>
-      </w:pPr>
-      <w:r>
-        <w:rPr>
-          <w:rFonts w:ascii="Times New Roman" w:eastAsia="Times New Roman" w:hAnsi="Times New Roman" w:cs="Times New Roman"/>
-          <w:sz w:val="24"/>
-          <w:szCs w:val="24"/>
-        </w:rPr>
-        <w:t>1.- Interrogue al actor sobre su estado de salud previo al accidente y actividades laborales y particulares que desarrollaba.-</w:t>
-      </w:r>
-    </w:p>
-    <w:p>
-      <w:pPr>
-        <w:spacing w:after="0" w:line="360" w:lineRule="auto"/>
-        <w:jc w:val="both"/>
-        <w:rPr>
-          <w:rFonts w:ascii="Times New Roman" w:eastAsia="Times New Roman" w:hAnsi="Times New Roman" w:cs="Times New Roman"/>
-          <w:sz w:val="24"/>
-          <w:szCs w:val="24"/>
-        </w:rPr>
-      </w:pPr>
-      <w:r>
-        <w:rPr>
-          <w:rFonts w:ascii="Times New Roman" w:eastAsia="Times New Roman" w:hAnsi="Times New Roman" w:cs="Times New Roman"/>
-          <w:sz w:val="24"/>
-          <w:szCs w:val="24"/>
-        </w:rPr>
-        <w:lastRenderedPageBreak/>
-        <w:t>2.- Examine a la actora y manifieste qué tipo de lesiones presenta, indicando el plazo aproximado para su recuperación definitiva.-</w:t>
-      </w:r>
-    </w:p>
-    <w:p>
-      <w:pPr>
-        <w:spacing w:after="0" w:line="360" w:lineRule="auto"/>
-        <w:jc w:val="both"/>
-        <w:rPr>
-          <w:rFonts w:ascii="Times New Roman" w:eastAsia="Times New Roman" w:hAnsi="Times New Roman" w:cs="Times New Roman"/>
-          <w:sz w:val="24"/>
-          <w:szCs w:val="24"/>
-        </w:rPr>
-      </w:pPr>
-      <w:r>
-        <w:rPr>
-          <w:rFonts w:ascii="Times New Roman" w:eastAsia="Times New Roman" w:hAnsi="Times New Roman" w:cs="Times New Roman"/>
-          <w:sz w:val="24"/>
-          <w:szCs w:val="24"/>
-        </w:rPr>
-        <w:t>3.- Informe si las curaciones, intervenciones y tratamientos a que la actora fue sometida en razón del siniestro de autos, los que recibió, recibe o deberá recibir, son dolorosas, qué tipo de molestias generaron y generarán, e incluso, si las mismas podrán presentarse de por vida, fundamente las mismas.-</w:t>
-      </w:r>
-    </w:p>
-    <w:p>
-      <w:pPr>
-        <w:spacing w:after="0" w:line="360" w:lineRule="auto"/>
-        <w:jc w:val="both"/>
-        <w:rPr>
-          <w:rFonts w:ascii="Times New Roman" w:eastAsia="Times New Roman" w:hAnsi="Times New Roman" w:cs="Times New Roman"/>
-          <w:sz w:val="24"/>
-          <w:szCs w:val="24"/>
-        </w:rPr>
-      </w:pPr>
-      <w:r>
-        <w:rPr>
-          <w:rFonts w:ascii="Times New Roman" w:eastAsia="Times New Roman" w:hAnsi="Times New Roman" w:cs="Times New Roman"/>
-          <w:sz w:val="24"/>
-          <w:szCs w:val="24"/>
-        </w:rPr>
-        <w:t>4.- Indique probables secuelas y complicaciones inmediatas y alejadas que puede presentar, no sólo en cuanto a las lesiones físicas y neurológicas, sino también desde el punto de vista de la funcionalidad de los órganos afectados y estética en su caso, manifestando en qué consisten las mismas, si son parciales o totales, temporales o permanentes, en su caso, las conceptúe en un porcentaje a los fines indemnizatorios.-</w:t>
-      </w:r>
-    </w:p>
-    <w:p>
-      <w:pPr>
-        <w:spacing w:after="0" w:line="360" w:lineRule="auto"/>
-        <w:jc w:val="both"/>
-        <w:rPr>
-          <w:rFonts w:ascii="Times New Roman" w:eastAsia="Times New Roman" w:hAnsi="Times New Roman" w:cs="Times New Roman"/>
-          <w:sz w:val="24"/>
-          <w:szCs w:val="24"/>
-        </w:rPr>
-      </w:pPr>
-      <w:r>
-        <w:rPr>
-          <w:rFonts w:ascii="Times New Roman" w:eastAsia="Times New Roman" w:hAnsi="Times New Roman" w:cs="Times New Roman"/>
-          <w:sz w:val="24"/>
-          <w:szCs w:val="24"/>
-        </w:rPr>
-        <w:t>5.- Indicará especialmente si constan en la Historia Clínica expedida por los centros donde fue asistida, la realización de internaciones, consultas, prácticas y tratamientos médicos relacionada con las lesiones padecidas por la actora. </w:t>
-      </w:r>
-    </w:p>
-    <w:p>
-      <w:pPr>
-        <w:spacing w:after="0" w:line="360" w:lineRule="auto"/>
-        <w:jc w:val="both"/>
-        <w:rPr>
-          <w:rFonts w:ascii="Times New Roman" w:eastAsia="Times New Roman" w:hAnsi="Times New Roman" w:cs="Times New Roman"/>
-          <w:sz w:val="24"/>
-          <w:szCs w:val="24"/>
-        </w:rPr>
-      </w:pPr>
-      <w:r>
-        <w:rPr>
-          <w:rFonts w:ascii="Times New Roman" w:eastAsia="Times New Roman" w:hAnsi="Times New Roman" w:cs="Times New Roman"/>
-          <w:sz w:val="24"/>
-          <w:szCs w:val="24"/>
-        </w:rPr>
-        <w:t>6.- Indique el experto si existe incapacidad física, en su caso, evaluando el grado y carácter de la misma, y baremo utilizado para calcular dicho porcentaje de incapacidad.-</w:t>
-      </w:r>
-    </w:p>
-    <w:p>
-      <w:pPr>
-        <w:spacing w:after="0" w:line="360" w:lineRule="auto"/>
-        <w:jc w:val="both"/>
-        <w:rPr>
-          <w:rFonts w:ascii="Times New Roman" w:eastAsia="Times New Roman" w:hAnsi="Times New Roman" w:cs="Times New Roman"/>
-          <w:sz w:val="24"/>
-          <w:szCs w:val="24"/>
-        </w:rPr>
-      </w:pPr>
-      <w:r>
-        <w:rPr>
-          <w:rFonts w:ascii="Times New Roman" w:eastAsia="Times New Roman" w:hAnsi="Times New Roman" w:cs="Times New Roman"/>
-          <w:sz w:val="24"/>
-          <w:szCs w:val="24"/>
-        </w:rPr>
-        <w:t>7.- Informe si deberá realizar tratamiento de rehabilitación kinésica o, mencione los tratamientos que considere convenientes o necesarios a seguir por la actora, así como seguimientos médicos, indicando frecuencia, duración y costos aproximado de los mismos.-</w:t>
-      </w:r>
-    </w:p>
-    <w:p>
-      <w:pPr>
-        <w:spacing w:after="0" w:line="360" w:lineRule="auto"/>
-        <w:jc w:val="both"/>
-        <w:rPr>
-          <w:rFonts w:ascii="Times New Roman" w:eastAsia="Times New Roman" w:hAnsi="Times New Roman" w:cs="Times New Roman"/>
-          <w:sz w:val="24"/>
-          <w:szCs w:val="24"/>
-        </w:rPr>
-      </w:pPr>
-      <w:r>
-        <w:rPr>
-          <w:rFonts w:ascii="Times New Roman" w:eastAsia="Times New Roman" w:hAnsi="Times New Roman" w:cs="Times New Roman"/>
-          <w:sz w:val="24"/>
-          <w:szCs w:val="24"/>
-        </w:rPr>
-        <w:t>9.- Informe el experto el costo aproximado de la/s cirugía/s y riesgo de la/s misma/s.-</w:t>
-      </w:r>
-    </w:p>
-    <w:p>
-      <w:pPr>
-        <w:spacing w:after="0" w:line="360" w:lineRule="auto"/>
-        <w:jc w:val="both"/>
-        <w:rPr>
-          <w:rFonts w:ascii="Times New Roman" w:eastAsia="Times New Roman" w:hAnsi="Times New Roman" w:cs="Times New Roman"/>
-          <w:sz w:val="24"/>
-          <w:szCs w:val="24"/>
-        </w:rPr>
-      </w:pPr>
-      <w:r>
-        <w:rPr>
-          <w:rFonts w:ascii="Times New Roman" w:eastAsia="Times New Roman" w:hAnsi="Times New Roman" w:cs="Times New Roman"/>
-          <w:sz w:val="24"/>
-          <w:szCs w:val="24"/>
-        </w:rPr>
-        <w:t>10.- Determine el experto en qué porcentaje, producto al accidente sufrido por </w:t>
-      </w:r>
-      <w:r>
-        <w:rPr>
-          <w:rFonts w:ascii="Times New Roman" w:eastAsia="Times New Roman" w:hAnsi="Times New Roman" w:cs="Times New Roman"/>
-          <w:b/>
-          <w:bCs/>
-          <w:sz w:val="24"/>
-          <w:szCs w:val="24"/>
-        </w:rPr>
-        <w:t>el actor</w:t>
-      </w:r>
-      <w:r>
-        <w:rPr>
-          <w:rFonts w:ascii="Times New Roman" w:eastAsia="Times New Roman" w:hAnsi="Times New Roman" w:cs="Times New Roman"/>
-          <w:sz w:val="24"/>
-          <w:szCs w:val="24"/>
-        </w:rPr>
-        <w:t xml:space="preserve">, influye en su reinserción laboral, como así también determine el grado de incapacidad </w:t>
-      </w:r>
-      <w:proofErr w:type="spellStart"/>
-      <w:r>
-        <w:rPr>
-          <w:rFonts w:ascii="Times New Roman" w:eastAsia="Times New Roman" w:hAnsi="Times New Roman" w:cs="Times New Roman"/>
-          <w:sz w:val="24"/>
-          <w:szCs w:val="24"/>
-        </w:rPr>
-        <w:t>laborativa</w:t>
-      </w:r>
-      <w:proofErr w:type="spellEnd"/>
-      <w:r>
-        <w:rPr>
-          <w:rFonts w:ascii="Times New Roman" w:eastAsia="Times New Roman" w:hAnsi="Times New Roman" w:cs="Times New Roman"/>
-          <w:sz w:val="24"/>
-          <w:szCs w:val="24"/>
-        </w:rPr>
-        <w:t>.-</w:t>
-      </w:r>
-    </w:p>
-    <w:p>
-      <w:pPr>
-        <w:spacing w:after="0" w:line="360" w:lineRule="auto"/>
-        <w:jc w:val="both"/>
-        <w:rPr>
-          <w:rFonts w:ascii="Times New Roman" w:eastAsia="Times New Roman" w:hAnsi="Times New Roman" w:cs="Times New Roman"/>
-          <w:sz w:val="24"/>
-          <w:szCs w:val="24"/>
-        </w:rPr>
-      </w:pPr>
-      <w:r>
-        <w:rPr>
-          <w:rFonts w:ascii="Times New Roman" w:eastAsia="Times New Roman" w:hAnsi="Times New Roman" w:cs="Times New Roman"/>
-          <w:sz w:val="24"/>
-          <w:szCs w:val="24"/>
-        </w:rPr>
-        <w:t>11.- Examine al actor</w:t>
-      </w:r>
-      <w:r>
-        <w:rPr>
-          <w:rFonts w:ascii="Times New Roman" w:eastAsia="Times New Roman" w:hAnsi="Times New Roman" w:cs="Times New Roman"/>
-          <w:b/>
-          <w:bCs/>
-          <w:sz w:val="24"/>
-          <w:szCs w:val="24"/>
-        </w:rPr>
-        <w:t> </w:t>
-      </w:r>
-      <w:r>
-        <w:rPr>
-          <w:rFonts w:ascii="Times New Roman" w:eastAsia="Times New Roman" w:hAnsi="Times New Roman" w:cs="Times New Roman"/>
-          <w:sz w:val="24"/>
-          <w:szCs w:val="24"/>
-        </w:rPr>
-        <w:t>y diga qué lesiones presentan en su sistema osteoarticular y si las mismas son de origen traumático.-</w:t>
-      </w:r>
-    </w:p>
-    <w:p>
-      <w:pPr>
-        <w:spacing w:after="0" w:line="360" w:lineRule="auto"/>
-        <w:jc w:val="both"/>
-        <w:rPr>
-          <w:rFonts w:ascii="Times New Roman" w:eastAsia="Times New Roman" w:hAnsi="Times New Roman" w:cs="Times New Roman"/>
-          <w:sz w:val="24"/>
-          <w:szCs w:val="24"/>
-        </w:rPr>
-      </w:pPr>
-      <w:r>
-        <w:rPr>
-          <w:rFonts w:ascii="Times New Roman" w:eastAsia="Times New Roman" w:hAnsi="Times New Roman" w:cs="Times New Roman"/>
-          <w:sz w:val="24"/>
-          <w:szCs w:val="24"/>
-        </w:rPr>
-        <w:t>12.- Funde sus dichos con bibliografía reconocida científicamente y de fácil acceso a las partes.-</w:t>
-      </w:r>
-    </w:p>
-    <w:p>
-      <w:pPr>
-        <w:spacing w:after="0" w:line="360" w:lineRule="auto"/>
-        <w:jc w:val="both"/>
-        <w:rPr>
-          <w:rFonts w:ascii="Times New Roman" w:eastAsia="Times New Roman" w:hAnsi="Times New Roman" w:cs="Times New Roman"/>
-          <w:sz w:val="24"/>
-          <w:szCs w:val="24"/>
-        </w:rPr>
-      </w:pPr>
-      <w:r>
-        <w:rPr>
-          <w:rFonts w:ascii="Times New Roman" w:eastAsia="Times New Roman" w:hAnsi="Times New Roman" w:cs="Times New Roman"/>
-          <w:sz w:val="24"/>
-          <w:szCs w:val="24"/>
-        </w:rPr>
-        <w:t>13.- Informe cualquier otro dato de interés para la dilucidación del presente, o que el perito de oficio considere necesario para una mejor evaluación de la actora  y para el buen resultado de esta litis.-</w:t>
-      </w:r>
-    </w:p>
-    <w:p>
-      <w:pPr>
-        <w:spacing w:after="0" w:line="360" w:lineRule="auto"/>
-        <w:jc w:val="both"/>
-        <w:rPr>
-          <w:rFonts w:ascii="Times New Roman" w:eastAsia="Times New Roman" w:hAnsi="Times New Roman" w:cs="Times New Roman"/>
-          <w:sz w:val="24"/>
-          <w:szCs w:val="24"/>
-        </w:rPr>
-      </w:pPr>
-      <w:r>
-        <w:rPr>
-          <w:rFonts w:ascii="Times New Roman" w:eastAsia="Times New Roman" w:hAnsi="Times New Roman" w:cs="Times New Roman"/>
-          <w:sz w:val="24"/>
-          <w:szCs w:val="24"/>
-          <w:u w:val="single"/>
-        </w:rPr>
-        <w:t>CONSULTORES TÉCNICOS</w:t>
-      </w:r>
-      <w:r>
-        <w:rPr>
-          <w:rFonts w:ascii="Times New Roman" w:eastAsia="Times New Roman" w:hAnsi="Times New Roman" w:cs="Times New Roman"/>
-          <w:sz w:val="24"/>
-          <w:szCs w:val="24"/>
-        </w:rPr>
-        <w:t xml:space="preserve">: Mi parte propone como consultores a los Dres. Zambrano Jorge Alberto Roberto Novosad MN 91.170, Dr. Carlos Lema Mn 35.342, el Dr. Carlos Scarpati M.N 43.777, Carlos González Martín MN 47.707, con domicilio en la calle Paraná 425 Piso 6 </w:t>
-      </w:r>
-      <w:proofErr w:type="spellStart"/>
-      <w:r>
-        <w:rPr>
-          <w:rFonts w:ascii="Times New Roman" w:eastAsia="Times New Roman" w:hAnsi="Times New Roman" w:cs="Times New Roman"/>
-          <w:sz w:val="24"/>
-          <w:szCs w:val="24"/>
-        </w:rPr>
-        <w:t>of</w:t>
-      </w:r>
-      <w:proofErr w:type="spellEnd"/>
-      <w:r>
-        <w:rPr>
-          <w:rFonts w:ascii="Times New Roman" w:eastAsia="Times New Roman" w:hAnsi="Times New Roman" w:cs="Times New Roman"/>
-          <w:sz w:val="24"/>
-          <w:szCs w:val="24"/>
-        </w:rPr>
-        <w:t xml:space="preserve"> 3 Capital Federal, en los términos del Art.458 del C.P.C.C.N., solicitando que se tenga presente a sus efectos.-</w:t>
-      </w:r>
-    </w:p>
-    <w:p>
-      <w:pPr>
-        <w:spacing w:after="0" w:line="360" w:lineRule="auto"/>
-        <w:ind w:firstLine="554"/>
-        <w:jc w:val="both"/>
-        <w:rPr>
-          <w:rFonts w:ascii="Times New Roman" w:eastAsia="Times New Roman" w:hAnsi="Times New Roman" w:cs="Times New Roman"/>
-          <w:sz w:val="24"/>
-          <w:szCs w:val="24"/>
-        </w:rPr>
-      </w:pPr>
-    </w:p>
-    <w:p>
-      <w:pPr>
-        <w:spacing w:after="0" w:line="360" w:lineRule="auto"/>
-        <w:ind w:firstLine="554"/>
-        <w:jc w:val="both"/>
-        <w:rPr>
-          <w:rFonts w:ascii="Times New Roman" w:eastAsia="Times New Roman" w:hAnsi="Times New Roman" w:cs="Times New Roman"/>
-          <w:sz w:val="24"/>
-          <w:szCs w:val="24"/>
-        </w:rPr>
-      </w:pPr>
-    </w:p>
-    <w:p>
-      <w:pPr>
-        <w:spacing w:after="0" w:line="360" w:lineRule="auto"/>
-        <w:jc w:val="both"/>
-        <w:rPr>
-          <w:rFonts w:ascii="Times New Roman" w:eastAsia="Times New Roman" w:hAnsi="Times New Roman" w:cs="Times New Roman"/>
-          <w:sz w:val="24"/>
-          <w:szCs w:val="24"/>
-        </w:rPr>
-      </w:pPr>
-      <w:r>
-        <w:rPr>
-          <w:rFonts w:ascii="Times New Roman" w:eastAsia="Times New Roman" w:hAnsi="Times New Roman" w:cs="Times New Roman"/>
-          <w:b/>
-          <w:bCs/>
-          <w:sz w:val="24"/>
-          <w:szCs w:val="24"/>
-        </w:rPr>
-        <w:t>2) PSICOLÓGICA O PSIQUIÁTRICA</w:t>
-      </w:r>
-      <w:r>
-        <w:rPr>
-          <w:rFonts w:ascii="Times New Roman" w:eastAsia="Times New Roman" w:hAnsi="Times New Roman" w:cs="Times New Roman"/>
-          <w:sz w:val="24"/>
-          <w:szCs w:val="24"/>
-        </w:rPr>
-        <w:t>:</w:t>
-      </w:r>
-    </w:p>
-    <w:p>
-      <w:pPr>
-        <w:spacing w:after="0" w:line="360" w:lineRule="auto"/>
-        <w:jc w:val="both"/>
-        <w:rPr>
-          <w:rFonts w:ascii="Times New Roman" w:eastAsia="Times New Roman" w:hAnsi="Times New Roman" w:cs="Times New Roman"/>
-          <w:sz w:val="24"/>
-          <w:szCs w:val="24"/>
-        </w:rPr>
-      </w:pPr>
-    </w:p>
-    <w:p>
-      <w:pPr>
-        <w:spacing w:after="0" w:line="360" w:lineRule="auto"/>
-        <w:ind w:firstLine="554"/>
-        <w:jc w:val="both"/>
-        <w:rPr>
-          <w:rFonts w:ascii="Times New Roman" w:eastAsia="Times New Roman" w:hAnsi="Times New Roman" w:cs="Times New Roman"/>
-          <w:sz w:val="24"/>
-          <w:szCs w:val="24"/>
-        </w:rPr>
-      </w:pPr>
-      <w:r>
-        <w:rPr>
-          <w:rFonts w:ascii="Times New Roman" w:eastAsia="Times New Roman" w:hAnsi="Times New Roman" w:cs="Times New Roman"/>
-          <w:sz w:val="24"/>
-          <w:szCs w:val="24"/>
-        </w:rPr>
-        <w:lastRenderedPageBreak/>
-        <w:t>Se designe </w:t>
-      </w:r>
-      <w:r>
-        <w:rPr>
-          <w:rFonts w:ascii="Times New Roman" w:eastAsia="Times New Roman" w:hAnsi="Times New Roman" w:cs="Times New Roman"/>
-          <w:b/>
-          <w:bCs/>
-          <w:sz w:val="24"/>
-          <w:szCs w:val="24"/>
-        </w:rPr>
-        <w:t>perito psicológico o médico psiquiatra</w:t>
-      </w:r>
-      <w:r>
-        <w:rPr>
-          <w:rFonts w:ascii="Times New Roman" w:eastAsia="Times New Roman" w:hAnsi="Times New Roman" w:cs="Times New Roman"/>
-          <w:sz w:val="24"/>
-          <w:szCs w:val="24"/>
-        </w:rPr>
-        <w:t>, quien previa aceptación del cargo y revisión personal sobre el  accionante, indicará lo siguiente:</w:t>
-      </w:r>
-    </w:p>
-    <w:p>
-      <w:pPr>
-        <w:spacing w:after="0" w:line="360" w:lineRule="auto"/>
-        <w:jc w:val="both"/>
-        <w:rPr>
-          <w:rFonts w:ascii="Times New Roman" w:eastAsia="Times New Roman" w:hAnsi="Times New Roman" w:cs="Times New Roman"/>
-          <w:sz w:val="24"/>
-          <w:szCs w:val="24"/>
-        </w:rPr>
-      </w:pPr>
-      <w:r>
-        <w:rPr>
-          <w:rFonts w:ascii="Times New Roman" w:eastAsia="Times New Roman" w:hAnsi="Times New Roman" w:cs="Times New Roman"/>
-          <w:sz w:val="24"/>
-          <w:szCs w:val="24"/>
-        </w:rPr>
-        <w:t>1.- Describa si el accidente, las lesiones padecidas por el mismo, han influido negativamente en su psiquismo;</w:t>
-      </w:r>
-    </w:p>
-    <w:p>
-      <w:pPr>
-        <w:spacing w:after="0" w:line="360" w:lineRule="auto"/>
-        <w:jc w:val="both"/>
-        <w:rPr>
-          <w:rFonts w:ascii="Times New Roman" w:eastAsia="Times New Roman" w:hAnsi="Times New Roman" w:cs="Times New Roman"/>
-          <w:sz w:val="24"/>
-          <w:szCs w:val="24"/>
-        </w:rPr>
-      </w:pPr>
-      <w:r>
-        <w:rPr>
-          <w:rFonts w:ascii="Times New Roman" w:eastAsia="Times New Roman" w:hAnsi="Times New Roman" w:cs="Times New Roman"/>
-          <w:sz w:val="24"/>
-          <w:szCs w:val="24"/>
-        </w:rPr>
-        <w:t>2.- Si padecen algún tipo de incapacidad de orden psíquico como secuela del evento dañoso y en su caso indique el grado de la misma, tratamiento de diagnosticar su cuadro de angustia o neurosis, denunciando en su caso, cómo estos se manifiestan;</w:t>
-      </w:r>
-    </w:p>
-    <w:p>
-      <w:pPr>
-        <w:spacing w:after="0" w:line="360" w:lineRule="auto"/>
-        <w:jc w:val="both"/>
-        <w:rPr>
-          <w:rFonts w:ascii="Times New Roman" w:eastAsia="Times New Roman" w:hAnsi="Times New Roman" w:cs="Times New Roman"/>
-          <w:sz w:val="24"/>
-          <w:szCs w:val="24"/>
-        </w:rPr>
-      </w:pPr>
-      <w:r>
-        <w:rPr>
-          <w:rFonts w:ascii="Times New Roman" w:eastAsia="Times New Roman" w:hAnsi="Times New Roman" w:cs="Times New Roman"/>
-          <w:sz w:val="24"/>
-          <w:szCs w:val="24"/>
-        </w:rPr>
-        <w:t>3.- Informe asimismo, si a raíz de dichos cuadros neuróticos se pueden producir cambios en la personalidad del actor y si los mismos pueden influir en su vida de relación, mencione los tratamientos que considere convenientes o necesarios a realizar en el futuro, así como su frecuencia, duración y costo;   </w:t>
-      </w:r>
-    </w:p>
-    <w:p>
-      <w:pPr>
-        <w:spacing w:after="0" w:line="360" w:lineRule="auto"/>
-        <w:jc w:val="both"/>
-        <w:rPr>
-          <w:rFonts w:ascii="Times New Roman" w:eastAsia="Times New Roman" w:hAnsi="Times New Roman" w:cs="Times New Roman"/>
-          <w:sz w:val="24"/>
-          <w:szCs w:val="24"/>
-        </w:rPr>
-      </w:pPr>
-      <w:r>
-        <w:rPr>
-          <w:rFonts w:ascii="Times New Roman" w:eastAsia="Times New Roman" w:hAnsi="Times New Roman" w:cs="Times New Roman"/>
-          <w:sz w:val="24"/>
-          <w:szCs w:val="24"/>
-        </w:rPr>
-        <w:t>4.- Así también todo otro dato de interés para la dilucidación del presente.</w:t>
+        <w:rPr>
+          <w:rFonts w:ascii="Times New Roman" w:eastAsia="Times New Roman" w:hAnsi="Times New Roman" w:cs="Times New Roman"/>
+          <w:sz w:val="24"/>
+          <w:szCs w:val="24"/>
+          <w:highlight w:val="yellow"/>
+          <w:lang w:val="en-US"/>
+        </w:rPr>
+      </w:pPr>
+      <w:proofErr w:type="gramStart"/>
+      <w:r>
+        <w:rPr>
+          <w:rFonts w:ascii="Times New Roman" w:eastAsia="Times New Roman" w:hAnsi="Times New Roman" w:cs="Times New Roman"/>
+          <w:sz w:val="24"/>
+          <w:szCs w:val="24"/>
+          <w:highlight w:val="yellow"/>
+          <w:lang w:val="en-US"/>
+        </w:rPr>
+        <w:t xml:space="preserve">DNI Demandado</w:t>
       </w:r>
     </w:p>
     <w:p>
@@ -8605,8 +9094,172 @@
           <w:rFonts w:ascii="Times New Roman" w:eastAsia="Times New Roman" w:hAnsi="Times New Roman" w:cs="Times New Roman"/>
           <w:sz w:val="24"/>
           <w:szCs w:val="24"/>
-        </w:rPr>
-      </w:pPr>
+          <w:highlight w:val="yellow"/>
+        </w:rPr>
+      </w:pPr>
+      <w:r>
+        <w:rPr>
+          <w:rFonts w:ascii="Times New Roman" w:eastAsia="Times New Roman" w:hAnsi="Times New Roman" w:cs="Times New Roman"/>
+          <w:sz w:val="24"/>
+          <w:szCs w:val="24"/>
+        </w:rPr>
+        <w:t xml:space="preserve"/>
+      </w:r>
+    </w:p>
+    <w:p>
+      <w:pPr>
+        <w:spacing w:after="0" w:line="360" w:lineRule="auto"/>
+        <w:jc w:val="both"/>
+        <w:rPr>
+          <w:rFonts w:ascii="Times New Roman" w:eastAsia="Times New Roman" w:hAnsi="Times New Roman" w:cs="Times New Roman"/>
+          <w:b/>
+          <w:bCs/>
+          <w:sz w:val="24"/>
+          <w:szCs w:val="24"/>
+          <w:u w:val="single"/>
+        </w:rPr>
+      </w:pPr>
+      <w:r>
+        <w:rPr>
+          <w:rFonts w:ascii="Times New Roman" w:eastAsia="Times New Roman" w:hAnsi="Times New Roman" w:cs="Times New Roman"/>
+          <w:b/>
+          <w:bCs/>
+          <w:sz w:val="24"/>
+          <w:szCs w:val="24"/>
+          <w:u w:val="single"/>
+        </w:rPr>
+        <w:t>DOCUMENTAL EN PODER DE TERCEROS</w:t>
+      </w:r>
+    </w:p>
+    <w:p>
+      <w:pPr>
+        <w:spacing w:after="0" w:line="360" w:lineRule="auto"/>
+        <w:jc w:val="both"/>
+        <w:rPr>
+          <w:rFonts w:ascii="Times New Roman" w:eastAsia="Times New Roman" w:hAnsi="Times New Roman" w:cs="Times New Roman"/>
+          <w:b/>
+          <w:bCs/>
+          <w:sz w:val="24"/>
+          <w:szCs w:val="24"/>
+          <w:u w:val="single"/>
+        </w:rPr>
+      </w:pPr>
+    </w:p>
+    <w:p>
+      <w:pPr>
+        <w:spacing w:after="0" w:line="360" w:lineRule="auto"/>
+        <w:ind w:left="11" w:firstLine="720"/>
+        <w:jc w:val="both"/>
+        <w:rPr>
+          <w:rFonts w:ascii="Times New Roman" w:eastAsia="Times New Roman" w:hAnsi="Times New Roman" w:cs="Times New Roman"/>
+          <w:sz w:val="24"/>
+          <w:szCs w:val="24"/>
+        </w:rPr>
+      </w:pPr>
+      <w:r>
+        <w:rPr>
+          <w:rFonts w:ascii="Times New Roman" w:eastAsia="Times New Roman" w:hAnsi="Times New Roman" w:cs="Times New Roman"/>
+          <w:sz w:val="24"/>
+          <w:szCs w:val="24"/>
+        </w:rPr>
+        <w:lastRenderedPageBreak/>
+        <w:t xml:space="preserve">Solicito se intime a la parte demandada a que en el plazo de ley y conjuntamente con el traslado de la demanda presente en autos la siguiente documentación: Fotocopia de Licencia de Conducir, Carnet de Seguro, Comprobante de pago de seguro a la fecha del hecho, Título Automotor, Cédula verde; y a la Citada en Garantía para que </w:t>
+      </w:r>
+      <w:proofErr w:type="spellStart"/>
+      <w:r>
+        <w:rPr>
+          <w:rFonts w:ascii="Times New Roman" w:eastAsia="Times New Roman" w:hAnsi="Times New Roman" w:cs="Times New Roman"/>
+          <w:sz w:val="24"/>
+          <w:szCs w:val="24"/>
+        </w:rPr>
+        <w:t>adjunte,copia</w:t>
+      </w:r>
+      <w:proofErr w:type="spellEnd"/>
+      <w:r>
+        <w:rPr>
+          <w:rFonts w:ascii="Times New Roman" w:eastAsia="Times New Roman" w:hAnsi="Times New Roman" w:cs="Times New Roman"/>
+          <w:sz w:val="24"/>
+          <w:szCs w:val="24"/>
+        </w:rPr>
+        <w:t xml:space="preserve"> de la póliza, condiciones particulares (donde conste el nombre, D.N.I. y domicilio del Tomador) y condiciones particulares, ambos bajo el apercibimiento fijado por el art. 388 CPCCN.-</w:t>
+      </w:r>
+    </w:p>
+    <w:p>
+      <w:pPr>
+        <w:spacing w:after="0" w:line="360" w:lineRule="auto"/>
+        <w:jc w:val="both"/>
+        <w:rPr>
+          <w:rFonts w:ascii="Times New Roman" w:eastAsia="Times New Roman" w:hAnsi="Times New Roman" w:cs="Times New Roman"/>
+          <w:b/>
+          <w:bCs/>
+          <w:sz w:val="24"/>
+          <w:szCs w:val="24"/>
+          <w:highlight w:val="yellow"/>
+          <w:u w:val="single"/>
+        </w:rPr>
+      </w:pPr>
+    </w:p>
+    <w:p>
+      <w:pPr>
+        <w:spacing w:after="0" w:line="360" w:lineRule="auto"/>
+        <w:jc w:val="both"/>
+        <w:rPr>
+          <w:rFonts w:ascii="Times New Roman" w:eastAsia="Times New Roman" w:hAnsi="Times New Roman" w:cs="Times New Roman"/>
+          <w:sz w:val="24"/>
+          <w:szCs w:val="24"/>
+        </w:rPr>
+      </w:pPr>
+      <w:r>
+        <w:rPr>
+          <w:rFonts w:ascii="Times New Roman" w:eastAsia="Times New Roman" w:hAnsi="Times New Roman" w:cs="Times New Roman"/>
+          <w:b/>
+          <w:bCs/>
+          <w:i/>
+          <w:iCs/>
+          <w:sz w:val="24"/>
+          <w:szCs w:val="24"/>
+          <w:u w:val="single"/>
+        </w:rPr>
+        <w:t>B) INFORMATIVA</w:t>
+      </w:r>
+      <w:r>
+        <w:rPr>
+          <w:rFonts w:ascii="Times New Roman" w:eastAsia="Times New Roman" w:hAnsi="Times New Roman" w:cs="Times New Roman"/>
+          <w:sz w:val="24"/>
+          <w:szCs w:val="24"/>
+        </w:rPr>
+        <w:t xml:space="preserve">: </w:t>
+      </w:r>
+    </w:p>
+    <w:p>
+      <w:pPr>
+        <w:spacing w:after="0" w:line="360" w:lineRule="auto"/>
+        <w:jc w:val="both"/>
+        <w:rPr>
+          <w:rFonts w:ascii="Times New Roman" w:eastAsia="Times New Roman" w:hAnsi="Times New Roman" w:cs="Times New Roman"/>
+          <w:sz w:val="24"/>
+          <w:szCs w:val="24"/>
+        </w:rPr>
+      </w:pPr>
+    </w:p>
+    <w:p>
+      <w:pPr>
+        <w:spacing w:after="0" w:line="360" w:lineRule="auto"/>
+        <w:jc w:val="both"/>
+        <w:rPr>
+          <w:rFonts w:ascii="Times New Roman" w:eastAsia="Times New Roman" w:hAnsi="Times New Roman" w:cs="Times New Roman"/>
+          <w:sz w:val="24"/>
+          <w:szCs w:val="24"/>
+        </w:rPr>
+      </w:pPr>
+      <w:r>
+        <w:rPr>
+          <w:rFonts w:ascii="Times New Roman" w:eastAsia="Times New Roman" w:hAnsi="Times New Roman" w:cs="Times New Roman"/>
+          <w:sz w:val="24"/>
+          <w:szCs w:val="24"/>
+        </w:rPr>
+        <w:t>Se libren los siguientes oficios:</w:t>
+      </w:r>
     </w:p>
     <w:p>
       <w:pPr>
@@ -8623,978 +9276,603 @@
           <w:rFonts w:ascii="Times New Roman" w:eastAsia="Times New Roman" w:hAnsi="Times New Roman" w:cs="Times New Roman"/>
           <w:sz w:val="24"/>
           <w:szCs w:val="24"/>
-        </w:rPr>
-      </w:pPr>
-    </w:p>
-    <w:p>
-      <w:pPr>
-        <w:spacing w:after="0" w:line="360" w:lineRule="auto"/>
-        <w:jc w:val="both"/>
-        <w:rPr>
-          <w:rFonts w:ascii="Times New Roman" w:eastAsia="Times New Roman" w:hAnsi="Times New Roman" w:cs="Times New Roman"/>
-          <w:b/>
-          <w:bCs/>
-          <w:sz w:val="24"/>
-          <w:szCs w:val="24"/>
-        </w:rPr>
-      </w:pPr>
-      <w:r>
-        <w:rPr>
-          <w:rFonts w:ascii="Times New Roman" w:eastAsia="Times New Roman" w:hAnsi="Times New Roman" w:cs="Times New Roman"/>
-          <w:b/>
-          <w:bCs/>
-          <w:sz w:val="24"/>
-          <w:szCs w:val="24"/>
-        </w:rPr>
-        <w:t>3) CONTABLE:</w:t>
-      </w:r>
-    </w:p>
-    <w:p>
-      <w:pPr>
-        <w:spacing w:after="0" w:line="360" w:lineRule="auto"/>
-        <w:jc w:val="both"/>
-        <w:rPr>
-          <w:rFonts w:ascii="Times New Roman" w:eastAsia="Times New Roman" w:hAnsi="Times New Roman" w:cs="Times New Roman"/>
-          <w:b/>
-          <w:bCs/>
-          <w:sz w:val="24"/>
-          <w:szCs w:val="24"/>
-        </w:rPr>
-      </w:pPr>
-    </w:p>
-    <w:p>
-      <w:pPr>
-        <w:spacing w:after="0" w:line="360" w:lineRule="auto"/>
-        <w:ind w:firstLine="554"/>
-        <w:jc w:val="both"/>
-        <w:rPr>
-          <w:rFonts w:ascii="Times New Roman" w:eastAsia="Times New Roman" w:hAnsi="Times New Roman" w:cs="Times New Roman"/>
-          <w:sz w:val="24"/>
-          <w:szCs w:val="24"/>
-        </w:rPr>
-      </w:pPr>
-      <w:r>
-        <w:rPr>
-          <w:rFonts w:ascii="Times New Roman" w:eastAsia="Times New Roman" w:hAnsi="Times New Roman" w:cs="Times New Roman"/>
-          <w:b/>
-          <w:bCs/>
-          <w:sz w:val="24"/>
-          <w:szCs w:val="24"/>
-        </w:rPr>
-        <w:t>A.- PARA LAS CITADAS EN GARANTÍA</w:t>
-      </w:r>
-    </w:p>
-    <w:p>
-      <w:pPr>
-        <w:spacing w:after="0" w:line="360" w:lineRule="auto"/>
-        <w:ind w:firstLine="554"/>
-        <w:jc w:val="both"/>
-        <w:rPr>
-          <w:rFonts w:ascii="Times New Roman" w:eastAsia="Times New Roman" w:hAnsi="Times New Roman" w:cs="Times New Roman"/>
-          <w:sz w:val="24"/>
-          <w:szCs w:val="24"/>
-        </w:rPr>
-      </w:pPr>
-      <w:r>
-        <w:rPr>
-          <w:rFonts w:ascii="Times New Roman" w:eastAsia="Times New Roman" w:hAnsi="Times New Roman" w:cs="Times New Roman"/>
-          <w:sz w:val="24"/>
-          <w:szCs w:val="24"/>
-        </w:rPr>
-        <w:t>Para el supuesto de que la citada en garantía reconozca o no el carácter aseguradora del rodado PERTENECIENTE A LA  DEMANDADA,  solicito se designe perito contador único de oficio, para que constituyéndose en el domicilio de LA CITADA EN GARANTÍA </w:t>
-      </w:r>
-      <w:r>
-        <w:rPr>
-          <w:rFonts w:ascii="Times New Roman" w:eastAsia="Times New Roman" w:hAnsi="Times New Roman" w:cs="Times New Roman"/>
-          <w:b/>
-          <w:bCs/>
-          <w:sz w:val="24"/>
-          <w:szCs w:val="24"/>
-        </w:rPr>
-        <w:t> (sector contable)</w:t>
-      </w:r>
-      <w:r>
-        <w:rPr>
-          <w:rFonts w:ascii="Times New Roman" w:eastAsia="Times New Roman" w:hAnsi="Times New Roman" w:cs="Times New Roman"/>
-          <w:sz w:val="24"/>
-          <w:szCs w:val="24"/>
-        </w:rPr>
-        <w:t> o donde pudiera contar con el material necesario para realizar dicha pericia, examine todos los elementos atinentes a las operaciones y en su caso realice compulsas, arqueos y verificaciones, y teniendo a la vista sus libros de comercio, registros y constancias correspondientes, correspondencia y demás documentación complementaria de</w:t>
-      </w:r>
-      <w:r>
-        <w:rPr>
-          <w:rFonts w:ascii="Times New Roman" w:eastAsia="Times New Roman" w:hAnsi="Times New Roman" w:cs="Times New Roman"/>
-          <w:b/>
-          <w:bCs/>
-          <w:sz w:val="24"/>
-          <w:szCs w:val="24"/>
-        </w:rPr>
-        <w:t> </w:t>
-      </w:r>
-      <w:r>
-        <w:rPr>
-          <w:rFonts w:ascii="Times New Roman" w:eastAsia="Times New Roman" w:hAnsi="Times New Roman" w:cs="Times New Roman"/>
-          <w:sz w:val="24"/>
-          <w:szCs w:val="24"/>
-        </w:rPr>
-        <w:t>LA CITADA EN GARANTÍA</w:t>
-      </w:r>
-      <w:r>
-        <w:rPr>
-          <w:rFonts w:ascii="Times New Roman" w:eastAsia="Times New Roman" w:hAnsi="Times New Roman" w:cs="Times New Roman"/>
-          <w:b/>
-          <w:bCs/>
-          <w:sz w:val="24"/>
-          <w:szCs w:val="24"/>
-        </w:rPr>
-        <w:t>, </w:t>
-      </w:r>
-      <w:r>
-        <w:rPr>
-          <w:rFonts w:ascii="Times New Roman" w:eastAsia="Times New Roman" w:hAnsi="Times New Roman" w:cs="Times New Roman"/>
-          <w:sz w:val="24"/>
-          <w:szCs w:val="24"/>
-        </w:rPr>
-        <w:t>informe con indicación de la fuente documental de cada una de sus respuestas:</w:t>
-      </w:r>
-    </w:p>
-    <w:p>
-      <w:pPr>
-        <w:spacing w:after="0" w:line="360" w:lineRule="auto"/>
-        <w:jc w:val="both"/>
-        <w:rPr>
-          <w:rFonts w:ascii="Times New Roman" w:eastAsia="Times New Roman" w:hAnsi="Times New Roman" w:cs="Times New Roman"/>
-          <w:sz w:val="24"/>
-          <w:szCs w:val="24"/>
-        </w:rPr>
-      </w:pPr>
-      <w:r>
-        <w:rPr>
-          <w:rFonts w:ascii="Times New Roman" w:eastAsia="Times New Roman" w:hAnsi="Times New Roman" w:cs="Times New Roman"/>
-          <w:sz w:val="24"/>
-          <w:szCs w:val="24"/>
-        </w:rPr>
-        <w:t>1) Con la debida antelación, fecha y hora de la realización de la encomienda a fin de llevar a cabo el debido control.</w:t>
-      </w:r>
-    </w:p>
-    <w:p>
-      <w:pPr>
-        <w:spacing w:after="0" w:line="360" w:lineRule="auto"/>
-        <w:jc w:val="both"/>
-        <w:rPr>
-          <w:rFonts w:ascii="Times New Roman" w:eastAsia="Times New Roman" w:hAnsi="Times New Roman" w:cs="Times New Roman"/>
-          <w:sz w:val="24"/>
-          <w:szCs w:val="24"/>
-        </w:rPr>
-      </w:pPr>
-      <w:r>
-        <w:rPr>
-          <w:rFonts w:ascii="Times New Roman" w:eastAsia="Times New Roman" w:hAnsi="Times New Roman" w:cs="Times New Roman"/>
-          <w:sz w:val="24"/>
-          <w:szCs w:val="24"/>
-        </w:rPr>
-        <w:t>2) Si la empresa  CITADA EN GARANTÍA lleva en legal y debida forma sus libros y documentación contable, detallando cada uno de los libros examinados, si están rubricados, fecha y ante qué autoridades, si los asientos se llevan al día, con expresión del último folio utilizado y su contenido, con indicación de los principios científicos en que se funde para emitir su dictamen.</w:t>
-      </w:r>
-    </w:p>
-    <w:p>
-      <w:pPr>
-        <w:spacing w:after="0" w:line="360" w:lineRule="auto"/>
-        <w:ind w:firstLine="720"/>
-        <w:jc w:val="both"/>
-        <w:rPr>
-          <w:rFonts w:ascii="Times New Roman" w:eastAsia="Times New Roman" w:hAnsi="Times New Roman" w:cs="Times New Roman"/>
-          <w:sz w:val="24"/>
-          <w:szCs w:val="24"/>
-        </w:rPr>
-      </w:pPr>
-      <w:r>
-        <w:rPr>
-          <w:rFonts w:ascii="Times New Roman" w:eastAsia="Times New Roman" w:hAnsi="Times New Roman" w:cs="Times New Roman"/>
-          <w:sz w:val="24"/>
-          <w:szCs w:val="24"/>
-        </w:rPr>
-        <w:t>El experto debe tener en cuenta que los libros mercantiles que carezcan de alguna de las formalidades prescriptas en el art. 53 del Código de Comercio, o tengan algunos de los defectos y vicios notados en el art. 54 (espacios en blanco, huecos, interlineados, raspaduras, etc.), no tienen valor alguno en juicio a favor del comerciante a quien pertenezcan (art. 55 C.Com.).</w:t>
-      </w:r>
-    </w:p>
-    <w:p>
-      <w:pPr>
-        <w:spacing w:after="0" w:line="360" w:lineRule="auto"/>
-        <w:jc w:val="both"/>
-        <w:rPr>
-          <w:rFonts w:ascii="Times New Roman" w:eastAsia="Times New Roman" w:hAnsi="Times New Roman" w:cs="Times New Roman"/>
-          <w:sz w:val="24"/>
-          <w:szCs w:val="24"/>
-        </w:rPr>
-      </w:pPr>
-      <w:r>
-        <w:rPr>
-          <w:rFonts w:ascii="Times New Roman" w:eastAsia="Times New Roman" w:hAnsi="Times New Roman" w:cs="Times New Roman"/>
-          <w:sz w:val="24"/>
-          <w:szCs w:val="24"/>
-        </w:rPr>
-        <w:t>3) Si la empresa era la aseguradora del vehículo demandado a la fecha de ocurrencia del mismo.</w:t>
-      </w:r>
-    </w:p>
-    <w:p>
-      <w:pPr>
-        <w:spacing w:after="0" w:line="360" w:lineRule="auto"/>
-        <w:jc w:val="both"/>
-        <w:rPr>
-          <w:rFonts w:ascii="Times New Roman" w:eastAsia="Times New Roman" w:hAnsi="Times New Roman" w:cs="Times New Roman"/>
-          <w:sz w:val="24"/>
-          <w:szCs w:val="24"/>
-        </w:rPr>
-      </w:pPr>
-      <w:r>
-        <w:rPr>
-          <w:rFonts w:ascii="Times New Roman" w:eastAsia="Times New Roman" w:hAnsi="Times New Roman" w:cs="Times New Roman"/>
-          <w:sz w:val="24"/>
-          <w:szCs w:val="24"/>
-        </w:rPr>
-        <w:lastRenderedPageBreak/>
-        <w:t>4) Quién era el propietario del vehículo mencionado en el punto anterior a la fecha de ocurrido el siniestro.</w:t>
-      </w:r>
-    </w:p>
-    <w:p>
-      <w:pPr>
-        <w:spacing w:after="0" w:line="360" w:lineRule="auto"/>
-        <w:jc w:val="both"/>
-        <w:rPr>
-          <w:rFonts w:ascii="Times New Roman" w:eastAsia="Times New Roman" w:hAnsi="Times New Roman" w:cs="Times New Roman"/>
-          <w:sz w:val="24"/>
-          <w:szCs w:val="24"/>
-        </w:rPr>
-      </w:pPr>
-      <w:r>
-        <w:rPr>
-          <w:rFonts w:ascii="Times New Roman" w:eastAsia="Times New Roman" w:hAnsi="Times New Roman" w:cs="Times New Roman"/>
-          <w:sz w:val="24"/>
-          <w:szCs w:val="24"/>
-        </w:rPr>
-        <w:t>5) Informe nombre y apellido de la persona que realizó la denuncia administrativa del siniestro de autos, y si en la misma se denunciaron lesiones de algún tipo sufridas por terceros. Informe si la mencionada denuncia la realizó a nombre de un particular o empresa, y en su caso, informe quién y/o cuál; además, informe el día, hora y lugar en que fue efectuada la denuncia. Manifieste si la vehículo que produjo el siniestro en el momento de acaecido el hecho, se encontraba realizando tareas o prestaba algún servicio para alguna empresa, en su caso mencione cuál, o cualquier otro dato de interés que pueda surgir de la información aportada por la compañía de seguros o que surge de la correspondiente documentación analizada y/o extraída por Ud.</w:t>
-      </w:r>
-    </w:p>
-    <w:p>
-      <w:pPr>
-        <w:spacing w:after="0" w:line="360" w:lineRule="auto"/>
-        <w:jc w:val="both"/>
-        <w:rPr>
-          <w:rFonts w:ascii="Times New Roman" w:eastAsia="Times New Roman" w:hAnsi="Times New Roman" w:cs="Times New Roman"/>
-          <w:sz w:val="24"/>
-          <w:szCs w:val="24"/>
-        </w:rPr>
-      </w:pPr>
-      <w:r>
-        <w:rPr>
-          <w:rFonts w:ascii="Times New Roman" w:eastAsia="Times New Roman" w:hAnsi="Times New Roman" w:cs="Times New Roman"/>
-          <w:sz w:val="24"/>
-          <w:szCs w:val="24"/>
-        </w:rPr>
-        <w:t>6) Quién conducía el vehículo mencionado al momento de ocurrido el accidente.</w:t>
-      </w:r>
-    </w:p>
-    <w:p>
-      <w:pPr>
-        <w:spacing w:after="0" w:line="360" w:lineRule="auto"/>
-        <w:jc w:val="both"/>
-        <w:rPr>
-          <w:rFonts w:ascii="Times New Roman" w:eastAsia="Times New Roman" w:hAnsi="Times New Roman" w:cs="Times New Roman"/>
-          <w:sz w:val="24"/>
-          <w:szCs w:val="24"/>
-        </w:rPr>
-      </w:pPr>
-      <w:r>
-        <w:rPr>
-          <w:rFonts w:ascii="Times New Roman" w:eastAsia="Times New Roman" w:hAnsi="Times New Roman" w:cs="Times New Roman"/>
-          <w:sz w:val="24"/>
-          <w:szCs w:val="24"/>
-        </w:rPr>
-        <w:t>7) Si existen en los registros de la empresa constancias de que en dicho siniestro haya sido víctima de lesiones graves </w:t>
-      </w:r>
-      <w:r>
-        <w:rPr>
-          <w:rFonts w:ascii="Times New Roman" w:eastAsia="Times New Roman" w:hAnsi="Times New Roman" w:cs="Times New Roman"/>
-          <w:b/>
-          <w:bCs/>
-          <w:sz w:val="24"/>
-          <w:szCs w:val="24"/>
-        </w:rPr>
-        <w:t>la actora.</w:t>
-      </w:r>
-    </w:p>
-    <w:p>
-      <w:pPr>
-        <w:spacing w:after="0" w:line="360" w:lineRule="auto"/>
-        <w:jc w:val="both"/>
-        <w:rPr>
-          <w:rFonts w:ascii="Times New Roman" w:eastAsia="Times New Roman" w:hAnsi="Times New Roman" w:cs="Times New Roman"/>
-          <w:sz w:val="24"/>
-          <w:szCs w:val="24"/>
-        </w:rPr>
-      </w:pPr>
-      <w:r>
-        <w:rPr>
-          <w:rFonts w:ascii="Times New Roman" w:eastAsia="Times New Roman" w:hAnsi="Times New Roman" w:cs="Times New Roman"/>
-          <w:sz w:val="24"/>
-          <w:szCs w:val="24"/>
-        </w:rPr>
-        <w:t>8) Si en algún momento, la citada en garantía se hizo cargo de la atención médica y de los gastos importantes en que debió y deba incurrir el actor como consecuencia del accidente.</w:t>
-      </w:r>
-    </w:p>
-    <w:p>
-      <w:pPr>
-        <w:spacing w:after="0" w:line="360" w:lineRule="auto"/>
-        <w:jc w:val="both"/>
-        <w:rPr>
-          <w:rFonts w:ascii="Times New Roman" w:eastAsia="Times New Roman" w:hAnsi="Times New Roman" w:cs="Times New Roman"/>
-          <w:sz w:val="24"/>
-          <w:szCs w:val="24"/>
-        </w:rPr>
-      </w:pPr>
-      <w:r>
-        <w:rPr>
-          <w:rFonts w:ascii="Times New Roman" w:eastAsia="Times New Roman" w:hAnsi="Times New Roman" w:cs="Times New Roman"/>
-          <w:sz w:val="24"/>
-          <w:szCs w:val="24"/>
-        </w:rPr>
-        <w:t xml:space="preserve">9) Constate la existencia de la póliza denunciada en autos por el demandado; informe si en la documentación, registros correspondientes, en el libro de emisión de pólizas, </w:t>
-      </w:r>
-      <w:proofErr w:type="spellStart"/>
-      <w:r>
-        <w:rPr>
-          <w:rFonts w:ascii="Times New Roman" w:eastAsia="Times New Roman" w:hAnsi="Times New Roman" w:cs="Times New Roman"/>
-          <w:sz w:val="24"/>
-          <w:szCs w:val="24"/>
-        </w:rPr>
-        <w:t>etc</w:t>
-      </w:r>
-      <w:proofErr w:type="spellEnd"/>
-      <w:r>
-        <w:rPr>
-          <w:rFonts w:ascii="Times New Roman" w:eastAsia="Times New Roman" w:hAnsi="Times New Roman" w:cs="Times New Roman"/>
-          <w:sz w:val="24"/>
-          <w:szCs w:val="24"/>
-        </w:rPr>
-        <w:t>, existió contrato de póliza, a nombre de quien/es, informando a su vez número de póliza, vigencia de la misma y cualquier otro dato de interés relacionado con la póliza en cuestión.</w:t>
-      </w:r>
-    </w:p>
-    <w:p>
-      <w:pPr>
-        <w:spacing w:after="0" w:line="360" w:lineRule="auto"/>
-        <w:jc w:val="both"/>
-        <w:rPr>
-          <w:rFonts w:ascii="Times New Roman" w:eastAsia="Times New Roman" w:hAnsi="Times New Roman" w:cs="Times New Roman"/>
-          <w:sz w:val="24"/>
-          <w:szCs w:val="24"/>
-        </w:rPr>
-      </w:pPr>
-      <w:r>
-        <w:rPr>
-          <w:rFonts w:ascii="Times New Roman" w:eastAsia="Times New Roman" w:hAnsi="Times New Roman" w:cs="Times New Roman"/>
-          <w:sz w:val="24"/>
-          <w:szCs w:val="24"/>
-        </w:rPr>
-        <w:t>10) Verifique en el libro de salvataje y recupero de siniestros de juicios, la existencia del siniestro de autos.</w:t>
-      </w:r>
-    </w:p>
-    <w:p>
-      <w:pPr>
-        <w:spacing w:after="0" w:line="360" w:lineRule="auto"/>
-        <w:jc w:val="both"/>
-        <w:rPr>
-          <w:rFonts w:ascii="Times New Roman" w:eastAsia="Times New Roman" w:hAnsi="Times New Roman" w:cs="Times New Roman"/>
-          <w:sz w:val="24"/>
-          <w:szCs w:val="24"/>
-        </w:rPr>
-      </w:pPr>
-      <w:r>
-        <w:rPr>
-          <w:rFonts w:ascii="Times New Roman" w:eastAsia="Times New Roman" w:hAnsi="Times New Roman" w:cs="Times New Roman"/>
-          <w:sz w:val="24"/>
-          <w:szCs w:val="24"/>
-        </w:rPr>
-        <w:t>11) Verifique si existió la denuncia en el libro de registros de denuncias administrativas.</w:t>
-      </w:r>
-    </w:p>
-    <w:p>
-      <w:pPr>
-        <w:spacing w:after="0" w:line="360" w:lineRule="auto"/>
-        <w:jc w:val="both"/>
-        <w:rPr>
-          <w:rFonts w:ascii="Times New Roman" w:eastAsia="Times New Roman" w:hAnsi="Times New Roman" w:cs="Times New Roman"/>
-          <w:sz w:val="24"/>
-          <w:szCs w:val="24"/>
-        </w:rPr>
-      </w:pPr>
-      <w:r>
-        <w:rPr>
-          <w:rFonts w:ascii="Times New Roman" w:eastAsia="Times New Roman" w:hAnsi="Times New Roman" w:cs="Times New Roman"/>
-          <w:sz w:val="24"/>
-          <w:szCs w:val="24"/>
-        </w:rPr>
-        <w:t>12) Mencione el carácter del reasegurador, razón social y  tipo de contrato.</w:t>
-      </w:r>
-    </w:p>
-    <w:p>
-      <w:pPr>
-        <w:spacing w:after="0" w:line="360" w:lineRule="auto"/>
-        <w:jc w:val="both"/>
-        <w:rPr>
-          <w:rFonts w:ascii="Times New Roman" w:eastAsia="Times New Roman" w:hAnsi="Times New Roman" w:cs="Times New Roman"/>
-          <w:sz w:val="24"/>
-          <w:szCs w:val="24"/>
-        </w:rPr>
-      </w:pPr>
-      <w:r>
-        <w:rPr>
-          <w:rFonts w:ascii="Times New Roman" w:eastAsia="Times New Roman" w:hAnsi="Times New Roman" w:cs="Times New Roman"/>
-          <w:sz w:val="24"/>
-          <w:szCs w:val="24"/>
-        </w:rPr>
-        <w:t>13) Informe acerca de los montos que recauda la empresa por unidad de vehículo asegurado en forma diaria, semanal y mensual, realizando dicha sumatoria, elaborando una planilla detallando los importes a que conducen, y especificando la cantidad de unidades aseguradas, incluyendo todo tipo de vehículo pertenecientes a particulares y/o empresas, correspondan estas a flotas o no, y  cualquier otro dato de interés con respecto a este ítem. </w:t>
-      </w:r>
-    </w:p>
-    <w:p>
-      <w:pPr>
-        <w:spacing w:after="0" w:line="360" w:lineRule="auto"/>
-        <w:jc w:val="both"/>
-        <w:rPr>
-          <w:rFonts w:ascii="Times New Roman" w:eastAsia="Times New Roman" w:hAnsi="Times New Roman" w:cs="Times New Roman"/>
-          <w:sz w:val="24"/>
-          <w:szCs w:val="24"/>
-        </w:rPr>
-      </w:pPr>
-      <w:r>
-        <w:rPr>
-          <w:rFonts w:ascii="Times New Roman" w:eastAsia="Times New Roman" w:hAnsi="Times New Roman" w:cs="Times New Roman"/>
-          <w:sz w:val="24"/>
-          <w:szCs w:val="24"/>
-        </w:rPr>
-        <w:t>14) Luego examine los importes declarados ante los entes de recaudación (nacionales y locales), exponga si existen diferencias con los informados en el punto anterior y diga a qué atribuye tal circunstancia. </w:t>
-      </w:r>
-    </w:p>
-    <w:p>
-      <w:pPr>
-        <w:spacing w:after="0" w:line="360" w:lineRule="auto"/>
-        <w:jc w:val="both"/>
-        <w:rPr>
-          <w:rFonts w:ascii="Times New Roman" w:eastAsia="Times New Roman" w:hAnsi="Times New Roman" w:cs="Times New Roman"/>
-          <w:sz w:val="24"/>
-          <w:szCs w:val="24"/>
-        </w:rPr>
-      </w:pPr>
-      <w:r>
-        <w:rPr>
-          <w:rFonts w:ascii="Times New Roman" w:eastAsia="Times New Roman" w:hAnsi="Times New Roman" w:cs="Times New Roman"/>
-          <w:sz w:val="24"/>
-          <w:szCs w:val="24"/>
-        </w:rPr>
-        <w:t xml:space="preserve">15) Informe con qué entidades bancarias opera la citada en garantía, además informe los números de cuentas bancarias con las cuales opera, especifique si son cuentas corrientes, cajas de ahorros, plazos fijos, </w:t>
-      </w:r>
-      <w:proofErr w:type="spellStart"/>
-      <w:r>
-        <w:rPr>
-          <w:rFonts w:ascii="Times New Roman" w:eastAsia="Times New Roman" w:hAnsi="Times New Roman" w:cs="Times New Roman"/>
-          <w:sz w:val="24"/>
-          <w:szCs w:val="24"/>
-        </w:rPr>
-        <w:t>etc</w:t>
-      </w:r>
-      <w:proofErr w:type="spellEnd"/>
-      <w:r>
-        <w:rPr>
-          <w:rFonts w:ascii="Times New Roman" w:eastAsia="Times New Roman" w:hAnsi="Times New Roman" w:cs="Times New Roman"/>
-          <w:sz w:val="24"/>
-          <w:szCs w:val="24"/>
-        </w:rPr>
-        <w:t>; si es titular/es de dicha/s cuenta/s; si estas cuentas son unipersonales o no, si se encuentran a nombre de otra/s persona/s, sean estas físicas o jurídicas. Informe los movimientos de estas cuentas bancarias y situación actual de las mismas.</w:t>
-      </w:r>
-    </w:p>
-    <w:p>
-      <w:pPr>
-        <w:spacing w:after="0" w:line="360" w:lineRule="auto"/>
-        <w:jc w:val="both"/>
-        <w:rPr>
-          <w:rFonts w:ascii="Times New Roman" w:eastAsia="Times New Roman" w:hAnsi="Times New Roman" w:cs="Times New Roman"/>
-          <w:sz w:val="24"/>
-          <w:szCs w:val="24"/>
-        </w:rPr>
-      </w:pPr>
-      <w:r>
-        <w:rPr>
-          <w:rFonts w:ascii="Times New Roman" w:eastAsia="Times New Roman" w:hAnsi="Times New Roman" w:cs="Times New Roman"/>
-          <w:sz w:val="24"/>
-          <w:szCs w:val="24"/>
-        </w:rPr>
-        <w:t>16) Informe sobre el estado patrimonial de los capitales activos. </w:t>
-      </w:r>
-    </w:p>
-    <w:p>
-      <w:pPr>
-        <w:spacing w:after="0" w:line="360" w:lineRule="auto"/>
-        <w:jc w:val="both"/>
-        <w:rPr>
-          <w:rFonts w:ascii="Times New Roman" w:eastAsia="Times New Roman" w:hAnsi="Times New Roman" w:cs="Times New Roman"/>
-          <w:sz w:val="24"/>
-          <w:szCs w:val="24"/>
-        </w:rPr>
-      </w:pPr>
-      <w:r>
-        <w:rPr>
-          <w:rFonts w:ascii="Times New Roman" w:eastAsia="Times New Roman" w:hAnsi="Times New Roman" w:cs="Times New Roman"/>
-          <w:sz w:val="24"/>
-          <w:szCs w:val="24"/>
-        </w:rPr>
-        <w:lastRenderedPageBreak/>
-        <w:t>17) Informe y detalle los bienes muebles no registrables que obran en poder de la citada en garantía en sus distintos domicilios; como así también, los bienes muebles registrables e inmuebles que poseen, librándose a tal fin los respectivos oficios en la prueba informativa de la presente demanda.</w:t>
-      </w:r>
-    </w:p>
-    <w:p>
-      <w:pPr>
-        <w:spacing w:after="0" w:line="360" w:lineRule="auto"/>
-        <w:jc w:val="both"/>
-        <w:rPr>
-          <w:rFonts w:ascii="Times New Roman" w:eastAsia="Times New Roman" w:hAnsi="Times New Roman" w:cs="Times New Roman"/>
-          <w:sz w:val="24"/>
-          <w:szCs w:val="24"/>
-        </w:rPr>
-      </w:pPr>
-      <w:r>
-        <w:rPr>
-          <w:rFonts w:ascii="Times New Roman" w:eastAsia="Times New Roman" w:hAnsi="Times New Roman" w:cs="Times New Roman"/>
-          <w:sz w:val="24"/>
-          <w:szCs w:val="24"/>
-        </w:rPr>
-        <w:t>18) Informe sobre la fecha de inscripción en la Inspección General de Justicia y Secretaría de Industria y Comercio y subsiguientes modificaciones. </w:t>
-      </w:r>
-    </w:p>
-    <w:p>
-      <w:pPr>
-        <w:spacing w:after="0" w:line="360" w:lineRule="auto"/>
-        <w:jc w:val="both"/>
-        <w:rPr>
-          <w:rFonts w:ascii="Times New Roman" w:eastAsia="Times New Roman" w:hAnsi="Times New Roman" w:cs="Times New Roman"/>
-          <w:sz w:val="24"/>
-          <w:szCs w:val="24"/>
-        </w:rPr>
-      </w:pPr>
-      <w:r>
-        <w:rPr>
-          <w:rFonts w:ascii="Times New Roman" w:eastAsia="Times New Roman" w:hAnsi="Times New Roman" w:cs="Times New Roman"/>
-          <w:sz w:val="24"/>
-          <w:szCs w:val="24"/>
-        </w:rPr>
-        <w:t xml:space="preserve">19) Informe si la Citada en Garantía cumplió desde la fecha del siniestro de autos hasta la realización de la correspondiente pericia solicitada, con las leyes 17.418. 20.091 y 22.400; a su vez, si cumple con el decreto </w:t>
-      </w:r>
-      <w:proofErr w:type="spellStart"/>
-      <w:r>
-        <w:rPr>
-          <w:rFonts w:ascii="Times New Roman" w:eastAsia="Times New Roman" w:hAnsi="Times New Roman" w:cs="Times New Roman"/>
-          <w:sz w:val="24"/>
-          <w:szCs w:val="24"/>
-        </w:rPr>
-        <w:t>N°</w:t>
-      </w:r>
-      <w:proofErr w:type="spellEnd"/>
-      <w:r>
-        <w:rPr>
-          <w:rFonts w:ascii="Times New Roman" w:eastAsia="Times New Roman" w:hAnsi="Times New Roman" w:cs="Times New Roman"/>
-          <w:sz w:val="24"/>
-          <w:szCs w:val="24"/>
-        </w:rPr>
-        <w:t xml:space="preserve"> 558/02 y con las modificaciones del mismo; y por último si cumple con todas las resoluciones generales. </w:t>
-      </w:r>
-    </w:p>
-    <w:p>
-      <w:pPr>
-        <w:spacing w:after="0" w:line="360" w:lineRule="auto"/>
-        <w:jc w:val="both"/>
-        <w:rPr>
-          <w:rFonts w:ascii="Times New Roman" w:eastAsia="Times New Roman" w:hAnsi="Times New Roman" w:cs="Times New Roman"/>
-          <w:sz w:val="24"/>
-          <w:szCs w:val="24"/>
-        </w:rPr>
-      </w:pPr>
-      <w:r>
-        <w:rPr>
-          <w:rFonts w:ascii="Times New Roman" w:eastAsia="Times New Roman" w:hAnsi="Times New Roman" w:cs="Times New Roman"/>
-          <w:sz w:val="24"/>
-          <w:szCs w:val="24"/>
-        </w:rPr>
-        <w:t>20) Informe, extraiga y solicite a la citada en garantía cualquier otro tipo de información y/o documentación de la cual no se haga mención en los precedentes ítem, que pueda llegar a facilitar su labor como perito de oficio y aporte algún beneficio para esta litis.</w:t>
-      </w:r>
-    </w:p>
-    <w:p>
-      <w:pPr>
-        <w:spacing w:after="0" w:line="360" w:lineRule="auto"/>
-        <w:ind w:firstLine="554"/>
-        <w:jc w:val="both"/>
-        <w:rPr>
-          <w:rFonts w:ascii="Times New Roman" w:eastAsia="Times New Roman" w:hAnsi="Times New Roman" w:cs="Times New Roman"/>
-          <w:b/>
-          <w:bCs/>
-          <w:sz w:val="24"/>
-          <w:szCs w:val="24"/>
-          <w:u w:val="single"/>
-        </w:rPr>
-      </w:pPr>
-    </w:p>
-    <w:p>
-      <w:pPr>
-        <w:spacing w:after="0" w:line="360" w:lineRule="auto"/>
-        <w:ind w:firstLine="554"/>
-        <w:jc w:val="both"/>
-        <w:rPr>
-          <w:rFonts w:ascii="Times New Roman" w:eastAsia="Times New Roman" w:hAnsi="Times New Roman" w:cs="Times New Roman"/>
-          <w:b/>
-          <w:bCs/>
-          <w:sz w:val="24"/>
-          <w:szCs w:val="24"/>
-          <w:u w:val="single"/>
-        </w:rPr>
-      </w:pPr>
-    </w:p>
-    <w:p>
-      <w:pPr>
-        <w:spacing w:after="0" w:line="360" w:lineRule="auto"/>
-        <w:jc w:val="both"/>
-        <w:rPr>
-          <w:rFonts w:ascii="Times New Roman" w:eastAsia="Times New Roman" w:hAnsi="Times New Roman" w:cs="Times New Roman"/>
-          <w:b/>
-          <w:bCs/>
-          <w:sz w:val="24"/>
-          <w:szCs w:val="24"/>
-          <w:u w:val="single"/>
-        </w:rPr>
-      </w:pPr>
-      <w:r>
-        <w:rPr>
-          <w:rFonts w:ascii="Times New Roman" w:eastAsia="Times New Roman" w:hAnsi="Times New Roman" w:cs="Times New Roman"/>
-          <w:b/>
-          <w:bCs/>
-          <w:sz w:val="24"/>
-          <w:szCs w:val="24"/>
-          <w:u w:val="single"/>
-        </w:rPr>
-        <w:t>4) PERICIAL MECÁNICA</w:t>
-      </w:r>
-    </w:p>
-    <w:p>
-      <w:pPr>
-        <w:spacing w:after="0" w:line="360" w:lineRule="auto"/>
-        <w:jc w:val="both"/>
-        <w:rPr>
-          <w:rFonts w:ascii="Times New Roman" w:eastAsia="Times New Roman" w:hAnsi="Times New Roman" w:cs="Times New Roman"/>
-          <w:b/>
-          <w:bCs/>
-          <w:sz w:val="24"/>
-          <w:szCs w:val="24"/>
-          <w:u w:val="single"/>
-        </w:rPr>
-      </w:pPr>
-    </w:p>
-    <w:p>
-      <w:pPr>
-        <w:spacing w:after="0" w:line="360" w:lineRule="auto"/>
-        <w:ind w:left="11" w:firstLine="720"/>
-        <w:jc w:val="both"/>
-        <w:rPr>
-          <w:rFonts w:ascii="Times New Roman" w:eastAsia="Times New Roman" w:hAnsi="Times New Roman" w:cs="Times New Roman"/>
-          <w:sz w:val="24"/>
-          <w:szCs w:val="24"/>
-        </w:rPr>
-      </w:pPr>
-      <w:r>
-        <w:rPr>
-          <w:rFonts w:ascii="Times New Roman" w:eastAsia="Times New Roman" w:hAnsi="Times New Roman" w:cs="Times New Roman"/>
-          <w:sz w:val="24"/>
-          <w:szCs w:val="24"/>
-        </w:rPr>
-        <w:t xml:space="preserve">Se desinsacule por el Juzgado Perito Ingeniero Mecánico único de oficio, a los fines de que determine, previa inspección ocular de los vehículos intervinientes: </w:t>
-      </w:r>
-    </w:p>
-    <w:p>
-      <w:pPr>
-        <w:spacing w:after="0" w:line="360" w:lineRule="auto"/>
-        <w:ind w:left="11"/>
-        <w:jc w:val="both"/>
-        <w:rPr>
-          <w:rFonts w:ascii="Times New Roman" w:eastAsia="Times New Roman" w:hAnsi="Times New Roman" w:cs="Times New Roman"/>
-          <w:sz w:val="24"/>
-          <w:szCs w:val="24"/>
-        </w:rPr>
-      </w:pPr>
-      <w:r>
-        <w:rPr>
-          <w:rFonts w:ascii="Times New Roman" w:eastAsia="Times New Roman" w:hAnsi="Times New Roman" w:cs="Times New Roman"/>
-          <w:sz w:val="24"/>
-          <w:szCs w:val="24"/>
-        </w:rPr>
-        <w:t xml:space="preserve">1) Con las constancias de autos determine conforme a los hechos relatados la posible trayectoria del vehículo del demandado, lugar del actor, velocidades, ubicación de los daños, etc.; </w:t>
-      </w:r>
-    </w:p>
-    <w:p>
-      <w:pPr>
-        <w:spacing w:after="0" w:line="360" w:lineRule="auto"/>
-        <w:ind w:left="11"/>
-        <w:jc w:val="both"/>
-        <w:rPr>
-          <w:rFonts w:ascii="Times New Roman" w:eastAsia="Times New Roman" w:hAnsi="Times New Roman" w:cs="Times New Roman"/>
-          <w:sz w:val="24"/>
-          <w:szCs w:val="24"/>
-        </w:rPr>
-      </w:pPr>
-      <w:r>
-        <w:rPr>
-          <w:rFonts w:ascii="Times New Roman" w:eastAsia="Times New Roman" w:hAnsi="Times New Roman" w:cs="Times New Roman"/>
-          <w:sz w:val="24"/>
-          <w:szCs w:val="24"/>
-        </w:rPr>
-        <w:t>2) Lleve a cabo un plano en escala de las calles y/o lugar donde se produjo el accidente, incluyendo dicho plano, toda señalización vertical y horizontal, el vehículo interviniente y la probable trayectoria del mismo, indicándose puntualmente el lugar del impacto;</w:t>
-      </w:r>
-    </w:p>
-    <w:p>
-      <w:pPr>
-        <w:spacing w:after="0" w:line="360" w:lineRule="auto"/>
-        <w:ind w:left="11"/>
-        <w:jc w:val="both"/>
-        <w:rPr>
-          <w:rFonts w:ascii="Times New Roman" w:eastAsia="Times New Roman" w:hAnsi="Times New Roman" w:cs="Times New Roman"/>
-          <w:sz w:val="24"/>
-          <w:szCs w:val="24"/>
-        </w:rPr>
-      </w:pPr>
-      <w:r>
-        <w:rPr>
-          <w:rFonts w:ascii="Times New Roman" w:eastAsia="Times New Roman" w:hAnsi="Times New Roman" w:cs="Times New Roman"/>
-          <w:sz w:val="24"/>
-          <w:szCs w:val="24"/>
-        </w:rPr>
-        <w:t xml:space="preserve">3) Determine si es verosímil que la mecánica del accidente origina los daños del actor que se denuncian en estos autos; </w:t>
-      </w:r>
-    </w:p>
-    <w:p>
-      <w:pPr>
-        <w:spacing w:after="0" w:line="360" w:lineRule="auto"/>
-        <w:ind w:left="11"/>
-        <w:jc w:val="both"/>
-        <w:rPr>
-          <w:rFonts w:ascii="Times New Roman" w:eastAsia="Times New Roman" w:hAnsi="Times New Roman" w:cs="Times New Roman"/>
-          <w:sz w:val="24"/>
-          <w:szCs w:val="24"/>
-        </w:rPr>
-      </w:pPr>
-      <w:r>
-        <w:rPr>
-          <w:rFonts w:ascii="Times New Roman" w:eastAsia="Times New Roman" w:hAnsi="Times New Roman" w:cs="Times New Roman"/>
-          <w:sz w:val="24"/>
-          <w:szCs w:val="24"/>
-        </w:rPr>
-        <w:t xml:space="preserve">4) Indique cuál ha sido el vehículo </w:t>
-      </w:r>
-      <w:proofErr w:type="spellStart"/>
-      <w:r>
-        <w:rPr>
-          <w:rFonts w:ascii="Times New Roman" w:eastAsia="Times New Roman" w:hAnsi="Times New Roman" w:cs="Times New Roman"/>
-          <w:sz w:val="24"/>
-          <w:szCs w:val="24"/>
-        </w:rPr>
-        <w:t>embistente</w:t>
-      </w:r>
-      <w:proofErr w:type="spellEnd"/>
-      <w:r>
-        <w:rPr>
-          <w:rFonts w:ascii="Times New Roman" w:eastAsia="Times New Roman" w:hAnsi="Times New Roman" w:cs="Times New Roman"/>
-          <w:sz w:val="24"/>
-          <w:szCs w:val="24"/>
-        </w:rPr>
-        <w:t xml:space="preserve"> y cual el agente activo de la colisión; </w:t>
-      </w:r>
-    </w:p>
-    <w:p>
-      <w:pPr>
-        <w:spacing w:after="0" w:line="360" w:lineRule="auto"/>
-        <w:ind w:left="11"/>
-        <w:jc w:val="both"/>
-        <w:rPr>
-          <w:rFonts w:ascii="Times New Roman" w:eastAsia="Times New Roman" w:hAnsi="Times New Roman" w:cs="Times New Roman"/>
-          <w:sz w:val="24"/>
-          <w:szCs w:val="24"/>
-        </w:rPr>
-      </w:pPr>
-      <w:r>
-        <w:rPr>
-          <w:rFonts w:ascii="Times New Roman" w:eastAsia="Times New Roman" w:hAnsi="Times New Roman" w:cs="Times New Roman"/>
-          <w:sz w:val="24"/>
-          <w:szCs w:val="24"/>
-        </w:rPr>
-        <w:t xml:space="preserve">5) Informe teniendo en cuenta propagación de los daños del rodado del actor y rodados de los demandados y posición final de los mismos, determine si la actora es impactada directamente por el vehículo del demandado. </w:t>
-      </w:r>
-    </w:p>
-    <w:p>
-      <w:pPr>
-        <w:spacing w:after="0" w:line="360" w:lineRule="auto"/>
-        <w:ind w:left="11"/>
-        <w:jc w:val="both"/>
-        <w:rPr>
-          <w:rFonts w:ascii="Times New Roman" w:eastAsia="Times New Roman" w:hAnsi="Times New Roman" w:cs="Times New Roman"/>
-          <w:sz w:val="24"/>
-          <w:szCs w:val="24"/>
-        </w:rPr>
-      </w:pPr>
-      <w:r>
-        <w:rPr>
-          <w:rFonts w:ascii="Times New Roman" w:eastAsia="Times New Roman" w:hAnsi="Times New Roman" w:cs="Times New Roman"/>
-          <w:sz w:val="24"/>
-          <w:szCs w:val="24"/>
-        </w:rPr>
-        <w:t xml:space="preserve">6) Si los daños son consecuencia del accidente que motiva estas actuaciones; </w:t>
-      </w:r>
-    </w:p>
-    <w:p>
-      <w:pPr>
-        <w:spacing w:after="0" w:line="360" w:lineRule="auto"/>
-        <w:ind w:left="11"/>
-        <w:jc w:val="both"/>
-        <w:rPr>
-          <w:rFonts w:ascii="Times New Roman" w:eastAsia="Times New Roman" w:hAnsi="Times New Roman" w:cs="Times New Roman"/>
-          <w:sz w:val="24"/>
-          <w:szCs w:val="24"/>
-        </w:rPr>
-      </w:pPr>
-      <w:r>
-        <w:rPr>
-          <w:rFonts w:ascii="Times New Roman" w:eastAsia="Times New Roman" w:hAnsi="Times New Roman" w:cs="Times New Roman"/>
-          <w:sz w:val="24"/>
-          <w:szCs w:val="24"/>
-        </w:rPr>
-        <w:t xml:space="preserve">7) Señale si el rodado del actor ha sufrido daños de importancia que origine en la reventa del mismo un menor valor del mismo, en ese caso, señale cuál será el precio por el menor valor del </w:t>
-      </w:r>
-      <w:proofErr w:type="spellStart"/>
-      <w:r>
-        <w:rPr>
-          <w:rFonts w:ascii="Times New Roman" w:eastAsia="Times New Roman" w:hAnsi="Times New Roman" w:cs="Times New Roman"/>
-          <w:sz w:val="24"/>
-          <w:szCs w:val="24"/>
-        </w:rPr>
-        <w:t>motovehículo</w:t>
-      </w:r>
-      <w:proofErr w:type="spellEnd"/>
-      <w:r>
-        <w:rPr>
-          <w:rFonts w:ascii="Times New Roman" w:eastAsia="Times New Roman" w:hAnsi="Times New Roman" w:cs="Times New Roman"/>
-          <w:sz w:val="24"/>
-          <w:szCs w:val="24"/>
-        </w:rPr>
-        <w:t xml:space="preserve"> al momento de una reventa, atendiendo a la marca, modelo del mismo en el mercado y tomando como referencia un modelo similar en buen estado; </w:t>
-      </w:r>
-    </w:p>
-    <w:p>
-      <w:pPr>
-        <w:spacing w:after="0" w:line="360" w:lineRule="auto"/>
-        <w:ind w:left="11"/>
-        <w:jc w:val="both"/>
-        <w:rPr>
-          <w:rFonts w:ascii="Times New Roman" w:eastAsia="Times New Roman" w:hAnsi="Times New Roman" w:cs="Times New Roman"/>
-          <w:sz w:val="24"/>
-          <w:szCs w:val="24"/>
-        </w:rPr>
-      </w:pPr>
-      <w:r>
-        <w:rPr>
-          <w:rFonts w:ascii="Times New Roman" w:eastAsia="Times New Roman" w:hAnsi="Times New Roman" w:cs="Times New Roman"/>
-          <w:sz w:val="24"/>
-          <w:szCs w:val="24"/>
-        </w:rPr>
-        <w:t xml:space="preserve">8) Indique si la cantidad solicitada por daños al </w:t>
-      </w:r>
-      <w:proofErr w:type="spellStart"/>
-      <w:r>
-        <w:rPr>
-          <w:rFonts w:ascii="Times New Roman" w:eastAsia="Times New Roman" w:hAnsi="Times New Roman" w:cs="Times New Roman"/>
-          <w:sz w:val="24"/>
-          <w:szCs w:val="24"/>
-        </w:rPr>
-        <w:t>motovehículo</w:t>
-      </w:r>
-      <w:proofErr w:type="spellEnd"/>
-      <w:r>
-        <w:rPr>
-          <w:rFonts w:ascii="Times New Roman" w:eastAsia="Times New Roman" w:hAnsi="Times New Roman" w:cs="Times New Roman"/>
-          <w:sz w:val="24"/>
-          <w:szCs w:val="24"/>
-        </w:rPr>
-        <w:t xml:space="preserve"> en la demanda se ajusta a los valores actualizados a la fecha de promover la acción</w:t>
-      </w:r>
-    </w:p>
-    <w:p>
-      <w:pPr>
-        <w:spacing w:after="0" w:line="360" w:lineRule="auto"/>
-        <w:ind w:left="11"/>
-        <w:jc w:val="both"/>
-        <w:rPr>
-          <w:rFonts w:ascii="Times New Roman" w:eastAsia="Times New Roman" w:hAnsi="Times New Roman" w:cs="Times New Roman"/>
-          <w:sz w:val="24"/>
-          <w:szCs w:val="24"/>
-        </w:rPr>
-      </w:pPr>
-      <w:r>
-        <w:rPr>
-          <w:rFonts w:ascii="Times New Roman" w:eastAsia="Times New Roman" w:hAnsi="Times New Roman" w:cs="Times New Roman"/>
-          <w:sz w:val="24"/>
-          <w:szCs w:val="24"/>
-        </w:rPr>
-        <w:t xml:space="preserve">9) Estime de ser posible monto de reparación a valor actualizado a la fecha de la pericia sobre los daños del vehículo del actor. Asimismo, estime el valor de los accesorios de motocicleta </w:t>
-      </w:r>
-      <w:r>
-        <w:rPr>
-          <w:rFonts w:ascii="Times New Roman" w:eastAsia="Times New Roman" w:hAnsi="Times New Roman" w:cs="Times New Roman"/>
-          <w:sz w:val="24"/>
-          <w:szCs w:val="24"/>
-        </w:rPr>
-        <w:lastRenderedPageBreak/>
-        <w:t xml:space="preserve">dañados tales como guantes, casco y campera de motocicletas adjuntos en fotos como prueba documental. </w:t>
-      </w:r>
-    </w:p>
-    <w:p>
-      <w:pPr>
-        <w:spacing w:after="0" w:line="360" w:lineRule="auto"/>
-        <w:ind w:left="11"/>
-        <w:jc w:val="both"/>
-        <w:rPr>
-          <w:rFonts w:ascii="Times New Roman" w:eastAsia="Times New Roman" w:hAnsi="Times New Roman" w:cs="Times New Roman"/>
-          <w:sz w:val="24"/>
-          <w:szCs w:val="24"/>
-        </w:rPr>
-      </w:pPr>
-      <w:r>
-        <w:rPr>
-          <w:rFonts w:ascii="Times New Roman" w:eastAsia="Times New Roman" w:hAnsi="Times New Roman" w:cs="Times New Roman"/>
-          <w:sz w:val="24"/>
-          <w:szCs w:val="24"/>
-        </w:rPr>
-        <w:t>10) Todo otro dato que el perito considere de interés para la resolución de la presente litis.-</w:t>
-      </w:r>
-    </w:p>
-    <w:p>
-      <w:pPr>
-        <w:spacing w:after="0" w:line="360" w:lineRule="auto"/>
-        <w:jc w:val="both"/>
-        <w:rPr>
-          <w:rFonts w:ascii="Times New Roman" w:eastAsia="Times New Roman" w:hAnsi="Times New Roman" w:cs="Times New Roman"/>
-          <w:sz w:val="24"/>
-          <w:szCs w:val="24"/>
-        </w:rPr>
-      </w:pPr>
-    </w:p>
-    <w:p>
-      <w:pPr>
-        <w:spacing w:after="0" w:line="360" w:lineRule="auto"/>
-        <w:jc w:val="both"/>
-        <w:rPr>
-          <w:rFonts w:ascii="Times New Roman" w:eastAsia="Times New Roman" w:hAnsi="Times New Roman" w:cs="Times New Roman"/>
-          <w:sz w:val="24"/>
-          <w:szCs w:val="24"/>
+          <w:highlight w:val="yellow"/>
+        </w:rPr>
+      </w:pPr>
+    </w:p>
+    <w:p>
+      <w:pPr>
+        <w:spacing w:after="0" w:line="360" w:lineRule="auto"/>
+        <w:jc w:val="both"/>
+        <w:rPr>
+          <w:rFonts w:ascii="Times New Roman" w:eastAsia="Times New Roman" w:hAnsi="Times New Roman" w:cs="Times New Roman"/>
+          <w:sz w:val="24"/>
+          <w:szCs w:val="24"/>
+        </w:rPr>
+      </w:pPr>
+      <w:r>
+        <w:rPr>
+          <w:rFonts w:ascii="Times New Roman" w:eastAsia="Times New Roman" w:hAnsi="Times New Roman" w:cs="Times New Roman"/>
+          <w:b/>
+          <w:bCs/>
+          <w:sz w:val="24"/>
+          <w:szCs w:val="24"/>
+        </w:rPr>
+        <w:t xml:space="preserve">1) Al </w:t>
+      </w:r>
+      <w:proofErr w:type="gramStart"/>
+      <w:r>
+        <w:rPr>
+          <w:rFonts w:ascii="Times New Roman" w:eastAsia="Times New Roman" w:hAnsi="Times New Roman" w:cs="Times New Roman"/>
+          <w:b/>
+          <w:bCs/>
+          <w:sz w:val="24"/>
+          <w:szCs w:val="24"/>
+        </w:rPr>
+        <w:t xml:space="preserve">Hospital  </w:t>
+      </w:r>
+      <w:r>
+        <w:rPr>
+          <w:rFonts w:ascii="Times New Roman" w:eastAsia="Times New Roman" w:hAnsi="Times New Roman" w:cs="Times New Roman"/>
+          <w:b/>
+          <w:bCs/>
+          <w:sz w:val="24"/>
+          <w:szCs w:val="24"/>
+          <w:highlight w:val="yellow"/>
+        </w:rPr>
+        <w:t xml:space="preserve">Hospital Durand</w:t>
+      </w:r>
+      <w:r>
+        <w:rPr>
+          <w:rFonts w:ascii="Times New Roman" w:eastAsia="Times New Roman" w:hAnsi="Times New Roman" w:cs="Times New Roman"/>
+          <w:b/>
+          <w:bCs/>
+          <w:sz w:val="24"/>
+          <w:szCs w:val="24"/>
+        </w:rPr>
+        <w:t xml:space="preserve">  </w:t>
+      </w:r>
+      <w:r>
+        <w:rPr>
+          <w:rFonts w:ascii="Times New Roman" w:eastAsia="Times New Roman" w:hAnsi="Times New Roman" w:cs="Times New Roman"/>
+          <w:sz w:val="24"/>
+          <w:szCs w:val="24"/>
+        </w:rPr>
+        <w:t>sito</w:t>
+      </w:r>
+      <w:proofErr w:type="gramEnd"/>
+      <w:r>
+        <w:rPr>
+          <w:rFonts w:ascii="Times New Roman" w:eastAsia="Times New Roman" w:hAnsi="Times New Roman" w:cs="Times New Roman"/>
+          <w:sz w:val="24"/>
+          <w:szCs w:val="24"/>
+        </w:rPr>
+        <w:t xml:space="preserve"> en</w:t>
+      </w:r>
+      <w:proofErr w:type="gramStart"/>
+      <w:r>
+        <w:rPr>
+          <w:rFonts w:ascii="Times New Roman" w:eastAsia="Times New Roman" w:hAnsi="Times New Roman" w:cs="Times New Roman"/>
+          <w:sz w:val="24"/>
+          <w:szCs w:val="24"/>
+        </w:rPr>
+        <w:t xml:space="preserve"> </w:t>
+      </w:r>
+      <w:r>
+        <w:rPr>
+          <w:rFonts w:ascii="Times New Roman" w:eastAsia="Times New Roman" w:hAnsi="Times New Roman" w:cs="Times New Roman"/>
+          <w:b/>
+          <w:bCs/>
+          <w:sz w:val="24"/>
+          <w:szCs w:val="24"/>
+        </w:rPr>
+        <w:t xml:space="preserve">  </w:t>
+      </w:r>
+      <w:r>
+        <w:rPr>
+          <w:rFonts w:ascii="Times New Roman" w:eastAsia="Times New Roman" w:hAnsi="Times New Roman" w:cs="Times New Roman"/>
+          <w:b/>
+          <w:bCs/>
+          <w:sz w:val="24"/>
+          <w:szCs w:val="24"/>
+          <w:highlight w:val="yellow"/>
+        </w:rPr>
+        <w:t xml:space="preserve">Av. Díaz Vélez 5044, CABA</w:t>
+      </w:r>
+      <w:r>
+        <w:rPr>
+          <w:rFonts w:ascii="Times New Roman" w:eastAsia="Times New Roman" w:hAnsi="Times New Roman" w:cs="Times New Roman"/>
+          <w:b/>
+          <w:bCs/>
+          <w:sz w:val="24"/>
+          <w:szCs w:val="24"/>
+        </w:rPr>
+        <w:t xml:space="preserve"> </w:t>
+      </w:r>
+      <w:r>
+        <w:rPr>
+          <w:rFonts w:ascii="Times New Roman" w:eastAsia="Times New Roman" w:hAnsi="Times New Roman" w:cs="Times New Roman"/>
+          <w:sz w:val="24"/>
+          <w:szCs w:val="24"/>
+        </w:rPr>
+        <w:t xml:space="preserve"> a</w:t>
+      </w:r>
+      <w:proofErr w:type="gramEnd"/>
+      <w:r>
+        <w:rPr>
+          <w:rFonts w:ascii="Times New Roman" w:eastAsia="Times New Roman" w:hAnsi="Times New Roman" w:cs="Times New Roman"/>
+          <w:sz w:val="24"/>
+          <w:szCs w:val="24"/>
+        </w:rPr>
+        <w:t xml:space="preserve"> fin de que remita los certificados de atención médica del aquí actor </w:t>
+      </w:r>
+      <w:r>
+        <w:rPr>
+          <w:rFonts w:ascii="Times New Roman" w:eastAsia="Times New Roman" w:hAnsi="Times New Roman" w:cs="Times New Roman"/>
+          <w:b/>
+          <w:bCs/>
+          <w:sz w:val="24"/>
+          <w:szCs w:val="24"/>
+          <w:highlight w:val="yellow"/>
+        </w:rPr>
+        <w:t xml:space="preserve">Martin Graneros</w:t>
+      </w:r>
+      <w:r>
+        <w:rPr>
+          <w:rFonts w:ascii="Times New Roman" w:eastAsia="Times New Roman" w:hAnsi="Times New Roman" w:cs="Times New Roman"/>
+          <w:b/>
+          <w:bCs/>
+          <w:sz w:val="24"/>
+          <w:szCs w:val="24"/>
+        </w:rPr>
+        <w:t xml:space="preserve"> </w:t>
+      </w:r>
+      <w:r>
+        <w:rPr>
+          <w:rFonts w:ascii="Times New Roman" w:eastAsia="Times New Roman" w:hAnsi="Times New Roman" w:cs="Times New Roman"/>
+          <w:sz w:val="24"/>
+          <w:szCs w:val="24"/>
+        </w:rPr>
+        <w:t>DNI</w:t>
+      </w:r>
+      <w:r>
+        <w:rPr>
+          <w:rFonts w:ascii="Times New Roman" w:eastAsia="Times New Roman" w:hAnsi="Times New Roman" w:cs="Times New Roman"/>
+          <w:b/>
+          <w:bCs/>
+          <w:sz w:val="24"/>
+          <w:szCs w:val="24"/>
+        </w:rPr>
+        <w:t xml:space="preserve"> </w:t>
+      </w:r>
+      <w:r>
+        <w:rPr>
+          <w:rFonts w:ascii="Times New Roman" w:eastAsia="Times New Roman" w:hAnsi="Times New Roman" w:cs="Times New Roman"/>
+          <w:b/>
+          <w:bCs/>
+          <w:sz w:val="24"/>
+          <w:szCs w:val="24"/>
+          <w:highlight w:val="yellow"/>
+        </w:rPr>
+        <w:t xml:space="preserve">33.222.444</w:t>
+      </w:r>
+      <w:r>
+        <w:rPr>
+          <w:rFonts w:ascii="Times New Roman" w:eastAsia="Times New Roman" w:hAnsi="Times New Roman" w:cs="Times New Roman"/>
+          <w:b/>
+          <w:bCs/>
+          <w:sz w:val="24"/>
+          <w:szCs w:val="24"/>
+        </w:rPr>
+        <w:t xml:space="preserve">   </w:t>
+      </w:r>
+      <w:proofErr w:type="gramEnd"/>
+      <w:r>
+        <w:rPr>
+          <w:rFonts w:ascii="Times New Roman" w:eastAsia="Times New Roman" w:hAnsi="Times New Roman" w:cs="Times New Roman"/>
+          <w:sz w:val="24"/>
+          <w:szCs w:val="24"/>
+        </w:rPr>
+        <w:t>desde el día del accidente (</w:t>
+      </w:r>
+      <w:r>
+        <w:rPr>
+          <w:rFonts w:ascii="Times New Roman" w:eastAsia="Times New Roman" w:hAnsi="Times New Roman" w:cs="Times New Roman"/>
+          <w:sz w:val="24"/>
+          <w:szCs w:val="24"/>
+          <w:highlight w:val="yellow"/>
+        </w:rPr>
+        <w:t xml:space="preserve">28/08/2026</w:t>
+      </w:r>
+      <w:r>
+        <w:rPr>
+          <w:rFonts w:ascii="Times New Roman" w:eastAsia="Times New Roman" w:hAnsi="Times New Roman" w:cs="Times New Roman"/>
+          <w:highlight w:val="white"/>
+        </w:rPr>
+        <w:t>)</w:t>
+      </w:r>
+      <w:r>
+        <w:rPr>
+          <w:rFonts w:ascii="Times New Roman" w:eastAsia="Times New Roman" w:hAnsi="Times New Roman" w:cs="Times New Roman"/>
+          <w:sz w:val="24"/>
+          <w:szCs w:val="24"/>
+        </w:rPr>
+        <w:t xml:space="preserve"> a la actualidad, historia médica y cualquier otro dato que pueda ser de interés para la presente causa.</w:t>
+      </w:r>
+    </w:p>
+    <w:p>
+      <w:pPr>
+        <w:spacing w:after="0" w:line="360" w:lineRule="auto"/>
+        <w:jc w:val="both"/>
+        <w:rPr>
+          <w:rFonts w:ascii="Times New Roman" w:eastAsia="Times New Roman" w:hAnsi="Times New Roman" w:cs="Times New Roman"/>
+          <w:sz w:val="24"/>
+          <w:szCs w:val="24"/>
+        </w:rPr>
+      </w:pPr>
+    </w:p>
+    <w:p>
+      <w:pPr>
+        <w:spacing w:after="0" w:line="360" w:lineRule="auto"/>
+        <w:jc w:val="both"/>
+        <w:rPr>
+          <w:rFonts w:ascii="Times New Roman" w:eastAsia="Times New Roman" w:hAnsi="Times New Roman" w:cs="Times New Roman"/>
+          <w:sz w:val="24"/>
+          <w:szCs w:val="24"/>
+        </w:rPr>
+      </w:pPr>
+    </w:p>
+    <w:p>
+      <w:pPr>
+        <w:spacing w:after="0" w:line="360" w:lineRule="auto"/>
+        <w:jc w:val="both"/>
+        <w:rPr>
+          <w:rFonts w:ascii="Times New Roman" w:eastAsia="Times New Roman" w:hAnsi="Times New Roman" w:cs="Times New Roman"/>
+          <w:sz w:val="24"/>
+          <w:szCs w:val="24"/>
+        </w:rPr>
+      </w:pPr>
+      <w:r>
+        <w:rPr>
+          <w:rFonts w:ascii="Times New Roman" w:eastAsia="Times New Roman" w:hAnsi="Times New Roman" w:cs="Times New Roman"/>
+          <w:sz w:val="24"/>
+          <w:szCs w:val="24"/>
+        </w:rPr>
+        <w:t xml:space="preserve">3) </w:t>
+      </w:r>
+      <w:r>
+        <w:rPr>
+          <w:rFonts w:ascii="Times New Roman" w:eastAsia="Times New Roman" w:hAnsi="Times New Roman" w:cs="Times New Roman"/>
+          <w:b/>
+          <w:bCs/>
+          <w:sz w:val="24"/>
+          <w:szCs w:val="24"/>
+        </w:rPr>
+        <w:t>Al SAME - SISTEMA DE ATENCIÓN MÉDICA DE EMERGENCIAS DE CABA</w:t>
+      </w:r>
+      <w:r>
+        <w:rPr>
+          <w:rFonts w:ascii="Times New Roman" w:eastAsia="Times New Roman" w:hAnsi="Times New Roman" w:cs="Times New Roman"/>
+          <w:sz w:val="24"/>
+          <w:szCs w:val="24"/>
+        </w:rPr>
+        <w:t>, con domicilio en Monasterio 480, Cdad. de Buenos Aires, a fines de que informe si con fecha</w:t>
+      </w:r>
+      <w:r>
+        <w:rPr>
+          <w:rFonts w:ascii="Times New Roman" w:eastAsia="Times New Roman" w:hAnsi="Times New Roman" w:cs="Times New Roman"/>
+          <w:b/>
+          <w:bCs/>
+          <w:sz w:val="24"/>
+          <w:szCs w:val="24"/>
+        </w:rPr>
+        <w:t xml:space="preserve"> </w:t>
+      </w:r>
+      <w:r>
+        <w:rPr>
+          <w:rFonts w:ascii="Times New Roman" w:eastAsia="Times New Roman" w:hAnsi="Times New Roman" w:cs="Times New Roman"/>
+          <w:b/>
+          <w:bCs/>
+          <w:sz w:val="24"/>
+          <w:szCs w:val="24"/>
+          <w:highlight w:val="yellow"/>
+        </w:rPr>
+        <w:t xml:space="preserve">28/08/2026</w:t>
+      </w:r>
+      <w:r>
+        <w:rPr>
+          <w:rFonts w:ascii="Times New Roman" w:eastAsia="Times New Roman" w:hAnsi="Times New Roman" w:cs="Times New Roman"/>
+          <w:sz w:val="24"/>
+          <w:szCs w:val="24"/>
+          <w:highlight w:val="yellow"/>
+        </w:rPr>
+        <w:t>,</w:t>
+      </w:r>
+      <w:r>
+        <w:rPr>
+          <w:rFonts w:ascii="Times New Roman" w:eastAsia="Times New Roman" w:hAnsi="Times New Roman" w:cs="Times New Roman"/>
+          <w:sz w:val="24"/>
+          <w:szCs w:val="24"/>
+        </w:rPr>
+        <w:t xml:space="preserve"> se asistió al aquí actor </w:t>
+      </w:r>
+      <w:r>
+        <w:rPr>
+          <w:rFonts w:ascii="Times New Roman" w:eastAsia="Times New Roman" w:hAnsi="Times New Roman" w:cs="Times New Roman"/>
+          <w:b/>
+          <w:bCs/>
+          <w:sz w:val="24"/>
+          <w:szCs w:val="24"/>
+          <w:highlight w:val="yellow"/>
+        </w:rPr>
+        <w:t xml:space="preserve">Martin Graneros</w:t>
+      </w:r>
+      <w:r>
+        <w:rPr>
+          <w:rFonts w:ascii="Times New Roman" w:eastAsia="Times New Roman" w:hAnsi="Times New Roman" w:cs="Times New Roman"/>
+          <w:b/>
+          <w:bCs/>
+          <w:sz w:val="24"/>
+          <w:szCs w:val="24"/>
+        </w:rPr>
+        <w:t xml:space="preserve"> ,</w:t>
+      </w:r>
+      <w:proofErr w:type="gramEnd"/>
+      <w:r>
+        <w:rPr>
+          <w:rFonts w:ascii="Times New Roman" w:eastAsia="Times New Roman" w:hAnsi="Times New Roman" w:cs="Times New Roman"/>
+          <w:sz w:val="24"/>
+          <w:szCs w:val="24"/>
+        </w:rPr>
+        <w:t xml:space="preserve"> con motivo de un accidente de tránsito ocurrido </w:t>
+      </w:r>
+      <w:proofErr w:type="gramStart"/>
+      <w:r>
+        <w:rPr>
+          <w:rFonts w:ascii="Times New Roman" w:eastAsia="Times New Roman" w:hAnsi="Times New Roman" w:cs="Times New Roman"/>
+          <w:sz w:val="24"/>
+          <w:szCs w:val="24"/>
+        </w:rPr>
+        <w:t xml:space="preserve">en </w:t>
+      </w:r>
+      <w:r>
+        <w:rPr>
+          <w:rFonts w:ascii="Times New Roman" w:eastAsia="Times New Roman" w:hAnsi="Times New Roman" w:cs="Times New Roman"/>
+          <w:b/>
+          <w:bCs/>
+          <w:sz w:val="24"/>
+          <w:szCs w:val="24"/>
+        </w:rPr>
+        <w:t xml:space="preserve"> </w:t>
+      </w:r>
+      <w:r>
+        <w:rPr>
+          <w:rFonts w:ascii="Times New Roman" w:eastAsia="Times New Roman" w:hAnsi="Times New Roman" w:cs="Times New Roman"/>
+          <w:b/>
+          <w:bCs/>
+          <w:sz w:val="24"/>
+          <w:szCs w:val="24"/>
+          <w:highlight w:val="yellow"/>
+        </w:rPr>
+        <w:t xml:space="preserve">Intersección de Av. Cabildo y Juramento, CABA</w:t>
+      </w:r>
+      <w:r>
+        <w:rPr>
+          <w:rFonts w:ascii="Times New Roman" w:eastAsia="Times New Roman" w:hAnsi="Times New Roman" w:cs="Times New Roman"/>
+          <w:b/>
+          <w:bCs/>
+          <w:sz w:val="24"/>
+          <w:szCs w:val="24"/>
+        </w:rPr>
+        <w:t xml:space="preserve">  </w:t>
+      </w:r>
+      <w:r>
+        <w:rPr>
+          <w:rFonts w:ascii="Times New Roman" w:eastAsia="Times New Roman" w:hAnsi="Times New Roman" w:cs="Times New Roman"/>
+          <w:b/>
+          <w:bCs/>
+          <w:sz w:val="24"/>
+          <w:szCs w:val="24"/>
+        </w:rPr>
+        <w:t>.</w:t>
+      </w:r>
+      <w:proofErr w:type="gramEnd"/>
+      <w:r>
+        <w:rPr>
+          <w:rFonts w:ascii="Times New Roman" w:eastAsia="Times New Roman" w:hAnsi="Times New Roman" w:cs="Times New Roman"/>
+          <w:b/>
+          <w:bCs/>
+          <w:sz w:val="24"/>
+          <w:szCs w:val="24"/>
+        </w:rPr>
+        <w:t xml:space="preserve"> </w:t>
+      </w:r>
+      <w:r>
+        <w:rPr>
+          <w:rFonts w:ascii="Times New Roman" w:eastAsia="Times New Roman" w:hAnsi="Times New Roman" w:cs="Times New Roman"/>
+          <w:sz w:val="24"/>
+          <w:szCs w:val="24"/>
+        </w:rPr>
+        <w:t>En caso afirmativo remita copia certificada de los registros de atenciones médicas y/o registros de ambulancia y/o cualquier documentación médica obrante sobre el actor correspondiente a dicha fecha.</w:t>
+      </w:r>
+    </w:p>
+    <w:p>
+      <w:pPr>
+        <w:spacing w:after="0" w:line="360" w:lineRule="auto"/>
+        <w:jc w:val="both"/>
+        <w:rPr>
+          <w:rFonts w:ascii="Times New Roman" w:eastAsia="Times New Roman" w:hAnsi="Times New Roman" w:cs="Times New Roman"/>
+          <w:sz w:val="24"/>
+          <w:szCs w:val="24"/>
+        </w:rPr>
+      </w:pPr>
+    </w:p>
+    <w:p>
+      <w:pPr>
+        <w:spacing w:after="0" w:line="360" w:lineRule="auto"/>
+        <w:jc w:val="both"/>
+        <w:rPr>
+          <w:rFonts w:ascii="Times New Roman" w:eastAsia="Times New Roman" w:hAnsi="Times New Roman" w:cs="Times New Roman"/>
+          <w:sz w:val="24"/>
+          <w:szCs w:val="24"/>
+        </w:rPr>
+      </w:pPr>
+      <w:r>
+        <w:rPr>
+          <w:rFonts w:ascii="Times New Roman" w:eastAsia="Times New Roman" w:hAnsi="Times New Roman" w:cs="Times New Roman"/>
+          <w:sz w:val="24"/>
+          <w:szCs w:val="24"/>
+        </w:rPr>
+        <w:t xml:space="preserve">4) </w:t>
+      </w:r>
+      <w:proofErr w:type="gramStart"/>
+      <w:r>
+        <w:rPr>
+          <w:rFonts w:ascii="Times New Roman" w:eastAsia="Times New Roman" w:hAnsi="Times New Roman" w:cs="Times New Roman"/>
+          <w:sz w:val="24"/>
+          <w:szCs w:val="24"/>
+        </w:rPr>
+        <w:t>Al  taller</w:t>
+      </w:r>
+      <w:proofErr w:type="gramEnd"/>
+      <w:r>
+        <w:rPr>
+          <w:rFonts w:ascii="Times New Roman" w:eastAsia="Times New Roman" w:hAnsi="Times New Roman" w:cs="Times New Roman"/>
+          <w:sz w:val="24"/>
+          <w:szCs w:val="24"/>
+        </w:rPr>
+        <w:t xml:space="preserve"> </w:t>
+      </w:r>
+      <w:r>
+        <w:rPr>
+          <w:rFonts w:ascii="Times New Roman" w:eastAsia="Times New Roman" w:hAnsi="Times New Roman" w:cs="Times New Roman"/>
+          <w:sz w:val="24"/>
+          <w:szCs w:val="24"/>
+          <w:highlight w:val="yellow"/>
+        </w:rPr>
+        <w:t xml:space="preserve">Motosport SRL</w:t>
+      </w:r>
+      <w:r>
+        <w:rPr>
+          <w:rFonts w:ascii="Times New Roman" w:eastAsia="Times New Roman" w:hAnsi="Times New Roman" w:cs="Times New Roman"/>
+          <w:b/>
+          <w:bCs/>
+          <w:sz w:val="24"/>
+          <w:szCs w:val="24"/>
+        </w:rPr>
+        <w:t xml:space="preserve">  sito</w:t>
+      </w:r>
+      <w:proofErr w:type="gramEnd"/>
+      <w:r>
+        <w:rPr>
+          <w:rFonts w:ascii="Times New Roman" w:eastAsia="Times New Roman" w:hAnsi="Times New Roman" w:cs="Times New Roman"/>
+          <w:b/>
+          <w:bCs/>
+          <w:sz w:val="24"/>
+          <w:szCs w:val="24"/>
+        </w:rPr>
+        <w:t xml:space="preserve"> </w:t>
+      </w:r>
+      <w:r>
+        <w:rPr>
+          <w:rFonts w:ascii="Times New Roman" w:eastAsia="Times New Roman" w:hAnsi="Times New Roman" w:cs="Times New Roman"/>
+          <w:b/>
+          <w:bCs/>
+          <w:sz w:val="24"/>
+          <w:szCs w:val="24"/>
+          <w:highlight w:val="yellow"/>
+        </w:rPr>
+        <w:t xml:space="preserve"/>
+      </w:r>
+      <w:r>
+        <w:rPr>
+          <w:rFonts w:ascii="Times New Roman" w:eastAsia="Times New Roman" w:hAnsi="Times New Roman" w:cs="Times New Roman"/>
+          <w:b/>
+          <w:bCs/>
+          <w:sz w:val="24"/>
+          <w:szCs w:val="24"/>
+        </w:rPr>
+        <w:t xml:space="preserve"> </w:t>
+      </w:r>
+      <w:r>
+        <w:rPr>
+          <w:rFonts w:ascii="Times New Roman" w:eastAsia="Times New Roman" w:hAnsi="Times New Roman" w:cs="Times New Roman"/>
+          <w:sz w:val="24"/>
+          <w:szCs w:val="24"/>
+        </w:rPr>
+        <w:t xml:space="preserve">a efectos de que reconozca como auténtico el presupuesto de </w:t>
+      </w:r>
+      <w:r>
+        <w:rPr>
+          <w:rFonts w:ascii="Times New Roman" w:eastAsia="Times New Roman" w:hAnsi="Times New Roman" w:cs="Times New Roman"/>
+          <w:sz w:val="24"/>
+          <w:szCs w:val="24"/>
+          <w:highlight w:val="yellow"/>
+        </w:rPr>
+        <w:t xml:space="preserve">fecha </w:t>
+      </w:r>
+      <w:proofErr w:type="gramStart"/>
+      <w:r>
+        <w:rPr>
+          <w:rFonts w:ascii="Times New Roman" w:eastAsia="Times New Roman" w:hAnsi="Times New Roman" w:cs="Times New Roman"/>
+          <w:b/>
+          <w:bCs/>
+          <w:sz w:val="24"/>
+          <w:szCs w:val="24"/>
+          <w:highlight w:val="yellow"/>
+        </w:rPr>
+        <w:t xml:space="preserve">   </w:t>
+      </w:r>
+      <w:r>
+        <w:rPr>
+          <w:rFonts w:ascii="Times New Roman" w:eastAsia="Times New Roman" w:hAnsi="Times New Roman" w:cs="Times New Roman"/>
+          <w:b/>
+          <w:bCs/>
+          <w:sz w:val="24"/>
+          <w:szCs w:val="24"/>
+          <w:highlight w:val="yellow"/>
+        </w:rPr>
+        <w:t xml:space="preserve">28/08/2026</w:t>
+      </w:r>
+      <w:r>
+        <w:rPr>
+          <w:rFonts w:ascii="Times New Roman" w:eastAsia="Times New Roman" w:hAnsi="Times New Roman" w:cs="Times New Roman"/>
+          <w:b/>
+          <w:bCs/>
+          <w:sz w:val="24"/>
+          <w:szCs w:val="24"/>
+        </w:rPr>
+        <w:t xml:space="preserve">   </w:t>
+      </w:r>
+      <w:proofErr w:type="gramEnd"/>
+      <w:r>
+        <w:rPr>
+          <w:rFonts w:ascii="Times New Roman" w:eastAsia="Times New Roman" w:hAnsi="Times New Roman" w:cs="Times New Roman"/>
+          <w:sz w:val="24"/>
+          <w:szCs w:val="24"/>
+        </w:rPr>
+        <w:t xml:space="preserve">que en copia se acompaña, e informe al mismo tiempo: si las reparaciones fueron efectuadas en ese taller, y en su caso, si las mismas fueron abonadas por el </w:t>
+      </w:r>
+      <w:proofErr w:type="gramStart"/>
+      <w:r>
+        <w:rPr>
+          <w:rFonts w:ascii="Times New Roman" w:eastAsia="Times New Roman" w:hAnsi="Times New Roman" w:cs="Times New Roman"/>
+          <w:sz w:val="24"/>
+          <w:szCs w:val="24"/>
+        </w:rPr>
+        <w:t>actora.-</w:t>
+      </w:r>
+      <w:proofErr w:type="gramEnd"/>
+    </w:p>
+    <w:p>
+      <w:pPr>
+        <w:spacing w:after="0" w:line="360" w:lineRule="auto"/>
+        <w:jc w:val="both"/>
+        <w:rPr>
+          <w:rFonts w:ascii="Times New Roman" w:eastAsia="Times New Roman" w:hAnsi="Times New Roman" w:cs="Times New Roman"/>
+          <w:sz w:val="24"/>
+          <w:szCs w:val="24"/>
+          <w:highlight w:val="yellow"/>
         </w:rPr>
       </w:pPr>
     </w:p>
@@ -9611,24 +9889,11 @@
         <w:jc w:val="both"/>
         <w:rPr>
           <w:rFonts w:ascii="Times New Roman" w:eastAsia="Times New Roman" w:hAnsi="Times New Roman" w:cs="Times New Roman"/>
-          <w:b/>
-          <w:bCs/>
-          <w:sz w:val="24"/>
-          <w:szCs w:val="24"/>
-          <w:u w:val="single"/>
-        </w:rPr>
-      </w:pPr>
-      <w:r>
-        <w:rPr>
-          <w:rFonts w:ascii="Times New Roman" w:eastAsia="Times New Roman" w:hAnsi="Times New Roman" w:cs="Times New Roman"/>
-          <w:b/>
-          <w:bCs/>
-          <w:sz w:val="24"/>
-          <w:szCs w:val="24"/>
-          <w:u w:val="single"/>
-        </w:rPr>
-        <w:t>XIV. SOLICITA PRUEBA MEDICA Y PSICOLOGICA ANTICIPADA.</w:t>
-      </w:r>
+          <w:sz w:val="24"/>
+          <w:szCs w:val="24"/>
+          <w:highlight w:val="yellow"/>
+        </w:rPr>
+      </w:pPr>
     </w:p>
     <w:p>
       <w:pPr>
@@ -9643,13 +9908,862 @@
         <w:jc w:val="both"/>
         <w:rPr>
           <w:rFonts w:ascii="Times New Roman" w:eastAsia="Times New Roman" w:hAnsi="Times New Roman" w:cs="Times New Roman"/>
-          <w:b/>
-          <w:bCs/>
+          <w:sz w:val="24"/>
+          <w:szCs w:val="24"/>
+        </w:rPr>
+      </w:pPr>
+      <w:r>
+        <w:rPr>
+          <w:rFonts w:ascii="Times New Roman" w:eastAsia="Times New Roman" w:hAnsi="Times New Roman" w:cs="Times New Roman"/>
+          <w:b/>
+          <w:bCs/>
+          <w:i/>
+          <w:iCs/>
           <w:sz w:val="24"/>
           <w:szCs w:val="24"/>
           <w:u w:val="single"/>
         </w:rPr>
-      </w:pPr>
+        <w:t>C) PERICIAL</w:t>
+      </w:r>
+      <w:r>
+        <w:rPr>
+          <w:rFonts w:ascii="Times New Roman" w:eastAsia="Times New Roman" w:hAnsi="Times New Roman" w:cs="Times New Roman"/>
+          <w:sz w:val="24"/>
+          <w:szCs w:val="24"/>
+        </w:rPr>
+        <w:t>:</w:t>
+      </w:r>
+    </w:p>
+    <w:p>
+      <w:pPr>
+        <w:spacing w:after="0" w:line="360" w:lineRule="auto"/>
+        <w:jc w:val="both"/>
+        <w:rPr>
+          <w:rFonts w:ascii="Times New Roman" w:eastAsia="Times New Roman" w:hAnsi="Times New Roman" w:cs="Times New Roman"/>
+          <w:sz w:val="24"/>
+          <w:szCs w:val="24"/>
+        </w:rPr>
+      </w:pPr>
+    </w:p>
+    <w:p>
+      <w:pPr>
+        <w:spacing w:after="0" w:line="360" w:lineRule="auto"/>
+        <w:jc w:val="both"/>
+        <w:rPr>
+          <w:rFonts w:ascii="Times New Roman" w:eastAsia="Times New Roman" w:hAnsi="Times New Roman" w:cs="Times New Roman"/>
+          <w:b/>
+          <w:bCs/>
+          <w:sz w:val="24"/>
+          <w:szCs w:val="24"/>
+        </w:rPr>
+      </w:pPr>
+      <w:r>
+        <w:rPr>
+          <w:rFonts w:ascii="Times New Roman" w:eastAsia="Times New Roman" w:hAnsi="Times New Roman" w:cs="Times New Roman"/>
+          <w:b/>
+          <w:bCs/>
+          <w:sz w:val="24"/>
+          <w:szCs w:val="24"/>
+        </w:rPr>
+        <w:t>1) MÉDICA:</w:t>
+      </w:r>
+    </w:p>
+    <w:p>
+      <w:pPr>
+        <w:spacing w:after="0" w:line="360" w:lineRule="auto"/>
+        <w:jc w:val="both"/>
+        <w:rPr>
+          <w:rFonts w:ascii="Times New Roman" w:eastAsia="Times New Roman" w:hAnsi="Times New Roman" w:cs="Times New Roman"/>
+          <w:b/>
+          <w:bCs/>
+          <w:sz w:val="24"/>
+          <w:szCs w:val="24"/>
+        </w:rPr>
+      </w:pPr>
+    </w:p>
+    <w:p>
+      <w:pPr>
+        <w:spacing w:after="0" w:line="360" w:lineRule="auto"/>
+        <w:ind w:firstLine="554"/>
+        <w:jc w:val="both"/>
+        <w:rPr>
+          <w:rFonts w:ascii="Times New Roman" w:eastAsia="Times New Roman" w:hAnsi="Times New Roman" w:cs="Times New Roman"/>
+          <w:sz w:val="24"/>
+          <w:szCs w:val="24"/>
+        </w:rPr>
+      </w:pPr>
+      <w:r>
+        <w:rPr>
+          <w:rFonts w:ascii="Times New Roman" w:eastAsia="Times New Roman" w:hAnsi="Times New Roman" w:cs="Times New Roman"/>
+          <w:b/>
+          <w:bCs/>
+          <w:sz w:val="24"/>
+          <w:szCs w:val="24"/>
+        </w:rPr>
+        <w:t>A.</w:t>
+      </w:r>
+      <w:r>
+        <w:rPr>
+          <w:rFonts w:ascii="Times New Roman" w:eastAsia="Times New Roman" w:hAnsi="Times New Roman" w:cs="Times New Roman"/>
+          <w:sz w:val="24"/>
+          <w:szCs w:val="24"/>
+        </w:rPr>
+        <w:t xml:space="preserve"> Se designe perito médico de oficio, </w:t>
+      </w:r>
+      <w:r>
+        <w:rPr>
+          <w:rFonts w:ascii="Times New Roman" w:eastAsia="Times New Roman" w:hAnsi="Times New Roman" w:cs="Times New Roman"/>
+          <w:b/>
+          <w:bCs/>
+          <w:sz w:val="24"/>
+          <w:szCs w:val="24"/>
+        </w:rPr>
+        <w:t>especialista en traumatología</w:t>
+      </w:r>
+      <w:r>
+        <w:rPr>
+          <w:rFonts w:ascii="Times New Roman" w:eastAsia="Times New Roman" w:hAnsi="Times New Roman" w:cs="Times New Roman"/>
+          <w:sz w:val="24"/>
+          <w:szCs w:val="24"/>
+        </w:rPr>
+        <w:t xml:space="preserve"> para que examinando al actor y compulsando las actuaciones de autos responda los puntos de </w:t>
+      </w:r>
+      <w:proofErr w:type="gramStart"/>
+      <w:r>
+        <w:rPr>
+          <w:rFonts w:ascii="Times New Roman" w:eastAsia="Times New Roman" w:hAnsi="Times New Roman" w:cs="Times New Roman"/>
+          <w:sz w:val="24"/>
+          <w:szCs w:val="24"/>
+        </w:rPr>
+        <w:t>pericia  y</w:t>
+      </w:r>
+      <w:proofErr w:type="gramEnd"/>
+      <w:r>
+        <w:rPr>
+          <w:rFonts w:ascii="Times New Roman" w:eastAsia="Times New Roman" w:hAnsi="Times New Roman" w:cs="Times New Roman"/>
+          <w:sz w:val="24"/>
+          <w:szCs w:val="24"/>
+        </w:rPr>
+        <w:t xml:space="preserve"> los que acompaño como documental, e: </w:t>
+      </w:r>
+    </w:p>
+    <w:p>
+      <w:pPr>
+        <w:spacing w:after="0" w:line="360" w:lineRule="auto"/>
+        <w:jc w:val="both"/>
+        <w:rPr>
+          <w:rFonts w:ascii="Times New Roman" w:eastAsia="Times New Roman" w:hAnsi="Times New Roman" w:cs="Times New Roman"/>
+          <w:sz w:val="24"/>
+          <w:szCs w:val="24"/>
+        </w:rPr>
+      </w:pPr>
+      <w:r>
+        <w:rPr>
+          <w:rFonts w:ascii="Times New Roman" w:eastAsia="Times New Roman" w:hAnsi="Times New Roman" w:cs="Times New Roman"/>
+          <w:sz w:val="24"/>
+          <w:szCs w:val="24"/>
+        </w:rPr>
+        <w:t xml:space="preserve">1.- Interrogue al actor sobre su estado de salud previo al accidente y actividades laborales y particulares que </w:t>
+      </w:r>
+      <w:proofErr w:type="gramStart"/>
+      <w:r>
+        <w:rPr>
+          <w:rFonts w:ascii="Times New Roman" w:eastAsia="Times New Roman" w:hAnsi="Times New Roman" w:cs="Times New Roman"/>
+          <w:sz w:val="24"/>
+          <w:szCs w:val="24"/>
+        </w:rPr>
+        <w:t>desarrollaba.-</w:t>
+      </w:r>
+      <w:proofErr w:type="gramEnd"/>
+    </w:p>
+    <w:p>
+      <w:pPr>
+        <w:spacing w:after="0" w:line="360" w:lineRule="auto"/>
+        <w:jc w:val="both"/>
+        <w:rPr>
+          <w:rFonts w:ascii="Times New Roman" w:eastAsia="Times New Roman" w:hAnsi="Times New Roman" w:cs="Times New Roman"/>
+          <w:sz w:val="24"/>
+          <w:szCs w:val="24"/>
+        </w:rPr>
+      </w:pPr>
+      <w:r>
+        <w:rPr>
+          <w:rFonts w:ascii="Times New Roman" w:eastAsia="Times New Roman" w:hAnsi="Times New Roman" w:cs="Times New Roman"/>
+          <w:sz w:val="24"/>
+          <w:szCs w:val="24"/>
+        </w:rPr>
+        <w:lastRenderedPageBreak/>
+        <w:t xml:space="preserve">2.- Examine a la actora y manifieste qué tipo de lesiones presenta, indicando el plazo aproximado para su recuperación </w:t>
+      </w:r>
+      <w:proofErr w:type="gramStart"/>
+      <w:r>
+        <w:rPr>
+          <w:rFonts w:ascii="Times New Roman" w:eastAsia="Times New Roman" w:hAnsi="Times New Roman" w:cs="Times New Roman"/>
+          <w:sz w:val="24"/>
+          <w:szCs w:val="24"/>
+        </w:rPr>
+        <w:t>definitiva.-</w:t>
+      </w:r>
+      <w:proofErr w:type="gramEnd"/>
+    </w:p>
+    <w:p>
+      <w:pPr>
+        <w:spacing w:after="0" w:line="360" w:lineRule="auto"/>
+        <w:jc w:val="both"/>
+        <w:rPr>
+          <w:rFonts w:ascii="Times New Roman" w:eastAsia="Times New Roman" w:hAnsi="Times New Roman" w:cs="Times New Roman"/>
+          <w:sz w:val="24"/>
+          <w:szCs w:val="24"/>
+        </w:rPr>
+      </w:pPr>
+      <w:r>
+        <w:rPr>
+          <w:rFonts w:ascii="Times New Roman" w:eastAsia="Times New Roman" w:hAnsi="Times New Roman" w:cs="Times New Roman"/>
+          <w:sz w:val="24"/>
+          <w:szCs w:val="24"/>
+        </w:rPr>
+        <w:t xml:space="preserve">3.- Informe si las curaciones, intervenciones y tratamientos a que la actora fue sometida </w:t>
+      </w:r>
+      <w:proofErr w:type="gramStart"/>
+      <w:r>
+        <w:rPr>
+          <w:rFonts w:ascii="Times New Roman" w:eastAsia="Times New Roman" w:hAnsi="Times New Roman" w:cs="Times New Roman"/>
+          <w:sz w:val="24"/>
+          <w:szCs w:val="24"/>
+        </w:rPr>
+        <w:t>en razón del</w:t>
+      </w:r>
+      <w:proofErr w:type="gramEnd"/>
+      <w:r>
+        <w:rPr>
+          <w:rFonts w:ascii="Times New Roman" w:eastAsia="Times New Roman" w:hAnsi="Times New Roman" w:cs="Times New Roman"/>
+          <w:sz w:val="24"/>
+          <w:szCs w:val="24"/>
+        </w:rPr>
+        <w:t xml:space="preserve"> siniestro de autos, los que recibió, recibe o deberá recibir, son dolorosas, qué tipo de molestias generaron y generarán, e incluso, si las mismas podrán presentarse de por vida, fundamente las </w:t>
+      </w:r>
+      <w:proofErr w:type="gramStart"/>
+      <w:r>
+        <w:rPr>
+          <w:rFonts w:ascii="Times New Roman" w:eastAsia="Times New Roman" w:hAnsi="Times New Roman" w:cs="Times New Roman"/>
+          <w:sz w:val="24"/>
+          <w:szCs w:val="24"/>
+        </w:rPr>
+        <w:t>mismas.-</w:t>
+      </w:r>
+      <w:proofErr w:type="gramEnd"/>
+    </w:p>
+    <w:p>
+      <w:pPr>
+        <w:spacing w:after="0" w:line="360" w:lineRule="auto"/>
+        <w:jc w:val="both"/>
+        <w:rPr>
+          <w:rFonts w:ascii="Times New Roman" w:eastAsia="Times New Roman" w:hAnsi="Times New Roman" w:cs="Times New Roman"/>
+          <w:sz w:val="24"/>
+          <w:szCs w:val="24"/>
+        </w:rPr>
+      </w:pPr>
+      <w:r>
+        <w:rPr>
+          <w:rFonts w:ascii="Times New Roman" w:eastAsia="Times New Roman" w:hAnsi="Times New Roman" w:cs="Times New Roman"/>
+          <w:sz w:val="24"/>
+          <w:szCs w:val="24"/>
+        </w:rPr>
+        <w:t xml:space="preserve">4.- Indique probables secuelas y complicaciones inmediatas y alejadas que puede presentar, no sólo en cuanto a las lesiones físicas y neurológicas, sino también desde el punto de vista de la funcionalidad de los órganos afectados y estética en su caso, manifestando en qué consisten las mismas, si son parciales o totales, temporales o permanentes, en su caso, las conceptúe en un porcentaje a los fines </w:t>
+      </w:r>
+      <w:proofErr w:type="gramStart"/>
+      <w:r>
+        <w:rPr>
+          <w:rFonts w:ascii="Times New Roman" w:eastAsia="Times New Roman" w:hAnsi="Times New Roman" w:cs="Times New Roman"/>
+          <w:sz w:val="24"/>
+          <w:szCs w:val="24"/>
+        </w:rPr>
+        <w:t>indemnizatorios.-</w:t>
+      </w:r>
+      <w:proofErr w:type="gramEnd"/>
+    </w:p>
+    <w:p>
+      <w:pPr>
+        <w:spacing w:after="0" w:line="360" w:lineRule="auto"/>
+        <w:jc w:val="both"/>
+        <w:rPr>
+          <w:rFonts w:ascii="Times New Roman" w:eastAsia="Times New Roman" w:hAnsi="Times New Roman" w:cs="Times New Roman"/>
+          <w:sz w:val="24"/>
+          <w:szCs w:val="24"/>
+        </w:rPr>
+      </w:pPr>
+      <w:r>
+        <w:rPr>
+          <w:rFonts w:ascii="Times New Roman" w:eastAsia="Times New Roman" w:hAnsi="Times New Roman" w:cs="Times New Roman"/>
+          <w:sz w:val="24"/>
+          <w:szCs w:val="24"/>
+        </w:rPr>
+        <w:t>5.- Indicará especialmente si constan en la Historia Clínica expedida por los centros donde fue asistida, la realización de internaciones, consultas, prácticas y tratamientos médicos relacionada con las lesiones padecidas por la actora. </w:t>
+      </w:r>
+    </w:p>
+    <w:p>
+      <w:pPr>
+        <w:spacing w:after="0" w:line="360" w:lineRule="auto"/>
+        <w:jc w:val="both"/>
+        <w:rPr>
+          <w:rFonts w:ascii="Times New Roman" w:eastAsia="Times New Roman" w:hAnsi="Times New Roman" w:cs="Times New Roman"/>
+          <w:sz w:val="24"/>
+          <w:szCs w:val="24"/>
+        </w:rPr>
+      </w:pPr>
+      <w:r>
+        <w:rPr>
+          <w:rFonts w:ascii="Times New Roman" w:eastAsia="Times New Roman" w:hAnsi="Times New Roman" w:cs="Times New Roman"/>
+          <w:sz w:val="24"/>
+          <w:szCs w:val="24"/>
+        </w:rPr>
+        <w:t xml:space="preserve">6.- Indique el experto si existe incapacidad física, en su caso, evaluando el grado y carácter de </w:t>
+      </w:r>
+      <w:proofErr w:type="gramStart"/>
+      <w:r>
+        <w:rPr>
+          <w:rFonts w:ascii="Times New Roman" w:eastAsia="Times New Roman" w:hAnsi="Times New Roman" w:cs="Times New Roman"/>
+          <w:sz w:val="24"/>
+          <w:szCs w:val="24"/>
+        </w:rPr>
+        <w:t>la misma</w:t>
+      </w:r>
+      <w:proofErr w:type="gramEnd"/>
+      <w:r>
+        <w:rPr>
+          <w:rFonts w:ascii="Times New Roman" w:eastAsia="Times New Roman" w:hAnsi="Times New Roman" w:cs="Times New Roman"/>
+          <w:sz w:val="24"/>
+          <w:szCs w:val="24"/>
+        </w:rPr>
+        <w:t xml:space="preserve">, y baremo utilizado para calcular dicho porcentaje de </w:t>
+      </w:r>
+      <w:proofErr w:type="gramStart"/>
+      <w:r>
+        <w:rPr>
+          <w:rFonts w:ascii="Times New Roman" w:eastAsia="Times New Roman" w:hAnsi="Times New Roman" w:cs="Times New Roman"/>
+          <w:sz w:val="24"/>
+          <w:szCs w:val="24"/>
+        </w:rPr>
+        <w:t>incapacidad.-</w:t>
+      </w:r>
+      <w:proofErr w:type="gramEnd"/>
+    </w:p>
+    <w:p>
+      <w:pPr>
+        <w:spacing w:after="0" w:line="360" w:lineRule="auto"/>
+        <w:jc w:val="both"/>
+        <w:rPr>
+          <w:rFonts w:ascii="Times New Roman" w:eastAsia="Times New Roman" w:hAnsi="Times New Roman" w:cs="Times New Roman"/>
+          <w:sz w:val="24"/>
+          <w:szCs w:val="24"/>
+        </w:rPr>
+      </w:pPr>
+      <w:r>
+        <w:rPr>
+          <w:rFonts w:ascii="Times New Roman" w:eastAsia="Times New Roman" w:hAnsi="Times New Roman" w:cs="Times New Roman"/>
+          <w:sz w:val="24"/>
+          <w:szCs w:val="24"/>
+        </w:rPr>
+        <w:t xml:space="preserve">7.- Informe si deberá realizar tratamiento de rehabilitación kinésica o, mencione los tratamientos que considere convenientes o necesarios a seguir por la actora, así como seguimientos médicos, indicando frecuencia, duración y costos aproximado de los </w:t>
+      </w:r>
+      <w:proofErr w:type="gramStart"/>
+      <w:r>
+        <w:rPr>
+          <w:rFonts w:ascii="Times New Roman" w:eastAsia="Times New Roman" w:hAnsi="Times New Roman" w:cs="Times New Roman"/>
+          <w:sz w:val="24"/>
+          <w:szCs w:val="24"/>
+        </w:rPr>
+        <w:t>mismos.-</w:t>
+      </w:r>
+      <w:proofErr w:type="gramEnd"/>
+    </w:p>
+    <w:p>
+      <w:pPr>
+        <w:spacing w:after="0" w:line="360" w:lineRule="auto"/>
+        <w:jc w:val="both"/>
+        <w:rPr>
+          <w:rFonts w:ascii="Times New Roman" w:eastAsia="Times New Roman" w:hAnsi="Times New Roman" w:cs="Times New Roman"/>
+          <w:sz w:val="24"/>
+          <w:szCs w:val="24"/>
+        </w:rPr>
+      </w:pPr>
+      <w:r>
+        <w:rPr>
+          <w:rFonts w:ascii="Times New Roman" w:eastAsia="Times New Roman" w:hAnsi="Times New Roman" w:cs="Times New Roman"/>
+          <w:sz w:val="24"/>
+          <w:szCs w:val="24"/>
+        </w:rPr>
+        <w:t>9.- Informe el experto el costo aproximado de la/s cirugía/s y riesgo de la/s misma/s.-</w:t>
+      </w:r>
+    </w:p>
+    <w:p>
+      <w:pPr>
+        <w:spacing w:after="0" w:line="360" w:lineRule="auto"/>
+        <w:jc w:val="both"/>
+        <w:rPr>
+          <w:rFonts w:ascii="Times New Roman" w:eastAsia="Times New Roman" w:hAnsi="Times New Roman" w:cs="Times New Roman"/>
+          <w:sz w:val="24"/>
+          <w:szCs w:val="24"/>
+        </w:rPr>
+      </w:pPr>
+      <w:r>
+        <w:rPr>
+          <w:rFonts w:ascii="Times New Roman" w:eastAsia="Times New Roman" w:hAnsi="Times New Roman" w:cs="Times New Roman"/>
+          <w:sz w:val="24"/>
+          <w:szCs w:val="24"/>
+        </w:rPr>
+        <w:t>10.- Determine el experto en qué porcentaje, producto al accidente sufrido por </w:t>
+      </w:r>
+      <w:r>
+        <w:rPr>
+          <w:rFonts w:ascii="Times New Roman" w:eastAsia="Times New Roman" w:hAnsi="Times New Roman" w:cs="Times New Roman"/>
+          <w:b/>
+          <w:bCs/>
+          <w:sz w:val="24"/>
+          <w:szCs w:val="24"/>
+        </w:rPr>
+        <w:t>el actor</w:t>
+      </w:r>
+      <w:r>
+        <w:rPr>
+          <w:rFonts w:ascii="Times New Roman" w:eastAsia="Times New Roman" w:hAnsi="Times New Roman" w:cs="Times New Roman"/>
+          <w:sz w:val="24"/>
+          <w:szCs w:val="24"/>
+        </w:rPr>
+        <w:t xml:space="preserve">, influye en su reinserción laboral, como así también determine el grado de incapacidad </w:t>
+      </w:r>
+      <w:proofErr w:type="spellStart"/>
+      <w:proofErr w:type="gramStart"/>
+      <w:r>
+        <w:rPr>
+          <w:rFonts w:ascii="Times New Roman" w:eastAsia="Times New Roman" w:hAnsi="Times New Roman" w:cs="Times New Roman"/>
+          <w:sz w:val="24"/>
+          <w:szCs w:val="24"/>
+        </w:rPr>
+        <w:t>laborativa</w:t>
+      </w:r>
+      <w:proofErr w:type="spellEnd"/>
+      <w:r>
+        <w:rPr>
+          <w:rFonts w:ascii="Times New Roman" w:eastAsia="Times New Roman" w:hAnsi="Times New Roman" w:cs="Times New Roman"/>
+          <w:sz w:val="24"/>
+          <w:szCs w:val="24"/>
+        </w:rPr>
+        <w:t>.-</w:t>
+      </w:r>
+      <w:proofErr w:type="gramEnd"/>
+    </w:p>
+    <w:p>
+      <w:pPr>
+        <w:spacing w:after="0" w:line="360" w:lineRule="auto"/>
+        <w:jc w:val="both"/>
+        <w:rPr>
+          <w:rFonts w:ascii="Times New Roman" w:eastAsia="Times New Roman" w:hAnsi="Times New Roman" w:cs="Times New Roman"/>
+          <w:sz w:val="24"/>
+          <w:szCs w:val="24"/>
+        </w:rPr>
+      </w:pPr>
+      <w:r>
+        <w:rPr>
+          <w:rFonts w:ascii="Times New Roman" w:eastAsia="Times New Roman" w:hAnsi="Times New Roman" w:cs="Times New Roman"/>
+          <w:sz w:val="24"/>
+          <w:szCs w:val="24"/>
+        </w:rPr>
+        <w:t>11.- Examine al actor</w:t>
+      </w:r>
+      <w:r>
+        <w:rPr>
+          <w:rFonts w:ascii="Times New Roman" w:eastAsia="Times New Roman" w:hAnsi="Times New Roman" w:cs="Times New Roman"/>
+          <w:b/>
+          <w:bCs/>
+          <w:sz w:val="24"/>
+          <w:szCs w:val="24"/>
+        </w:rPr>
+        <w:t> </w:t>
+      </w:r>
+      <w:r>
+        <w:rPr>
+          <w:rFonts w:ascii="Times New Roman" w:eastAsia="Times New Roman" w:hAnsi="Times New Roman" w:cs="Times New Roman"/>
+          <w:sz w:val="24"/>
+          <w:szCs w:val="24"/>
+        </w:rPr>
+        <w:t xml:space="preserve">y diga qué lesiones presentan en su sistema osteoarticular y si las mismas son de origen </w:t>
+      </w:r>
+      <w:proofErr w:type="gramStart"/>
+      <w:r>
+        <w:rPr>
+          <w:rFonts w:ascii="Times New Roman" w:eastAsia="Times New Roman" w:hAnsi="Times New Roman" w:cs="Times New Roman"/>
+          <w:sz w:val="24"/>
+          <w:szCs w:val="24"/>
+        </w:rPr>
+        <w:t>traumático.-</w:t>
+      </w:r>
+      <w:proofErr w:type="gramEnd"/>
+    </w:p>
+    <w:p>
+      <w:pPr>
+        <w:spacing w:after="0" w:line="360" w:lineRule="auto"/>
+        <w:jc w:val="both"/>
+        <w:rPr>
+          <w:rFonts w:ascii="Times New Roman" w:eastAsia="Times New Roman" w:hAnsi="Times New Roman" w:cs="Times New Roman"/>
+          <w:sz w:val="24"/>
+          <w:szCs w:val="24"/>
+        </w:rPr>
+      </w:pPr>
+      <w:r>
+        <w:rPr>
+          <w:rFonts w:ascii="Times New Roman" w:eastAsia="Times New Roman" w:hAnsi="Times New Roman" w:cs="Times New Roman"/>
+          <w:sz w:val="24"/>
+          <w:szCs w:val="24"/>
+        </w:rPr>
+        <w:t xml:space="preserve">12.- Funde sus dichos con bibliografía reconocida científicamente y de fácil acceso a las </w:t>
+      </w:r>
+      <w:proofErr w:type="gramStart"/>
+      <w:r>
+        <w:rPr>
+          <w:rFonts w:ascii="Times New Roman" w:eastAsia="Times New Roman" w:hAnsi="Times New Roman" w:cs="Times New Roman"/>
+          <w:sz w:val="24"/>
+          <w:szCs w:val="24"/>
+        </w:rPr>
+        <w:t>partes.-</w:t>
+      </w:r>
+      <w:proofErr w:type="gramEnd"/>
+    </w:p>
+    <w:p>
+      <w:pPr>
+        <w:spacing w:after="0" w:line="360" w:lineRule="auto"/>
+        <w:jc w:val="both"/>
+        <w:rPr>
+          <w:rFonts w:ascii="Times New Roman" w:eastAsia="Times New Roman" w:hAnsi="Times New Roman" w:cs="Times New Roman"/>
+          <w:sz w:val="24"/>
+          <w:szCs w:val="24"/>
+        </w:rPr>
+      </w:pPr>
+      <w:r>
+        <w:rPr>
+          <w:rFonts w:ascii="Times New Roman" w:eastAsia="Times New Roman" w:hAnsi="Times New Roman" w:cs="Times New Roman"/>
+          <w:sz w:val="24"/>
+          <w:szCs w:val="24"/>
+        </w:rPr>
+        <w:t xml:space="preserve">13.- Informe cualquier otro dato de interés para la dilucidación del presente, o que el perito de oficio considere necesario para una mejor evaluación de la </w:t>
+      </w:r>
+      <w:proofErr w:type="gramStart"/>
+      <w:r>
+        <w:rPr>
+          <w:rFonts w:ascii="Times New Roman" w:eastAsia="Times New Roman" w:hAnsi="Times New Roman" w:cs="Times New Roman"/>
+          <w:sz w:val="24"/>
+          <w:szCs w:val="24"/>
+        </w:rPr>
+        <w:t>actora  y</w:t>
+      </w:r>
+      <w:proofErr w:type="gramEnd"/>
+      <w:r>
+        <w:rPr>
+          <w:rFonts w:ascii="Times New Roman" w:eastAsia="Times New Roman" w:hAnsi="Times New Roman" w:cs="Times New Roman"/>
+          <w:sz w:val="24"/>
+          <w:szCs w:val="24"/>
+        </w:rPr>
+        <w:t xml:space="preserve"> para el buen resultado de esta </w:t>
+      </w:r>
+      <w:proofErr w:type="gramStart"/>
+      <w:r>
+        <w:rPr>
+          <w:rFonts w:ascii="Times New Roman" w:eastAsia="Times New Roman" w:hAnsi="Times New Roman" w:cs="Times New Roman"/>
+          <w:sz w:val="24"/>
+          <w:szCs w:val="24"/>
+        </w:rPr>
+        <w:t>litis.-</w:t>
+      </w:r>
+      <w:proofErr w:type="gramEnd"/>
+    </w:p>
+    <w:p>
+      <w:pPr>
+        <w:spacing w:after="0" w:line="360" w:lineRule="auto"/>
+        <w:jc w:val="both"/>
+        <w:rPr>
+          <w:rFonts w:ascii="Times New Roman" w:eastAsia="Times New Roman" w:hAnsi="Times New Roman" w:cs="Times New Roman"/>
+          <w:sz w:val="24"/>
+          <w:szCs w:val="24"/>
+        </w:rPr>
+      </w:pPr>
+      <w:r>
+        <w:rPr>
+          <w:rFonts w:ascii="Times New Roman" w:eastAsia="Times New Roman" w:hAnsi="Times New Roman" w:cs="Times New Roman"/>
+          <w:sz w:val="24"/>
+          <w:szCs w:val="24"/>
+          <w:u w:val="single"/>
+        </w:rPr>
+        <w:t>CONSULTORES TÉCNICOS</w:t>
+      </w:r>
+      <w:r>
+        <w:rPr>
+          <w:rFonts w:ascii="Times New Roman" w:eastAsia="Times New Roman" w:hAnsi="Times New Roman" w:cs="Times New Roman"/>
+          <w:sz w:val="24"/>
+          <w:szCs w:val="24"/>
+        </w:rPr>
+        <w:t xml:space="preserve">: Mi parte propone como consultores a los Dres. Zambrano Jorge Alberto Roberto Novosad MN 91.170, Dr. Carlos Lema Mn 35.342, el Dr. Carlos Scarpati M.N 43.777, Carlos González Martín MN 47.707, con domicilio en la calle Paraná 425 Piso 6 </w:t>
+      </w:r>
+      <w:proofErr w:type="spellStart"/>
+      <w:r>
+        <w:rPr>
+          <w:rFonts w:ascii="Times New Roman" w:eastAsia="Times New Roman" w:hAnsi="Times New Roman" w:cs="Times New Roman"/>
+          <w:sz w:val="24"/>
+          <w:szCs w:val="24"/>
+        </w:rPr>
+        <w:t>of</w:t>
+      </w:r>
+      <w:proofErr w:type="spellEnd"/>
+      <w:r>
+        <w:rPr>
+          <w:rFonts w:ascii="Times New Roman" w:eastAsia="Times New Roman" w:hAnsi="Times New Roman" w:cs="Times New Roman"/>
+          <w:sz w:val="24"/>
+          <w:szCs w:val="24"/>
+        </w:rPr>
+        <w:t xml:space="preserve"> 3 Capital Federal, en los términos del Art.458 del C.P.C.C.N., solicitando que se tenga presente a sus </w:t>
+      </w:r>
+      <w:proofErr w:type="gramStart"/>
+      <w:r>
+        <w:rPr>
+          <w:rFonts w:ascii="Times New Roman" w:eastAsia="Times New Roman" w:hAnsi="Times New Roman" w:cs="Times New Roman"/>
+          <w:sz w:val="24"/>
+          <w:szCs w:val="24"/>
+        </w:rPr>
+        <w:t>efectos.-</w:t>
+      </w:r>
+      <w:proofErr w:type="gramEnd"/>
+    </w:p>
+    <w:p>
+      <w:pPr>
+        <w:spacing w:after="0" w:line="360" w:lineRule="auto"/>
+        <w:ind w:firstLine="554"/>
+        <w:jc w:val="both"/>
+        <w:rPr>
+          <w:rFonts w:ascii="Times New Roman" w:eastAsia="Times New Roman" w:hAnsi="Times New Roman" w:cs="Times New Roman"/>
+          <w:sz w:val="24"/>
+          <w:szCs w:val="24"/>
+        </w:rPr>
+      </w:pPr>
+    </w:p>
+    <w:p>
+      <w:pPr>
+        <w:spacing w:after="0" w:line="360" w:lineRule="auto"/>
+        <w:ind w:firstLine="554"/>
+        <w:jc w:val="both"/>
+        <w:rPr>
+          <w:rFonts w:ascii="Times New Roman" w:eastAsia="Times New Roman" w:hAnsi="Times New Roman" w:cs="Times New Roman"/>
+          <w:sz w:val="24"/>
+          <w:szCs w:val="24"/>
+        </w:rPr>
+      </w:pPr>
+    </w:p>
+    <w:p>
+      <w:pPr>
+        <w:spacing w:after="0" w:line="360" w:lineRule="auto"/>
+        <w:jc w:val="both"/>
+        <w:rPr>
+          <w:rFonts w:ascii="Times New Roman" w:eastAsia="Times New Roman" w:hAnsi="Times New Roman" w:cs="Times New Roman"/>
+          <w:sz w:val="24"/>
+          <w:szCs w:val="24"/>
+        </w:rPr>
+      </w:pPr>
+      <w:r>
+        <w:rPr>
+          <w:rFonts w:ascii="Times New Roman" w:eastAsia="Times New Roman" w:hAnsi="Times New Roman" w:cs="Times New Roman"/>
+          <w:b/>
+          <w:bCs/>
+          <w:sz w:val="24"/>
+          <w:szCs w:val="24"/>
+        </w:rPr>
+        <w:t>2) PSICOLÓGICA O PSIQUIÁTRICA</w:t>
+      </w:r>
+      <w:r>
+        <w:rPr>
+          <w:rFonts w:ascii="Times New Roman" w:eastAsia="Times New Roman" w:hAnsi="Times New Roman" w:cs="Times New Roman"/>
+          <w:sz w:val="24"/>
+          <w:szCs w:val="24"/>
+        </w:rPr>
+        <w:t>:</w:t>
+      </w:r>
+    </w:p>
+    <w:p>
+      <w:pPr>
+        <w:spacing w:after="0" w:line="360" w:lineRule="auto"/>
+        <w:jc w:val="both"/>
+        <w:rPr>
+          <w:rFonts w:ascii="Times New Roman" w:eastAsia="Times New Roman" w:hAnsi="Times New Roman" w:cs="Times New Roman"/>
+          <w:sz w:val="24"/>
+          <w:szCs w:val="24"/>
+        </w:rPr>
+      </w:pPr>
+    </w:p>
+    <w:p>
+      <w:pPr>
+        <w:spacing w:after="0" w:line="360" w:lineRule="auto"/>
+        <w:ind w:firstLine="554"/>
+        <w:jc w:val="both"/>
+        <w:rPr>
+          <w:rFonts w:ascii="Times New Roman" w:eastAsia="Times New Roman" w:hAnsi="Times New Roman" w:cs="Times New Roman"/>
+          <w:sz w:val="24"/>
+          <w:szCs w:val="24"/>
+        </w:rPr>
+      </w:pPr>
+      <w:r>
+        <w:rPr>
+          <w:rFonts w:ascii="Times New Roman" w:eastAsia="Times New Roman" w:hAnsi="Times New Roman" w:cs="Times New Roman"/>
+          <w:sz w:val="24"/>
+          <w:szCs w:val="24"/>
+        </w:rPr>
+        <w:lastRenderedPageBreak/>
+        <w:t>Se designe </w:t>
+      </w:r>
+      <w:r>
+        <w:rPr>
+          <w:rFonts w:ascii="Times New Roman" w:eastAsia="Times New Roman" w:hAnsi="Times New Roman" w:cs="Times New Roman"/>
+          <w:b/>
+          <w:bCs/>
+          <w:sz w:val="24"/>
+          <w:szCs w:val="24"/>
+        </w:rPr>
+        <w:t>perito psicológico o médico psiquiatra</w:t>
+      </w:r>
+      <w:r>
+        <w:rPr>
+          <w:rFonts w:ascii="Times New Roman" w:eastAsia="Times New Roman" w:hAnsi="Times New Roman" w:cs="Times New Roman"/>
+          <w:sz w:val="24"/>
+          <w:szCs w:val="24"/>
+        </w:rPr>
+        <w:t xml:space="preserve">, quien previa aceptación del cargo y revisión personal sobre </w:t>
+      </w:r>
+      <w:proofErr w:type="gramStart"/>
+      <w:r>
+        <w:rPr>
+          <w:rFonts w:ascii="Times New Roman" w:eastAsia="Times New Roman" w:hAnsi="Times New Roman" w:cs="Times New Roman"/>
+          <w:sz w:val="24"/>
+          <w:szCs w:val="24"/>
+        </w:rPr>
+        <w:t>el  accionante</w:t>
+      </w:r>
+      <w:proofErr w:type="gramEnd"/>
+      <w:r>
+        <w:rPr>
+          <w:rFonts w:ascii="Times New Roman" w:eastAsia="Times New Roman" w:hAnsi="Times New Roman" w:cs="Times New Roman"/>
+          <w:sz w:val="24"/>
+          <w:szCs w:val="24"/>
+        </w:rPr>
+        <w:t>, indicará lo siguiente:</w:t>
+      </w:r>
+    </w:p>
+    <w:p>
+      <w:pPr>
+        <w:spacing w:after="0" w:line="360" w:lineRule="auto"/>
+        <w:jc w:val="both"/>
+        <w:rPr>
+          <w:rFonts w:ascii="Times New Roman" w:eastAsia="Times New Roman" w:hAnsi="Times New Roman" w:cs="Times New Roman"/>
+          <w:sz w:val="24"/>
+          <w:szCs w:val="24"/>
+        </w:rPr>
+      </w:pPr>
+      <w:r>
+        <w:rPr>
+          <w:rFonts w:ascii="Times New Roman" w:eastAsia="Times New Roman" w:hAnsi="Times New Roman" w:cs="Times New Roman"/>
+          <w:sz w:val="24"/>
+          <w:szCs w:val="24"/>
+        </w:rPr>
+        <w:t>1.- Describa si el accidente, las lesiones padecidas por el mismo, han influido negativamente en su psiquismo;</w:t>
+      </w:r>
+    </w:p>
+    <w:p>
+      <w:pPr>
+        <w:spacing w:after="0" w:line="360" w:lineRule="auto"/>
+        <w:jc w:val="both"/>
+        <w:rPr>
+          <w:rFonts w:ascii="Times New Roman" w:eastAsia="Times New Roman" w:hAnsi="Times New Roman" w:cs="Times New Roman"/>
+          <w:sz w:val="24"/>
+          <w:szCs w:val="24"/>
+        </w:rPr>
+      </w:pPr>
+      <w:r>
+        <w:rPr>
+          <w:rFonts w:ascii="Times New Roman" w:eastAsia="Times New Roman" w:hAnsi="Times New Roman" w:cs="Times New Roman"/>
+          <w:sz w:val="24"/>
+          <w:szCs w:val="24"/>
+        </w:rPr>
+        <w:t xml:space="preserve">2.- Si padecen algún tipo de incapacidad de orden psíquico como secuela del evento dañoso y en su caso indique el grado de </w:t>
+      </w:r>
+      <w:proofErr w:type="gramStart"/>
+      <w:r>
+        <w:rPr>
+          <w:rFonts w:ascii="Times New Roman" w:eastAsia="Times New Roman" w:hAnsi="Times New Roman" w:cs="Times New Roman"/>
+          <w:sz w:val="24"/>
+          <w:szCs w:val="24"/>
+        </w:rPr>
+        <w:t>la misma</w:t>
+      </w:r>
+      <w:proofErr w:type="gramEnd"/>
+      <w:r>
+        <w:rPr>
+          <w:rFonts w:ascii="Times New Roman" w:eastAsia="Times New Roman" w:hAnsi="Times New Roman" w:cs="Times New Roman"/>
+          <w:sz w:val="24"/>
+          <w:szCs w:val="24"/>
+        </w:rPr>
+        <w:t>, tratamiento de diagnosticar su cuadro de angustia o neurosis, denunciando en su caso, cómo estos se manifiestan;</w:t>
+      </w:r>
+    </w:p>
+    <w:p>
+      <w:pPr>
+        <w:spacing w:after="0" w:line="360" w:lineRule="auto"/>
+        <w:jc w:val="both"/>
+        <w:rPr>
+          <w:rFonts w:ascii="Times New Roman" w:eastAsia="Times New Roman" w:hAnsi="Times New Roman" w:cs="Times New Roman"/>
+          <w:sz w:val="24"/>
+          <w:szCs w:val="24"/>
+        </w:rPr>
+      </w:pPr>
+      <w:r>
+        <w:rPr>
+          <w:rFonts w:ascii="Times New Roman" w:eastAsia="Times New Roman" w:hAnsi="Times New Roman" w:cs="Times New Roman"/>
+          <w:sz w:val="24"/>
+          <w:szCs w:val="24"/>
+        </w:rPr>
+        <w:t xml:space="preserve">3.- </w:t>
+      </w:r>
+      <w:proofErr w:type="gramStart"/>
+      <w:r>
+        <w:rPr>
+          <w:rFonts w:ascii="Times New Roman" w:eastAsia="Times New Roman" w:hAnsi="Times New Roman" w:cs="Times New Roman"/>
+          <w:sz w:val="24"/>
+          <w:szCs w:val="24"/>
+        </w:rPr>
+        <w:t>Informe</w:t>
+      </w:r>
+      <w:proofErr w:type="gramEnd"/>
+      <w:r>
+        <w:rPr>
+          <w:rFonts w:ascii="Times New Roman" w:eastAsia="Times New Roman" w:hAnsi="Times New Roman" w:cs="Times New Roman"/>
+          <w:sz w:val="24"/>
+          <w:szCs w:val="24"/>
+        </w:rPr>
+        <w:t xml:space="preserve"> asimismo, si a raíz de dichos cuadros neuróticos se pueden producir cambios en la personalidad del actor y si los mismos pueden influir en su vida de relación, mencione los tratamientos que considere convenientes o necesarios a realizar en el futuro, así como su frecuencia, duración y costo;   </w:t>
+      </w:r>
+    </w:p>
+    <w:p>
+      <w:pPr>
+        <w:spacing w:after="0" w:line="360" w:lineRule="auto"/>
+        <w:jc w:val="both"/>
+        <w:rPr>
+          <w:rFonts w:ascii="Times New Roman" w:eastAsia="Times New Roman" w:hAnsi="Times New Roman" w:cs="Times New Roman"/>
+          <w:sz w:val="24"/>
+          <w:szCs w:val="24"/>
+        </w:rPr>
+      </w:pPr>
+      <w:r>
+        <w:rPr>
+          <w:rFonts w:ascii="Times New Roman" w:eastAsia="Times New Roman" w:hAnsi="Times New Roman" w:cs="Times New Roman"/>
+          <w:sz w:val="24"/>
+          <w:szCs w:val="24"/>
+        </w:rPr>
+        <w:t>4.- Así también todo otro dato de interés para la dilucidación del presente.</w:t>
+      </w:r>
     </w:p>
     <w:p>
       <w:pPr>
@@ -9661,22 +10775,13 @@
           <w:between w:val="nil"/>
         </w:pBdr>
         <w:spacing w:after="0" w:line="360" w:lineRule="auto"/>
-        <w:ind w:firstLine="720"/>
-        <w:jc w:val="both"/>
-        <w:rPr>
-          <w:rFonts w:ascii="Times New Roman" w:eastAsia="Times New Roman" w:hAnsi="Times New Roman" w:cs="Times New Roman"/>
-          <w:sz w:val="24"/>
-          <w:szCs w:val="24"/>
-        </w:rPr>
-      </w:pPr>
-      <w:r>
-        <w:rPr>
-          <w:rFonts w:ascii="Times New Roman" w:eastAsia="Times New Roman" w:hAnsi="Times New Roman" w:cs="Times New Roman"/>
-          <w:sz w:val="24"/>
-          <w:szCs w:val="24"/>
-        </w:rPr>
-        <w:t>A fin de preparar eficazmente el proceso judicial (arts. 1, 24, 25.1 y 8 de la Convención Americana sobre DD.HH.), y contar las partes y V.S con la mayor información posible al celebrarse la audiencia preliminar, como previo recaudo y de manera excepcional en los términos del Art. 326 del CPCCN, en virtud de las lesiones subsistentes en el actor como producto del siniestro de autos, es que solicito respetuosamente a V.S se designe PERITO MÉDICO Y PERITO PSICÓLOGO, a fines de concretar dicha prueba de manera anterior a la audiencia preliminar.</w:t>
-      </w:r>
+        <w:jc w:val="both"/>
+        <w:rPr>
+          <w:rFonts w:ascii="Times New Roman" w:eastAsia="Times New Roman" w:hAnsi="Times New Roman" w:cs="Times New Roman"/>
+          <w:sz w:val="24"/>
+          <w:szCs w:val="24"/>
+        </w:rPr>
+      </w:pPr>
     </w:p>
     <w:p>
       <w:pPr>
@@ -9691,11 +10796,1170 @@
         <w:jc w:val="both"/>
         <w:rPr>
           <w:rFonts w:ascii="Times New Roman" w:eastAsia="Times New Roman" w:hAnsi="Times New Roman" w:cs="Times New Roman"/>
+          <w:sz w:val="24"/>
+          <w:szCs w:val="24"/>
+        </w:rPr>
+      </w:pPr>
+    </w:p>
+    <w:p>
+      <w:pPr>
+        <w:spacing w:after="0" w:line="360" w:lineRule="auto"/>
+        <w:jc w:val="both"/>
+        <w:rPr>
+          <w:rFonts w:ascii="Times New Roman" w:eastAsia="Times New Roman" w:hAnsi="Times New Roman" w:cs="Times New Roman"/>
+          <w:b/>
+          <w:bCs/>
+          <w:sz w:val="24"/>
+          <w:szCs w:val="24"/>
+        </w:rPr>
+      </w:pPr>
+      <w:r>
+        <w:rPr>
+          <w:rFonts w:ascii="Times New Roman" w:eastAsia="Times New Roman" w:hAnsi="Times New Roman" w:cs="Times New Roman"/>
+          <w:b/>
+          <w:bCs/>
+          <w:sz w:val="24"/>
+          <w:szCs w:val="24"/>
+        </w:rPr>
+        <w:t>3) CONTABLE:</w:t>
+      </w:r>
+    </w:p>
+    <w:p>
+      <w:pPr>
+        <w:spacing w:after="0" w:line="360" w:lineRule="auto"/>
+        <w:jc w:val="both"/>
+        <w:rPr>
+          <w:rFonts w:ascii="Times New Roman" w:eastAsia="Times New Roman" w:hAnsi="Times New Roman" w:cs="Times New Roman"/>
+          <w:b/>
+          <w:bCs/>
+          <w:sz w:val="24"/>
+          <w:szCs w:val="24"/>
+        </w:rPr>
+      </w:pPr>
+    </w:p>
+    <w:p>
+      <w:pPr>
+        <w:spacing w:after="0" w:line="360" w:lineRule="auto"/>
+        <w:ind w:firstLine="554"/>
+        <w:jc w:val="both"/>
+        <w:rPr>
+          <w:rFonts w:ascii="Times New Roman" w:eastAsia="Times New Roman" w:hAnsi="Times New Roman" w:cs="Times New Roman"/>
+          <w:sz w:val="24"/>
+          <w:szCs w:val="24"/>
+        </w:rPr>
+      </w:pPr>
+      <w:r>
+        <w:rPr>
+          <w:rFonts w:ascii="Times New Roman" w:eastAsia="Times New Roman" w:hAnsi="Times New Roman" w:cs="Times New Roman"/>
+          <w:b/>
+          <w:bCs/>
+          <w:sz w:val="24"/>
+          <w:szCs w:val="24"/>
+        </w:rPr>
+        <w:t>A.- PARA LAS CITADAS EN GARANTÍA</w:t>
+      </w:r>
+    </w:p>
+    <w:p>
+      <w:pPr>
+        <w:spacing w:after="0" w:line="360" w:lineRule="auto"/>
+        <w:ind w:firstLine="554"/>
+        <w:jc w:val="both"/>
+        <w:rPr>
+          <w:rFonts w:ascii="Times New Roman" w:eastAsia="Times New Roman" w:hAnsi="Times New Roman" w:cs="Times New Roman"/>
+          <w:sz w:val="24"/>
+          <w:szCs w:val="24"/>
+        </w:rPr>
+      </w:pPr>
+      <w:r>
+        <w:rPr>
+          <w:rFonts w:ascii="Times New Roman" w:eastAsia="Times New Roman" w:hAnsi="Times New Roman" w:cs="Times New Roman"/>
+          <w:sz w:val="24"/>
+          <w:szCs w:val="24"/>
+        </w:rPr>
+        <w:t>Para el supuesto de que la citada en garantía reconozca o no el carácter aseguradora del rodado PERTENECIENTE A LA  DEMANDADA,  solicito se designe perito contador único de oficio, para que constituyéndose en el domicilio de LA CITADA EN GARANTÍA </w:t>
+      </w:r>
+      <w:r>
+        <w:rPr>
+          <w:rFonts w:ascii="Times New Roman" w:eastAsia="Times New Roman" w:hAnsi="Times New Roman" w:cs="Times New Roman"/>
+          <w:b/>
+          <w:bCs/>
+          <w:sz w:val="24"/>
+          <w:szCs w:val="24"/>
+        </w:rPr>
+        <w:t> (sector contable)</w:t>
+      </w:r>
+      <w:r>
+        <w:rPr>
+          <w:rFonts w:ascii="Times New Roman" w:eastAsia="Times New Roman" w:hAnsi="Times New Roman" w:cs="Times New Roman"/>
+          <w:sz w:val="24"/>
+          <w:szCs w:val="24"/>
+        </w:rPr>
+        <w:t> o donde pudiera contar con el material necesario para realizar dicha pericia, examine todos los elementos atinentes a las operaciones y en su caso realice compulsas, arqueos y verificaciones, y teniendo a la vista sus libros de comercio, registros y constancias correspondientes, correspondencia y demás documentación complementaria de</w:t>
+      </w:r>
+      <w:r>
+        <w:rPr>
+          <w:rFonts w:ascii="Times New Roman" w:eastAsia="Times New Roman" w:hAnsi="Times New Roman" w:cs="Times New Roman"/>
+          <w:b/>
+          <w:bCs/>
+          <w:sz w:val="24"/>
+          <w:szCs w:val="24"/>
+        </w:rPr>
+        <w:t> </w:t>
+      </w:r>
+      <w:r>
+        <w:rPr>
+          <w:rFonts w:ascii="Times New Roman" w:eastAsia="Times New Roman" w:hAnsi="Times New Roman" w:cs="Times New Roman"/>
+          <w:sz w:val="24"/>
+          <w:szCs w:val="24"/>
+        </w:rPr>
+        <w:t>LA CITADA EN GARANTÍA</w:t>
+      </w:r>
+      <w:r>
+        <w:rPr>
+          <w:rFonts w:ascii="Times New Roman" w:eastAsia="Times New Roman" w:hAnsi="Times New Roman" w:cs="Times New Roman"/>
+          <w:b/>
+          <w:bCs/>
+          <w:sz w:val="24"/>
+          <w:szCs w:val="24"/>
+        </w:rPr>
+        <w:t>, </w:t>
+      </w:r>
+      <w:r>
+        <w:rPr>
+          <w:rFonts w:ascii="Times New Roman" w:eastAsia="Times New Roman" w:hAnsi="Times New Roman" w:cs="Times New Roman"/>
+          <w:sz w:val="24"/>
+          <w:szCs w:val="24"/>
+        </w:rPr>
+        <w:t>informe con indicación de la fuente documental de cada una de sus respuestas:</w:t>
+      </w:r>
+    </w:p>
+    <w:p>
+      <w:pPr>
+        <w:spacing w:after="0" w:line="360" w:lineRule="auto"/>
+        <w:jc w:val="both"/>
+        <w:rPr>
+          <w:rFonts w:ascii="Times New Roman" w:eastAsia="Times New Roman" w:hAnsi="Times New Roman" w:cs="Times New Roman"/>
+          <w:sz w:val="24"/>
+          <w:szCs w:val="24"/>
+        </w:rPr>
+      </w:pPr>
+      <w:r>
+        <w:rPr>
+          <w:rFonts w:ascii="Times New Roman" w:eastAsia="Times New Roman" w:hAnsi="Times New Roman" w:cs="Times New Roman"/>
+          <w:sz w:val="24"/>
+          <w:szCs w:val="24"/>
+        </w:rPr>
+        <w:t>1) Con la debida antelación, fecha y hora de la realización de la encomienda a fin de llevar a cabo el debido control.</w:t>
+      </w:r>
+    </w:p>
+    <w:p>
+      <w:pPr>
+        <w:spacing w:after="0" w:line="360" w:lineRule="auto"/>
+        <w:jc w:val="both"/>
+        <w:rPr>
+          <w:rFonts w:ascii="Times New Roman" w:eastAsia="Times New Roman" w:hAnsi="Times New Roman" w:cs="Times New Roman"/>
+          <w:sz w:val="24"/>
+          <w:szCs w:val="24"/>
+        </w:rPr>
+      </w:pPr>
+      <w:r>
+        <w:rPr>
+          <w:rFonts w:ascii="Times New Roman" w:eastAsia="Times New Roman" w:hAnsi="Times New Roman" w:cs="Times New Roman"/>
+          <w:sz w:val="24"/>
+          <w:szCs w:val="24"/>
+        </w:rPr>
+        <w:t xml:space="preserve">2) Si la </w:t>
+      </w:r>
+      <w:proofErr w:type="gramStart"/>
+      <w:r>
+        <w:rPr>
+          <w:rFonts w:ascii="Times New Roman" w:eastAsia="Times New Roman" w:hAnsi="Times New Roman" w:cs="Times New Roman"/>
+          <w:sz w:val="24"/>
+          <w:szCs w:val="24"/>
+        </w:rPr>
+        <w:t>empresa  CITADA</w:t>
+      </w:r>
+      <w:proofErr w:type="gramEnd"/>
+      <w:r>
+        <w:rPr>
+          <w:rFonts w:ascii="Times New Roman" w:eastAsia="Times New Roman" w:hAnsi="Times New Roman" w:cs="Times New Roman"/>
+          <w:sz w:val="24"/>
+          <w:szCs w:val="24"/>
+        </w:rPr>
+        <w:t xml:space="preserve"> EN GARANTÍA lleva en legal y debida forma sus libros y documentación contable, detallando cada uno de los libros examinados, si están rubricados, fecha y ante qué autoridades, si los asientos se llevan al día, con expresión del último folio utilizado y su contenido, con indicación de los principios científicos en que se funde para emitir su dictamen.</w:t>
+      </w:r>
+    </w:p>
+    <w:p>
+      <w:pPr>
+        <w:spacing w:after="0" w:line="360" w:lineRule="auto"/>
+        <w:ind w:firstLine="720"/>
+        <w:jc w:val="both"/>
+        <w:rPr>
+          <w:rFonts w:ascii="Times New Roman" w:eastAsia="Times New Roman" w:hAnsi="Times New Roman" w:cs="Times New Roman"/>
+          <w:sz w:val="24"/>
+          <w:szCs w:val="24"/>
+        </w:rPr>
+      </w:pPr>
+      <w:r>
+        <w:rPr>
+          <w:rFonts w:ascii="Times New Roman" w:eastAsia="Times New Roman" w:hAnsi="Times New Roman" w:cs="Times New Roman"/>
+          <w:sz w:val="24"/>
+          <w:szCs w:val="24"/>
+        </w:rPr>
+        <w:t>El experto debe tener en cuenta que los libros mercantiles que carezcan de alguna de las formalidades prescriptas en el art. 53 del Código de Comercio, o tengan algunos de los defectos y vicios notados en el art. 54 (espacios en blanco, huecos, interlineados, raspaduras, etc.), no tienen valor alguno en juicio a favor del comerciante a quien pertenezcan (art. 55 C.Com.).</w:t>
+      </w:r>
+    </w:p>
+    <w:p>
+      <w:pPr>
+        <w:spacing w:after="0" w:line="360" w:lineRule="auto"/>
+        <w:jc w:val="both"/>
+        <w:rPr>
+          <w:rFonts w:ascii="Times New Roman" w:eastAsia="Times New Roman" w:hAnsi="Times New Roman" w:cs="Times New Roman"/>
+          <w:sz w:val="24"/>
+          <w:szCs w:val="24"/>
+        </w:rPr>
+      </w:pPr>
+      <w:r>
+        <w:rPr>
+          <w:rFonts w:ascii="Times New Roman" w:eastAsia="Times New Roman" w:hAnsi="Times New Roman" w:cs="Times New Roman"/>
+          <w:sz w:val="24"/>
+          <w:szCs w:val="24"/>
+        </w:rPr>
+        <w:t xml:space="preserve">3) Si la empresa era la aseguradora del vehículo demandado a la fecha de ocurrencia </w:t>
+      </w:r>
+      <w:proofErr w:type="gramStart"/>
+      <w:r>
+        <w:rPr>
+          <w:rFonts w:ascii="Times New Roman" w:eastAsia="Times New Roman" w:hAnsi="Times New Roman" w:cs="Times New Roman"/>
+          <w:sz w:val="24"/>
+          <w:szCs w:val="24"/>
+        </w:rPr>
+        <w:t>del mismo</w:t>
+      </w:r>
+      <w:proofErr w:type="gramEnd"/>
+      <w:r>
+        <w:rPr>
+          <w:rFonts w:ascii="Times New Roman" w:eastAsia="Times New Roman" w:hAnsi="Times New Roman" w:cs="Times New Roman"/>
+          <w:sz w:val="24"/>
+          <w:szCs w:val="24"/>
+        </w:rPr>
+        <w:t>.</w:t>
+      </w:r>
+    </w:p>
+    <w:p>
+      <w:pPr>
+        <w:spacing w:after="0" w:line="360" w:lineRule="auto"/>
+        <w:jc w:val="both"/>
+        <w:rPr>
+          <w:rFonts w:ascii="Times New Roman" w:eastAsia="Times New Roman" w:hAnsi="Times New Roman" w:cs="Times New Roman"/>
+          <w:sz w:val="24"/>
+          <w:szCs w:val="24"/>
+        </w:rPr>
+      </w:pPr>
+      <w:r>
+        <w:rPr>
+          <w:rFonts w:ascii="Times New Roman" w:eastAsia="Times New Roman" w:hAnsi="Times New Roman" w:cs="Times New Roman"/>
+          <w:sz w:val="24"/>
+          <w:szCs w:val="24"/>
+        </w:rPr>
+        <w:lastRenderedPageBreak/>
+        <w:t>4) Quién era el propietario del vehículo mencionado en el punto anterior a la fecha de ocurrido el siniestro.</w:t>
+      </w:r>
+    </w:p>
+    <w:p>
+      <w:pPr>
+        <w:spacing w:after="0" w:line="360" w:lineRule="auto"/>
+        <w:jc w:val="both"/>
+        <w:rPr>
+          <w:rFonts w:ascii="Times New Roman" w:eastAsia="Times New Roman" w:hAnsi="Times New Roman" w:cs="Times New Roman"/>
+          <w:sz w:val="24"/>
+          <w:szCs w:val="24"/>
+        </w:rPr>
+      </w:pPr>
+      <w:r>
+        <w:rPr>
+          <w:rFonts w:ascii="Times New Roman" w:eastAsia="Times New Roman" w:hAnsi="Times New Roman" w:cs="Times New Roman"/>
+          <w:sz w:val="24"/>
+          <w:szCs w:val="24"/>
+        </w:rPr>
+        <w:t>5) Informe nombre y apellido de la persona que realizó la denuncia administrativa del siniestro de autos, y si en la misma se denunciaron lesiones de algún tipo sufridas por terceros. Informe si la mencionada denuncia la realizó a nombre de un particular o empresa, y en su caso, informe quién y/o cuál; además, informe el día, hora y lugar en que fue efectuada la denuncia. Manifieste si la vehículo que produjo el siniestro en el momento de acaecido el hecho, se encontraba realizando tareas o prestaba algún servicio para alguna empresa, en su caso mencione cuál, o cualquier otro dato de interés que pueda surgir de la información aportada por la compañía de seguros o que surge de la correspondiente documentación analizada y/o extraída por Ud.</w:t>
+      </w:r>
+    </w:p>
+    <w:p>
+      <w:pPr>
+        <w:spacing w:after="0" w:line="360" w:lineRule="auto"/>
+        <w:jc w:val="both"/>
+        <w:rPr>
+          <w:rFonts w:ascii="Times New Roman" w:eastAsia="Times New Roman" w:hAnsi="Times New Roman" w:cs="Times New Roman"/>
+          <w:sz w:val="24"/>
+          <w:szCs w:val="24"/>
+        </w:rPr>
+      </w:pPr>
+      <w:r>
+        <w:rPr>
+          <w:rFonts w:ascii="Times New Roman" w:eastAsia="Times New Roman" w:hAnsi="Times New Roman" w:cs="Times New Roman"/>
+          <w:sz w:val="24"/>
+          <w:szCs w:val="24"/>
+        </w:rPr>
+        <w:t>6) Quién conducía el vehículo mencionado al momento de ocurrido el accidente.</w:t>
+      </w:r>
+    </w:p>
+    <w:p>
+      <w:pPr>
+        <w:spacing w:after="0" w:line="360" w:lineRule="auto"/>
+        <w:jc w:val="both"/>
+        <w:rPr>
+          <w:rFonts w:ascii="Times New Roman" w:eastAsia="Times New Roman" w:hAnsi="Times New Roman" w:cs="Times New Roman"/>
+          <w:sz w:val="24"/>
+          <w:szCs w:val="24"/>
+        </w:rPr>
+      </w:pPr>
+      <w:r>
+        <w:rPr>
+          <w:rFonts w:ascii="Times New Roman" w:eastAsia="Times New Roman" w:hAnsi="Times New Roman" w:cs="Times New Roman"/>
+          <w:sz w:val="24"/>
+          <w:szCs w:val="24"/>
+        </w:rPr>
+        <w:t>7) Si existen en los registros de la empresa constancias de que en dicho siniestro haya sido víctima de lesiones graves </w:t>
+      </w:r>
+      <w:r>
+        <w:rPr>
+          <w:rFonts w:ascii="Times New Roman" w:eastAsia="Times New Roman" w:hAnsi="Times New Roman" w:cs="Times New Roman"/>
+          <w:b/>
+          <w:bCs/>
+          <w:sz w:val="24"/>
+          <w:szCs w:val="24"/>
+        </w:rPr>
+        <w:t>la actora.</w:t>
+      </w:r>
+    </w:p>
+    <w:p>
+      <w:pPr>
+        <w:spacing w:after="0" w:line="360" w:lineRule="auto"/>
+        <w:jc w:val="both"/>
+        <w:rPr>
+          <w:rFonts w:ascii="Times New Roman" w:eastAsia="Times New Roman" w:hAnsi="Times New Roman" w:cs="Times New Roman"/>
+          <w:sz w:val="24"/>
+          <w:szCs w:val="24"/>
+        </w:rPr>
+      </w:pPr>
+      <w:r>
+        <w:rPr>
+          <w:rFonts w:ascii="Times New Roman" w:eastAsia="Times New Roman" w:hAnsi="Times New Roman" w:cs="Times New Roman"/>
+          <w:sz w:val="24"/>
+          <w:szCs w:val="24"/>
+        </w:rPr>
+        <w:t>8) Si en algún momento, la citada en garantía se hizo cargo de la atención médica y de los gastos importantes en que debió y deba incurrir el actor como consecuencia del accidente.</w:t>
+      </w:r>
+    </w:p>
+    <w:p>
+      <w:pPr>
+        <w:spacing w:after="0" w:line="360" w:lineRule="auto"/>
+        <w:jc w:val="both"/>
+        <w:rPr>
+          <w:rFonts w:ascii="Times New Roman" w:eastAsia="Times New Roman" w:hAnsi="Times New Roman" w:cs="Times New Roman"/>
+          <w:sz w:val="24"/>
+          <w:szCs w:val="24"/>
+        </w:rPr>
+      </w:pPr>
+      <w:r>
+        <w:rPr>
+          <w:rFonts w:ascii="Times New Roman" w:eastAsia="Times New Roman" w:hAnsi="Times New Roman" w:cs="Times New Roman"/>
+          <w:sz w:val="24"/>
+          <w:szCs w:val="24"/>
+        </w:rPr>
+        <w:t xml:space="preserve">9) Constate la existencia de la póliza denunciada en autos por el demandado; informe si en la documentación, registros correspondientes, en el libro de emisión de pólizas, </w:t>
+      </w:r>
+      <w:proofErr w:type="spellStart"/>
+      <w:r>
+        <w:rPr>
+          <w:rFonts w:ascii="Times New Roman" w:eastAsia="Times New Roman" w:hAnsi="Times New Roman" w:cs="Times New Roman"/>
+          <w:sz w:val="24"/>
+          <w:szCs w:val="24"/>
+        </w:rPr>
+        <w:t>etc</w:t>
+      </w:r>
+      <w:proofErr w:type="spellEnd"/>
+      <w:r>
+        <w:rPr>
+          <w:rFonts w:ascii="Times New Roman" w:eastAsia="Times New Roman" w:hAnsi="Times New Roman" w:cs="Times New Roman"/>
+          <w:sz w:val="24"/>
+          <w:szCs w:val="24"/>
+        </w:rPr>
+        <w:t xml:space="preserve">, existió contrato de póliza, a nombre de quien/es, informando a su vez número de póliza, vigencia de </w:t>
+      </w:r>
+      <w:proofErr w:type="gramStart"/>
+      <w:r>
+        <w:rPr>
+          <w:rFonts w:ascii="Times New Roman" w:eastAsia="Times New Roman" w:hAnsi="Times New Roman" w:cs="Times New Roman"/>
+          <w:sz w:val="24"/>
+          <w:szCs w:val="24"/>
+        </w:rPr>
+        <w:t>la misma</w:t>
+      </w:r>
+      <w:proofErr w:type="gramEnd"/>
+      <w:r>
+        <w:rPr>
+          <w:rFonts w:ascii="Times New Roman" w:eastAsia="Times New Roman" w:hAnsi="Times New Roman" w:cs="Times New Roman"/>
+          <w:sz w:val="24"/>
+          <w:szCs w:val="24"/>
+        </w:rPr>
+        <w:t xml:space="preserve"> y cualquier otro dato de interés relacionado con la póliza en cuestión.</w:t>
+      </w:r>
+    </w:p>
+    <w:p>
+      <w:pPr>
+        <w:spacing w:after="0" w:line="360" w:lineRule="auto"/>
+        <w:jc w:val="both"/>
+        <w:rPr>
+          <w:rFonts w:ascii="Times New Roman" w:eastAsia="Times New Roman" w:hAnsi="Times New Roman" w:cs="Times New Roman"/>
+          <w:sz w:val="24"/>
+          <w:szCs w:val="24"/>
+        </w:rPr>
+      </w:pPr>
+      <w:r>
+        <w:rPr>
+          <w:rFonts w:ascii="Times New Roman" w:eastAsia="Times New Roman" w:hAnsi="Times New Roman" w:cs="Times New Roman"/>
+          <w:sz w:val="24"/>
+          <w:szCs w:val="24"/>
+        </w:rPr>
+        <w:t>10) Verifique en el libro de salvataje y recupero de siniestros de juicios, la existencia del siniestro de autos.</w:t>
+      </w:r>
+    </w:p>
+    <w:p>
+      <w:pPr>
+        <w:spacing w:after="0" w:line="360" w:lineRule="auto"/>
+        <w:jc w:val="both"/>
+        <w:rPr>
+          <w:rFonts w:ascii="Times New Roman" w:eastAsia="Times New Roman" w:hAnsi="Times New Roman" w:cs="Times New Roman"/>
+          <w:sz w:val="24"/>
+          <w:szCs w:val="24"/>
+        </w:rPr>
+      </w:pPr>
+      <w:r>
+        <w:rPr>
+          <w:rFonts w:ascii="Times New Roman" w:eastAsia="Times New Roman" w:hAnsi="Times New Roman" w:cs="Times New Roman"/>
+          <w:sz w:val="24"/>
+          <w:szCs w:val="24"/>
+        </w:rPr>
+        <w:t>11) Verifique si existió la denuncia en el libro de registros de denuncias administrativas.</w:t>
+      </w:r>
+    </w:p>
+    <w:p>
+      <w:pPr>
+        <w:spacing w:after="0" w:line="360" w:lineRule="auto"/>
+        <w:jc w:val="both"/>
+        <w:rPr>
+          <w:rFonts w:ascii="Times New Roman" w:eastAsia="Times New Roman" w:hAnsi="Times New Roman" w:cs="Times New Roman"/>
+          <w:sz w:val="24"/>
+          <w:szCs w:val="24"/>
+        </w:rPr>
+      </w:pPr>
+      <w:r>
+        <w:rPr>
+          <w:rFonts w:ascii="Times New Roman" w:eastAsia="Times New Roman" w:hAnsi="Times New Roman" w:cs="Times New Roman"/>
+          <w:sz w:val="24"/>
+          <w:szCs w:val="24"/>
+        </w:rPr>
+        <w:t xml:space="preserve">12) Mencione el carácter del reasegurador, razón social </w:t>
+      </w:r>
+      <w:proofErr w:type="gramStart"/>
+      <w:r>
+        <w:rPr>
+          <w:rFonts w:ascii="Times New Roman" w:eastAsia="Times New Roman" w:hAnsi="Times New Roman" w:cs="Times New Roman"/>
+          <w:sz w:val="24"/>
+          <w:szCs w:val="24"/>
+        </w:rPr>
+        <w:t>y  tipo</w:t>
+      </w:r>
+      <w:proofErr w:type="gramEnd"/>
+      <w:r>
+        <w:rPr>
+          <w:rFonts w:ascii="Times New Roman" w:eastAsia="Times New Roman" w:hAnsi="Times New Roman" w:cs="Times New Roman"/>
+          <w:sz w:val="24"/>
+          <w:szCs w:val="24"/>
+        </w:rPr>
+        <w:t xml:space="preserve"> de contrato.</w:t>
+      </w:r>
+    </w:p>
+    <w:p>
+      <w:pPr>
+        <w:spacing w:after="0" w:line="360" w:lineRule="auto"/>
+        <w:jc w:val="both"/>
+        <w:rPr>
+          <w:rFonts w:ascii="Times New Roman" w:eastAsia="Times New Roman" w:hAnsi="Times New Roman" w:cs="Times New Roman"/>
+          <w:sz w:val="24"/>
+          <w:szCs w:val="24"/>
+        </w:rPr>
+      </w:pPr>
+      <w:r>
+        <w:rPr>
+          <w:rFonts w:ascii="Times New Roman" w:eastAsia="Times New Roman" w:hAnsi="Times New Roman" w:cs="Times New Roman"/>
+          <w:sz w:val="24"/>
+          <w:szCs w:val="24"/>
+        </w:rPr>
+        <w:t xml:space="preserve">13) Informe acerca de los montos que recauda la empresa por unidad de vehículo asegurado en forma diaria, semanal y mensual, realizando dicha sumatoria, elaborando una planilla detallando los importes a que conducen, y especificando la cantidad de unidades aseguradas, incluyendo todo tipo de vehículo pertenecientes a particulares y/o empresas, correspondan estas a flotas o no, </w:t>
+      </w:r>
+      <w:proofErr w:type="gramStart"/>
+      <w:r>
+        <w:rPr>
+          <w:rFonts w:ascii="Times New Roman" w:eastAsia="Times New Roman" w:hAnsi="Times New Roman" w:cs="Times New Roman"/>
+          <w:sz w:val="24"/>
+          <w:szCs w:val="24"/>
+        </w:rPr>
+        <w:t>y  cualquier</w:t>
+      </w:r>
+      <w:proofErr w:type="gramEnd"/>
+      <w:r>
+        <w:rPr>
+          <w:rFonts w:ascii="Times New Roman" w:eastAsia="Times New Roman" w:hAnsi="Times New Roman" w:cs="Times New Roman"/>
+          <w:sz w:val="24"/>
+          <w:szCs w:val="24"/>
+        </w:rPr>
+        <w:t xml:space="preserve"> otro dato de interés con respecto a este ítem. </w:t>
+      </w:r>
+    </w:p>
+    <w:p>
+      <w:pPr>
+        <w:spacing w:after="0" w:line="360" w:lineRule="auto"/>
+        <w:jc w:val="both"/>
+        <w:rPr>
+          <w:rFonts w:ascii="Times New Roman" w:eastAsia="Times New Roman" w:hAnsi="Times New Roman" w:cs="Times New Roman"/>
+          <w:sz w:val="24"/>
+          <w:szCs w:val="24"/>
+        </w:rPr>
+      </w:pPr>
+      <w:r>
+        <w:rPr>
+          <w:rFonts w:ascii="Times New Roman" w:eastAsia="Times New Roman" w:hAnsi="Times New Roman" w:cs="Times New Roman"/>
+          <w:sz w:val="24"/>
+          <w:szCs w:val="24"/>
+        </w:rPr>
+        <w:t>14) Luego examine los importes declarados ante los entes de recaudación (nacionales y locales), exponga si existen diferencias con los informados en el punto anterior y diga a qué atribuye tal circunstancia. </w:t>
+      </w:r>
+    </w:p>
+    <w:p>
+      <w:pPr>
+        <w:spacing w:after="0" w:line="360" w:lineRule="auto"/>
+        <w:jc w:val="both"/>
+        <w:rPr>
+          <w:rFonts w:ascii="Times New Roman" w:eastAsia="Times New Roman" w:hAnsi="Times New Roman" w:cs="Times New Roman"/>
+          <w:sz w:val="24"/>
+          <w:szCs w:val="24"/>
+        </w:rPr>
+      </w:pPr>
+      <w:r>
+        <w:rPr>
+          <w:rFonts w:ascii="Times New Roman" w:eastAsia="Times New Roman" w:hAnsi="Times New Roman" w:cs="Times New Roman"/>
+          <w:sz w:val="24"/>
+          <w:szCs w:val="24"/>
+        </w:rPr>
+        <w:t xml:space="preserve">15) Informe con qué entidades bancarias opera la citada en garantía, además informe los números de cuentas bancarias con las cuales opera, especifique si son cuentas corrientes, cajas de ahorros, plazos fijos, </w:t>
+      </w:r>
+      <w:proofErr w:type="spellStart"/>
+      <w:r>
+        <w:rPr>
+          <w:rFonts w:ascii="Times New Roman" w:eastAsia="Times New Roman" w:hAnsi="Times New Roman" w:cs="Times New Roman"/>
+          <w:sz w:val="24"/>
+          <w:szCs w:val="24"/>
+        </w:rPr>
+        <w:t>etc</w:t>
+      </w:r>
+      <w:proofErr w:type="spellEnd"/>
+      <w:r>
+        <w:rPr>
+          <w:rFonts w:ascii="Times New Roman" w:eastAsia="Times New Roman" w:hAnsi="Times New Roman" w:cs="Times New Roman"/>
+          <w:sz w:val="24"/>
+          <w:szCs w:val="24"/>
+        </w:rPr>
+        <w:t>; si es titular/es de dicha/s cuenta/s; si estas cuentas son unipersonales o no, si se encuentran a nombre de otra/s persona/s, sean estas físicas o jurídicas. Informe los movimientos de estas cuentas bancarias y situación actual de las mismas.</w:t>
+      </w:r>
+    </w:p>
+    <w:p>
+      <w:pPr>
+        <w:spacing w:after="0" w:line="360" w:lineRule="auto"/>
+        <w:jc w:val="both"/>
+        <w:rPr>
+          <w:rFonts w:ascii="Times New Roman" w:eastAsia="Times New Roman" w:hAnsi="Times New Roman" w:cs="Times New Roman"/>
+          <w:sz w:val="24"/>
+          <w:szCs w:val="24"/>
+        </w:rPr>
+      </w:pPr>
+      <w:r>
+        <w:rPr>
+          <w:rFonts w:ascii="Times New Roman" w:eastAsia="Times New Roman" w:hAnsi="Times New Roman" w:cs="Times New Roman"/>
+          <w:sz w:val="24"/>
+          <w:szCs w:val="24"/>
+        </w:rPr>
+        <w:t>16) Informe sobre el estado patrimonial de los capitales activos. </w:t>
+      </w:r>
+    </w:p>
+    <w:p>
+      <w:pPr>
+        <w:spacing w:after="0" w:line="360" w:lineRule="auto"/>
+        <w:jc w:val="both"/>
+        <w:rPr>
+          <w:rFonts w:ascii="Times New Roman" w:eastAsia="Times New Roman" w:hAnsi="Times New Roman" w:cs="Times New Roman"/>
+          <w:sz w:val="24"/>
+          <w:szCs w:val="24"/>
+        </w:rPr>
+      </w:pPr>
+      <w:r>
+        <w:rPr>
+          <w:rFonts w:ascii="Times New Roman" w:eastAsia="Times New Roman" w:hAnsi="Times New Roman" w:cs="Times New Roman"/>
+          <w:sz w:val="24"/>
+          <w:szCs w:val="24"/>
+        </w:rPr>
+        <w:lastRenderedPageBreak/>
+        <w:t>17) Informe y detalle los bienes muebles no registrables que obran en poder de la citada en garantía en sus distintos domicilios; como así también, los bienes muebles registrables e inmuebles que poseen, librándose a tal fin los respectivos oficios en la prueba informativa de la presente demanda.</w:t>
+      </w:r>
+    </w:p>
+    <w:p>
+      <w:pPr>
+        <w:spacing w:after="0" w:line="360" w:lineRule="auto"/>
+        <w:jc w:val="both"/>
+        <w:rPr>
+          <w:rFonts w:ascii="Times New Roman" w:eastAsia="Times New Roman" w:hAnsi="Times New Roman" w:cs="Times New Roman"/>
+          <w:sz w:val="24"/>
+          <w:szCs w:val="24"/>
+        </w:rPr>
+      </w:pPr>
+      <w:r>
+        <w:rPr>
+          <w:rFonts w:ascii="Times New Roman" w:eastAsia="Times New Roman" w:hAnsi="Times New Roman" w:cs="Times New Roman"/>
+          <w:sz w:val="24"/>
+          <w:szCs w:val="24"/>
+        </w:rPr>
+        <w:t>18) Informe sobre la fecha de inscripción en la Inspección General de Justicia y Secretaría de Industria y Comercio y subsiguientes modificaciones. </w:t>
+      </w:r>
+    </w:p>
+    <w:p>
+      <w:pPr>
+        <w:spacing w:after="0" w:line="360" w:lineRule="auto"/>
+        <w:jc w:val="both"/>
+        <w:rPr>
+          <w:rFonts w:ascii="Times New Roman" w:eastAsia="Times New Roman" w:hAnsi="Times New Roman" w:cs="Times New Roman"/>
+          <w:sz w:val="24"/>
+          <w:szCs w:val="24"/>
+        </w:rPr>
+      </w:pPr>
+      <w:r>
+        <w:rPr>
+          <w:rFonts w:ascii="Times New Roman" w:eastAsia="Times New Roman" w:hAnsi="Times New Roman" w:cs="Times New Roman"/>
+          <w:sz w:val="24"/>
+          <w:szCs w:val="24"/>
+        </w:rPr>
+        <w:t xml:space="preserve">19) Informe si la Citada en Garantía cumplió desde la fecha del siniestro de autos hasta la realización de la correspondiente pericia solicitada, con las leyes 17.418. 20.091 y 22.400; a su vez, si cumple con el decreto </w:t>
+      </w:r>
+      <w:proofErr w:type="spellStart"/>
+      <w:r>
+        <w:rPr>
+          <w:rFonts w:ascii="Times New Roman" w:eastAsia="Times New Roman" w:hAnsi="Times New Roman" w:cs="Times New Roman"/>
+          <w:sz w:val="24"/>
+          <w:szCs w:val="24"/>
+        </w:rPr>
+        <w:t>N°</w:t>
+      </w:r>
+      <w:proofErr w:type="spellEnd"/>
+      <w:r>
+        <w:rPr>
+          <w:rFonts w:ascii="Times New Roman" w:eastAsia="Times New Roman" w:hAnsi="Times New Roman" w:cs="Times New Roman"/>
+          <w:sz w:val="24"/>
+          <w:szCs w:val="24"/>
+        </w:rPr>
+        <w:t xml:space="preserve"> 558/02 y con las modificaciones </w:t>
+      </w:r>
+      <w:proofErr w:type="gramStart"/>
+      <w:r>
+        <w:rPr>
+          <w:rFonts w:ascii="Times New Roman" w:eastAsia="Times New Roman" w:hAnsi="Times New Roman" w:cs="Times New Roman"/>
+          <w:sz w:val="24"/>
+          <w:szCs w:val="24"/>
+        </w:rPr>
+        <w:t>del mismo</w:t>
+      </w:r>
+      <w:proofErr w:type="gramEnd"/>
+      <w:r>
+        <w:rPr>
+          <w:rFonts w:ascii="Times New Roman" w:eastAsia="Times New Roman" w:hAnsi="Times New Roman" w:cs="Times New Roman"/>
+          <w:sz w:val="24"/>
+          <w:szCs w:val="24"/>
+        </w:rPr>
+        <w:t>; y por último si cumple con todas las resoluciones generales. </w:t>
+      </w:r>
+    </w:p>
+    <w:p>
+      <w:pPr>
+        <w:spacing w:after="0" w:line="360" w:lineRule="auto"/>
+        <w:jc w:val="both"/>
+        <w:rPr>
+          <w:rFonts w:ascii="Times New Roman" w:eastAsia="Times New Roman" w:hAnsi="Times New Roman" w:cs="Times New Roman"/>
+          <w:sz w:val="24"/>
+          <w:szCs w:val="24"/>
+        </w:rPr>
+      </w:pPr>
+      <w:r>
+        <w:rPr>
+          <w:rFonts w:ascii="Times New Roman" w:eastAsia="Times New Roman" w:hAnsi="Times New Roman" w:cs="Times New Roman"/>
+          <w:sz w:val="24"/>
+          <w:szCs w:val="24"/>
+        </w:rPr>
+        <w:t>20) Informe, extraiga y solicite a la citada en garantía cualquier otro tipo de información y/o documentación de la cual no se haga mención en los precedentes ítem, que pueda llegar a facilitar su labor como perito de oficio y aporte algún beneficio para esta litis.</w:t>
+      </w:r>
+    </w:p>
+    <w:p>
+      <w:pPr>
+        <w:spacing w:after="0" w:line="360" w:lineRule="auto"/>
+        <w:ind w:firstLine="554"/>
+        <w:jc w:val="both"/>
+        <w:rPr>
+          <w:rFonts w:ascii="Times New Roman" w:eastAsia="Times New Roman" w:hAnsi="Times New Roman" w:cs="Times New Roman"/>
           <w:b/>
           <w:bCs/>
           <w:sz w:val="24"/>
           <w:szCs w:val="24"/>
           <w:u w:val="single"/>
+        </w:rPr>
+      </w:pPr>
+    </w:p>
+    <w:p>
+      <w:pPr>
+        <w:spacing w:after="0" w:line="360" w:lineRule="auto"/>
+        <w:ind w:firstLine="554"/>
+        <w:jc w:val="both"/>
+        <w:rPr>
+          <w:rFonts w:ascii="Times New Roman" w:eastAsia="Times New Roman" w:hAnsi="Times New Roman" w:cs="Times New Roman"/>
+          <w:b/>
+          <w:bCs/>
+          <w:sz w:val="24"/>
+          <w:szCs w:val="24"/>
+          <w:u w:val="single"/>
+        </w:rPr>
+      </w:pPr>
+    </w:p>
+    <w:p>
+      <w:pPr>
+        <w:spacing w:after="0" w:line="360" w:lineRule="auto"/>
+        <w:jc w:val="both"/>
+        <w:rPr>
+          <w:rFonts w:ascii="Times New Roman" w:eastAsia="Times New Roman" w:hAnsi="Times New Roman" w:cs="Times New Roman"/>
+          <w:b/>
+          <w:bCs/>
+          <w:sz w:val="24"/>
+          <w:szCs w:val="24"/>
+          <w:u w:val="single"/>
+        </w:rPr>
+      </w:pPr>
+      <w:r>
+        <w:rPr>
+          <w:rFonts w:ascii="Times New Roman" w:eastAsia="Times New Roman" w:hAnsi="Times New Roman" w:cs="Times New Roman"/>
+          <w:b/>
+          <w:bCs/>
+          <w:sz w:val="24"/>
+          <w:szCs w:val="24"/>
+          <w:u w:val="single"/>
+        </w:rPr>
+        <w:t>4) PERICIAL MECÁNICA</w:t>
+      </w:r>
+    </w:p>
+    <w:p>
+      <w:pPr>
+        <w:spacing w:after="0" w:line="360" w:lineRule="auto"/>
+        <w:jc w:val="both"/>
+        <w:rPr>
+          <w:rFonts w:ascii="Times New Roman" w:eastAsia="Times New Roman" w:hAnsi="Times New Roman" w:cs="Times New Roman"/>
+          <w:b/>
+          <w:bCs/>
+          <w:sz w:val="24"/>
+          <w:szCs w:val="24"/>
+          <w:u w:val="single"/>
+        </w:rPr>
+      </w:pPr>
+    </w:p>
+    <w:p>
+      <w:pPr>
+        <w:spacing w:after="0" w:line="360" w:lineRule="auto"/>
+        <w:ind w:left="11" w:firstLine="720"/>
+        <w:jc w:val="both"/>
+        <w:rPr>
+          <w:rFonts w:ascii="Times New Roman" w:eastAsia="Times New Roman" w:hAnsi="Times New Roman" w:cs="Times New Roman"/>
+          <w:sz w:val="24"/>
+          <w:szCs w:val="24"/>
+        </w:rPr>
+      </w:pPr>
+      <w:r>
+        <w:rPr>
+          <w:rFonts w:ascii="Times New Roman" w:eastAsia="Times New Roman" w:hAnsi="Times New Roman" w:cs="Times New Roman"/>
+          <w:sz w:val="24"/>
+          <w:szCs w:val="24"/>
+        </w:rPr>
+        <w:t xml:space="preserve">Se desinsacule por el Juzgado Perito Ingeniero Mecánico único de oficio, a los fines de que determine, previa inspección ocular de los vehículos intervinientes: </w:t>
+      </w:r>
+    </w:p>
+    <w:p>
+      <w:pPr>
+        <w:spacing w:after="0" w:line="360" w:lineRule="auto"/>
+        <w:ind w:left="11"/>
+        <w:jc w:val="both"/>
+        <w:rPr>
+          <w:rFonts w:ascii="Times New Roman" w:eastAsia="Times New Roman" w:hAnsi="Times New Roman" w:cs="Times New Roman"/>
+          <w:sz w:val="24"/>
+          <w:szCs w:val="24"/>
+        </w:rPr>
+      </w:pPr>
+      <w:r>
+        <w:rPr>
+          <w:rFonts w:ascii="Times New Roman" w:eastAsia="Times New Roman" w:hAnsi="Times New Roman" w:cs="Times New Roman"/>
+          <w:sz w:val="24"/>
+          <w:szCs w:val="24"/>
+        </w:rPr>
+        <w:t xml:space="preserve">1) Con las constancias de autos determine conforme a los hechos relatados la posible trayectoria del vehículo del demandado, lugar del actor, velocidades, ubicación de los daños, etc.; </w:t>
+      </w:r>
+    </w:p>
+    <w:p>
+      <w:pPr>
+        <w:spacing w:after="0" w:line="360" w:lineRule="auto"/>
+        <w:ind w:left="11"/>
+        <w:jc w:val="both"/>
+        <w:rPr>
+          <w:rFonts w:ascii="Times New Roman" w:eastAsia="Times New Roman" w:hAnsi="Times New Roman" w:cs="Times New Roman"/>
+          <w:sz w:val="24"/>
+          <w:szCs w:val="24"/>
+        </w:rPr>
+      </w:pPr>
+      <w:r>
+        <w:rPr>
+          <w:rFonts w:ascii="Times New Roman" w:eastAsia="Times New Roman" w:hAnsi="Times New Roman" w:cs="Times New Roman"/>
+          <w:sz w:val="24"/>
+          <w:szCs w:val="24"/>
+        </w:rPr>
+        <w:t xml:space="preserve">2) Lleve a cabo un plano en escala de las calles y/o lugar donde se produjo el accidente, incluyendo dicho plano, toda señalización vertical y horizontal, el vehículo interviniente y la probable trayectoria </w:t>
+      </w:r>
+      <w:proofErr w:type="gramStart"/>
+      <w:r>
+        <w:rPr>
+          <w:rFonts w:ascii="Times New Roman" w:eastAsia="Times New Roman" w:hAnsi="Times New Roman" w:cs="Times New Roman"/>
+          <w:sz w:val="24"/>
+          <w:szCs w:val="24"/>
+        </w:rPr>
+        <w:t>del mismo</w:t>
+      </w:r>
+      <w:proofErr w:type="gramEnd"/>
+      <w:r>
+        <w:rPr>
+          <w:rFonts w:ascii="Times New Roman" w:eastAsia="Times New Roman" w:hAnsi="Times New Roman" w:cs="Times New Roman"/>
+          <w:sz w:val="24"/>
+          <w:szCs w:val="24"/>
+        </w:rPr>
+        <w:t>, indicándose puntualmente el lugar del impacto;</w:t>
+      </w:r>
+    </w:p>
+    <w:p>
+      <w:pPr>
+        <w:spacing w:after="0" w:line="360" w:lineRule="auto"/>
+        <w:ind w:left="11"/>
+        <w:jc w:val="both"/>
+        <w:rPr>
+          <w:rFonts w:ascii="Times New Roman" w:eastAsia="Times New Roman" w:hAnsi="Times New Roman" w:cs="Times New Roman"/>
+          <w:sz w:val="24"/>
+          <w:szCs w:val="24"/>
+        </w:rPr>
+      </w:pPr>
+      <w:r>
+        <w:rPr>
+          <w:rFonts w:ascii="Times New Roman" w:eastAsia="Times New Roman" w:hAnsi="Times New Roman" w:cs="Times New Roman"/>
+          <w:sz w:val="24"/>
+          <w:szCs w:val="24"/>
+        </w:rPr>
+        <w:t xml:space="preserve">3) Determine si es verosímil que la mecánica del accidente origina los daños del actor que se denuncian en estos autos; </w:t>
+      </w:r>
+    </w:p>
+    <w:p>
+      <w:pPr>
+        <w:spacing w:after="0" w:line="360" w:lineRule="auto"/>
+        <w:ind w:left="11"/>
+        <w:jc w:val="both"/>
+        <w:rPr>
+          <w:rFonts w:ascii="Times New Roman" w:eastAsia="Times New Roman" w:hAnsi="Times New Roman" w:cs="Times New Roman"/>
+          <w:sz w:val="24"/>
+          <w:szCs w:val="24"/>
+        </w:rPr>
+      </w:pPr>
+      <w:r>
+        <w:rPr>
+          <w:rFonts w:ascii="Times New Roman" w:eastAsia="Times New Roman" w:hAnsi="Times New Roman" w:cs="Times New Roman"/>
+          <w:sz w:val="24"/>
+          <w:szCs w:val="24"/>
+        </w:rPr>
+        <w:t xml:space="preserve">4) Indique cuál ha sido el vehículo </w:t>
+      </w:r>
+      <w:proofErr w:type="spellStart"/>
+      <w:r>
+        <w:rPr>
+          <w:rFonts w:ascii="Times New Roman" w:eastAsia="Times New Roman" w:hAnsi="Times New Roman" w:cs="Times New Roman"/>
+          <w:sz w:val="24"/>
+          <w:szCs w:val="24"/>
+        </w:rPr>
+        <w:t>embistente</w:t>
+      </w:r>
+      <w:proofErr w:type="spellEnd"/>
+      <w:r>
+        <w:rPr>
+          <w:rFonts w:ascii="Times New Roman" w:eastAsia="Times New Roman" w:hAnsi="Times New Roman" w:cs="Times New Roman"/>
+          <w:sz w:val="24"/>
+          <w:szCs w:val="24"/>
+        </w:rPr>
+        <w:t xml:space="preserve"> y cual el agente activo de la colisión; </w:t>
+      </w:r>
+    </w:p>
+    <w:p>
+      <w:pPr>
+        <w:spacing w:after="0" w:line="360" w:lineRule="auto"/>
+        <w:ind w:left="11"/>
+        <w:jc w:val="both"/>
+        <w:rPr>
+          <w:rFonts w:ascii="Times New Roman" w:eastAsia="Times New Roman" w:hAnsi="Times New Roman" w:cs="Times New Roman"/>
+          <w:sz w:val="24"/>
+          <w:szCs w:val="24"/>
+        </w:rPr>
+      </w:pPr>
+      <w:r>
+        <w:rPr>
+          <w:rFonts w:ascii="Times New Roman" w:eastAsia="Times New Roman" w:hAnsi="Times New Roman" w:cs="Times New Roman"/>
+          <w:sz w:val="24"/>
+          <w:szCs w:val="24"/>
+        </w:rPr>
+        <w:t xml:space="preserve">5) Informe teniendo en cuenta propagación de los daños del rodado del actor y rodados de los demandados y posición final de los mismos, determine si la actora es impactada directamente por el vehículo del demandado. </w:t>
+      </w:r>
+    </w:p>
+    <w:p>
+      <w:pPr>
+        <w:spacing w:after="0" w:line="360" w:lineRule="auto"/>
+        <w:ind w:left="11"/>
+        <w:jc w:val="both"/>
+        <w:rPr>
+          <w:rFonts w:ascii="Times New Roman" w:eastAsia="Times New Roman" w:hAnsi="Times New Roman" w:cs="Times New Roman"/>
+          <w:sz w:val="24"/>
+          <w:szCs w:val="24"/>
+        </w:rPr>
+      </w:pPr>
+      <w:r>
+        <w:rPr>
+          <w:rFonts w:ascii="Times New Roman" w:eastAsia="Times New Roman" w:hAnsi="Times New Roman" w:cs="Times New Roman"/>
+          <w:sz w:val="24"/>
+          <w:szCs w:val="24"/>
+        </w:rPr>
+        <w:t xml:space="preserve">6) Si los daños son consecuencia del accidente que motiva estas actuaciones; </w:t>
+      </w:r>
+    </w:p>
+    <w:p>
+      <w:pPr>
+        <w:spacing w:after="0" w:line="360" w:lineRule="auto"/>
+        <w:ind w:left="11"/>
+        <w:jc w:val="both"/>
+        <w:rPr>
+          <w:rFonts w:ascii="Times New Roman" w:eastAsia="Times New Roman" w:hAnsi="Times New Roman" w:cs="Times New Roman"/>
+          <w:sz w:val="24"/>
+          <w:szCs w:val="24"/>
+        </w:rPr>
+      </w:pPr>
+      <w:r>
+        <w:rPr>
+          <w:rFonts w:ascii="Times New Roman" w:eastAsia="Times New Roman" w:hAnsi="Times New Roman" w:cs="Times New Roman"/>
+          <w:sz w:val="24"/>
+          <w:szCs w:val="24"/>
+        </w:rPr>
+        <w:t xml:space="preserve">7) Señale si el rodado del actor ha sufrido daños de importancia que origine en la reventa </w:t>
+      </w:r>
+      <w:proofErr w:type="gramStart"/>
+      <w:r>
+        <w:rPr>
+          <w:rFonts w:ascii="Times New Roman" w:eastAsia="Times New Roman" w:hAnsi="Times New Roman" w:cs="Times New Roman"/>
+          <w:sz w:val="24"/>
+          <w:szCs w:val="24"/>
+        </w:rPr>
+        <w:t>del mismo</w:t>
+      </w:r>
+      <w:proofErr w:type="gramEnd"/>
+      <w:r>
+        <w:rPr>
+          <w:rFonts w:ascii="Times New Roman" w:eastAsia="Times New Roman" w:hAnsi="Times New Roman" w:cs="Times New Roman"/>
+          <w:sz w:val="24"/>
+          <w:szCs w:val="24"/>
+        </w:rPr>
+        <w:t xml:space="preserve"> un menor valor </w:t>
+      </w:r>
+      <w:proofErr w:type="gramStart"/>
+      <w:r>
+        <w:rPr>
+          <w:rFonts w:ascii="Times New Roman" w:eastAsia="Times New Roman" w:hAnsi="Times New Roman" w:cs="Times New Roman"/>
+          <w:sz w:val="24"/>
+          <w:szCs w:val="24"/>
+        </w:rPr>
+        <w:t>del mismo</w:t>
+      </w:r>
+      <w:proofErr w:type="gramEnd"/>
+      <w:r>
+        <w:rPr>
+          <w:rFonts w:ascii="Times New Roman" w:eastAsia="Times New Roman" w:hAnsi="Times New Roman" w:cs="Times New Roman"/>
+          <w:sz w:val="24"/>
+          <w:szCs w:val="24"/>
+        </w:rPr>
+        <w:t xml:space="preserve">, en ese caso, señale cuál será el precio por el menor valor del </w:t>
+      </w:r>
+      <w:proofErr w:type="spellStart"/>
+      <w:r>
+        <w:rPr>
+          <w:rFonts w:ascii="Times New Roman" w:eastAsia="Times New Roman" w:hAnsi="Times New Roman" w:cs="Times New Roman"/>
+          <w:sz w:val="24"/>
+          <w:szCs w:val="24"/>
+        </w:rPr>
+        <w:t>motovehículo</w:t>
+      </w:r>
+      <w:proofErr w:type="spellEnd"/>
+      <w:r>
+        <w:rPr>
+          <w:rFonts w:ascii="Times New Roman" w:eastAsia="Times New Roman" w:hAnsi="Times New Roman" w:cs="Times New Roman"/>
+          <w:sz w:val="24"/>
+          <w:szCs w:val="24"/>
+        </w:rPr>
+        <w:t xml:space="preserve"> al momento de una reventa, atendiendo a la marca, modelo </w:t>
+      </w:r>
+      <w:proofErr w:type="gramStart"/>
+      <w:r>
+        <w:rPr>
+          <w:rFonts w:ascii="Times New Roman" w:eastAsia="Times New Roman" w:hAnsi="Times New Roman" w:cs="Times New Roman"/>
+          <w:sz w:val="24"/>
+          <w:szCs w:val="24"/>
+        </w:rPr>
+        <w:t>del mismo</w:t>
+      </w:r>
+      <w:proofErr w:type="gramEnd"/>
+      <w:r>
+        <w:rPr>
+          <w:rFonts w:ascii="Times New Roman" w:eastAsia="Times New Roman" w:hAnsi="Times New Roman" w:cs="Times New Roman"/>
+          <w:sz w:val="24"/>
+          <w:szCs w:val="24"/>
+        </w:rPr>
+        <w:t xml:space="preserve"> en el mercado y tomando como referencia un modelo similar en buen estado; </w:t>
+      </w:r>
+    </w:p>
+    <w:p>
+      <w:pPr>
+        <w:spacing w:after="0" w:line="360" w:lineRule="auto"/>
+        <w:ind w:left="11"/>
+        <w:jc w:val="both"/>
+        <w:rPr>
+          <w:rFonts w:ascii="Times New Roman" w:eastAsia="Times New Roman" w:hAnsi="Times New Roman" w:cs="Times New Roman"/>
+          <w:sz w:val="24"/>
+          <w:szCs w:val="24"/>
+        </w:rPr>
+      </w:pPr>
+      <w:r>
+        <w:rPr>
+          <w:rFonts w:ascii="Times New Roman" w:eastAsia="Times New Roman" w:hAnsi="Times New Roman" w:cs="Times New Roman"/>
+          <w:sz w:val="24"/>
+          <w:szCs w:val="24"/>
+        </w:rPr>
+        <w:t xml:space="preserve">8) Indique si la cantidad solicitada por daños al </w:t>
+      </w:r>
+      <w:proofErr w:type="spellStart"/>
+      <w:r>
+        <w:rPr>
+          <w:rFonts w:ascii="Times New Roman" w:eastAsia="Times New Roman" w:hAnsi="Times New Roman" w:cs="Times New Roman"/>
+          <w:sz w:val="24"/>
+          <w:szCs w:val="24"/>
+        </w:rPr>
+        <w:t>motovehículo</w:t>
+      </w:r>
+      <w:proofErr w:type="spellEnd"/>
+      <w:r>
+        <w:rPr>
+          <w:rFonts w:ascii="Times New Roman" w:eastAsia="Times New Roman" w:hAnsi="Times New Roman" w:cs="Times New Roman"/>
+          <w:sz w:val="24"/>
+          <w:szCs w:val="24"/>
+        </w:rPr>
+        <w:t xml:space="preserve"> en la demanda se ajusta a los valores actualizados a la fecha de promover la acción</w:t>
+      </w:r>
+    </w:p>
+    <w:p>
+      <w:pPr>
+        <w:spacing w:after="0" w:line="360" w:lineRule="auto"/>
+        <w:ind w:left="11"/>
+        <w:jc w:val="both"/>
+        <w:rPr>
+          <w:rFonts w:ascii="Times New Roman" w:eastAsia="Times New Roman" w:hAnsi="Times New Roman" w:cs="Times New Roman"/>
+          <w:sz w:val="24"/>
+          <w:szCs w:val="24"/>
+        </w:rPr>
+      </w:pPr>
+      <w:r>
+        <w:rPr>
+          <w:rFonts w:ascii="Times New Roman" w:eastAsia="Times New Roman" w:hAnsi="Times New Roman" w:cs="Times New Roman"/>
+          <w:sz w:val="24"/>
+          <w:szCs w:val="24"/>
+        </w:rPr>
+        <w:t xml:space="preserve">9) Estime de ser posible monto de reparación a valor actualizado a la fecha de la pericia sobre los daños del vehículo del actor. Asimismo, estime el valor de los accesorios de motocicleta </w:t>
+      </w:r>
+      <w:r>
+        <w:rPr>
+          <w:rFonts w:ascii="Times New Roman" w:eastAsia="Times New Roman" w:hAnsi="Times New Roman" w:cs="Times New Roman"/>
+          <w:sz w:val="24"/>
+          <w:szCs w:val="24"/>
+        </w:rPr>
+        <w:lastRenderedPageBreak/>
+        <w:t xml:space="preserve">dañados tales como guantes, casco y campera de motocicletas adjuntos en fotos como prueba documental. </w:t>
+      </w:r>
+    </w:p>
+    <w:p>
+      <w:pPr>
+        <w:spacing w:after="0" w:line="360" w:lineRule="auto"/>
+        <w:ind w:left="11"/>
+        <w:jc w:val="both"/>
+        <w:rPr>
+          <w:rFonts w:ascii="Times New Roman" w:eastAsia="Times New Roman" w:hAnsi="Times New Roman" w:cs="Times New Roman"/>
+          <w:sz w:val="24"/>
+          <w:szCs w:val="24"/>
+        </w:rPr>
+      </w:pPr>
+      <w:r>
+        <w:rPr>
+          <w:rFonts w:ascii="Times New Roman" w:eastAsia="Times New Roman" w:hAnsi="Times New Roman" w:cs="Times New Roman"/>
+          <w:sz w:val="24"/>
+          <w:szCs w:val="24"/>
+        </w:rPr>
+        <w:t xml:space="preserve">10) Todo otro dato que el perito considere de interés para la resolución de la presente </w:t>
+      </w:r>
+      <w:proofErr w:type="gramStart"/>
+      <w:r>
+        <w:rPr>
+          <w:rFonts w:ascii="Times New Roman" w:eastAsia="Times New Roman" w:hAnsi="Times New Roman" w:cs="Times New Roman"/>
+          <w:sz w:val="24"/>
+          <w:szCs w:val="24"/>
+        </w:rPr>
+        <w:t>litis.-</w:t>
+      </w:r>
+      <w:proofErr w:type="gramEnd"/>
+    </w:p>
+    <w:p>
+      <w:pPr>
+        <w:spacing w:after="0" w:line="360" w:lineRule="auto"/>
+        <w:jc w:val="both"/>
+        <w:rPr>
+          <w:rFonts w:ascii="Times New Roman" w:eastAsia="Times New Roman" w:hAnsi="Times New Roman" w:cs="Times New Roman"/>
+          <w:sz w:val="24"/>
+          <w:szCs w:val="24"/>
+        </w:rPr>
+      </w:pPr>
+    </w:p>
+    <w:p>
+      <w:pPr>
+        <w:spacing w:after="0" w:line="360" w:lineRule="auto"/>
+        <w:jc w:val="both"/>
+        <w:rPr>
+          <w:rFonts w:ascii="Times New Roman" w:eastAsia="Times New Roman" w:hAnsi="Times New Roman" w:cs="Times New Roman"/>
+          <w:sz w:val="24"/>
+          <w:szCs w:val="24"/>
         </w:rPr>
       </w:pPr>
     </w:p>
@@ -9719,6 +11983,17 @@
           <w:u w:val="single"/>
         </w:rPr>
       </w:pPr>
+      <w:r>
+        <w:rPr>
+          <w:rFonts w:ascii="Times New Roman" w:eastAsia="Times New Roman" w:hAnsi="Times New Roman" w:cs="Times New Roman"/>
+          <w:b/>
+          <w:bCs/>
+          <w:sz w:val="24"/>
+          <w:szCs w:val="24"/>
+          <w:u w:val="single"/>
+        </w:rPr>
+        <w:t>XIV. SOLICITA PRUEBA MEDICA Y PSICOLOGICA ANTICIPADA.</w:t>
+      </w:r>
     </w:p>
     <w:p>
       <w:pPr>
@@ -9751,26 +12026,21 @@
           <w:between w:val="nil"/>
         </w:pBdr>
         <w:spacing w:after="0" w:line="360" w:lineRule="auto"/>
-        <w:jc w:val="both"/>
-        <w:rPr>
-          <w:rFonts w:ascii="Times New Roman" w:eastAsia="Times New Roman" w:hAnsi="Times New Roman" w:cs="Times New Roman"/>
-          <w:b/>
-          <w:bCs/>
-          <w:sz w:val="24"/>
-          <w:szCs w:val="24"/>
-          <w:u w:val="single"/>
-        </w:rPr>
-      </w:pPr>
-      <w:r>
-        <w:rPr>
-          <w:rFonts w:ascii="Times New Roman" w:eastAsia="Times New Roman" w:hAnsi="Times New Roman" w:cs="Times New Roman"/>
-          <w:b/>
-          <w:bCs/>
-          <w:sz w:val="24"/>
-          <w:szCs w:val="24"/>
-          <w:u w:val="single"/>
-        </w:rPr>
-        <w:t>XV. SE  OPONE A LA DESIGNACIÓN DEL CUERPO MÉDICO FORENSE</w:t>
+        <w:ind w:firstLine="720"/>
+        <w:jc w:val="both"/>
+        <w:rPr>
+          <w:rFonts w:ascii="Times New Roman" w:eastAsia="Times New Roman" w:hAnsi="Times New Roman" w:cs="Times New Roman"/>
+          <w:sz w:val="24"/>
+          <w:szCs w:val="24"/>
+        </w:rPr>
+      </w:pPr>
+      <w:r>
+        <w:rPr>
+          <w:rFonts w:ascii="Times New Roman" w:eastAsia="Times New Roman" w:hAnsi="Times New Roman" w:cs="Times New Roman"/>
+          <w:sz w:val="24"/>
+          <w:szCs w:val="24"/>
+        </w:rPr>
+        <w:t>A fin de preparar eficazmente el proceso judicial (arts. 1, 24, 25.1 y 8 de la Convención Americana sobre DD.HH.), y contar las partes y V.S con la mayor información posible al celebrarse la audiencia preliminar, como previo recaudo y de manera excepcional en los términos del Art. 326 del CPCCN, en virtud de las lesiones subsistentes en el actor como producto del siniestro de autos, es que solicito respetuosamente a V.S se designe PERITO MÉDICO Y PERITO PSICÓLOGO, a fines de concretar dicha prueba de manera anterior a la audiencia preliminar.</w:t>
       </w:r>
     </w:p>
     <w:p>
@@ -9796,6 +12066,125 @@
     </w:p>
     <w:p>
       <w:pPr>
+        <w:pBdr>
+          <w:top w:val="nil"/>
+          <w:left w:val="nil"/>
+          <w:bottom w:val="nil"/>
+          <w:right w:val="nil"/>
+          <w:between w:val="nil"/>
+        </w:pBdr>
+        <w:spacing w:after="0" w:line="360" w:lineRule="auto"/>
+        <w:jc w:val="both"/>
+        <w:rPr>
+          <w:rFonts w:ascii="Times New Roman" w:eastAsia="Times New Roman" w:hAnsi="Times New Roman" w:cs="Times New Roman"/>
+          <w:b/>
+          <w:bCs/>
+          <w:sz w:val="24"/>
+          <w:szCs w:val="24"/>
+          <w:u w:val="single"/>
+        </w:rPr>
+      </w:pPr>
+    </w:p>
+    <w:p>
+      <w:pPr>
+        <w:pBdr>
+          <w:top w:val="nil"/>
+          <w:left w:val="nil"/>
+          <w:bottom w:val="nil"/>
+          <w:right w:val="nil"/>
+          <w:between w:val="nil"/>
+        </w:pBdr>
+        <w:spacing w:after="0" w:line="360" w:lineRule="auto"/>
+        <w:jc w:val="both"/>
+        <w:rPr>
+          <w:rFonts w:ascii="Times New Roman" w:eastAsia="Times New Roman" w:hAnsi="Times New Roman" w:cs="Times New Roman"/>
+          <w:b/>
+          <w:bCs/>
+          <w:sz w:val="24"/>
+          <w:szCs w:val="24"/>
+          <w:u w:val="single"/>
+        </w:rPr>
+      </w:pPr>
+    </w:p>
+    <w:p>
+      <w:pPr>
+        <w:pBdr>
+          <w:top w:val="nil"/>
+          <w:left w:val="nil"/>
+          <w:bottom w:val="nil"/>
+          <w:right w:val="nil"/>
+          <w:between w:val="nil"/>
+        </w:pBdr>
+        <w:spacing w:after="0" w:line="360" w:lineRule="auto"/>
+        <w:jc w:val="both"/>
+        <w:rPr>
+          <w:rFonts w:ascii="Times New Roman" w:eastAsia="Times New Roman" w:hAnsi="Times New Roman" w:cs="Times New Roman"/>
+          <w:b/>
+          <w:bCs/>
+          <w:sz w:val="24"/>
+          <w:szCs w:val="24"/>
+          <w:u w:val="single"/>
+        </w:rPr>
+      </w:pPr>
+      <w:r>
+        <w:rPr>
+          <w:rFonts w:ascii="Times New Roman" w:eastAsia="Times New Roman" w:hAnsi="Times New Roman" w:cs="Times New Roman"/>
+          <w:b/>
+          <w:bCs/>
+          <w:sz w:val="24"/>
+          <w:szCs w:val="24"/>
+          <w:u w:val="single"/>
+        </w:rPr>
+        <w:t xml:space="preserve">XV. </w:t>
+      </w:r>
+      <w:proofErr w:type="gramStart"/>
+      <w:r>
+        <w:rPr>
+          <w:rFonts w:ascii="Times New Roman" w:eastAsia="Times New Roman" w:hAnsi="Times New Roman" w:cs="Times New Roman"/>
+          <w:b/>
+          <w:bCs/>
+          <w:sz w:val="24"/>
+          <w:szCs w:val="24"/>
+          <w:u w:val="single"/>
+        </w:rPr>
+        <w:t>SE  OPONE</w:t>
+      </w:r>
+      <w:proofErr w:type="gramEnd"/>
+      <w:r>
+        <w:rPr>
+          <w:rFonts w:ascii="Times New Roman" w:eastAsia="Times New Roman" w:hAnsi="Times New Roman" w:cs="Times New Roman"/>
+          <w:b/>
+          <w:bCs/>
+          <w:sz w:val="24"/>
+          <w:szCs w:val="24"/>
+          <w:u w:val="single"/>
+        </w:rPr>
+        <w:t xml:space="preserve"> A LA DESIGNACIÓN DEL CUERPO MÉDICO FORENSE</w:t>
+      </w:r>
+    </w:p>
+    <w:p>
+      <w:pPr>
+        <w:pBdr>
+          <w:top w:val="nil"/>
+          <w:left w:val="nil"/>
+          <w:bottom w:val="nil"/>
+          <w:right w:val="nil"/>
+          <w:between w:val="nil"/>
+        </w:pBdr>
+        <w:spacing w:after="0" w:line="360" w:lineRule="auto"/>
+        <w:jc w:val="both"/>
+        <w:rPr>
+          <w:rFonts w:ascii="Times New Roman" w:eastAsia="Times New Roman" w:hAnsi="Times New Roman" w:cs="Times New Roman"/>
+          <w:b/>
+          <w:bCs/>
+          <w:sz w:val="24"/>
+          <w:szCs w:val="24"/>
+          <w:u w:val="single"/>
+        </w:rPr>
+      </w:pPr>
+    </w:p>
+    <w:p>
+      <w:pPr>
         <w:spacing w:after="0" w:line="360" w:lineRule="auto"/>
         <w:ind w:firstLine="554"/>
         <w:jc w:val="both"/>
@@ -9805,13 +12194,95 @@
           <w:szCs w:val="24"/>
         </w:rPr>
       </w:pPr>
-      <w:r>
-        <w:rPr>
-          <w:rFonts w:ascii="Times New Roman" w:eastAsia="Times New Roman" w:hAnsi="Times New Roman" w:cs="Times New Roman"/>
-          <w:sz w:val="24"/>
-          <w:szCs w:val="24"/>
-        </w:rPr>
-        <w:t>Dada  la oposición  que habitualmente plantea  la parte demandada y/o citada en garantía en procesos como el presente, en cuanto pretenden la designación del Cuerpo Médico Forense –en  reemplazo de los peritos de oficio que solicita la parte demandante-, es que venimos desde ya  a expresar los fundamentos por los cuales consideramos imprescindible la designación de tales peritos médicos:</w:t>
+      <w:proofErr w:type="gramStart"/>
+      <w:r>
+        <w:rPr>
+          <w:rFonts w:ascii="Times New Roman" w:eastAsia="Times New Roman" w:hAnsi="Times New Roman" w:cs="Times New Roman"/>
+          <w:sz w:val="24"/>
+          <w:szCs w:val="24"/>
+        </w:rPr>
+        <w:t>Dada  la</w:t>
+      </w:r>
+      <w:proofErr w:type="gramEnd"/>
+      <w:r>
+        <w:rPr>
+          <w:rFonts w:ascii="Times New Roman" w:eastAsia="Times New Roman" w:hAnsi="Times New Roman" w:cs="Times New Roman"/>
+          <w:sz w:val="24"/>
+          <w:szCs w:val="24"/>
+        </w:rPr>
+        <w:t xml:space="preserve"> </w:t>
+      </w:r>
+      <w:proofErr w:type="gramStart"/>
+      <w:r>
+        <w:rPr>
+          <w:rFonts w:ascii="Times New Roman" w:eastAsia="Times New Roman" w:hAnsi="Times New Roman" w:cs="Times New Roman"/>
+          <w:sz w:val="24"/>
+          <w:szCs w:val="24"/>
+        </w:rPr>
+        <w:t>oposición  que</w:t>
+      </w:r>
+      <w:proofErr w:type="gramEnd"/>
+      <w:r>
+        <w:rPr>
+          <w:rFonts w:ascii="Times New Roman" w:eastAsia="Times New Roman" w:hAnsi="Times New Roman" w:cs="Times New Roman"/>
+          <w:sz w:val="24"/>
+          <w:szCs w:val="24"/>
+        </w:rPr>
+        <w:t xml:space="preserve"> habitualmente </w:t>
+      </w:r>
+      <w:proofErr w:type="gramStart"/>
+      <w:r>
+        <w:rPr>
+          <w:rFonts w:ascii="Times New Roman" w:eastAsia="Times New Roman" w:hAnsi="Times New Roman" w:cs="Times New Roman"/>
+          <w:sz w:val="24"/>
+          <w:szCs w:val="24"/>
+        </w:rPr>
+        <w:t>plantea  la</w:t>
+      </w:r>
+      <w:proofErr w:type="gramEnd"/>
+      <w:r>
+        <w:rPr>
+          <w:rFonts w:ascii="Times New Roman" w:eastAsia="Times New Roman" w:hAnsi="Times New Roman" w:cs="Times New Roman"/>
+          <w:sz w:val="24"/>
+          <w:szCs w:val="24"/>
+        </w:rPr>
+        <w:t xml:space="preserve"> parte demandada y/o citada en garantía en procesos como el presente, en cuanto pretenden la designación del Cuerpo Médico Forense –</w:t>
+      </w:r>
+      <w:proofErr w:type="gramStart"/>
+      <w:r>
+        <w:rPr>
+          <w:rFonts w:ascii="Times New Roman" w:eastAsia="Times New Roman" w:hAnsi="Times New Roman" w:cs="Times New Roman"/>
+          <w:sz w:val="24"/>
+          <w:szCs w:val="24"/>
+        </w:rPr>
+        <w:t>en  reemplazo</w:t>
+      </w:r>
+      <w:proofErr w:type="gramEnd"/>
+      <w:r>
+        <w:rPr>
+          <w:rFonts w:ascii="Times New Roman" w:eastAsia="Times New Roman" w:hAnsi="Times New Roman" w:cs="Times New Roman"/>
+          <w:sz w:val="24"/>
+          <w:szCs w:val="24"/>
+        </w:rPr>
+        <w:t xml:space="preserve"> de los peritos de oficio que solicita la parte demandante-, es que venimos desde </w:t>
+      </w:r>
+      <w:proofErr w:type="gramStart"/>
+      <w:r>
+        <w:rPr>
+          <w:rFonts w:ascii="Times New Roman" w:eastAsia="Times New Roman" w:hAnsi="Times New Roman" w:cs="Times New Roman"/>
+          <w:sz w:val="24"/>
+          <w:szCs w:val="24"/>
+        </w:rPr>
+        <w:t>ya  a</w:t>
+      </w:r>
+      <w:proofErr w:type="gramEnd"/>
+      <w:r>
+        <w:rPr>
+          <w:rFonts w:ascii="Times New Roman" w:eastAsia="Times New Roman" w:hAnsi="Times New Roman" w:cs="Times New Roman"/>
+          <w:sz w:val="24"/>
+          <w:szCs w:val="24"/>
+        </w:rPr>
+        <w:t xml:space="preserve"> expresar los fundamentos por los cuales consideramos imprescindible la designación de tales peritos médicos:</w:t>
       </w:r>
     </w:p>
     <w:p>
@@ -9831,8 +12302,72 @@
           <w:sz w:val="24"/>
           <w:szCs w:val="24"/>
         </w:rPr>
-        <w:t>En principio, cabe destacar que a raíz  del terrible accidente que ha sufrido la actora –y el cual es objeto de esta litis-, ha padecido lesiones de  consideración las cuales son detalladas en el informe médico que se acompaña junto con la presente y las cuales además pueden constatarse  en las fotografías que también se adjuntan,.</w:t>
-      </w:r>
+        <w:t xml:space="preserve">En principio, cabe destacar que a </w:t>
+      </w:r>
+      <w:proofErr w:type="gramStart"/>
+      <w:r>
+        <w:rPr>
+          <w:rFonts w:ascii="Times New Roman" w:eastAsia="Times New Roman" w:hAnsi="Times New Roman" w:cs="Times New Roman"/>
+          <w:sz w:val="24"/>
+          <w:szCs w:val="24"/>
+        </w:rPr>
+        <w:t>raíz  del</w:t>
+      </w:r>
+      <w:proofErr w:type="gramEnd"/>
+      <w:r>
+        <w:rPr>
+          <w:rFonts w:ascii="Times New Roman" w:eastAsia="Times New Roman" w:hAnsi="Times New Roman" w:cs="Times New Roman"/>
+          <w:sz w:val="24"/>
+          <w:szCs w:val="24"/>
+        </w:rPr>
+        <w:t xml:space="preserve"> terrible accidente que ha sufrido la actora –y el cual es objeto de esta litis-, ha padecido lesiones </w:t>
+      </w:r>
+      <w:proofErr w:type="gramStart"/>
+      <w:r>
+        <w:rPr>
+          <w:rFonts w:ascii="Times New Roman" w:eastAsia="Times New Roman" w:hAnsi="Times New Roman" w:cs="Times New Roman"/>
+          <w:sz w:val="24"/>
+          <w:szCs w:val="24"/>
+        </w:rPr>
+        <w:t>de  consideración</w:t>
+      </w:r>
+      <w:proofErr w:type="gramEnd"/>
+      <w:r>
+        <w:rPr>
+          <w:rFonts w:ascii="Times New Roman" w:eastAsia="Times New Roman" w:hAnsi="Times New Roman" w:cs="Times New Roman"/>
+          <w:sz w:val="24"/>
+          <w:szCs w:val="24"/>
+        </w:rPr>
+        <w:t xml:space="preserve"> las cuales son detalladas en el informe médico que se acompaña junto con la presente y las cuales además pueden </w:t>
+      </w:r>
+      <w:proofErr w:type="gramStart"/>
+      <w:r>
+        <w:rPr>
+          <w:rFonts w:ascii="Times New Roman" w:eastAsia="Times New Roman" w:hAnsi="Times New Roman" w:cs="Times New Roman"/>
+          <w:sz w:val="24"/>
+          <w:szCs w:val="24"/>
+        </w:rPr>
+        <w:t>constatarse  en</w:t>
+      </w:r>
+      <w:proofErr w:type="gramEnd"/>
+      <w:r>
+        <w:rPr>
+          <w:rFonts w:ascii="Times New Roman" w:eastAsia="Times New Roman" w:hAnsi="Times New Roman" w:cs="Times New Roman"/>
+          <w:sz w:val="24"/>
+          <w:szCs w:val="24"/>
+        </w:rPr>
+        <w:t xml:space="preserve"> las fotografías que también se </w:t>
+      </w:r>
+      <w:proofErr w:type="gramStart"/>
+      <w:r>
+        <w:rPr>
+          <w:rFonts w:ascii="Times New Roman" w:eastAsia="Times New Roman" w:hAnsi="Times New Roman" w:cs="Times New Roman"/>
+          <w:sz w:val="24"/>
+          <w:szCs w:val="24"/>
+        </w:rPr>
+        <w:t>adjuntan,.</w:t>
+      </w:r>
+      <w:proofErr w:type="gramEnd"/>
     </w:p>
     <w:p>
       <w:pPr>
@@ -9897,7 +12432,61 @@
           <w:sz w:val="24"/>
           <w:szCs w:val="24"/>
         </w:rPr>
-        <w:t xml:space="preserve"> pudiendo observar que dicha incapacidad la coloca en un nivel de inferioridad importante, destacando asimismo que actualmente continúan  ambos con los tratamientos de rehabilitación. Por otra parte, a raíz del accidente  mi mandante ha tenido que afrontar  todos aquellos gastos que implican los tratamientos, ya sea de rehabilitación como los gastos farmacéuticos, de traslado, </w:t>
+        <w:t xml:space="preserve"> pudiendo observar que dicha incapacidad la coloca en un nivel de inferioridad importante, destacando asimismo que actualmente </w:t>
+      </w:r>
+      <w:proofErr w:type="gramStart"/>
+      <w:r>
+        <w:rPr>
+          <w:rFonts w:ascii="Times New Roman" w:eastAsia="Times New Roman" w:hAnsi="Times New Roman" w:cs="Times New Roman"/>
+          <w:sz w:val="24"/>
+          <w:szCs w:val="24"/>
+        </w:rPr>
+        <w:t>continúan  ambos</w:t>
+      </w:r>
+      <w:proofErr w:type="gramEnd"/>
+      <w:r>
+        <w:rPr>
+          <w:rFonts w:ascii="Times New Roman" w:eastAsia="Times New Roman" w:hAnsi="Times New Roman" w:cs="Times New Roman"/>
+          <w:sz w:val="24"/>
+          <w:szCs w:val="24"/>
+        </w:rPr>
+        <w:t xml:space="preserve"> con los tratamientos de rehabilitación. Por otra parte, a raíz del </w:t>
+      </w:r>
+      <w:proofErr w:type="gramStart"/>
+      <w:r>
+        <w:rPr>
+          <w:rFonts w:ascii="Times New Roman" w:eastAsia="Times New Roman" w:hAnsi="Times New Roman" w:cs="Times New Roman"/>
+          <w:sz w:val="24"/>
+          <w:szCs w:val="24"/>
+        </w:rPr>
+        <w:t>accidente  mi</w:t>
+      </w:r>
+      <w:proofErr w:type="gramEnd"/>
+      <w:r>
+        <w:rPr>
+          <w:rFonts w:ascii="Times New Roman" w:eastAsia="Times New Roman" w:hAnsi="Times New Roman" w:cs="Times New Roman"/>
+          <w:sz w:val="24"/>
+          <w:szCs w:val="24"/>
+        </w:rPr>
+        <w:t xml:space="preserve"> mandante ha tenido que </w:t>
+      </w:r>
+      <w:proofErr w:type="gramStart"/>
+      <w:r>
+        <w:rPr>
+          <w:rFonts w:ascii="Times New Roman" w:eastAsia="Times New Roman" w:hAnsi="Times New Roman" w:cs="Times New Roman"/>
+          <w:sz w:val="24"/>
+          <w:szCs w:val="24"/>
+        </w:rPr>
+        <w:t>afrontar  todos</w:t>
+      </w:r>
+      <w:proofErr w:type="gramEnd"/>
+      <w:r>
+        <w:rPr>
+          <w:rFonts w:ascii="Times New Roman" w:eastAsia="Times New Roman" w:hAnsi="Times New Roman" w:cs="Times New Roman"/>
+          <w:sz w:val="24"/>
+          <w:szCs w:val="24"/>
+        </w:rPr>
+        <w:t xml:space="preserve"> aquellos gastos que implican los tratamientos, ya sea de rehabilitación como los gastos farmacéuticos, de traslado, </w:t>
       </w:r>
       <w:proofErr w:type="spellStart"/>
       <w:r>
@@ -9937,6 +12526,7 @@
         </w:rPr>
         <w:t>En base a lo expuesto, y en mérito a la </w:t>
       </w:r>
+      <w:proofErr w:type="gramStart"/>
       <w:r>
         <w:rPr>
           <w:rFonts w:ascii="Times New Roman" w:eastAsia="Times New Roman" w:hAnsi="Times New Roman" w:cs="Times New Roman"/>
@@ -9947,6 +12537,7 @@
         </w:rPr>
         <w:t>economía  y</w:t>
       </w:r>
+      <w:proofErr w:type="gramEnd"/>
       <w:r>
         <w:rPr>
           <w:rFonts w:ascii="Times New Roman" w:eastAsia="Times New Roman" w:hAnsi="Times New Roman" w:cs="Times New Roman"/>
@@ -9971,7 +12562,25 @@
           <w:sz w:val="24"/>
           <w:szCs w:val="24"/>
         </w:rPr>
-        <w:t>, esta parte se opone  en forma total y categórica a la designación del Cuerpo Médico Forense, por las consideraciones de hecho y de derecho que paso a detallar:</w:t>
+        <w:t xml:space="preserve">, esta parte se </w:t>
+      </w:r>
+      <w:proofErr w:type="gramStart"/>
+      <w:r>
+        <w:rPr>
+          <w:rFonts w:ascii="Times New Roman" w:eastAsia="Times New Roman" w:hAnsi="Times New Roman" w:cs="Times New Roman"/>
+          <w:sz w:val="24"/>
+          <w:szCs w:val="24"/>
+        </w:rPr>
+        <w:t>opone  en</w:t>
+      </w:r>
+      <w:proofErr w:type="gramEnd"/>
+      <w:r>
+        <w:rPr>
+          <w:rFonts w:ascii="Times New Roman" w:eastAsia="Times New Roman" w:hAnsi="Times New Roman" w:cs="Times New Roman"/>
+          <w:sz w:val="24"/>
+          <w:szCs w:val="24"/>
+        </w:rPr>
+        <w:t xml:space="preserve"> forma total y categórica a la designación del Cuerpo Médico Forense, por las consideraciones de hecho y de derecho que paso a detallar:</w:t>
       </w:r>
     </w:p>
     <w:p>
@@ -9992,7 +12601,43 @@
           <w:szCs w:val="24"/>
         </w:rPr>
         <w:lastRenderedPageBreak/>
-        <w:t>La demora en la citación y luego en el dictamen, como es de público y notorio, con la que el Cuerpo Médico   Forense se expide, y la consiguiente demora que ello provoca en las tramitaciones judiciales, colocaría al actor en una situación realmente penosa, y restándole la oportunidad de realizar  los estudios físicos y  psicológicos  necesarios para la prosecución del tratamiento médico.</w:t>
+        <w:t xml:space="preserve">La demora en la citación y luego en el dictamen, como es de público y notorio, con la que el Cuerpo Médico   Forense se expide, y la consiguiente demora que ello provoca en las tramitaciones judiciales, colocaría al actor en una situación realmente penosa, y restándole la oportunidad de </w:t>
+      </w:r>
+      <w:proofErr w:type="gramStart"/>
+      <w:r>
+        <w:rPr>
+          <w:rFonts w:ascii="Times New Roman" w:eastAsia="Times New Roman" w:hAnsi="Times New Roman" w:cs="Times New Roman"/>
+          <w:sz w:val="24"/>
+          <w:szCs w:val="24"/>
+        </w:rPr>
+        <w:t>realizar  los</w:t>
+      </w:r>
+      <w:proofErr w:type="gramEnd"/>
+      <w:r>
+        <w:rPr>
+          <w:rFonts w:ascii="Times New Roman" w:eastAsia="Times New Roman" w:hAnsi="Times New Roman" w:cs="Times New Roman"/>
+          <w:sz w:val="24"/>
+          <w:szCs w:val="24"/>
+        </w:rPr>
+        <w:t xml:space="preserve"> estudios físicos </w:t>
+      </w:r>
+      <w:proofErr w:type="gramStart"/>
+      <w:r>
+        <w:rPr>
+          <w:rFonts w:ascii="Times New Roman" w:eastAsia="Times New Roman" w:hAnsi="Times New Roman" w:cs="Times New Roman"/>
+          <w:sz w:val="24"/>
+          <w:szCs w:val="24"/>
+        </w:rPr>
+        <w:t>y  psicológicos</w:t>
+      </w:r>
+      <w:proofErr w:type="gramEnd"/>
+      <w:r>
+        <w:rPr>
+          <w:rFonts w:ascii="Times New Roman" w:eastAsia="Times New Roman" w:hAnsi="Times New Roman" w:cs="Times New Roman"/>
+          <w:sz w:val="24"/>
+          <w:szCs w:val="24"/>
+        </w:rPr>
+        <w:t>  necesarios para la prosecución del tratamiento médico.</w:t>
       </w:r>
     </w:p>
     <w:p>
@@ -10012,7 +12657,43 @@
           <w:sz w:val="24"/>
           <w:szCs w:val="24"/>
         </w:rPr>
-        <w:t>Estaríamos pidiéndole a la actora –y  a sus dolencias- de casi más de año de espera para solucionar los daños  producidos por el demandado.</w:t>
+        <w:t>Estaríamos pidiéndole a la actora –</w:t>
+      </w:r>
+      <w:proofErr w:type="gramStart"/>
+      <w:r>
+        <w:rPr>
+          <w:rFonts w:ascii="Times New Roman" w:eastAsia="Times New Roman" w:hAnsi="Times New Roman" w:cs="Times New Roman"/>
+          <w:sz w:val="24"/>
+          <w:szCs w:val="24"/>
+        </w:rPr>
+        <w:t>y  a</w:t>
+      </w:r>
+      <w:proofErr w:type="gramEnd"/>
+      <w:r>
+        <w:rPr>
+          <w:rFonts w:ascii="Times New Roman" w:eastAsia="Times New Roman" w:hAnsi="Times New Roman" w:cs="Times New Roman"/>
+          <w:sz w:val="24"/>
+          <w:szCs w:val="24"/>
+        </w:rPr>
+        <w:t xml:space="preserve"> sus dolencias- de casi más de año de espera para solucionar los </w:t>
+      </w:r>
+      <w:proofErr w:type="gramStart"/>
+      <w:r>
+        <w:rPr>
+          <w:rFonts w:ascii="Times New Roman" w:eastAsia="Times New Roman" w:hAnsi="Times New Roman" w:cs="Times New Roman"/>
+          <w:sz w:val="24"/>
+          <w:szCs w:val="24"/>
+        </w:rPr>
+        <w:t>daños  producidos</w:t>
+      </w:r>
+      <w:proofErr w:type="gramEnd"/>
+      <w:r>
+        <w:rPr>
+          <w:rFonts w:ascii="Times New Roman" w:eastAsia="Times New Roman" w:hAnsi="Times New Roman" w:cs="Times New Roman"/>
+          <w:sz w:val="24"/>
+          <w:szCs w:val="24"/>
+        </w:rPr>
+        <w:t xml:space="preserve"> por el demandado.</w:t>
       </w:r>
     </w:p>
     <w:p>
@@ -10032,26 +12713,80 @@
           <w:sz w:val="24"/>
           <w:szCs w:val="24"/>
         </w:rPr>
-        <w:t xml:space="preserve">La enumeración de obligaciones de los cuerpos técnicos establecidas en el art. 56 del Decreto / ley 1285/58 impone una interpretación restrictiva en cuanto a su función  debiendo actuar a requerimiento de los jueces solo en casos excepcionales, y a entender     </w:t>
-      </w:r>
-    </w:p>
-    <w:p>
-      <w:pPr>
-        <w:spacing w:after="0" w:line="360" w:lineRule="auto"/>
-        <w:jc w:val="both"/>
-        <w:rPr>
-          <w:rFonts w:ascii="Times New Roman" w:eastAsia="Times New Roman" w:hAnsi="Times New Roman" w:cs="Times New Roman"/>
-          <w:sz w:val="24"/>
-          <w:szCs w:val="24"/>
-        </w:rPr>
-      </w:pPr>
-      <w:r>
-        <w:rPr>
-          <w:rFonts w:ascii="Times New Roman" w:eastAsia="Times New Roman" w:hAnsi="Times New Roman" w:cs="Times New Roman"/>
-          <w:sz w:val="24"/>
-          <w:szCs w:val="24"/>
-        </w:rPr>
-        <w:t>de esta parte, este es un caso dentro de los  cuales no entra el artículo mencionado, y por el hecho de que nuestros  mandantes no tengan la capacidad económica para abonar la tasa de justicia, no implica que tengan que ser examinados por el Cuerpo Médico Forense.  </w:t>
+        <w:t xml:space="preserve">La enumeración de obligaciones de los cuerpos técnicos establecidas en el art. 56 del Decreto / ley 1285/58 impone una interpretación restrictiva en cuanto a su </w:t>
+      </w:r>
+      <w:proofErr w:type="gramStart"/>
+      <w:r>
+        <w:rPr>
+          <w:rFonts w:ascii="Times New Roman" w:eastAsia="Times New Roman" w:hAnsi="Times New Roman" w:cs="Times New Roman"/>
+          <w:sz w:val="24"/>
+          <w:szCs w:val="24"/>
+        </w:rPr>
+        <w:t>función  debiendo</w:t>
+      </w:r>
+      <w:proofErr w:type="gramEnd"/>
+      <w:r>
+        <w:rPr>
+          <w:rFonts w:ascii="Times New Roman" w:eastAsia="Times New Roman" w:hAnsi="Times New Roman" w:cs="Times New Roman"/>
+          <w:sz w:val="24"/>
+          <w:szCs w:val="24"/>
+        </w:rPr>
+        <w:t xml:space="preserve"> actuar a requerimiento de los jueces solo en casos excepcionales, y a entender     </w:t>
+      </w:r>
+    </w:p>
+    <w:p>
+      <w:pPr>
+        <w:spacing w:after="0" w:line="360" w:lineRule="auto"/>
+        <w:jc w:val="both"/>
+        <w:rPr>
+          <w:rFonts w:ascii="Times New Roman" w:eastAsia="Times New Roman" w:hAnsi="Times New Roman" w:cs="Times New Roman"/>
+          <w:sz w:val="24"/>
+          <w:szCs w:val="24"/>
+        </w:rPr>
+      </w:pPr>
+      <w:r>
+        <w:rPr>
+          <w:rFonts w:ascii="Times New Roman" w:eastAsia="Times New Roman" w:hAnsi="Times New Roman" w:cs="Times New Roman"/>
+          <w:sz w:val="24"/>
+          <w:szCs w:val="24"/>
+        </w:rPr>
+        <w:t xml:space="preserve">de esta parte, este es un caso dentro de </w:t>
+      </w:r>
+      <w:proofErr w:type="gramStart"/>
+      <w:r>
+        <w:rPr>
+          <w:rFonts w:ascii="Times New Roman" w:eastAsia="Times New Roman" w:hAnsi="Times New Roman" w:cs="Times New Roman"/>
+          <w:sz w:val="24"/>
+          <w:szCs w:val="24"/>
+        </w:rPr>
+        <w:t>los  cuales</w:t>
+      </w:r>
+      <w:proofErr w:type="gramEnd"/>
+      <w:r>
+        <w:rPr>
+          <w:rFonts w:ascii="Times New Roman" w:eastAsia="Times New Roman" w:hAnsi="Times New Roman" w:cs="Times New Roman"/>
+          <w:sz w:val="24"/>
+          <w:szCs w:val="24"/>
+        </w:rPr>
+        <w:t xml:space="preserve"> no entra el artículo mencionado, y por el hecho de que </w:t>
+      </w:r>
+      <w:proofErr w:type="gramStart"/>
+      <w:r>
+        <w:rPr>
+          <w:rFonts w:ascii="Times New Roman" w:eastAsia="Times New Roman" w:hAnsi="Times New Roman" w:cs="Times New Roman"/>
+          <w:sz w:val="24"/>
+          <w:szCs w:val="24"/>
+        </w:rPr>
+        <w:t>nuestros  mandantes</w:t>
+      </w:r>
+      <w:proofErr w:type="gramEnd"/>
+      <w:r>
+        <w:rPr>
+          <w:rFonts w:ascii="Times New Roman" w:eastAsia="Times New Roman" w:hAnsi="Times New Roman" w:cs="Times New Roman"/>
+          <w:sz w:val="24"/>
+          <w:szCs w:val="24"/>
+        </w:rPr>
+        <w:t xml:space="preserve"> no tengan la capacidad económica para abonar la tasa de justicia, no implica que tengan que ser examinados por el Cuerpo Médico Forense.  </w:t>
       </w:r>
     </w:p>
     <w:p>
@@ -10071,8 +12806,54 @@
           <w:sz w:val="24"/>
           <w:szCs w:val="24"/>
         </w:rPr>
-        <w:t>Por ellos y por esta pretensión de igualdad entre las partes en proceso y garantía de defensa en juicio que ha tenido en mira la legislación al crear la institución del  beneficio de litigar sin gastos, es que esta parte insiste en la designación de los peritos médicos  solicitados y no a la designación del Honorable Cuerpo Médico Forense.-</w:t>
-      </w:r>
+        <w:t xml:space="preserve">Por ellos y por esta pretensión de igualdad entre las partes en proceso y garantía de defensa en juicio que ha tenido en mira la legislación al crear la institución </w:t>
+      </w:r>
+      <w:proofErr w:type="gramStart"/>
+      <w:r>
+        <w:rPr>
+          <w:rFonts w:ascii="Times New Roman" w:eastAsia="Times New Roman" w:hAnsi="Times New Roman" w:cs="Times New Roman"/>
+          <w:sz w:val="24"/>
+          <w:szCs w:val="24"/>
+        </w:rPr>
+        <w:t>del  beneficio</w:t>
+      </w:r>
+      <w:proofErr w:type="gramEnd"/>
+      <w:r>
+        <w:rPr>
+          <w:rFonts w:ascii="Times New Roman" w:eastAsia="Times New Roman" w:hAnsi="Times New Roman" w:cs="Times New Roman"/>
+          <w:sz w:val="24"/>
+          <w:szCs w:val="24"/>
+        </w:rPr>
+        <w:t xml:space="preserve"> de litigar sin gastos, es que esta parte insiste en la designación de los peritos </w:t>
+      </w:r>
+      <w:proofErr w:type="gramStart"/>
+      <w:r>
+        <w:rPr>
+          <w:rFonts w:ascii="Times New Roman" w:eastAsia="Times New Roman" w:hAnsi="Times New Roman" w:cs="Times New Roman"/>
+          <w:sz w:val="24"/>
+          <w:szCs w:val="24"/>
+        </w:rPr>
+        <w:t>médicos  solicitados</w:t>
+      </w:r>
+      <w:proofErr w:type="gramEnd"/>
+      <w:r>
+        <w:rPr>
+          <w:rFonts w:ascii="Times New Roman" w:eastAsia="Times New Roman" w:hAnsi="Times New Roman" w:cs="Times New Roman"/>
+          <w:sz w:val="24"/>
+          <w:szCs w:val="24"/>
+        </w:rPr>
+        <w:t xml:space="preserve"> y no a la designación del Honorable Cuerpo Médico </w:t>
+      </w:r>
+      <w:proofErr w:type="gramStart"/>
+      <w:r>
+        <w:rPr>
+          <w:rFonts w:ascii="Times New Roman" w:eastAsia="Times New Roman" w:hAnsi="Times New Roman" w:cs="Times New Roman"/>
+          <w:sz w:val="24"/>
+          <w:szCs w:val="24"/>
+        </w:rPr>
+        <w:t>Forense.-</w:t>
+      </w:r>
+      <w:proofErr w:type="gramEnd"/>
     </w:p>
     <w:p>
       <w:pPr>
@@ -10099,6 +12880,7 @@
           <w:u w:val="single"/>
         </w:rPr>
       </w:pPr>
+      <w:proofErr w:type="gramStart"/>
       <w:r>
         <w:rPr>
           <w:rFonts w:ascii="Times New Roman" w:eastAsia="Times New Roman" w:hAnsi="Times New Roman" w:cs="Times New Roman"/>
@@ -10108,7 +12890,19 @@
           <w:szCs w:val="24"/>
           <w:u w:val="single"/>
         </w:rPr>
-        <w:t>Se  resalta que los peritos solicitados por mi parte son imprescindibles.</w:t>
+        <w:t>Se  resalta</w:t>
+      </w:r>
+      <w:proofErr w:type="gramEnd"/>
+      <w:r>
+        <w:rPr>
+          <w:rFonts w:ascii="Times New Roman" w:eastAsia="Times New Roman" w:hAnsi="Times New Roman" w:cs="Times New Roman"/>
+          <w:b/>
+          <w:bCs/>
+          <w:sz w:val="24"/>
+          <w:szCs w:val="24"/>
+          <w:u w:val="single"/>
+        </w:rPr>
+        <w:t xml:space="preserve"> que los peritos solicitados por mi parte son imprescindibles.</w:t>
       </w:r>
     </w:p>
     <w:p>
@@ -10143,7 +12937,43 @@
           <w:sz w:val="24"/>
           <w:szCs w:val="24"/>
         </w:rPr>
-        <w:t>Indudablemente, siendo hechos controvertidos deben ser objeto de prueba.  En el esclarecimiento de hechos están en juego principios tales como el de amplitud de la prueba, el derecho de defensa en juicio y aspiración por la verdad material. Avala la petición de esta parte, lo expresamente preceptuado por el art. 457 del código ritual, en cuanto dispone que: “...será admisible la prueba pericial cuando la apreciación de los  hechos controvertidos requiere conocimientos técnicos.” Que atento a  las constancias de autos y los conocimientos técnicos que poseen los mencionados peritos son indispensables para que VS. pueda determinar el monto indemnizatorio.</w:t>
+        <w:t xml:space="preserve">Indudablemente, siendo hechos controvertidos deben ser objeto de prueba.  En el esclarecimiento de hechos están en juego principios tales como el de amplitud de la prueba, el derecho de defensa en juicio y aspiración por la verdad material. Avala la petición de esta parte, lo expresamente preceptuado por el art. 457 del código ritual, en cuanto dispone que: “...será admisible la prueba pericial cuando la apreciación de </w:t>
+      </w:r>
+      <w:proofErr w:type="gramStart"/>
+      <w:r>
+        <w:rPr>
+          <w:rFonts w:ascii="Times New Roman" w:eastAsia="Times New Roman" w:hAnsi="Times New Roman" w:cs="Times New Roman"/>
+          <w:sz w:val="24"/>
+          <w:szCs w:val="24"/>
+        </w:rPr>
+        <w:t>los  hechos</w:t>
+      </w:r>
+      <w:proofErr w:type="gramEnd"/>
+      <w:r>
+        <w:rPr>
+          <w:rFonts w:ascii="Times New Roman" w:eastAsia="Times New Roman" w:hAnsi="Times New Roman" w:cs="Times New Roman"/>
+          <w:sz w:val="24"/>
+          <w:szCs w:val="24"/>
+        </w:rPr>
+        <w:t xml:space="preserve"> controvertidos requiere conocimientos técnicos.” Que atento </w:t>
+      </w:r>
+      <w:proofErr w:type="gramStart"/>
+      <w:r>
+        <w:rPr>
+          <w:rFonts w:ascii="Times New Roman" w:eastAsia="Times New Roman" w:hAnsi="Times New Roman" w:cs="Times New Roman"/>
+          <w:sz w:val="24"/>
+          <w:szCs w:val="24"/>
+        </w:rPr>
+        <w:t>a  las</w:t>
+      </w:r>
+      <w:proofErr w:type="gramEnd"/>
+      <w:r>
+        <w:rPr>
+          <w:rFonts w:ascii="Times New Roman" w:eastAsia="Times New Roman" w:hAnsi="Times New Roman" w:cs="Times New Roman"/>
+          <w:sz w:val="24"/>
+          <w:szCs w:val="24"/>
+        </w:rPr>
+        <w:t xml:space="preserve"> constancias de autos y los conocimientos técnicos que poseen los mencionados peritos son indispensables para que VS. pueda determinar el monto indemnizatorio.</w:t>
       </w:r>
     </w:p>
     <w:p>
@@ -10226,7 +13056,25 @@
           <w:sz w:val="24"/>
           <w:szCs w:val="24"/>
         </w:rPr>
-        <w:t>El accionante carece de bienes de fortuna como para hacer frente al pago de la tasa de justicia, razón por la cual se inician al mismo tiempo las actuaciones respectivas. Hago reserva de ampliar las pruebas ofrecidas.- </w:t>
+        <w:t xml:space="preserve">El accionante carece de bienes de fortuna como para hacer frente al pago de la tasa de justicia, razón por la cual se inician al mismo tiempo las actuaciones respectivas. Hago reserva de ampliar las pruebas </w:t>
+      </w:r>
+      <w:proofErr w:type="gramStart"/>
+      <w:r>
+        <w:rPr>
+          <w:rFonts w:ascii="Times New Roman" w:eastAsia="Times New Roman" w:hAnsi="Times New Roman" w:cs="Times New Roman"/>
+          <w:sz w:val="24"/>
+          <w:szCs w:val="24"/>
+        </w:rPr>
+        <w:t>ofrecidas.-</w:t>
+      </w:r>
+      <w:proofErr w:type="gramEnd"/>
+      <w:r>
+        <w:rPr>
+          <w:rFonts w:ascii="Times New Roman" w:eastAsia="Times New Roman" w:hAnsi="Times New Roman" w:cs="Times New Roman"/>
+          <w:sz w:val="24"/>
+          <w:szCs w:val="24"/>
+        </w:rPr>
+        <w:t> </w:t>
       </w:r>
     </w:p>
     <w:p>
@@ -10305,6 +13153,7 @@
           <w:szCs w:val="24"/>
         </w:rPr>
       </w:pPr>
+      <w:proofErr w:type="gramStart"/>
       <w:r>
         <w:rPr>
           <w:rFonts w:ascii="Times New Roman" w:eastAsia="Times New Roman" w:hAnsi="Times New Roman" w:cs="Times New Roman"/>
@@ -10312,7 +13161,16 @@
           <w:szCs w:val="24"/>
         </w:rPr>
         <w:lastRenderedPageBreak/>
-        <w:t xml:space="preserve">Asimismo manifiesto a V.S. que se ha dado cumplimiento con la Ley </w:t>
+        <w:t>Asimismo</w:t>
+      </w:r>
+      <w:proofErr w:type="gramEnd"/>
+      <w:r>
+        <w:rPr>
+          <w:rFonts w:ascii="Times New Roman" w:eastAsia="Times New Roman" w:hAnsi="Times New Roman" w:cs="Times New Roman"/>
+          <w:sz w:val="24"/>
+          <w:szCs w:val="24"/>
+        </w:rPr>
+        <w:t xml:space="preserve"> manifiesto a V.S. que se ha dado cumplimiento con la Ley </w:t>
       </w:r>
       <w:proofErr w:type="spellStart"/>
       <w:r>
@@ -10525,103 +13383,199 @@
           <w:sz w:val="24"/>
           <w:szCs w:val="24"/>
         </w:rPr>
-        <w:t>a) Tenerme por presentado, por parte en mérito a la personería invocada y por constituido el domicilio; se agregue la documentación acompañada.-</w:t>
-      </w:r>
-    </w:p>
-    <w:p>
-      <w:pPr>
-        <w:spacing w:after="0" w:line="360" w:lineRule="auto"/>
-        <w:jc w:val="both"/>
-        <w:rPr>
-          <w:rFonts w:ascii="Times New Roman" w:eastAsia="Times New Roman" w:hAnsi="Times New Roman" w:cs="Times New Roman"/>
-          <w:sz w:val="24"/>
-          <w:szCs w:val="24"/>
-        </w:rPr>
-      </w:pPr>
-      <w:r>
-        <w:rPr>
-          <w:rFonts w:ascii="Times New Roman" w:eastAsia="Times New Roman" w:hAnsi="Times New Roman" w:cs="Times New Roman"/>
-          <w:sz w:val="24"/>
-          <w:szCs w:val="24"/>
-        </w:rPr>
-        <w:t>b) Imprimiéndose el trámite de juicio ORDINARIO, se corra traslado de la demanda a los accionados para que la contesten, comparezcan a estar a derecho y constituyan domicilio, bajo apercibimiento de ley.-</w:t>
-      </w:r>
-    </w:p>
-    <w:p>
-      <w:pPr>
-        <w:spacing w:after="0" w:line="360" w:lineRule="auto"/>
-        <w:jc w:val="both"/>
-        <w:rPr>
-          <w:rFonts w:ascii="Times New Roman" w:eastAsia="Times New Roman" w:hAnsi="Times New Roman" w:cs="Times New Roman"/>
-          <w:sz w:val="24"/>
-          <w:szCs w:val="24"/>
-        </w:rPr>
-      </w:pPr>
-      <w:r>
-        <w:rPr>
-          <w:rFonts w:ascii="Times New Roman" w:eastAsia="Times New Roman" w:hAnsi="Times New Roman" w:cs="Times New Roman"/>
-          <w:sz w:val="24"/>
-          <w:szCs w:val="24"/>
-        </w:rPr>
-        <w:t>c) Se tenga por ofrecida la prueba y la reserva de derechos formulada.-</w:t>
-      </w:r>
-    </w:p>
-    <w:p>
-      <w:pPr>
-        <w:spacing w:after="0" w:line="360" w:lineRule="auto"/>
-        <w:jc w:val="both"/>
-        <w:rPr>
-          <w:rFonts w:ascii="Times New Roman" w:eastAsia="Times New Roman" w:hAnsi="Times New Roman" w:cs="Times New Roman"/>
-          <w:sz w:val="24"/>
-          <w:szCs w:val="24"/>
-        </w:rPr>
-      </w:pPr>
-      <w:r>
-        <w:rPr>
-          <w:rFonts w:ascii="Times New Roman" w:eastAsia="Times New Roman" w:hAnsi="Times New Roman" w:cs="Times New Roman"/>
-          <w:sz w:val="24"/>
-          <w:szCs w:val="24"/>
-        </w:rPr>
-        <w:t>d) Se tengan presente las autorizaciones conferidas y la reserva del CASO FEDERAL impetrada.-</w:t>
-      </w:r>
-    </w:p>
-    <w:p>
-      <w:pPr>
-        <w:spacing w:after="0" w:line="360" w:lineRule="auto"/>
-        <w:jc w:val="both"/>
-        <w:rPr>
-          <w:rFonts w:ascii="Times New Roman" w:eastAsia="Times New Roman" w:hAnsi="Times New Roman" w:cs="Times New Roman"/>
-          <w:sz w:val="24"/>
-          <w:szCs w:val="24"/>
-        </w:rPr>
-      </w:pPr>
-      <w:r>
-        <w:rPr>
-          <w:rFonts w:ascii="Times New Roman" w:eastAsia="Times New Roman" w:hAnsi="Times New Roman" w:cs="Times New Roman"/>
-          <w:sz w:val="24"/>
-          <w:szCs w:val="24"/>
-        </w:rPr>
-        <w:t>e) Oportunamente se haga lugar a la demanda incoada en todas sus partes, con intereses, costos y costas.-</w:t>
-      </w:r>
-    </w:p>
-    <w:p>
-      <w:pPr>
-        <w:spacing w:after="0" w:line="360" w:lineRule="auto"/>
-        <w:jc w:val="both"/>
-        <w:rPr>
-          <w:rFonts w:ascii="Times New Roman" w:eastAsia="Times New Roman" w:hAnsi="Times New Roman" w:cs="Times New Roman"/>
-          <w:sz w:val="24"/>
-          <w:szCs w:val="24"/>
-        </w:rPr>
-      </w:pPr>
-      <w:r>
-        <w:rPr>
-          <w:rFonts w:ascii="Times New Roman" w:eastAsia="Times New Roman" w:hAnsi="Times New Roman" w:cs="Times New Roman"/>
-          <w:sz w:val="24"/>
-          <w:szCs w:val="24"/>
-        </w:rPr>
-        <w:t>f) Que conjuntamente con estas actuaciones se inician los autos caratulados “S/BENEFICIO DE LITIGAR SIN GASTOS”, por los que ante la conexidad existente entre ambas actuaciones, pido que se sorteen en el mismo juzgado.-</w:t>
-      </w:r>
+        <w:t xml:space="preserve">a) Tenerme por presentado, por parte en mérito a la personería invocada y por constituido el domicilio; se agregue la documentación </w:t>
+      </w:r>
+      <w:proofErr w:type="gramStart"/>
+      <w:r>
+        <w:rPr>
+          <w:rFonts w:ascii="Times New Roman" w:eastAsia="Times New Roman" w:hAnsi="Times New Roman" w:cs="Times New Roman"/>
+          <w:sz w:val="24"/>
+          <w:szCs w:val="24"/>
+        </w:rPr>
+        <w:t>acompañada.-</w:t>
+      </w:r>
+      <w:proofErr w:type="gramEnd"/>
+    </w:p>
+    <w:p>
+      <w:pPr>
+        <w:spacing w:after="0" w:line="360" w:lineRule="auto"/>
+        <w:jc w:val="both"/>
+        <w:rPr>
+          <w:rFonts w:ascii="Times New Roman" w:eastAsia="Times New Roman" w:hAnsi="Times New Roman" w:cs="Times New Roman"/>
+          <w:sz w:val="24"/>
+          <w:szCs w:val="24"/>
+        </w:rPr>
+      </w:pPr>
+      <w:r>
+        <w:rPr>
+          <w:rFonts w:ascii="Times New Roman" w:eastAsia="Times New Roman" w:hAnsi="Times New Roman" w:cs="Times New Roman"/>
+          <w:sz w:val="24"/>
+          <w:szCs w:val="24"/>
+        </w:rPr>
+        <w:t xml:space="preserve">b) Imprimiéndose el trámite de juicio ORDINARIO, se corra traslado de la demanda a los accionados para que la contesten, comparezcan a estar a derecho y constituyan domicilio, bajo apercibimiento de </w:t>
+      </w:r>
+      <w:proofErr w:type="gramStart"/>
+      <w:r>
+        <w:rPr>
+          <w:rFonts w:ascii="Times New Roman" w:eastAsia="Times New Roman" w:hAnsi="Times New Roman" w:cs="Times New Roman"/>
+          <w:sz w:val="24"/>
+          <w:szCs w:val="24"/>
+        </w:rPr>
+        <w:t>ley.-</w:t>
+      </w:r>
+      <w:proofErr w:type="gramEnd"/>
+    </w:p>
+    <w:p>
+      <w:pPr>
+        <w:spacing w:after="0" w:line="360" w:lineRule="auto"/>
+        <w:jc w:val="both"/>
+        <w:rPr>
+          <w:rFonts w:ascii="Times New Roman" w:eastAsia="Times New Roman" w:hAnsi="Times New Roman" w:cs="Times New Roman"/>
+          <w:sz w:val="24"/>
+          <w:szCs w:val="24"/>
+        </w:rPr>
+      </w:pPr>
+      <w:r>
+        <w:rPr>
+          <w:rFonts w:ascii="Times New Roman" w:eastAsia="Times New Roman" w:hAnsi="Times New Roman" w:cs="Times New Roman"/>
+          <w:sz w:val="24"/>
+          <w:szCs w:val="24"/>
+        </w:rPr>
+        <w:t xml:space="preserve">c) Se tenga por ofrecida la prueba y la reserva de derechos </w:t>
+      </w:r>
+      <w:proofErr w:type="gramStart"/>
+      <w:r>
+        <w:rPr>
+          <w:rFonts w:ascii="Times New Roman" w:eastAsia="Times New Roman" w:hAnsi="Times New Roman" w:cs="Times New Roman"/>
+          <w:sz w:val="24"/>
+          <w:szCs w:val="24"/>
+        </w:rPr>
+        <w:t>formulada.-</w:t>
+      </w:r>
+      <w:proofErr w:type="gramEnd"/>
+    </w:p>
+    <w:p>
+      <w:pPr>
+        <w:spacing w:after="0" w:line="360" w:lineRule="auto"/>
+        <w:jc w:val="both"/>
+        <w:rPr>
+          <w:rFonts w:ascii="Times New Roman" w:eastAsia="Times New Roman" w:hAnsi="Times New Roman" w:cs="Times New Roman"/>
+          <w:sz w:val="24"/>
+          <w:szCs w:val="24"/>
+        </w:rPr>
+      </w:pPr>
+      <w:r>
+        <w:rPr>
+          <w:rFonts w:ascii="Times New Roman" w:eastAsia="Times New Roman" w:hAnsi="Times New Roman" w:cs="Times New Roman"/>
+          <w:sz w:val="24"/>
+          <w:szCs w:val="24"/>
+        </w:rPr>
+        <w:t xml:space="preserve">d) Se tengan presente las autorizaciones conferidas y la reserva del CASO FEDERAL </w:t>
+      </w:r>
+      <w:proofErr w:type="gramStart"/>
+      <w:r>
+        <w:rPr>
+          <w:rFonts w:ascii="Times New Roman" w:eastAsia="Times New Roman" w:hAnsi="Times New Roman" w:cs="Times New Roman"/>
+          <w:sz w:val="24"/>
+          <w:szCs w:val="24"/>
+        </w:rPr>
+        <w:t>impetrada.-</w:t>
+      </w:r>
+      <w:proofErr w:type="gramEnd"/>
+    </w:p>
+    <w:p>
+      <w:pPr>
+        <w:spacing w:after="0" w:line="360" w:lineRule="auto"/>
+        <w:jc w:val="both"/>
+        <w:rPr>
+          <w:rFonts w:ascii="Times New Roman" w:eastAsia="Times New Roman" w:hAnsi="Times New Roman" w:cs="Times New Roman"/>
+          <w:sz w:val="24"/>
+          <w:szCs w:val="24"/>
+        </w:rPr>
+      </w:pPr>
+      <w:r>
+        <w:rPr>
+          <w:rFonts w:ascii="Times New Roman" w:eastAsia="Times New Roman" w:hAnsi="Times New Roman" w:cs="Times New Roman"/>
+          <w:sz w:val="24"/>
+          <w:szCs w:val="24"/>
+        </w:rPr>
+        <w:t xml:space="preserve">e) Oportunamente se haga lugar a la demanda incoada en todas sus partes, con intereses, costos y </w:t>
+      </w:r>
+      <w:proofErr w:type="gramStart"/>
+      <w:r>
+        <w:rPr>
+          <w:rFonts w:ascii="Times New Roman" w:eastAsia="Times New Roman" w:hAnsi="Times New Roman" w:cs="Times New Roman"/>
+          <w:sz w:val="24"/>
+          <w:szCs w:val="24"/>
+        </w:rPr>
+        <w:t>costas.-</w:t>
+      </w:r>
+      <w:proofErr w:type="gramEnd"/>
+    </w:p>
+    <w:p>
+      <w:pPr>
+        <w:spacing w:after="0" w:line="360" w:lineRule="auto"/>
+        <w:jc w:val="both"/>
+        <w:rPr>
+          <w:rFonts w:ascii="Times New Roman" w:eastAsia="Times New Roman" w:hAnsi="Times New Roman" w:cs="Times New Roman"/>
+          <w:sz w:val="24"/>
+          <w:szCs w:val="24"/>
+        </w:rPr>
+      </w:pPr>
+      <w:r>
+        <w:rPr>
+          <w:rFonts w:ascii="Times New Roman" w:eastAsia="Times New Roman" w:hAnsi="Times New Roman" w:cs="Times New Roman"/>
+          <w:sz w:val="24"/>
+          <w:szCs w:val="24"/>
+        </w:rPr>
+        <w:t xml:space="preserve">f) Que </w:t>
+      </w:r>
+      <w:proofErr w:type="gramStart"/>
+      <w:r>
+        <w:rPr>
+          <w:rFonts w:ascii="Times New Roman" w:eastAsia="Times New Roman" w:hAnsi="Times New Roman" w:cs="Times New Roman"/>
+          <w:sz w:val="24"/>
+          <w:szCs w:val="24"/>
+        </w:rPr>
+        <w:t>conjuntamente con</w:t>
+      </w:r>
+      <w:proofErr w:type="gramEnd"/>
+      <w:r>
+        <w:rPr>
+          <w:rFonts w:ascii="Times New Roman" w:eastAsia="Times New Roman" w:hAnsi="Times New Roman" w:cs="Times New Roman"/>
+          <w:sz w:val="24"/>
+          <w:szCs w:val="24"/>
+        </w:rPr>
+        <w:t xml:space="preserve"> estas actuaciones se inician los autos caratulados “S/BENEFICIO DE LITIGAR SIN GASTOS”, por los </w:t>
+      </w:r>
+      <w:proofErr w:type="gramStart"/>
+      <w:r>
+        <w:rPr>
+          <w:rFonts w:ascii="Times New Roman" w:eastAsia="Times New Roman" w:hAnsi="Times New Roman" w:cs="Times New Roman"/>
+          <w:sz w:val="24"/>
+          <w:szCs w:val="24"/>
+        </w:rPr>
+        <w:t>que</w:t>
+      </w:r>
+      <w:proofErr w:type="gramEnd"/>
+      <w:r>
+        <w:rPr>
+          <w:rFonts w:ascii="Times New Roman" w:eastAsia="Times New Roman" w:hAnsi="Times New Roman" w:cs="Times New Roman"/>
+          <w:sz w:val="24"/>
+          <w:szCs w:val="24"/>
+        </w:rPr>
+        <w:t xml:space="preserve"> ante la conexidad existente entre ambas actuaciones, pido que se sorteen en el mismo </w:t>
+      </w:r>
+      <w:proofErr w:type="gramStart"/>
+      <w:r>
+        <w:rPr>
+          <w:rFonts w:ascii="Times New Roman" w:eastAsia="Times New Roman" w:hAnsi="Times New Roman" w:cs="Times New Roman"/>
+          <w:sz w:val="24"/>
+          <w:szCs w:val="24"/>
+        </w:rPr>
+        <w:t>juzgado.-</w:t>
+      </w:r>
+      <w:proofErr w:type="gramEnd"/>
     </w:p>
     <w:p>
       <w:pPr>
